--- a/GCC_Dashboard_PRD.docx
+++ b/GCC_Dashboard_PRD.docx
@@ -288,7 +288,7 @@
                 <w:sz w:val="20"/>
                 <w:szCs w:val="20"/>
               </w:rPr>
-              <w:t xml:space="preserve">v1.0 — Initial Release</w:t>
+              <w:t xml:space="preserve">v1.1 — RSS architecture refactor</w:t>
             </w:r>
           </w:p>
         </w:tc>
@@ -858,7 +858,7 @@
           <w:sz w:val="22"/>
           <w:szCs w:val="22"/>
         </w:rPr>
-        <w:t xml:space="preserve">A real-time news feed surfacing AI in education content from 8+ RSS sources</w:t>
+        <w:t xml:space="preserve">A real-time news feed surfacing AI in education content from 56 RSS sources across five subject tabs</w:t>
       </w:r>
     </w:p>
     <w:p>
@@ -4899,7 +4899,7 @@
           <w:sz w:val="22"/>
           <w:szCs w:val="22"/>
         </w:rPr>
-        <w:t xml:space="preserve">RSS via AllOrigins CORS proxy — live news feed from 8+ sources</w:t>
+        <w:t xml:space="preserve">RSS via three-proxy waterfall (rss2json → allorigins → corsproxy.io) — 56-source shared pool, keyword classifier routes articles to tabs, top 15 per tab</w:t>
       </w:r>
     </w:p>
     <w:p>
@@ -7530,7 +7530,7 @@
                 <w:sz w:val="20"/>
                 <w:szCs w:val="20"/>
               </w:rPr>
-              <w:t xml:space="preserve">RSS aggregator pulling from 8+ AI-in-education sources via AllOrigins proxy; pin articles; mark read</w:t>
+              <w:t xml:space="preserve">56-source shared RSS pool fetched once; keyword classifier scores each article and routes to the most relevant tab; top 15 per tab displayed; pin articles; mark read</w:t>
             </w:r>
           </w:p>
         </w:tc>
@@ -7605,7 +7605,7 @@
                 <w:sz w:val="20"/>
                 <w:szCs w:val="20"/>
               </w:rPr>
-              <w:t xml:space="preserve">AllOrigins CORS proxy handles cross-origin RSS</w:t>
+              <w:t xml:space="preserve">rss2json primary; allorigins + corsproxy.io fallbacks; single fetchInFlight promise prevents duplicate fetches; homeTab is tiebreaker only</w:t>
             </w:r>
           </w:p>
         </w:tc>
@@ -16253,7 +16253,7 @@
                 <w:sz w:val="20"/>
                 <w:szCs w:val="20"/>
               </w:rPr>
-              <w:t xml:space="preserve">News feed loads articles from 8+ sources; pin and read-state persist; articles link out to source</w:t>
+              <w:t xml:space="preserve">News feed loads articles from 56 sources; classifier routes to correct tab; pin and read-state persist; articles link out to source</w:t>
             </w:r>
           </w:p>
         </w:tc>
@@ -19021,7 +19021,7 @@
           <w:sz w:val="22"/>
           <w:szCs w:val="22"/>
         </w:rPr>
-        <w:t xml:space="preserve">News feed requires internet connection (AllOrigins RSS proxy). Graceful fallback if offline.</w:t>
+        <w:t xml:space="preserve">News feed requires internet connection (rss2json/allorigins/corsproxy.io proxy waterfall). Graceful fallback if offline.</w:t>
       </w:r>
     </w:p>
     <w:p>

--- a/GCC_Dashboard_PRD.docx
+++ b/GCC_Dashboard_PRD.docx
@@ -35,7 +35,7 @@
           <w:sz w:val="48"/>
           <w:szCs w:val="48"/>
         </w:rPr>
-        <w:t xml:space="preserve">GCC AI Professional Development Dashboard</w:t>
+        <w:t xml:space="preserve">Cultivate — GCC AI Professional Development Dashboard</w:t>
       </w:r>
     </w:p>
     <w:p>
@@ -134,7 +134,7 @@
                 <w:sz w:val="20"/>
                 <w:szCs w:val="20"/>
               </w:rPr>
-              <w:t xml:space="preserve">GCC AI Professional Development Dashboard</w:t>
+              <w:t xml:space="preserve">Cultivate — GCC AI Professional Development Dashboard</w:t>
             </w:r>
           </w:p>
         </w:tc>
@@ -288,7 +288,7 @@
                 <w:sz w:val="20"/>
                 <w:szCs w:val="20"/>
               </w:rPr>
-              <w:t xml:space="preserve">v1.1 — RSS architecture refactor</w:t>
+              <w:t xml:space="preserve">v1.2 — Download state, link checker, card/source cleanup</w:t>
             </w:r>
           </w:p>
         </w:tc>
@@ -703,7 +703,7 @@
           <w:sz w:val="22"/>
           <w:szCs w:val="22"/>
         </w:rPr>
-        <w:t xml:space="preserve">This document defines the product requirements for the GCC AI Professional Development Dashboard, a personal productivity and planning tool built for a single faculty member at Glendale Community College. The dashboard spans six interconnected HTML pages, designed to manage professional development goals, conference submissions, sabbatical proposal work, and career transition planning across a 2026–2028 timeline.</w:t>
+        <w:t xml:space="preserve">This document defines the product requirements for Cultivate (GCC AI Professional Development Dashboard), a personal productivity and planning tool built for a single faculty member at Glendale Community College. The dashboard spans six interconnected HTML pages, designed to manage professional development goals, conference submissions, sabbatical proposal work, and career transition planning across a 2026–2028 timeline.</w:t>
       </w:r>
     </w:p>
     <w:p>
@@ -766,7 +766,7 @@
           <w:sz w:val="22"/>
           <w:szCs w:val="22"/>
         </w:rPr>
-        <w:t xml:space="preserve">The GCC AI Professional Development Dashboard is a zero-dependency personal productivity system built for a community college faculty member navigating a complex, multi-year professional development plan. It replaces scattered notes, bookmarks, and calendar reminders with a single, always-accessible hub that surfaces the right information at the right time.</w:t>
+        <w:t xml:space="preserve">Cultivate is a zero-dependency personal productivity system built for a community college faculty member navigating a complex, multi-year professional development plan. It replaces scattered notes, bookmarks, and calendar reminders with a single, always-accessible hub that surfaces the right information at the right time.</w:t>
       </w:r>
     </w:p>
     <w:p>
@@ -858,7 +858,7 @@
           <w:sz w:val="22"/>
           <w:szCs w:val="22"/>
         </w:rPr>
-        <w:t xml:space="preserve">A real-time news feed surfacing AI in education content from 56 RSS sources across five subject tabs</w:t>
+        <w:t xml:space="preserve">A real-time news feed pulling from 56 RSS sources. ALL sources are fetched for every tab — the keyword classifier routes each article to the most relevant tab. homeTab is a tiebreaker only.</w:t>
       </w:r>
     </w:p>
     <w:p>
@@ -6436,7 +6436,7 @@
                 <w:sz w:val="20"/>
                 <w:szCs w:val="20"/>
               </w:rPr>
-              <w:t xml:space="preserve">Centered Lora h1 with italic rose-colored emphasis word, CAPS tagline, pill-style nav links</w:t>
+              <w:t xml:space="preserve">Centered Lora h1 with italic rose-colored emphasis word (Cultivate), tagline "Your AI-powered professional development space", pill-style nav links</w:t>
             </w:r>
           </w:p>
         </w:tc>
@@ -7302,6 +7302,174 @@
         <w:t xml:space="preserve">5.2 AI Resources Hub</w:t>
       </w:r>
     </w:p>
+    <w:p>
+      <w:pPr>
+        <w:pBdr>
+          <w:top w:val="single" w:color="c4929e" w:sz="12" w:space="4"/>
+          <w:left w:val="single" w:color="c4929e" w:sz="12" w:space="4"/>
+          <w:bottom w:val="single" w:color="c4929e" w:sz="12" w:space="4"/>
+          <w:right w:val="single" w:color="c4929e" w:sz="12" w:space="4"/>
+        </w:pBdr>
+        <w:shd w:fill="f5e8eb" w:val="clear"/>
+        <w:spacing w:before="160" w:after="80"/>
+        <w:ind w:left="160" w:right="160"/>
+      </w:pPr>
+      <w:r>
+        <w:rPr>
+          <w:rFonts w:ascii="Arial" w:cs="Arial" w:eastAsia="Arial" w:hAnsi="Arial"/>
+          <w:b/>
+          <w:bCs/>
+          <w:color w:val="7a5080"/>
+          <w:sz w:val="22"/>
+          <w:szCs w:val="22"/>
+        </w:rPr>
+        <w:t xml:space="preserve">⚠ CRITICAL REQUIREMENT — RSS Feed: Fetch ALL Sources for Every Tab</w:t>
+      </w:r>
+    </w:p>
+    <w:p>
+      <w:pPr>
+        <w:shd w:fill="f5e8eb" w:val="clear"/>
+        <w:spacing w:before="0" w:after="80"/>
+        <w:ind w:left="160" w:right="160"/>
+      </w:pPr>
+      <w:r>
+        <w:rPr>
+          <w:rFonts w:ascii="Arial" w:cs="Arial" w:eastAsia="Arial" w:hAnsi="Arial"/>
+          <w:color w:val="3a2e3f"/>
+          <w:sz w:val="20"/>
+          <w:szCs w:val="20"/>
+        </w:rPr>
+        <w:t xml:space="preserve">The news feed is the primary reason this page exists. Michelle uses Cultivate as her main daily news source across all professional subject areas — AI, EdTech, Student Success, UX, and PM. The RSS architecture must work as follows:</w:t>
+      </w:r>
+    </w:p>
+    <w:p>
+      <w:pPr>
+        <w:pStyle w:val="ListParagraph"/>
+        <w:numPr>
+          <w:ilvl w:val="0"/>
+          <w:numId w:val="2"/>
+        </w:numPr>
+        <w:shd w:fill="f5e8eb" w:val="clear"/>
+        <w:spacing w:before="0" w:after="60"/>
+        <w:ind w:left="360" w:right="160"/>
+      </w:pPr>
+      <w:r>
+        <w:rPr>
+          <w:rFonts w:ascii="Arial" w:cs="Arial" w:eastAsia="Arial" w:hAnsi="Arial"/>
+          <w:b/>
+          <w:bCs/>
+          <w:color w:val="3a2e3f"/>
+          <w:sz w:val="20"/>
+          <w:szCs w:val="20"/>
+        </w:rPr>
+        <w:t xml:space="preserve">ALL 56 RSS sources must be fetched on every page load, for every tab. </w:t>
+      </w:r>
+      <w:r>
+        <w:rPr>
+          <w:rFonts w:ascii="Arial" w:cs="Arial" w:eastAsia="Arial" w:hAnsi="Arial"/>
+          <w:color w:val="3a2e3f"/>
+          <w:sz w:val="20"/>
+          <w:szCs w:val="20"/>
+        </w:rPr>
+        <w:t xml:space="preserve">Sources must never be filtered or divided by tab at fetch time.</w:t>
+      </w:r>
+    </w:p>
+    <w:p>
+      <w:pPr>
+        <w:pStyle w:val="ListParagraph"/>
+        <w:numPr>
+          <w:ilvl w:val="0"/>
+          <w:numId w:val="2"/>
+        </w:numPr>
+        <w:shd w:fill="f5e8eb" w:val="clear"/>
+        <w:spacing w:before="0" w:after="60"/>
+        <w:ind w:left="360" w:right="160"/>
+      </w:pPr>
+      <w:r>
+        <w:rPr>
+          <w:rFonts w:ascii="Arial" w:cs="Arial" w:eastAsia="Arial" w:hAnsi="Arial"/>
+          <w:b/>
+          <w:bCs/>
+          <w:color w:val="3a2e3f"/>
+          <w:sz w:val="20"/>
+          <w:szCs w:val="20"/>
+        </w:rPr>
+        <w:t xml:space="preserve">A keyword classifier routes every article to its most relevant tab. </w:t>
+      </w:r>
+      <w:r>
+        <w:rPr>
+          <w:rFonts w:ascii="Arial" w:cs="Arial" w:eastAsia="Arial" w:hAnsi="Arial"/>
+          <w:color w:val="3a2e3f"/>
+          <w:sz w:val="20"/>
+          <w:szCs w:val="20"/>
+        </w:rPr>
+        <w:t xml:space="preserve">Any source can produce articles for any tab. A Smashing Magazine post about AI tools should appear in the AI tab. A Hechinger Report piece on ed-tech policy should appear in EdTech. The source’s homeTab is only a tiebreaker when scores are equal.</w:t>
+      </w:r>
+    </w:p>
+    <w:p>
+      <w:pPr>
+        <w:pStyle w:val="ListParagraph"/>
+        <w:numPr>
+          <w:ilvl w:val="0"/>
+          <w:numId w:val="2"/>
+        </w:numPr>
+        <w:shd w:fill="f5e8eb" w:val="clear"/>
+        <w:spacing w:before="0" w:after="60"/>
+        <w:ind w:left="360" w:right="160"/>
+      </w:pPr>
+      <w:r>
+        <w:rPr>
+          <w:rFonts w:ascii="Arial" w:cs="Arial" w:eastAsia="Arial" w:hAnsi="Arial"/>
+          <w:b/>
+          <w:bCs/>
+          <w:color w:val="3a2e3f"/>
+          <w:sz w:val="20"/>
+          <w:szCs w:val="20"/>
+        </w:rPr>
+        <w:t xml:space="preserve">Implementation: </w:t>
+      </w:r>
+      <w:r>
+        <w:rPr>
+          <w:rFonts w:ascii="Arial" w:cs="Arial" w:eastAsia="Arial" w:hAnsi="Arial"/>
+          <w:color w:val="3a2e3f"/>
+          <w:sz w:val="20"/>
+          <w:szCs w:val="20"/>
+        </w:rPr>
+        <w:t xml:space="preserve">fetchAndClassifyAll() calls RSS_SOURCES.map() to fetch all sources in parallel. classifyArticle(item, homeTab) scores each article against TAB_KEYWORDS. The shared articlePool is built once and filtered per tab click — tab switches never re-fetch.</w:t>
+      </w:r>
+    </w:p>
+    <w:p>
+      <w:pPr>
+        <w:pStyle w:val="ListParagraph"/>
+        <w:numPr>
+          <w:ilvl w:val="0"/>
+          <w:numId w:val="2"/>
+        </w:numPr>
+        <w:shd w:fill="f5e8eb" w:val="clear"/>
+        <w:spacing w:before="0" w:after="160"/>
+        <w:ind w:left="360" w:right="160"/>
+      </w:pPr>
+      <w:r>
+        <w:rPr>
+          <w:rFonts w:ascii="Arial" w:cs="Arial" w:eastAsia="Arial" w:hAnsi="Arial"/>
+          <w:b/>
+          <w:bCs/>
+          <w:color w:val="c4929e"/>
+          <w:sz w:val="20"/>
+          <w:szCs w:val="20"/>
+        </w:rPr>
+        <w:t xml:space="preserve">DO NOT change this. </w:t>
+      </w:r>
+      <w:r>
+        <w:rPr>
+          <w:rFonts w:ascii="Arial" w:cs="Arial" w:eastAsia="Arial" w:hAnsi="Arial"/>
+          <w:color w:val="3a2e3f"/>
+          <w:sz w:val="20"/>
+          <w:szCs w:val="20"/>
+        </w:rPr>
+        <w:t xml:space="preserve">Splitting RSS_SOURCES into per-tab arrays, filtering sources before fetching, or only fetching sources whose homeTab matches the active tab would all break this requirement. This has been accidentally reverted multiple times. The homeTab groupings in code are for human readability only.</w:t>
+      </w:r>
+    </w:p>
     <w:tbl>
       <w:tblPr>
         <w:tblW w:type="dxa" w:w="9360"/>
@@ -7530,7 +7698,7 @@
                 <w:sz w:val="20"/>
                 <w:szCs w:val="20"/>
               </w:rPr>
-              <w:t xml:space="preserve">56-source shared RSS pool fetched once; keyword classifier scores each article and routes to the most relevant tab; top 15 per tab displayed; pin articles; mark read</w:t>
+              <w:t xml:space="preserve">ALL 56 sources fetched together via fetchAndClassifyAll(); keyword classifier routes every article to most relevant tab; homeTab is tiebreaker only — never used to filter which sources are fetched; top 15 per tab; pin articles; mark read</w:t>
             </w:r>
           </w:p>
         </w:tc>
@@ -7605,7 +7773,7 @@
                 <w:sz w:val="20"/>
                 <w:szCs w:val="20"/>
               </w:rPr>
-              <w:t xml:space="preserve">rss2json primary; allorigins + corsproxy.io fallbacks; single fetchInFlight promise prevents duplicate fetches; homeTab is tiebreaker only</w:t>
+              <w:t xml:space="preserve">rss2json primary; allorigins + corsproxy.io fallbacks; single fetchInFlight promise prevents duplicate fetches; ALL 56 sources always fetched — homeTab is tiebreaker only, never a fetch filter</w:t>
             </w:r>
           </w:p>
         </w:tc>
@@ -8822,6 +8990,276 @@
                 <w:szCs w:val="20"/>
               </w:rPr>
               <w:t xml:space="preserve">Key: gcc_hub_card_pins_v1</w:t>
+            </w:r>
+          </w:p>
+        </w:tc>
+      </w:tr>
+      <w:tr>
+        <w:tc>
+          <w:tcPr>
+            <w:tcW w:type="dxa" w:w="1500"/>
+            <w:tcBorders>
+              <w:top w:val="single" w:color="CCCCCC" w:sz="1"/>
+              <w:left w:val="single" w:color="CCCCCC" w:sz="1"/>
+              <w:bottom w:val="single" w:color="CCCCCC" w:sz="1"/>
+              <w:right w:val="single" w:color="CCCCCC" w:sz="1"/>
+            </w:tcBorders>
+            <w:tcMar>
+              <w:top w:type="dxa" w:w="80"/>
+              <w:left w:type="dxa" w:w="120"/>
+              <w:bottom w:type="dxa" w:w="80"/>
+              <w:right w:type="dxa" w:w="120"/>
+            </w:tcMar>
+            <w:vAlign w:val="top"/>
+          </w:tcPr>
+          <w:p>
+            <w:pPr>
+              <w:spacing w:before="0" w:after="120"/>
+            </w:pPr>
+            <w:r>
+              <w:rPr>
+                <w:rFonts w:ascii="Arial" w:cs="Arial" w:hAnsi="Arial"/>
+                <w:b/>
+                <w:color w:val="3a2e3f"/>
+                <w:sz w:val="20"/>
+                <w:szCs w:val="20"/>
+              </w:rPr>
+              <w:t>Download state (airplane icon)</w:t>
+            </w:r>
+          </w:p>
+        </w:tc>
+        <w:tc>
+          <w:tcPr>
+            <w:tcW w:type="dxa" w:w="3600"/>
+            <w:tcBorders>
+              <w:top w:val="single" w:color="CCCCCC" w:sz="1"/>
+              <w:left w:val="single" w:color="CCCCCC" w:sz="1"/>
+              <w:bottom w:val="single" w:color="CCCCCC" w:sz="1"/>
+              <w:right w:val="single" w:color="CCCCCC" w:sz="1"/>
+            </w:tcBorders>
+            <w:tcMar>
+              <w:top w:type="dxa" w:w="80"/>
+              <w:left w:type="dxa" w:w="120"/>
+              <w:bottom w:type="dxa" w:w="80"/>
+              <w:right w:type="dxa" w:w="120"/>
+            </w:tcMar>
+            <w:vAlign w:val="top"/>
+          </w:tcPr>
+          <w:p>
+            <w:pPr>
+              <w:spacing w:before="0" w:after="120"/>
+            </w:pPr>
+            <w:r>
+              <w:rPr>
+                <w:rFonts w:ascii="Arial" w:cs="Arial" w:hAnsi="Arial"/>
+                <w:b w:val="false"/>
+                <w:color w:val="3a2e3f"/>
+                <w:sz w:val="20"/>
+                <w:szCs w:val="20"/>
+              </w:rPr>
+              <w:t xml:space="preserve">Every card with downloadable content has a greyed-out airplane icon in the card-meta column. Clicking it marks it full color to indicate the file has been downloaded to the device. Kindle books have icons but are excluded from link checking. State persists across sessions.</w:t>
+            </w:r>
+          </w:p>
+        </w:tc>
+        <w:tc>
+          <w:tcPr>
+            <w:tcW w:type="dxa" w:w="1500"/>
+            <w:tcBorders>
+              <w:top w:val="single" w:color="CCCCCC" w:sz="1"/>
+              <w:left w:val="single" w:color="CCCCCC" w:sz="1"/>
+              <w:bottom w:val="single" w:color="CCCCCC" w:sz="1"/>
+              <w:right w:val="single" w:color="CCCCCC" w:sz="1"/>
+            </w:tcBorders>
+            <w:shd w:fill="ede4f2" w:val="clear"/>
+            <w:tcMar>
+              <w:top w:type="dxa" w:w="80"/>
+              <w:left w:type="dxa" w:w="120"/>
+              <w:bottom w:type="dxa" w:w="80"/>
+              <w:right w:type="dxa" w:w="120"/>
+            </w:tcMar>
+            <w:vAlign w:val="top"/>
+          </w:tcPr>
+          <w:p>
+            <w:pPr>
+              <w:spacing w:before="0" w:after="120"/>
+            </w:pPr>
+            <w:r>
+              <w:rPr>
+                <w:rFonts w:ascii="Arial" w:cs="Arial" w:hAnsi="Arial"/>
+                <w:b w:val="false"/>
+                <w:color w:val="3a2e3f"/>
+                <w:sz w:val="20"/>
+                <w:szCs w:val="20"/>
+              </w:rPr>
+              <w:t>P2</w:t>
+            </w:r>
+          </w:p>
+        </w:tc>
+        <w:tc>
+          <w:tcPr>
+            <w:tcW w:type="dxa" w:w="2260"/>
+            <w:tcBorders>
+              <w:top w:val="single" w:color="CCCCCC" w:sz="1"/>
+              <w:left w:val="single" w:color="CCCCCC" w:sz="1"/>
+              <w:bottom w:val="single" w:color="CCCCCC" w:sz="1"/>
+              <w:right w:val="single" w:color="CCCCCC" w:sz="1"/>
+            </w:tcBorders>
+            <w:tcMar>
+              <w:top w:type="dxa" w:w="80"/>
+              <w:left w:type="dxa" w:w="120"/>
+              <w:bottom w:type="dxa" w:w="80"/>
+              <w:right w:type="dxa" w:w="120"/>
+            </w:tcMar>
+            <w:vAlign w:val="top"/>
+          </w:tcPr>
+          <w:p>
+            <w:pPr>
+              <w:spacing w:before="0" w:after="120"/>
+            </w:pPr>
+            <w:r>
+              <w:rPr>
+                <w:rFonts w:ascii="Arial" w:cs="Arial" w:hAnsi="Arial"/>
+                <w:b w:val="false"/>
+                <w:color w:val="3a2e3f"/>
+                <w:sz w:val="20"/>
+                <w:szCs w:val="20"/>
+              </w:rPr>
+              <w:t xml:space="preserve">Key: gcc_hub_downloaded_v1; .dl-btn + .downloaded CSS; toggleDownload() / restoreDownloadState()</w:t>
+            </w:r>
+          </w:p>
+        </w:tc>
+      </w:tr>
+      <w:tr>
+        <w:tc>
+          <w:tcPr>
+            <w:tcW w:type="dxa" w:w="1500"/>
+            <w:tcBorders>
+              <w:top w:val="single" w:color="CCCCCC" w:sz="1"/>
+              <w:left w:val="single" w:color="CCCCCC" w:sz="1"/>
+              <w:bottom w:val="single" w:color="CCCCCC" w:sz="1"/>
+              <w:right w:val="single" w:color="CCCCCC" w:sz="1"/>
+            </w:tcBorders>
+            <w:tcMar>
+              <w:top w:type="dxa" w:w="80"/>
+              <w:left w:type="dxa" w:w="120"/>
+              <w:bottom w:type="dxa" w:w="80"/>
+              <w:right w:type="dxa" w:w="120"/>
+            </w:tcMar>
+            <w:vAlign w:val="top"/>
+          </w:tcPr>
+          <w:p>
+            <w:pPr>
+              <w:spacing w:before="0" w:after="120"/>
+            </w:pPr>
+            <w:r>
+              <w:rPr>
+                <w:rFonts w:ascii="Arial" w:cs="Arial" w:hAnsi="Arial"/>
+                <w:b/>
+                <w:color w:val="3a2e3f"/>
+                <w:sz w:val="20"/>
+                <w:szCs w:val="20"/>
+              </w:rPr>
+              <w:t>Link checker</w:t>
+            </w:r>
+          </w:p>
+        </w:tc>
+        <w:tc>
+          <w:tcPr>
+            <w:tcW w:type="dxa" w:w="3600"/>
+            <w:tcBorders>
+              <w:top w:val="single" w:color="CCCCCC" w:sz="1"/>
+              <w:left w:val="single" w:color="CCCCCC" w:sz="1"/>
+              <w:bottom w:val="single" w:color="CCCCCC" w:sz="1"/>
+              <w:right w:val="single" w:color="CCCCCC" w:sz="1"/>
+            </w:tcBorders>
+            <w:tcMar>
+              <w:top w:type="dxa" w:w="80"/>
+              <w:left w:type="dxa" w:w="120"/>
+              <w:bottom w:type="dxa" w:w="80"/>
+              <w:right w:type="dxa" w:w="120"/>
+            </w:tcMar>
+            <w:vAlign w:val="top"/>
+          </w:tcPr>
+          <w:p>
+            <w:pPr>
+              <w:spacing w:before="0" w:after="120"/>
+            </w:pPr>
+            <w:r>
+              <w:rPr>
+                <w:rFonts w:ascii="Arial" w:cs="Arial" w:hAnsi="Arial"/>
+                <w:b w:val="false"/>
+                <w:color w:val="3a2e3f"/>
+                <w:sz w:val="20"/>
+                <w:szCs w:val="20"/>
+              </w:rPr>
+              <w:t xml:space="preserve">Button at page bottom checks all card links in parallel via fetch HEAD + Promise.allSettled. Reachable links get a green check prefix; broken links get a red X outline. Login-required domains (NYT, EDUCAUSE, NISOD, Coursera, etc.) still get checked but also show a lock icon. Amazon/Kindle links are excluded entirely via data-no-check attribute.</w:t>
+            </w:r>
+          </w:p>
+        </w:tc>
+        <w:tc>
+          <w:tcPr>
+            <w:tcW w:type="dxa" w:w="1500"/>
+            <w:tcBorders>
+              <w:top w:val="single" w:color="CCCCCC" w:sz="1"/>
+              <w:left w:val="single" w:color="CCCCCC" w:sz="1"/>
+              <w:bottom w:val="single" w:color="CCCCCC" w:sz="1"/>
+              <w:right w:val="single" w:color="CCCCCC" w:sz="1"/>
+            </w:tcBorders>
+            <w:shd w:fill="ede4f2" w:val="clear"/>
+            <w:tcMar>
+              <w:top w:type="dxa" w:w="80"/>
+              <w:left w:type="dxa" w:w="120"/>
+              <w:bottom w:type="dxa" w:w="80"/>
+              <w:right w:type="dxa" w:w="120"/>
+            </w:tcMar>
+            <w:vAlign w:val="top"/>
+          </w:tcPr>
+          <w:p>
+            <w:pPr>
+              <w:spacing w:before="0" w:after="120"/>
+            </w:pPr>
+            <w:r>
+              <w:rPr>
+                <w:rFonts w:ascii="Arial" w:cs="Arial" w:hAnsi="Arial"/>
+                <w:b w:val="false"/>
+                <w:color w:val="3a2e3f"/>
+                <w:sz w:val="20"/>
+                <w:szCs w:val="20"/>
+              </w:rPr>
+              <w:t>P2</w:t>
+            </w:r>
+          </w:p>
+        </w:tc>
+        <w:tc>
+          <w:tcPr>
+            <w:tcW w:type="dxa" w:w="2260"/>
+            <w:tcBorders>
+              <w:top w:val="single" w:color="CCCCCC" w:sz="1"/>
+              <w:left w:val="single" w:color="CCCCCC" w:sz="1"/>
+              <w:bottom w:val="single" w:color="CCCCCC" w:sz="1"/>
+              <w:right w:val="single" w:color="CCCCCC" w:sz="1"/>
+            </w:tcBorders>
+            <w:tcMar>
+              <w:top w:type="dxa" w:w="80"/>
+              <w:left w:type="dxa" w:w="120"/>
+              <w:bottom w:type="dxa" w:w="80"/>
+              <w:right w:type="dxa" w:w="120"/>
+            </w:tcMar>
+            <w:vAlign w:val="top"/>
+          </w:tcPr>
+          <w:p>
+            <w:pPr>
+              <w:spacing w:before="0" w:after="120"/>
+            </w:pPr>
+            <w:r>
+              <w:rPr>
+                <w:rFonts w:ascii="Arial" w:cs="Arial" w:hAnsi="Arial"/>
+                <w:b w:val="false"/>
+                <w:color w:val="3a2e3f"/>
+                <w:sz w:val="20"/>
+                <w:szCs w:val="20"/>
+              </w:rPr>
+              <w:t xml:space="preserve">23 login-required domains in loginDomains[]; 6 Kindle book links excluded with data-no-check; MutationObserver re-applies lock badges to dynamically added news items</w:t>
             </w:r>
           </w:p>
         </w:tc>
@@ -16253,7 +16691,7 @@
                 <w:sz w:val="20"/>
                 <w:szCs w:val="20"/>
               </w:rPr>
-              <w:t xml:space="preserve">News feed loads articles from 56 sources; classifier routes to correct tab; pin and read-state persist; articles link out to source</w:t>
+              <w:t xml:space="preserve">News feed fetches ALL 56 sources; classifier routes each article to most relevant tab regardless of source homeTab; pin and read-state persist; articles link out to source</w:t>
             </w:r>
           </w:p>
         </w:tc>
@@ -18847,6 +19285,141 @@
                 <w:szCs w:val="20"/>
               </w:rPr>
               <w:t xml:space="preserve">User-added resource card objects; exported via exportAddedResources()</w:t>
+            </w:r>
+          </w:p>
+        </w:tc>
+      </w:tr>
+      <w:tr>
+        <w:tc>
+          <w:tcPr>
+            <w:tcW w:type="dxa" w:w="2600"/>
+            <w:tcBorders>
+              <w:top w:val="single" w:color="CCCCCC" w:sz="1"/>
+              <w:left w:val="single" w:color="CCCCCC" w:sz="1"/>
+              <w:bottom w:val="single" w:color="CCCCCC" w:sz="1"/>
+              <w:right w:val="single" w:color="CCCCCC" w:sz="1"/>
+            </w:tcBorders>
+            <w:tcMar>
+              <w:top w:type="dxa" w:w="80"/>
+              <w:left w:type="dxa" w:w="120"/>
+              <w:bottom w:type="dxa" w:w="80"/>
+              <w:right w:type="dxa" w:w="120"/>
+            </w:tcMar>
+            <w:vAlign w:val="top"/>
+          </w:tcPr>
+          <w:p>
+            <w:pPr>
+              <w:spacing w:before="0" w:after="120"/>
+            </w:pPr>
+            <w:r>
+              <w:rPr>
+                <w:rFonts w:ascii="Arial" w:cs="Arial" w:hAnsi="Arial"/>
+                <w:b/>
+                <w:bCs/>
+                <w:color w:val="3a2e3f"/>
+                <w:sz w:val="20"/>
+                <w:szCs w:val="20"/>
+              </w:rPr>
+              <w:t xml:space="preserve">gcc_hub_downloaded_v1</w:t>
+            </w:r>
+          </w:p>
+        </w:tc>
+        <w:tc>
+          <w:tcPr>
+            <w:tcW w:type="dxa" w:w="1200"/>
+            <w:tcBorders>
+              <w:top w:val="single" w:color="CCCCCC" w:sz="1"/>
+              <w:left w:val="single" w:color="CCCCCC" w:sz="1"/>
+              <w:bottom w:val="single" w:color="CCCCCC" w:sz="1"/>
+              <w:right w:val="single" w:color="CCCCCC" w:sz="1"/>
+            </w:tcBorders>
+            <w:tcMar>
+              <w:top w:type="dxa" w:w="80"/>
+              <w:left w:type="dxa" w:w="120"/>
+              <w:bottom w:type="dxa" w:w="80"/>
+              <w:right w:type="dxa" w:w="120"/>
+            </w:tcMar>
+            <w:vAlign w:val="top"/>
+          </w:tcPr>
+          <w:p>
+            <w:pPr>
+              <w:spacing w:before="0" w:after="120"/>
+            </w:pPr>
+            <w:r>
+              <w:rPr>
+                <w:rFonts w:ascii="Arial" w:cs="Arial" w:hAnsi="Arial"/>
+                <w:b w:val="false"/>
+                <w:color w:val="3a2e3f"/>
+                <w:sz w:val="20"/>
+                <w:szCs w:val="20"/>
+              </w:rPr>
+              <w:t xml:space="preserve">Hub</w:t>
+            </w:r>
+          </w:p>
+        </w:tc>
+        <w:tc>
+          <w:tcPr>
+            <w:tcW w:type="dxa" w:w="1560"/>
+            <w:tcBorders>
+              <w:top w:val="single" w:color="CCCCCC" w:sz="1"/>
+              <w:left w:val="single" w:color="CCCCCC" w:sz="1"/>
+              <w:bottom w:val="single" w:color="CCCCCC" w:sz="1"/>
+              <w:right w:val="single" w:color="CCCCCC" w:sz="1"/>
+            </w:tcBorders>
+            <w:tcMar>
+              <w:top w:type="dxa" w:w="80"/>
+              <w:left w:type="dxa" w:w="120"/>
+              <w:bottom w:type="dxa" w:w="80"/>
+              <w:right w:type="dxa" w:w="120"/>
+            </w:tcMar>
+            <w:vAlign w:val="top"/>
+          </w:tcPr>
+          <w:p>
+            <w:pPr>
+              <w:spacing w:before="0" w:after="120"/>
+            </w:pPr>
+            <w:r>
+              <w:rPr>
+                <w:rFonts w:ascii="Arial" w:cs="Arial" w:hAnsi="Arial"/>
+                <w:b w:val="false"/>
+                <w:color w:val="3a2e3f"/>
+                <w:sz w:val="20"/>
+                <w:szCs w:val="20"/>
+              </w:rPr>
+              <w:t xml:space="preserve">Object</w:t>
+            </w:r>
+          </w:p>
+        </w:tc>
+        <w:tc>
+          <w:tcPr>
+            <w:tcW w:type="dxa" w:w="4000"/>
+            <w:tcBorders>
+              <w:top w:val="single" w:color="CCCCCC" w:sz="1"/>
+              <w:left w:val="single" w:color="CCCCCC" w:sz="1"/>
+              <w:bottom w:val="single" w:color="CCCCCC" w:sz="1"/>
+              <w:right w:val="single" w:color="CCCCCC" w:sz="1"/>
+            </w:tcBorders>
+            <w:tcMar>
+              <w:top w:type="dxa" w:w="80"/>
+              <w:left w:type="dxa" w:w="120"/>
+              <w:bottom w:type="dxa" w:w="80"/>
+              <w:right w:type="dxa" w:w="120"/>
+            </w:tcMar>
+            <w:vAlign w:val="top"/>
+          </w:tcPr>
+          <w:p>
+            <w:pPr>
+              <w:spacing w:before="0" w:after="120"/>
+            </w:pPr>
+            <w:r>
+              <w:rPr>
+                <w:rFonts w:ascii="Arial" w:cs="Arial" w:hAnsi="Arial"/>
+                <w:b w:val="false"/>
+                <w:color w:val="3a2e3f"/>
+                <w:sz w:val="20"/>
+                <w:szCs w:val="20"/>
+              </w:rPr>
+              <w:t xml:space="preserve">Map of card data-ids to boolean; written by toggleDownload(), restored by restoreDownloadState() on load. Greyed airplane = not yet downloaded; full-color = downloaded to device.</w:t>
             </w:r>
           </w:p>
         </w:tc>
@@ -22532,6 +23105,8528 @@
     </w:tbl>
     <w:p>
       <w:pPr>
+        <w:spacing w:before="400" w:after="0"/>
+      </w:pPr>
+      <w:r>
+        <w:t xml:space="preserve"/>
+      </w:r>
+    </w:p>
+    <w:p>
+      <w:pPr>
+        <w:pStyle w:val="Heading1"/>
+        <w:spacing w:before="360" w:after="160"/>
+      </w:pPr>
+      <w:r>
+        <w:rPr>
+          <w:rFonts w:ascii="Arial" w:cs="Arial" w:hAnsi="Arial"/>
+          <w:b/>
+          <w:bCs/>
+          <w:color w:val="7a5080"/>
+          <w:sz w:val="28"/>
+          <w:szCs w:val="28"/>
+        </w:rPr>
+        <w:t xml:space="preserve">Appendix B — RSS Source Library (62 Sources)</w:t>
+      </w:r>
+    </w:p>
+    <w:p>
+      <w:pPr>
+        <w:spacing w:before="0" w:after="120"/>
+      </w:pPr>
+      <w:r>
+        <w:rPr>
+          <w:rFonts w:ascii="Arial" w:cs="Arial" w:hAnsi="Arial"/>
+          <w:color w:val="3a2e3f"/>
+          <w:sz w:val="20"/>
+          <w:szCs w:val="20"/>
+        </w:rPr>
+        <w:t xml:space="preserve">All 62 sources below are fetched on every page load and searched for content relevant to each subject tab. Sources span top AI research universities, national higher ed publications, UX and design journals, and product management media. Every source has a public RSS feed. The keyword classifier routes each article to the most relevant tab — any source can contribute to any tab. University lab sources are listed in order of national AI program ranking.</w:t>
+      </w:r>
+    </w:p>
+    <w:tbl>
+      <w:tblPr>
+        <w:tblW w:type="dxa" w:w="9360"/>
+        <w:tblBorders>
+          <w:top w:val="single" w:color="ddd3c8" w:sz="4"/>
+          <w:left w:val="single" w:color="ddd3c8" w:sz="1"/>
+          <w:bottom w:val="single" w:color="ddd3c8" w:sz="4"/>
+          <w:right w:val="single" w:color="ddd3c8" w:sz="1"/>
+          <w:insideH w:val="single" w:color="ddd3c8" w:sz="1"/>
+          <w:insideV w:val="single" w:color="ddd3c8" w:sz="1"/>
+        </w:tblBorders>
+      </w:tblPr>
+      <w:tblGrid>
+        <w:gridCol w:w="360"/>
+        <w:gridCol w:w="3000"/>
+        <w:gridCol w:w="1600"/>
+        <w:gridCol w:w="4400"/>
+      </w:tblGrid>
+      <w:tr>
+        <w:tc>
+          <w:tcPr>
+            <w:tcW w:type="dxa" w:w="360"/>
+            <w:shd w:fill="7a5080" w:val="clear"/>
+            <w:tcMar>
+              <w:top w:type="dxa" w:w="80"/>
+              <w:left w:type="dxa" w:w="120"/>
+              <w:bottom w:type="dxa" w:w="80"/>
+              <w:right w:type="dxa" w:w="120"/>
+            </w:tcMar>
+          </w:tcPr>
+          <w:p>
+            <w:r>
+              <w:rPr>
+                <w:rFonts w:ascii="Arial" w:cs="Arial" w:hAnsi="Arial"/>
+                <w:b/>
+                <w:bCs/>
+                <w:color w:val="FFFFFF"/>
+                <w:sz w:val="18"/>
+                <w:szCs w:val="18"/>
+              </w:rPr>
+              <w:t xml:space="preserve">#</w:t>
+            </w:r>
+          </w:p>
+        </w:tc>
+        <w:tc>
+          <w:tcPr>
+            <w:tcW w:type="dxa" w:w="3000"/>
+            <w:shd w:fill="7a5080" w:val="clear"/>
+            <w:tcMar>
+              <w:top w:type="dxa" w:w="80"/>
+              <w:left w:type="dxa" w:w="120"/>
+              <w:bottom w:type="dxa" w:w="80"/>
+              <w:right w:type="dxa" w:w="120"/>
+            </w:tcMar>
+          </w:tcPr>
+          <w:p>
+            <w:r>
+              <w:rPr>
+                <w:rFonts w:ascii="Arial" w:cs="Arial" w:hAnsi="Arial"/>
+                <w:b/>
+                <w:bCs/>
+                <w:color w:val="FFFFFF"/>
+                <w:sz w:val="18"/>
+                <w:szCs w:val="18"/>
+              </w:rPr>
+              <w:t xml:space="preserve">Source &amp; RSS Feed URL</w:t>
+            </w:r>
+          </w:p>
+        </w:tc>
+        <w:tc>
+          <w:tcPr>
+            <w:tcW w:type="dxa" w:w="1600"/>
+            <w:shd w:fill="7a5080" w:val="clear"/>
+            <w:tcMar>
+              <w:top w:type="dxa" w:w="80"/>
+              <w:left w:type="dxa" w:w="120"/>
+              <w:bottom w:type="dxa" w:w="80"/>
+              <w:right w:type="dxa" w:w="120"/>
+            </w:tcMar>
+          </w:tcPr>
+          <w:p>
+            <w:r>
+              <w:rPr>
+                <w:rFonts w:ascii="Arial" w:cs="Arial" w:hAnsi="Arial"/>
+                <w:b/>
+                <w:bCs/>
+                <w:color w:val="FFFFFF"/>
+                <w:sz w:val="18"/>
+                <w:szCs w:val="18"/>
+              </w:rPr>
+              <w:t xml:space="preserve">Category</w:t>
+            </w:r>
+          </w:p>
+        </w:tc>
+        <w:tc>
+          <w:tcPr>
+            <w:tcW w:type="dxa" w:w="4400"/>
+            <w:shd w:fill="7a5080" w:val="clear"/>
+            <w:tcMar>
+              <w:top w:type="dxa" w:w="80"/>
+              <w:left w:type="dxa" w:w="120"/>
+              <w:bottom w:type="dxa" w:w="80"/>
+              <w:right w:type="dxa" w:w="120"/>
+            </w:tcMar>
+          </w:tcPr>
+          <w:p>
+            <w:r>
+              <w:rPr>
+                <w:rFonts w:ascii="Arial" w:cs="Arial" w:hAnsi="Arial"/>
+                <w:b/>
+                <w:bCs/>
+                <w:color w:val="FFFFFF"/>
+                <w:sz w:val="18"/>
+                <w:szCs w:val="18"/>
+              </w:rPr>
+              <w:t xml:space="preserve">Why Selected</w:t>
+            </w:r>
+          </w:p>
+        </w:tc>
+      </w:tr>
+      <w:tr>
+        <w:tc>
+          <w:tcPr>
+            <w:tcW w:type="dxa" w:w="9360"/>
+            <w:gridSpan w:val="4"/>
+            <w:tcBorders>
+              <w:top w:val="single" w:color="7a5080" w:sz="6"/>
+              <w:bottom w:val="single" w:color="7a5080" w:sz="1"/>
+            </w:tcBorders>
+            <w:shd w:fill="ede4f2" w:val="clear"/>
+            <w:tcMar>
+              <w:top w:type="dxa" w:w="80"/>
+              <w:left w:type="dxa" w:w="120"/>
+              <w:bottom w:type="dxa" w:w="60"/>
+              <w:right w:type="dxa" w:w="120"/>
+            </w:tcMar>
+          </w:tcPr>
+          <w:p>
+            <w:r>
+              <w:rPr>
+                <w:rFonts w:ascii="Arial" w:cs="Arial" w:hAnsi="Arial"/>
+                <w:b/>
+                <w:bCs/>
+                <w:color w:val="7a5080"/>
+                <w:sz w:val="20"/>
+                <w:szCs w:val="20"/>
+              </w:rPr>
+              <w:t xml:space="preserve">General AI &amp; Tech (7 sources)</w:t>
+            </w:r>
+          </w:p>
+        </w:tc>
+      </w:tr>
+      <w:tr>
+        <w:tc>
+          <w:tcPr>
+            <w:tcW w:type="dxa" w:w="360"/>
+            <w:tcBorders>
+              <w:top w:val="single" w:color="ddd3c8" w:sz="1"/>
+              <w:left w:val="single" w:color="ddd3c8" w:sz="1"/>
+              <w:bottom w:val="single" w:color="ddd3c8" w:sz="1"/>
+              <w:right w:val="single" w:color="ddd3c8" w:sz="1"/>
+            </w:tcBorders>
+            <w:shd w:fill="FFFFFF" w:val="clear"/>
+            <w:tcMar>
+              <w:top w:type="dxa" w:w="60"/>
+              <w:left w:type="dxa" w:w="120"/>
+              <w:bottom w:type="dxa" w:w="60"/>
+              <w:right w:type="dxa" w:w="120"/>
+            </w:tcMar>
+          </w:tcPr>
+          <w:p>
+            <w:r>
+              <w:rPr>
+                <w:rFonts w:ascii="Arial" w:cs="Arial" w:hAnsi="Arial"/>
+                <w:color w:val="8a7e7a"/>
+                <w:sz w:val="18"/>
+                <w:szCs w:val="18"/>
+              </w:rPr>
+              <w:t xml:space="preserve">1</w:t>
+            </w:r>
+          </w:p>
+        </w:tc>
+        <w:tc>
+          <w:tcPr>
+            <w:tcW w:type="dxa" w:w="3000"/>
+            <w:tcBorders>
+              <w:top w:val="single" w:color="ddd3c8" w:sz="1"/>
+              <w:left w:val="single" w:color="ddd3c8" w:sz="1"/>
+              <w:bottom w:val="single" w:color="ddd3c8" w:sz="1"/>
+              <w:right w:val="single" w:color="ddd3c8" w:sz="1"/>
+            </w:tcBorders>
+            <w:shd w:fill="FFFFFF" w:val="clear"/>
+            <w:tcMar>
+              <w:top w:type="dxa" w:w="60"/>
+              <w:left w:type="dxa" w:w="120"/>
+              <w:bottom w:type="dxa" w:w="60"/>
+              <w:right w:type="dxa" w:w="120"/>
+            </w:tcMar>
+          </w:tcPr>
+          <w:p>
+            <w:r>
+              <w:rPr>
+                <w:rFonts w:ascii="Arial" w:cs="Arial" w:hAnsi="Arial"/>
+                <w:b/>
+                <w:bCs/>
+                <w:color w:val="3a2e3f"/>
+                <w:sz w:val="18"/>
+                <w:szCs w:val="18"/>
+              </w:rPr>
+              <w:t xml:space="preserve">MIT Technology Review</w:t>
+            </w:r>
+          </w:p>
+          <w:p>
+            <w:r>
+              <w:rPr>
+                <w:rFonts w:ascii="Arial" w:cs="Arial" w:hAnsi="Arial"/>
+                <w:color w:val="7a5080"/>
+                <w:sz w:val="16"/>
+                <w:szCs w:val="16"/>
+              </w:rPr>
+              <w:t xml:space="preserve">https://feeds.technologyreview.com/stories.rss</w:t>
+            </w:r>
+          </w:p>
+        </w:tc>
+        <w:tc>
+          <w:tcPr>
+            <w:tcW w:type="dxa" w:w="1600"/>
+            <w:tcBorders>
+              <w:top w:val="single" w:color="ddd3c8" w:sz="1"/>
+              <w:left w:val="single" w:color="ddd3c8" w:sz="1"/>
+              <w:bottom w:val="single" w:color="ddd3c8" w:sz="1"/>
+              <w:right w:val="single" w:color="ddd3c8" w:sz="1"/>
+            </w:tcBorders>
+            <w:shd w:fill="FFFFFF" w:val="clear"/>
+            <w:tcMar>
+              <w:top w:type="dxa" w:w="60"/>
+              <w:left w:type="dxa" w:w="120"/>
+              <w:bottom w:type="dxa" w:w="60"/>
+              <w:right w:type="dxa" w:w="120"/>
+            </w:tcMar>
+          </w:tcPr>
+          <w:p>
+            <w:r>
+              <w:rPr>
+                <w:rFonts w:ascii="Arial" w:cs="Arial" w:hAnsi="Arial"/>
+                <w:color w:val="3a2e3f"/>
+                <w:sz w:val="18"/>
+                <w:szCs w:val="18"/>
+              </w:rPr>
+              <w:t xml:space="preserve">General AI &amp; Tech</w:t>
+            </w:r>
+          </w:p>
+        </w:tc>
+        <w:tc>
+          <w:tcPr>
+            <w:tcW w:type="dxa" w:w="4400"/>
+            <w:tcBorders>
+              <w:top w:val="single" w:color="ddd3c8" w:sz="1"/>
+              <w:left w:val="single" w:color="ddd3c8" w:sz="1"/>
+              <w:bottom w:val="single" w:color="ddd3c8" w:sz="1"/>
+              <w:right w:val="single" w:color="ddd3c8" w:sz="1"/>
+            </w:tcBorders>
+            <w:shd w:fill="FFFFFF" w:val="clear"/>
+            <w:tcMar>
+              <w:top w:type="dxa" w:w="60"/>
+              <w:left w:type="dxa" w:w="120"/>
+              <w:bottom w:type="dxa" w:w="60"/>
+              <w:right w:type="dxa" w:w="120"/>
+            </w:tcMar>
+          </w:tcPr>
+          <w:p>
+            <w:r>
+              <w:rPr>
+                <w:rFonts w:ascii="Arial" w:cs="Arial" w:hAnsi="Arial"/>
+                <w:color w:val="3a2e3f"/>
+                <w:sz w:val="18"/>
+                <w:szCs w:val="18"/>
+              </w:rPr>
+              <w:t xml:space="preserve">Gold standard for AI journalism — rigorous, research-grounded reporting since 1899</w:t>
+            </w:r>
+          </w:p>
+        </w:tc>
+      </w:tr>
+      <w:tr>
+        <w:tc>
+          <w:tcPr>
+            <w:tcW w:type="dxa" w:w="360"/>
+            <w:tcBorders>
+              <w:top w:val="single" w:color="ddd3c8" w:sz="1"/>
+              <w:left w:val="single" w:color="ddd3c8" w:sz="1"/>
+              <w:bottom w:val="single" w:color="ddd3c8" w:sz="1"/>
+              <w:right w:val="single" w:color="ddd3c8" w:sz="1"/>
+            </w:tcBorders>
+            <w:shd w:fill="faf7f2" w:val="clear"/>
+            <w:tcMar>
+              <w:top w:type="dxa" w:w="60"/>
+              <w:left w:type="dxa" w:w="120"/>
+              <w:bottom w:type="dxa" w:w="60"/>
+              <w:right w:type="dxa" w:w="120"/>
+            </w:tcMar>
+          </w:tcPr>
+          <w:p>
+            <w:r>
+              <w:rPr>
+                <w:rFonts w:ascii="Arial" w:cs="Arial" w:hAnsi="Arial"/>
+                <w:color w:val="8a7e7a"/>
+                <w:sz w:val="18"/>
+                <w:szCs w:val="18"/>
+              </w:rPr>
+              <w:t xml:space="preserve">2</w:t>
+            </w:r>
+          </w:p>
+        </w:tc>
+        <w:tc>
+          <w:tcPr>
+            <w:tcW w:type="dxa" w:w="3000"/>
+            <w:tcBorders>
+              <w:top w:val="single" w:color="ddd3c8" w:sz="1"/>
+              <w:left w:val="single" w:color="ddd3c8" w:sz="1"/>
+              <w:bottom w:val="single" w:color="ddd3c8" w:sz="1"/>
+              <w:right w:val="single" w:color="ddd3c8" w:sz="1"/>
+            </w:tcBorders>
+            <w:shd w:fill="faf7f2" w:val="clear"/>
+            <w:tcMar>
+              <w:top w:type="dxa" w:w="60"/>
+              <w:left w:type="dxa" w:w="120"/>
+              <w:bottom w:type="dxa" w:w="60"/>
+              <w:right w:type="dxa" w:w="120"/>
+            </w:tcMar>
+          </w:tcPr>
+          <w:p>
+            <w:r>
+              <w:rPr>
+                <w:rFonts w:ascii="Arial" w:cs="Arial" w:hAnsi="Arial"/>
+                <w:b/>
+                <w:bCs/>
+                <w:color w:val="3a2e3f"/>
+                <w:sz w:val="18"/>
+                <w:szCs w:val="18"/>
+              </w:rPr>
+              <w:t xml:space="preserve">Wired AI</w:t>
+            </w:r>
+          </w:p>
+          <w:p>
+            <w:r>
+              <w:rPr>
+                <w:rFonts w:ascii="Arial" w:cs="Arial" w:hAnsi="Arial"/>
+                <w:color w:val="7a5080"/>
+                <w:sz w:val="16"/>
+                <w:szCs w:val="16"/>
+              </w:rPr>
+              <w:t xml:space="preserve">https://www.wired.com/feed/tag/ai/latest/rss</w:t>
+            </w:r>
+          </w:p>
+        </w:tc>
+        <w:tc>
+          <w:tcPr>
+            <w:tcW w:type="dxa" w:w="1600"/>
+            <w:tcBorders>
+              <w:top w:val="single" w:color="ddd3c8" w:sz="1"/>
+              <w:left w:val="single" w:color="ddd3c8" w:sz="1"/>
+              <w:bottom w:val="single" w:color="ddd3c8" w:sz="1"/>
+              <w:right w:val="single" w:color="ddd3c8" w:sz="1"/>
+            </w:tcBorders>
+            <w:shd w:fill="faf7f2" w:val="clear"/>
+            <w:tcMar>
+              <w:top w:type="dxa" w:w="60"/>
+              <w:left w:type="dxa" w:w="120"/>
+              <w:bottom w:type="dxa" w:w="60"/>
+              <w:right w:type="dxa" w:w="120"/>
+            </w:tcMar>
+          </w:tcPr>
+          <w:p>
+            <w:r>
+              <w:rPr>
+                <w:rFonts w:ascii="Arial" w:cs="Arial" w:hAnsi="Arial"/>
+                <w:color w:val="3a2e3f"/>
+                <w:sz w:val="18"/>
+                <w:szCs w:val="18"/>
+              </w:rPr>
+              <w:t xml:space="preserve">General AI &amp; Tech</w:t>
+            </w:r>
+          </w:p>
+        </w:tc>
+        <w:tc>
+          <w:tcPr>
+            <w:tcW w:type="dxa" w:w="4400"/>
+            <w:tcBorders>
+              <w:top w:val="single" w:color="ddd3c8" w:sz="1"/>
+              <w:left w:val="single" w:color="ddd3c8" w:sz="1"/>
+              <w:bottom w:val="single" w:color="ddd3c8" w:sz="1"/>
+              <w:right w:val="single" w:color="ddd3c8" w:sz="1"/>
+            </w:tcBorders>
+            <w:shd w:fill="faf7f2" w:val="clear"/>
+            <w:tcMar>
+              <w:top w:type="dxa" w:w="60"/>
+              <w:left w:type="dxa" w:w="120"/>
+              <w:bottom w:type="dxa" w:w="60"/>
+              <w:right w:type="dxa" w:w="120"/>
+            </w:tcMar>
+          </w:tcPr>
+          <w:p>
+            <w:r>
+              <w:rPr>
+                <w:rFonts w:ascii="Arial" w:cs="Arial" w:hAnsi="Arial"/>
+                <w:color w:val="3a2e3f"/>
+                <w:sz w:val="18"/>
+                <w:szCs w:val="18"/>
+              </w:rPr>
+              <w:t xml:space="preserve">Broad AI coverage with strong policy, culture, and technology angles</w:t>
+            </w:r>
+          </w:p>
+        </w:tc>
+      </w:tr>
+      <w:tr>
+        <w:tc>
+          <w:tcPr>
+            <w:tcW w:type="dxa" w:w="360"/>
+            <w:tcBorders>
+              <w:top w:val="single" w:color="ddd3c8" w:sz="1"/>
+              <w:left w:val="single" w:color="ddd3c8" w:sz="1"/>
+              <w:bottom w:val="single" w:color="ddd3c8" w:sz="1"/>
+              <w:right w:val="single" w:color="ddd3c8" w:sz="1"/>
+            </w:tcBorders>
+            <w:shd w:fill="FFFFFF" w:val="clear"/>
+            <w:tcMar>
+              <w:top w:type="dxa" w:w="60"/>
+              <w:left w:type="dxa" w:w="120"/>
+              <w:bottom w:type="dxa" w:w="60"/>
+              <w:right w:type="dxa" w:w="120"/>
+            </w:tcMar>
+          </w:tcPr>
+          <w:p>
+            <w:r>
+              <w:rPr>
+                <w:rFonts w:ascii="Arial" w:cs="Arial" w:hAnsi="Arial"/>
+                <w:color w:val="8a7e7a"/>
+                <w:sz w:val="18"/>
+                <w:szCs w:val="18"/>
+              </w:rPr>
+              <w:t xml:space="preserve">3</w:t>
+            </w:r>
+          </w:p>
+        </w:tc>
+        <w:tc>
+          <w:tcPr>
+            <w:tcW w:type="dxa" w:w="3000"/>
+            <w:tcBorders>
+              <w:top w:val="single" w:color="ddd3c8" w:sz="1"/>
+              <w:left w:val="single" w:color="ddd3c8" w:sz="1"/>
+              <w:bottom w:val="single" w:color="ddd3c8" w:sz="1"/>
+              <w:right w:val="single" w:color="ddd3c8" w:sz="1"/>
+            </w:tcBorders>
+            <w:shd w:fill="FFFFFF" w:val="clear"/>
+            <w:tcMar>
+              <w:top w:type="dxa" w:w="60"/>
+              <w:left w:type="dxa" w:w="120"/>
+              <w:bottom w:type="dxa" w:w="60"/>
+              <w:right w:type="dxa" w:w="120"/>
+            </w:tcMar>
+          </w:tcPr>
+          <w:p>
+            <w:r>
+              <w:rPr>
+                <w:rFonts w:ascii="Arial" w:cs="Arial" w:hAnsi="Arial"/>
+                <w:b/>
+                <w:bCs/>
+                <w:color w:val="3a2e3f"/>
+                <w:sz w:val="18"/>
+                <w:szCs w:val="18"/>
+              </w:rPr>
+              <w:t xml:space="preserve">VentureBeat AI</w:t>
+            </w:r>
+          </w:p>
+          <w:p>
+            <w:r>
+              <w:rPr>
+                <w:rFonts w:ascii="Arial" w:cs="Arial" w:hAnsi="Arial"/>
+                <w:color w:val="7a5080"/>
+                <w:sz w:val="16"/>
+                <w:szCs w:val="16"/>
+              </w:rPr>
+              <w:t xml:space="preserve">https://venturebeat.com/category/ai/feed/</w:t>
+            </w:r>
+          </w:p>
+        </w:tc>
+        <w:tc>
+          <w:tcPr>
+            <w:tcW w:type="dxa" w:w="1600"/>
+            <w:tcBorders>
+              <w:top w:val="single" w:color="ddd3c8" w:sz="1"/>
+              <w:left w:val="single" w:color="ddd3c8" w:sz="1"/>
+              <w:bottom w:val="single" w:color="ddd3c8" w:sz="1"/>
+              <w:right w:val="single" w:color="ddd3c8" w:sz="1"/>
+            </w:tcBorders>
+            <w:shd w:fill="FFFFFF" w:val="clear"/>
+            <w:tcMar>
+              <w:top w:type="dxa" w:w="60"/>
+              <w:left w:type="dxa" w:w="120"/>
+              <w:bottom w:type="dxa" w:w="60"/>
+              <w:right w:type="dxa" w:w="120"/>
+            </w:tcMar>
+          </w:tcPr>
+          <w:p>
+            <w:r>
+              <w:rPr>
+                <w:rFonts w:ascii="Arial" w:cs="Arial" w:hAnsi="Arial"/>
+                <w:color w:val="3a2e3f"/>
+                <w:sz w:val="18"/>
+                <w:szCs w:val="18"/>
+              </w:rPr>
+              <w:t xml:space="preserve">General AI &amp; Tech</w:t>
+            </w:r>
+          </w:p>
+        </w:tc>
+        <w:tc>
+          <w:tcPr>
+            <w:tcW w:type="dxa" w:w="4400"/>
+            <w:tcBorders>
+              <w:top w:val="single" w:color="ddd3c8" w:sz="1"/>
+              <w:left w:val="single" w:color="ddd3c8" w:sz="1"/>
+              <w:bottom w:val="single" w:color="ddd3c8" w:sz="1"/>
+              <w:right w:val="single" w:color="ddd3c8" w:sz="1"/>
+            </w:tcBorders>
+            <w:shd w:fill="FFFFFF" w:val="clear"/>
+            <w:tcMar>
+              <w:top w:type="dxa" w:w="60"/>
+              <w:left w:type="dxa" w:w="120"/>
+              <w:bottom w:type="dxa" w:w="60"/>
+              <w:right w:type="dxa" w:w="120"/>
+            </w:tcMar>
+          </w:tcPr>
+          <w:p>
+            <w:r>
+              <w:rPr>
+                <w:rFonts w:ascii="Arial" w:cs="Arial" w:hAnsi="Arial"/>
+                <w:color w:val="3a2e3f"/>
+                <w:sz w:val="18"/>
+                <w:szCs w:val="18"/>
+              </w:rPr>
+              <w:t xml:space="preserve">Enterprise AI adoption, product launches, and industry trends</w:t>
+            </w:r>
+          </w:p>
+        </w:tc>
+      </w:tr>
+      <w:tr>
+        <w:tc>
+          <w:tcPr>
+            <w:tcW w:type="dxa" w:w="360"/>
+            <w:tcBorders>
+              <w:top w:val="single" w:color="ddd3c8" w:sz="1"/>
+              <w:left w:val="single" w:color="ddd3c8" w:sz="1"/>
+              <w:bottom w:val="single" w:color="ddd3c8" w:sz="1"/>
+              <w:right w:val="single" w:color="ddd3c8" w:sz="1"/>
+            </w:tcBorders>
+            <w:shd w:fill="faf7f2" w:val="clear"/>
+            <w:tcMar>
+              <w:top w:type="dxa" w:w="60"/>
+              <w:left w:type="dxa" w:w="120"/>
+              <w:bottom w:type="dxa" w:w="60"/>
+              <w:right w:type="dxa" w:w="120"/>
+            </w:tcMar>
+          </w:tcPr>
+          <w:p>
+            <w:r>
+              <w:rPr>
+                <w:rFonts w:ascii="Arial" w:cs="Arial" w:hAnsi="Arial"/>
+                <w:color w:val="8a7e7a"/>
+                <w:sz w:val="18"/>
+                <w:szCs w:val="18"/>
+              </w:rPr>
+              <w:t xml:space="preserve">4</w:t>
+            </w:r>
+          </w:p>
+        </w:tc>
+        <w:tc>
+          <w:tcPr>
+            <w:tcW w:type="dxa" w:w="3000"/>
+            <w:tcBorders>
+              <w:top w:val="single" w:color="ddd3c8" w:sz="1"/>
+              <w:left w:val="single" w:color="ddd3c8" w:sz="1"/>
+              <w:bottom w:val="single" w:color="ddd3c8" w:sz="1"/>
+              <w:right w:val="single" w:color="ddd3c8" w:sz="1"/>
+            </w:tcBorders>
+            <w:shd w:fill="faf7f2" w:val="clear"/>
+            <w:tcMar>
+              <w:top w:type="dxa" w:w="60"/>
+              <w:left w:type="dxa" w:w="120"/>
+              <w:bottom w:type="dxa" w:w="60"/>
+              <w:right w:type="dxa" w:w="120"/>
+            </w:tcMar>
+          </w:tcPr>
+          <w:p>
+            <w:r>
+              <w:rPr>
+                <w:rFonts w:ascii="Arial" w:cs="Arial" w:hAnsi="Arial"/>
+                <w:b/>
+                <w:bCs/>
+                <w:color w:val="3a2e3f"/>
+                <w:sz w:val="18"/>
+                <w:szCs w:val="18"/>
+              </w:rPr>
+              <w:t xml:space="preserve">The Verge AI</w:t>
+            </w:r>
+          </w:p>
+          <w:p>
+            <w:r>
+              <w:rPr>
+                <w:rFonts w:ascii="Arial" w:cs="Arial" w:hAnsi="Arial"/>
+                <w:color w:val="7a5080"/>
+                <w:sz w:val="16"/>
+                <w:szCs w:val="16"/>
+              </w:rPr>
+              <w:t xml:space="preserve">https://www.theverge.com/rss/ai-artificial-intelligence/index.xml</w:t>
+            </w:r>
+          </w:p>
+        </w:tc>
+        <w:tc>
+          <w:tcPr>
+            <w:tcW w:type="dxa" w:w="1600"/>
+            <w:tcBorders>
+              <w:top w:val="single" w:color="ddd3c8" w:sz="1"/>
+              <w:left w:val="single" w:color="ddd3c8" w:sz="1"/>
+              <w:bottom w:val="single" w:color="ddd3c8" w:sz="1"/>
+              <w:right w:val="single" w:color="ddd3c8" w:sz="1"/>
+            </w:tcBorders>
+            <w:shd w:fill="faf7f2" w:val="clear"/>
+            <w:tcMar>
+              <w:top w:type="dxa" w:w="60"/>
+              <w:left w:type="dxa" w:w="120"/>
+              <w:bottom w:type="dxa" w:w="60"/>
+              <w:right w:type="dxa" w:w="120"/>
+            </w:tcMar>
+          </w:tcPr>
+          <w:p>
+            <w:r>
+              <w:rPr>
+                <w:rFonts w:ascii="Arial" w:cs="Arial" w:hAnsi="Arial"/>
+                <w:color w:val="3a2e3f"/>
+                <w:sz w:val="18"/>
+                <w:szCs w:val="18"/>
+              </w:rPr>
+              <w:t xml:space="preserve">General AI &amp; Tech</w:t>
+            </w:r>
+          </w:p>
+        </w:tc>
+        <w:tc>
+          <w:tcPr>
+            <w:tcW w:type="dxa" w:w="4400"/>
+            <w:tcBorders>
+              <w:top w:val="single" w:color="ddd3c8" w:sz="1"/>
+              <w:left w:val="single" w:color="ddd3c8" w:sz="1"/>
+              <w:bottom w:val="single" w:color="ddd3c8" w:sz="1"/>
+              <w:right w:val="single" w:color="ddd3c8" w:sz="1"/>
+            </w:tcBorders>
+            <w:shd w:fill="faf7f2" w:val="clear"/>
+            <w:tcMar>
+              <w:top w:type="dxa" w:w="60"/>
+              <w:left w:type="dxa" w:w="120"/>
+              <w:bottom w:type="dxa" w:w="60"/>
+              <w:right w:type="dxa" w:w="120"/>
+            </w:tcMar>
+          </w:tcPr>
+          <w:p>
+            <w:r>
+              <w:rPr>
+                <w:rFonts w:ascii="Arial" w:cs="Arial" w:hAnsi="Arial"/>
+                <w:color w:val="3a2e3f"/>
+                <w:sz w:val="18"/>
+                <w:szCs w:val="18"/>
+              </w:rPr>
+              <w:t xml:space="preserve">Consumer-facing AI tools coverage; strong on products faculty and students actually use</w:t>
+            </w:r>
+          </w:p>
+        </w:tc>
+      </w:tr>
+      <w:tr>
+        <w:tc>
+          <w:tcPr>
+            <w:tcW w:type="dxa" w:w="360"/>
+            <w:tcBorders>
+              <w:top w:val="single" w:color="ddd3c8" w:sz="1"/>
+              <w:left w:val="single" w:color="ddd3c8" w:sz="1"/>
+              <w:bottom w:val="single" w:color="ddd3c8" w:sz="1"/>
+              <w:right w:val="single" w:color="ddd3c8" w:sz="1"/>
+            </w:tcBorders>
+            <w:shd w:fill="FFFFFF" w:val="clear"/>
+            <w:tcMar>
+              <w:top w:type="dxa" w:w="60"/>
+              <w:left w:type="dxa" w:w="120"/>
+              <w:bottom w:type="dxa" w:w="60"/>
+              <w:right w:type="dxa" w:w="120"/>
+            </w:tcMar>
+          </w:tcPr>
+          <w:p>
+            <w:r>
+              <w:rPr>
+                <w:rFonts w:ascii="Arial" w:cs="Arial" w:hAnsi="Arial"/>
+                <w:color w:val="8a7e7a"/>
+                <w:sz w:val="18"/>
+                <w:szCs w:val="18"/>
+              </w:rPr>
+              <w:t xml:space="preserve">5</w:t>
+            </w:r>
+          </w:p>
+        </w:tc>
+        <w:tc>
+          <w:tcPr>
+            <w:tcW w:type="dxa" w:w="3000"/>
+            <w:tcBorders>
+              <w:top w:val="single" w:color="ddd3c8" w:sz="1"/>
+              <w:left w:val="single" w:color="ddd3c8" w:sz="1"/>
+              <w:bottom w:val="single" w:color="ddd3c8" w:sz="1"/>
+              <w:right w:val="single" w:color="ddd3c8" w:sz="1"/>
+            </w:tcBorders>
+            <w:shd w:fill="FFFFFF" w:val="clear"/>
+            <w:tcMar>
+              <w:top w:type="dxa" w:w="60"/>
+              <w:left w:type="dxa" w:w="120"/>
+              <w:bottom w:type="dxa" w:w="60"/>
+              <w:right w:type="dxa" w:w="120"/>
+            </w:tcMar>
+          </w:tcPr>
+          <w:p>
+            <w:r>
+              <w:rPr>
+                <w:rFonts w:ascii="Arial" w:cs="Arial" w:hAnsi="Arial"/>
+                <w:b/>
+                <w:bCs/>
+                <w:color w:val="3a2e3f"/>
+                <w:sz w:val="18"/>
+                <w:szCs w:val="18"/>
+              </w:rPr>
+              <w:t xml:space="preserve">Technology Networks</w:t>
+            </w:r>
+          </w:p>
+          <w:p>
+            <w:r>
+              <w:rPr>
+                <w:rFonts w:ascii="Arial" w:cs="Arial" w:hAnsi="Arial"/>
+                <w:color w:val="7a5080"/>
+                <w:sz w:val="16"/>
+                <w:szCs w:val="16"/>
+              </w:rPr>
+              <w:t xml:space="preserve">https://www.technologynetworks.com/rss</w:t>
+            </w:r>
+          </w:p>
+        </w:tc>
+        <w:tc>
+          <w:tcPr>
+            <w:tcW w:type="dxa" w:w="1600"/>
+            <w:tcBorders>
+              <w:top w:val="single" w:color="ddd3c8" w:sz="1"/>
+              <w:left w:val="single" w:color="ddd3c8" w:sz="1"/>
+              <w:bottom w:val="single" w:color="ddd3c8" w:sz="1"/>
+              <w:right w:val="single" w:color="ddd3c8" w:sz="1"/>
+            </w:tcBorders>
+            <w:shd w:fill="FFFFFF" w:val="clear"/>
+            <w:tcMar>
+              <w:top w:type="dxa" w:w="60"/>
+              <w:left w:type="dxa" w:w="120"/>
+              <w:bottom w:type="dxa" w:w="60"/>
+              <w:right w:type="dxa" w:w="120"/>
+            </w:tcMar>
+          </w:tcPr>
+          <w:p>
+            <w:r>
+              <w:rPr>
+                <w:rFonts w:ascii="Arial" w:cs="Arial" w:hAnsi="Arial"/>
+                <w:color w:val="3a2e3f"/>
+                <w:sz w:val="18"/>
+                <w:szCs w:val="18"/>
+              </w:rPr>
+              <w:t xml:space="preserve">General AI &amp; Tech</w:t>
+            </w:r>
+          </w:p>
+        </w:tc>
+        <w:tc>
+          <w:tcPr>
+            <w:tcW w:type="dxa" w:w="4400"/>
+            <w:tcBorders>
+              <w:top w:val="single" w:color="ddd3c8" w:sz="1"/>
+              <w:left w:val="single" w:color="ddd3c8" w:sz="1"/>
+              <w:bottom w:val="single" w:color="ddd3c8" w:sz="1"/>
+              <w:right w:val="single" w:color="ddd3c8" w:sz="1"/>
+            </w:tcBorders>
+            <w:shd w:fill="FFFFFF" w:val="clear"/>
+            <w:tcMar>
+              <w:top w:type="dxa" w:w="60"/>
+              <w:left w:type="dxa" w:w="120"/>
+              <w:bottom w:type="dxa" w:w="60"/>
+              <w:right w:type="dxa" w:w="120"/>
+            </w:tcMar>
+          </w:tcPr>
+          <w:p>
+            <w:r>
+              <w:rPr>
+                <w:rFonts w:ascii="Arial" w:cs="Arial" w:hAnsi="Arial"/>
+                <w:color w:val="3a2e3f"/>
+                <w:sz w:val="18"/>
+                <w:szCs w:val="18"/>
+              </w:rPr>
+              <w:t xml:space="preserve">Science and technology news bridging research and real-world application</w:t>
+            </w:r>
+          </w:p>
+        </w:tc>
+      </w:tr>
+      <w:tr>
+        <w:tc>
+          <w:tcPr>
+            <w:tcW w:type="dxa" w:w="360"/>
+            <w:tcBorders>
+              <w:top w:val="single" w:color="ddd3c8" w:sz="1"/>
+              <w:left w:val="single" w:color="ddd3c8" w:sz="1"/>
+              <w:bottom w:val="single" w:color="ddd3c8" w:sz="1"/>
+              <w:right w:val="single" w:color="ddd3c8" w:sz="1"/>
+            </w:tcBorders>
+            <w:shd w:fill="faf7f2" w:val="clear"/>
+            <w:tcMar>
+              <w:top w:type="dxa" w:w="60"/>
+              <w:left w:type="dxa" w:w="120"/>
+              <w:bottom w:type="dxa" w:w="60"/>
+              <w:right w:type="dxa" w:w="120"/>
+            </w:tcMar>
+          </w:tcPr>
+          <w:p>
+            <w:r>
+              <w:rPr>
+                <w:rFonts w:ascii="Arial" w:cs="Arial" w:hAnsi="Arial"/>
+                <w:color w:val="8a7e7a"/>
+                <w:sz w:val="18"/>
+                <w:szCs w:val="18"/>
+              </w:rPr>
+              <w:t xml:space="preserve">6</w:t>
+            </w:r>
+          </w:p>
+        </w:tc>
+        <w:tc>
+          <w:tcPr>
+            <w:tcW w:type="dxa" w:w="3000"/>
+            <w:tcBorders>
+              <w:top w:val="single" w:color="ddd3c8" w:sz="1"/>
+              <w:left w:val="single" w:color="ddd3c8" w:sz="1"/>
+              <w:bottom w:val="single" w:color="ddd3c8" w:sz="1"/>
+              <w:right w:val="single" w:color="ddd3c8" w:sz="1"/>
+            </w:tcBorders>
+            <w:shd w:fill="faf7f2" w:val="clear"/>
+            <w:tcMar>
+              <w:top w:type="dxa" w:w="60"/>
+              <w:left w:type="dxa" w:w="120"/>
+              <w:bottom w:type="dxa" w:w="60"/>
+              <w:right w:type="dxa" w:w="120"/>
+            </w:tcMar>
+          </w:tcPr>
+          <w:p>
+            <w:r>
+              <w:rPr>
+                <w:rFonts w:ascii="Arial" w:cs="Arial" w:hAnsi="Arial"/>
+                <w:b/>
+                <w:bCs/>
+                <w:color w:val="3a2e3f"/>
+                <w:sz w:val="18"/>
+                <w:szCs w:val="18"/>
+              </w:rPr>
+              <w:t xml:space="preserve">Google AI Blog</w:t>
+            </w:r>
+          </w:p>
+          <w:p>
+            <w:r>
+              <w:rPr>
+                <w:rFonts w:ascii="Arial" w:cs="Arial" w:hAnsi="Arial"/>
+                <w:color w:val="7a5080"/>
+                <w:sz w:val="16"/>
+                <w:szCs w:val="16"/>
+              </w:rPr>
+              <w:t xml:space="preserve">https://blog.research.google/feeds/posts/default</w:t>
+            </w:r>
+          </w:p>
+        </w:tc>
+        <w:tc>
+          <w:tcPr>
+            <w:tcW w:type="dxa" w:w="1600"/>
+            <w:tcBorders>
+              <w:top w:val="single" w:color="ddd3c8" w:sz="1"/>
+              <w:left w:val="single" w:color="ddd3c8" w:sz="1"/>
+              <w:bottom w:val="single" w:color="ddd3c8" w:sz="1"/>
+              <w:right w:val="single" w:color="ddd3c8" w:sz="1"/>
+            </w:tcBorders>
+            <w:shd w:fill="faf7f2" w:val="clear"/>
+            <w:tcMar>
+              <w:top w:type="dxa" w:w="60"/>
+              <w:left w:type="dxa" w:w="120"/>
+              <w:bottom w:type="dxa" w:w="60"/>
+              <w:right w:type="dxa" w:w="120"/>
+            </w:tcMar>
+          </w:tcPr>
+          <w:p>
+            <w:r>
+              <w:rPr>
+                <w:rFonts w:ascii="Arial" w:cs="Arial" w:hAnsi="Arial"/>
+                <w:color w:val="3a2e3f"/>
+                <w:sz w:val="18"/>
+                <w:szCs w:val="18"/>
+              </w:rPr>
+              <w:t xml:space="preserve">General AI &amp; Tech</w:t>
+            </w:r>
+          </w:p>
+        </w:tc>
+        <w:tc>
+          <w:tcPr>
+            <w:tcW w:type="dxa" w:w="4400"/>
+            <w:tcBorders>
+              <w:top w:val="single" w:color="ddd3c8" w:sz="1"/>
+              <w:left w:val="single" w:color="ddd3c8" w:sz="1"/>
+              <w:bottom w:val="single" w:color="ddd3c8" w:sz="1"/>
+              <w:right w:val="single" w:color="ddd3c8" w:sz="1"/>
+            </w:tcBorders>
+            <w:shd w:fill="faf7f2" w:val="clear"/>
+            <w:tcMar>
+              <w:top w:type="dxa" w:w="60"/>
+              <w:left w:type="dxa" w:w="120"/>
+              <w:bottom w:type="dxa" w:w="60"/>
+              <w:right w:type="dxa" w:w="120"/>
+            </w:tcMar>
+          </w:tcPr>
+          <w:p>
+            <w:r>
+              <w:rPr>
+                <w:rFonts w:ascii="Arial" w:cs="Arial" w:hAnsi="Arial"/>
+                <w:color w:val="3a2e3f"/>
+                <w:sz w:val="18"/>
+                <w:szCs w:val="18"/>
+              </w:rPr>
+              <w:t xml:space="preserve">Primary source for Google DeepMind and Google Research announcements</w:t>
+            </w:r>
+          </w:p>
+        </w:tc>
+      </w:tr>
+      <w:tr>
+        <w:tc>
+          <w:tcPr>
+            <w:tcW w:type="dxa" w:w="360"/>
+            <w:tcBorders>
+              <w:top w:val="single" w:color="ddd3c8" w:sz="1"/>
+              <w:left w:val="single" w:color="ddd3c8" w:sz="1"/>
+              <w:bottom w:val="single" w:color="ddd3c8" w:sz="1"/>
+              <w:right w:val="single" w:color="ddd3c8" w:sz="1"/>
+            </w:tcBorders>
+            <w:shd w:fill="FFFFFF" w:val="clear"/>
+            <w:tcMar>
+              <w:top w:type="dxa" w:w="60"/>
+              <w:left w:type="dxa" w:w="120"/>
+              <w:bottom w:type="dxa" w:w="60"/>
+              <w:right w:type="dxa" w:w="120"/>
+            </w:tcMar>
+          </w:tcPr>
+          <w:p>
+            <w:r>
+              <w:rPr>
+                <w:rFonts w:ascii="Arial" w:cs="Arial" w:hAnsi="Arial"/>
+                <w:color w:val="8a7e7a"/>
+                <w:sz w:val="18"/>
+                <w:szCs w:val="18"/>
+              </w:rPr>
+              <w:t xml:space="preserve">7</w:t>
+            </w:r>
+          </w:p>
+        </w:tc>
+        <w:tc>
+          <w:tcPr>
+            <w:tcW w:type="dxa" w:w="3000"/>
+            <w:tcBorders>
+              <w:top w:val="single" w:color="ddd3c8" w:sz="1"/>
+              <w:left w:val="single" w:color="ddd3c8" w:sz="1"/>
+              <w:bottom w:val="single" w:color="ddd3c8" w:sz="1"/>
+              <w:right w:val="single" w:color="ddd3c8" w:sz="1"/>
+            </w:tcBorders>
+            <w:shd w:fill="FFFFFF" w:val="clear"/>
+            <w:tcMar>
+              <w:top w:type="dxa" w:w="60"/>
+              <w:left w:type="dxa" w:w="120"/>
+              <w:bottom w:type="dxa" w:w="60"/>
+              <w:right w:type="dxa" w:w="120"/>
+            </w:tcMar>
+          </w:tcPr>
+          <w:p>
+            <w:r>
+              <w:rPr>
+                <w:rFonts w:ascii="Arial" w:cs="Arial" w:hAnsi="Arial"/>
+                <w:b/>
+                <w:bCs/>
+                <w:color w:val="3a2e3f"/>
+                <w:sz w:val="18"/>
+                <w:szCs w:val="18"/>
+              </w:rPr>
+              <w:t xml:space="preserve">Anthropic News</w:t>
+            </w:r>
+          </w:p>
+          <w:p>
+            <w:r>
+              <w:rPr>
+                <w:rFonts w:ascii="Arial" w:cs="Arial" w:hAnsi="Arial"/>
+                <w:color w:val="7a5080"/>
+                <w:sz w:val="16"/>
+                <w:szCs w:val="16"/>
+              </w:rPr>
+              <w:t xml:space="preserve">https://www.anthropic.com/news/rss</w:t>
+            </w:r>
+          </w:p>
+        </w:tc>
+        <w:tc>
+          <w:tcPr>
+            <w:tcW w:type="dxa" w:w="1600"/>
+            <w:tcBorders>
+              <w:top w:val="single" w:color="ddd3c8" w:sz="1"/>
+              <w:left w:val="single" w:color="ddd3c8" w:sz="1"/>
+              <w:bottom w:val="single" w:color="ddd3c8" w:sz="1"/>
+              <w:right w:val="single" w:color="ddd3c8" w:sz="1"/>
+            </w:tcBorders>
+            <w:shd w:fill="FFFFFF" w:val="clear"/>
+            <w:tcMar>
+              <w:top w:type="dxa" w:w="60"/>
+              <w:left w:type="dxa" w:w="120"/>
+              <w:bottom w:type="dxa" w:w="60"/>
+              <w:right w:type="dxa" w:w="120"/>
+            </w:tcMar>
+          </w:tcPr>
+          <w:p>
+            <w:r>
+              <w:rPr>
+                <w:rFonts w:ascii="Arial" w:cs="Arial" w:hAnsi="Arial"/>
+                <w:color w:val="3a2e3f"/>
+                <w:sz w:val="18"/>
+                <w:szCs w:val="18"/>
+              </w:rPr>
+              <w:t xml:space="preserve">General AI &amp; Tech</w:t>
+            </w:r>
+          </w:p>
+        </w:tc>
+        <w:tc>
+          <w:tcPr>
+            <w:tcW w:type="dxa" w:w="4400"/>
+            <w:tcBorders>
+              <w:top w:val="single" w:color="ddd3c8" w:sz="1"/>
+              <w:left w:val="single" w:color="ddd3c8" w:sz="1"/>
+              <w:bottom w:val="single" w:color="ddd3c8" w:sz="1"/>
+              <w:right w:val="single" w:color="ddd3c8" w:sz="1"/>
+            </w:tcBorders>
+            <w:shd w:fill="FFFFFF" w:val="clear"/>
+            <w:tcMar>
+              <w:top w:type="dxa" w:w="60"/>
+              <w:left w:type="dxa" w:w="120"/>
+              <w:bottom w:type="dxa" w:w="60"/>
+              <w:right w:type="dxa" w:w="120"/>
+            </w:tcMar>
+          </w:tcPr>
+          <w:p>
+            <w:r>
+              <w:rPr>
+                <w:rFonts w:ascii="Arial" w:cs="Arial" w:hAnsi="Arial"/>
+                <w:color w:val="3a2e3f"/>
+                <w:sz w:val="18"/>
+                <w:szCs w:val="18"/>
+              </w:rPr>
+              <w:t xml:space="preserve">Direct source for Claude / Anthropic updates — directly relevant to GCC Canvas LTI integration</w:t>
+            </w:r>
+          </w:p>
+        </w:tc>
+      </w:tr>
+      <w:tr>
+        <w:tc>
+          <w:tcPr>
+            <w:tcW w:type="dxa" w:w="9360"/>
+            <w:gridSpan w:val="4"/>
+            <w:tcBorders>
+              <w:top w:val="single" w:color="7a5080" w:sz="6"/>
+              <w:bottom w:val="single" w:color="7a5080" w:sz="1"/>
+            </w:tcBorders>
+            <w:shd w:fill="ede4f2" w:val="clear"/>
+            <w:tcMar>
+              <w:top w:type="dxa" w:w="80"/>
+              <w:left w:type="dxa" w:w="120"/>
+              <w:bottom w:type="dxa" w:w="60"/>
+              <w:right w:type="dxa" w:w="120"/>
+            </w:tcMar>
+          </w:tcPr>
+          <w:p>
+            <w:r>
+              <w:rPr>
+                <w:rFonts w:ascii="Arial" w:cs="Arial" w:hAnsi="Arial"/>
+                <w:b/>
+                <w:bCs/>
+                <w:color w:val="7a5080"/>
+                <w:sz w:val="20"/>
+                <w:szCs w:val="20"/>
+              </w:rPr>
+              <w:t xml:space="preserve">University AI Research Labs (15 sources — top U.S. programs)</w:t>
+            </w:r>
+          </w:p>
+        </w:tc>
+      </w:tr>
+      <w:tr>
+        <w:tc>
+          <w:tcPr>
+            <w:tcW w:type="dxa" w:w="360"/>
+            <w:tcBorders>
+              <w:top w:val="single" w:color="ddd3c8" w:sz="1"/>
+              <w:left w:val="single" w:color="ddd3c8" w:sz="1"/>
+              <w:bottom w:val="single" w:color="ddd3c8" w:sz="1"/>
+              <w:right w:val="single" w:color="ddd3c8" w:sz="1"/>
+            </w:tcBorders>
+            <w:shd w:fill="FFFFFF" w:val="clear"/>
+            <w:tcMar>
+              <w:top w:type="dxa" w:w="60"/>
+              <w:left w:type="dxa" w:w="120"/>
+              <w:bottom w:type="dxa" w:w="60"/>
+              <w:right w:type="dxa" w:w="120"/>
+            </w:tcMar>
+          </w:tcPr>
+          <w:p>
+            <w:r>
+              <w:rPr>
+                <w:rFonts w:ascii="Arial" w:cs="Arial" w:hAnsi="Arial"/>
+                <w:color w:val="8a7e7a"/>
+                <w:sz w:val="18"/>
+                <w:szCs w:val="18"/>
+              </w:rPr>
+              <w:t xml:space="preserve">8</w:t>
+            </w:r>
+          </w:p>
+        </w:tc>
+        <w:tc>
+          <w:tcPr>
+            <w:tcW w:type="dxa" w:w="3000"/>
+            <w:tcBorders>
+              <w:top w:val="single" w:color="ddd3c8" w:sz="1"/>
+              <w:left w:val="single" w:color="ddd3c8" w:sz="1"/>
+              <w:bottom w:val="single" w:color="ddd3c8" w:sz="1"/>
+              <w:right w:val="single" w:color="ddd3c8" w:sz="1"/>
+            </w:tcBorders>
+            <w:shd w:fill="FFFFFF" w:val="clear"/>
+            <w:tcMar>
+              <w:top w:type="dxa" w:w="60"/>
+              <w:left w:type="dxa" w:w="120"/>
+              <w:bottom w:type="dxa" w:w="60"/>
+              <w:right w:type="dxa" w:w="120"/>
+            </w:tcMar>
+          </w:tcPr>
+          <w:p>
+            <w:r>
+              <w:rPr>
+                <w:rFonts w:ascii="Arial" w:cs="Arial" w:hAnsi="Arial"/>
+                <w:b/>
+                <w:bCs/>
+                <w:color w:val="3a2e3f"/>
+                <w:sz w:val="18"/>
+                <w:szCs w:val="18"/>
+              </w:rPr>
+              <w:t xml:space="preserve">Berkeley AI Research (BAIR)</w:t>
+            </w:r>
+          </w:p>
+          <w:p>
+            <w:r>
+              <w:rPr>
+                <w:rFonts w:ascii="Arial" w:cs="Arial" w:hAnsi="Arial"/>
+                <w:color w:val="7a5080"/>
+                <w:sz w:val="16"/>
+                <w:szCs w:val="16"/>
+              </w:rPr>
+              <w:t xml:space="preserve">https://bair.berkeley.edu/blog/feed.xml</w:t>
+            </w:r>
+          </w:p>
+        </w:tc>
+        <w:tc>
+          <w:tcPr>
+            <w:tcW w:type="dxa" w:w="1600"/>
+            <w:tcBorders>
+              <w:top w:val="single" w:color="ddd3c8" w:sz="1"/>
+              <w:left w:val="single" w:color="ddd3c8" w:sz="1"/>
+              <w:bottom w:val="single" w:color="ddd3c8" w:sz="1"/>
+              <w:right w:val="single" w:color="ddd3c8" w:sz="1"/>
+            </w:tcBorders>
+            <w:shd w:fill="FFFFFF" w:val="clear"/>
+            <w:tcMar>
+              <w:top w:type="dxa" w:w="60"/>
+              <w:left w:type="dxa" w:w="120"/>
+              <w:bottom w:type="dxa" w:w="60"/>
+              <w:right w:type="dxa" w:w="120"/>
+            </w:tcMar>
+          </w:tcPr>
+          <w:p>
+            <w:r>
+              <w:rPr>
+                <w:rFonts w:ascii="Arial" w:cs="Arial" w:hAnsi="Arial"/>
+                <w:color w:val="3a2e3f"/>
+                <w:sz w:val="18"/>
+                <w:szCs w:val="18"/>
+              </w:rPr>
+              <w:t xml:space="preserve">University AI Lab</w:t>
+            </w:r>
+          </w:p>
+        </w:tc>
+        <w:tc>
+          <w:tcPr>
+            <w:tcW w:type="dxa" w:w="4400"/>
+            <w:tcBorders>
+              <w:top w:val="single" w:color="ddd3c8" w:sz="1"/>
+              <w:left w:val="single" w:color="ddd3c8" w:sz="1"/>
+              <w:bottom w:val="single" w:color="ddd3c8" w:sz="1"/>
+              <w:right w:val="single" w:color="ddd3c8" w:sz="1"/>
+            </w:tcBorders>
+            <w:shd w:fill="FFFFFF" w:val="clear"/>
+            <w:tcMar>
+              <w:top w:type="dxa" w:w="60"/>
+              <w:left w:type="dxa" w:w="120"/>
+              <w:bottom w:type="dxa" w:w="60"/>
+              <w:right w:type="dxa" w:w="120"/>
+            </w:tcMar>
+          </w:tcPr>
+          <w:p>
+            <w:r>
+              <w:rPr>
+                <w:rFonts w:ascii="Arial" w:cs="Arial" w:hAnsi="Arial"/>
+                <w:color w:val="3a2e3f"/>
+                <w:sz w:val="18"/>
+                <w:szCs w:val="18"/>
+              </w:rPr>
+              <w:t xml:space="preserve">One of the most active and accessible AI research blogs; covers ML, robotics, and NLP</w:t>
+            </w:r>
+          </w:p>
+        </w:tc>
+      </w:tr>
+      <w:tr>
+        <w:tc>
+          <w:tcPr>
+            <w:tcW w:type="dxa" w:w="360"/>
+            <w:tcBorders>
+              <w:top w:val="single" w:color="ddd3c8" w:sz="1"/>
+              <w:left w:val="single" w:color="ddd3c8" w:sz="1"/>
+              <w:bottom w:val="single" w:color="ddd3c8" w:sz="1"/>
+              <w:right w:val="single" w:color="ddd3c8" w:sz="1"/>
+            </w:tcBorders>
+            <w:shd w:fill="faf7f2" w:val="clear"/>
+            <w:tcMar>
+              <w:top w:type="dxa" w:w="60"/>
+              <w:left w:type="dxa" w:w="120"/>
+              <w:bottom w:type="dxa" w:w="60"/>
+              <w:right w:type="dxa" w:w="120"/>
+            </w:tcMar>
+          </w:tcPr>
+          <w:p>
+            <w:r>
+              <w:rPr>
+                <w:rFonts w:ascii="Arial" w:cs="Arial" w:hAnsi="Arial"/>
+                <w:color w:val="8a7e7a"/>
+                <w:sz w:val="18"/>
+                <w:szCs w:val="18"/>
+              </w:rPr>
+              <w:t xml:space="preserve">9</w:t>
+            </w:r>
+          </w:p>
+        </w:tc>
+        <w:tc>
+          <w:tcPr>
+            <w:tcW w:type="dxa" w:w="3000"/>
+            <w:tcBorders>
+              <w:top w:val="single" w:color="ddd3c8" w:sz="1"/>
+              <w:left w:val="single" w:color="ddd3c8" w:sz="1"/>
+              <w:bottom w:val="single" w:color="ddd3c8" w:sz="1"/>
+              <w:right w:val="single" w:color="ddd3c8" w:sz="1"/>
+            </w:tcBorders>
+            <w:shd w:fill="faf7f2" w:val="clear"/>
+            <w:tcMar>
+              <w:top w:type="dxa" w:w="60"/>
+              <w:left w:type="dxa" w:w="120"/>
+              <w:bottom w:type="dxa" w:w="60"/>
+              <w:right w:type="dxa" w:w="120"/>
+            </w:tcMar>
+          </w:tcPr>
+          <w:p>
+            <w:r>
+              <w:rPr>
+                <w:rFonts w:ascii="Arial" w:cs="Arial" w:hAnsi="Arial"/>
+                <w:b/>
+                <w:bCs/>
+                <w:color w:val="3a2e3f"/>
+                <w:sz w:val="18"/>
+                <w:szCs w:val="18"/>
+              </w:rPr>
+              <w:t xml:space="preserve">MIT CSAIL</w:t>
+            </w:r>
+          </w:p>
+          <w:p>
+            <w:r>
+              <w:rPr>
+                <w:rFonts w:ascii="Arial" w:cs="Arial" w:hAnsi="Arial"/>
+                <w:color w:val="7a5080"/>
+                <w:sz w:val="16"/>
+                <w:szCs w:val="16"/>
+              </w:rPr>
+              <w:t xml:space="preserve">https://www.csail.mit.edu/rss/news</w:t>
+            </w:r>
+          </w:p>
+        </w:tc>
+        <w:tc>
+          <w:tcPr>
+            <w:tcW w:type="dxa" w:w="1600"/>
+            <w:tcBorders>
+              <w:top w:val="single" w:color="ddd3c8" w:sz="1"/>
+              <w:left w:val="single" w:color="ddd3c8" w:sz="1"/>
+              <w:bottom w:val="single" w:color="ddd3c8" w:sz="1"/>
+              <w:right w:val="single" w:color="ddd3c8" w:sz="1"/>
+            </w:tcBorders>
+            <w:shd w:fill="faf7f2" w:val="clear"/>
+            <w:tcMar>
+              <w:top w:type="dxa" w:w="60"/>
+              <w:left w:type="dxa" w:w="120"/>
+              <w:bottom w:type="dxa" w:w="60"/>
+              <w:right w:type="dxa" w:w="120"/>
+            </w:tcMar>
+          </w:tcPr>
+          <w:p>
+            <w:r>
+              <w:rPr>
+                <w:rFonts w:ascii="Arial" w:cs="Arial" w:hAnsi="Arial"/>
+                <w:color w:val="3a2e3f"/>
+                <w:sz w:val="18"/>
+                <w:szCs w:val="18"/>
+              </w:rPr>
+              <w:t xml:space="preserve">University AI Lab</w:t>
+            </w:r>
+          </w:p>
+        </w:tc>
+        <w:tc>
+          <w:tcPr>
+            <w:tcW w:type="dxa" w:w="4400"/>
+            <w:tcBorders>
+              <w:top w:val="single" w:color="ddd3c8" w:sz="1"/>
+              <w:left w:val="single" w:color="ddd3c8" w:sz="1"/>
+              <w:bottom w:val="single" w:color="ddd3c8" w:sz="1"/>
+              <w:right w:val="single" w:color="ddd3c8" w:sz="1"/>
+            </w:tcBorders>
+            <w:shd w:fill="faf7f2" w:val="clear"/>
+            <w:tcMar>
+              <w:top w:type="dxa" w:w="60"/>
+              <w:left w:type="dxa" w:w="120"/>
+              <w:bottom w:type="dxa" w:w="60"/>
+              <w:right w:type="dxa" w:w="120"/>
+            </w:tcMar>
+          </w:tcPr>
+          <w:p>
+            <w:r>
+              <w:rPr>
+                <w:rFonts w:ascii="Arial" w:cs="Arial" w:hAnsi="Arial"/>
+                <w:color w:val="3a2e3f"/>
+                <w:sz w:val="18"/>
+                <w:szCs w:val="18"/>
+              </w:rPr>
+              <w:t xml:space="preserve">MIT’s Computer Science &amp; AI Laboratory — foundational research with education applications</w:t>
+            </w:r>
+          </w:p>
+        </w:tc>
+      </w:tr>
+      <w:tr>
+        <w:tc>
+          <w:tcPr>
+            <w:tcW w:type="dxa" w:w="360"/>
+            <w:tcBorders>
+              <w:top w:val="single" w:color="ddd3c8" w:sz="1"/>
+              <w:left w:val="single" w:color="ddd3c8" w:sz="1"/>
+              <w:bottom w:val="single" w:color="ddd3c8" w:sz="1"/>
+              <w:right w:val="single" w:color="ddd3c8" w:sz="1"/>
+            </w:tcBorders>
+            <w:shd w:fill="FFFFFF" w:val="clear"/>
+            <w:tcMar>
+              <w:top w:type="dxa" w:w="60"/>
+              <w:left w:type="dxa" w:w="120"/>
+              <w:bottom w:type="dxa" w:w="60"/>
+              <w:right w:type="dxa" w:w="120"/>
+            </w:tcMar>
+          </w:tcPr>
+          <w:p>
+            <w:r>
+              <w:rPr>
+                <w:rFonts w:ascii="Arial" w:cs="Arial" w:hAnsi="Arial"/>
+                <w:color w:val="8a7e7a"/>
+                <w:sz w:val="18"/>
+                <w:szCs w:val="18"/>
+              </w:rPr>
+              <w:t xml:space="preserve">10</w:t>
+            </w:r>
+          </w:p>
+        </w:tc>
+        <w:tc>
+          <w:tcPr>
+            <w:tcW w:type="dxa" w:w="3000"/>
+            <w:tcBorders>
+              <w:top w:val="single" w:color="ddd3c8" w:sz="1"/>
+              <w:left w:val="single" w:color="ddd3c8" w:sz="1"/>
+              <w:bottom w:val="single" w:color="ddd3c8" w:sz="1"/>
+              <w:right w:val="single" w:color="ddd3c8" w:sz="1"/>
+            </w:tcBorders>
+            <w:shd w:fill="FFFFFF" w:val="clear"/>
+            <w:tcMar>
+              <w:top w:type="dxa" w:w="60"/>
+              <w:left w:type="dxa" w:w="120"/>
+              <w:bottom w:type="dxa" w:w="60"/>
+              <w:right w:type="dxa" w:w="120"/>
+            </w:tcMar>
+          </w:tcPr>
+          <w:p>
+            <w:r>
+              <w:rPr>
+                <w:rFonts w:ascii="Arial" w:cs="Arial" w:hAnsi="Arial"/>
+                <w:b/>
+                <w:bCs/>
+                <w:color w:val="3a2e3f"/>
+                <w:sz w:val="18"/>
+                <w:szCs w:val="18"/>
+              </w:rPr>
+              <w:t xml:space="preserve">Stanford AI Lab</w:t>
+            </w:r>
+          </w:p>
+          <w:p>
+            <w:r>
+              <w:rPr>
+                <w:rFonts w:ascii="Arial" w:cs="Arial" w:hAnsi="Arial"/>
+                <w:color w:val="7a5080"/>
+                <w:sz w:val="16"/>
+                <w:szCs w:val="16"/>
+              </w:rPr>
+              <w:t xml:space="preserve">https://ai.stanford.edu/blog/feed.xml</w:t>
+            </w:r>
+          </w:p>
+        </w:tc>
+        <w:tc>
+          <w:tcPr>
+            <w:tcW w:type="dxa" w:w="1600"/>
+            <w:tcBorders>
+              <w:top w:val="single" w:color="ddd3c8" w:sz="1"/>
+              <w:left w:val="single" w:color="ddd3c8" w:sz="1"/>
+              <w:bottom w:val="single" w:color="ddd3c8" w:sz="1"/>
+              <w:right w:val="single" w:color="ddd3c8" w:sz="1"/>
+            </w:tcBorders>
+            <w:shd w:fill="FFFFFF" w:val="clear"/>
+            <w:tcMar>
+              <w:top w:type="dxa" w:w="60"/>
+              <w:left w:type="dxa" w:w="120"/>
+              <w:bottom w:type="dxa" w:w="60"/>
+              <w:right w:type="dxa" w:w="120"/>
+            </w:tcMar>
+          </w:tcPr>
+          <w:p>
+            <w:r>
+              <w:rPr>
+                <w:rFonts w:ascii="Arial" w:cs="Arial" w:hAnsi="Arial"/>
+                <w:color w:val="3a2e3f"/>
+                <w:sz w:val="18"/>
+                <w:szCs w:val="18"/>
+              </w:rPr>
+              <w:t xml:space="preserve">University AI Lab</w:t>
+            </w:r>
+          </w:p>
+        </w:tc>
+        <w:tc>
+          <w:tcPr>
+            <w:tcW w:type="dxa" w:w="4400"/>
+            <w:tcBorders>
+              <w:top w:val="single" w:color="ddd3c8" w:sz="1"/>
+              <w:left w:val="single" w:color="ddd3c8" w:sz="1"/>
+              <w:bottom w:val="single" w:color="ddd3c8" w:sz="1"/>
+              <w:right w:val="single" w:color="ddd3c8" w:sz="1"/>
+            </w:tcBorders>
+            <w:shd w:fill="FFFFFF" w:val="clear"/>
+            <w:tcMar>
+              <w:top w:type="dxa" w:w="60"/>
+              <w:left w:type="dxa" w:w="120"/>
+              <w:bottom w:type="dxa" w:w="60"/>
+              <w:right w:type="dxa" w:w="120"/>
+            </w:tcMar>
+          </w:tcPr>
+          <w:p>
+            <w:r>
+              <w:rPr>
+                <w:rFonts w:ascii="Arial" w:cs="Arial" w:hAnsi="Arial"/>
+                <w:color w:val="3a2e3f"/>
+                <w:sz w:val="18"/>
+                <w:szCs w:val="18"/>
+              </w:rPr>
+              <w:t xml:space="preserve">Stanford’s core AI research group; NLP, vision, robotics, and learning technology</w:t>
+            </w:r>
+          </w:p>
+        </w:tc>
+      </w:tr>
+      <w:tr>
+        <w:tc>
+          <w:tcPr>
+            <w:tcW w:type="dxa" w:w="360"/>
+            <w:tcBorders>
+              <w:top w:val="single" w:color="ddd3c8" w:sz="1"/>
+              <w:left w:val="single" w:color="ddd3c8" w:sz="1"/>
+              <w:bottom w:val="single" w:color="ddd3c8" w:sz="1"/>
+              <w:right w:val="single" w:color="ddd3c8" w:sz="1"/>
+            </w:tcBorders>
+            <w:shd w:fill="faf7f2" w:val="clear"/>
+            <w:tcMar>
+              <w:top w:type="dxa" w:w="60"/>
+              <w:left w:type="dxa" w:w="120"/>
+              <w:bottom w:type="dxa" w:w="60"/>
+              <w:right w:type="dxa" w:w="120"/>
+            </w:tcMar>
+          </w:tcPr>
+          <w:p>
+            <w:r>
+              <w:rPr>
+                <w:rFonts w:ascii="Arial" w:cs="Arial" w:hAnsi="Arial"/>
+                <w:color w:val="8a7e7a"/>
+                <w:sz w:val="18"/>
+                <w:szCs w:val="18"/>
+              </w:rPr>
+              <w:t xml:space="preserve">11</w:t>
+            </w:r>
+          </w:p>
+        </w:tc>
+        <w:tc>
+          <w:tcPr>
+            <w:tcW w:type="dxa" w:w="3000"/>
+            <w:tcBorders>
+              <w:top w:val="single" w:color="ddd3c8" w:sz="1"/>
+              <w:left w:val="single" w:color="ddd3c8" w:sz="1"/>
+              <w:bottom w:val="single" w:color="ddd3c8" w:sz="1"/>
+              <w:right w:val="single" w:color="ddd3c8" w:sz="1"/>
+            </w:tcBorders>
+            <w:shd w:fill="faf7f2" w:val="clear"/>
+            <w:tcMar>
+              <w:top w:type="dxa" w:w="60"/>
+              <w:left w:type="dxa" w:w="120"/>
+              <w:bottom w:type="dxa" w:w="60"/>
+              <w:right w:type="dxa" w:w="120"/>
+            </w:tcMar>
+          </w:tcPr>
+          <w:p>
+            <w:r>
+              <w:rPr>
+                <w:rFonts w:ascii="Arial" w:cs="Arial" w:hAnsi="Arial"/>
+                <w:b/>
+                <w:bCs/>
+                <w:color w:val="3a2e3f"/>
+                <w:sz w:val="18"/>
+                <w:szCs w:val="18"/>
+              </w:rPr>
+              <w:t xml:space="preserve">Stanford HAI</w:t>
+            </w:r>
+          </w:p>
+          <w:p>
+            <w:r>
+              <w:rPr>
+                <w:rFonts w:ascii="Arial" w:cs="Arial" w:hAnsi="Arial"/>
+                <w:color w:val="7a5080"/>
+                <w:sz w:val="16"/>
+                <w:szCs w:val="16"/>
+              </w:rPr>
+              <w:t xml:space="preserve">https://hai.stanford.edu/news/feed</w:t>
+            </w:r>
+          </w:p>
+        </w:tc>
+        <w:tc>
+          <w:tcPr>
+            <w:tcW w:type="dxa" w:w="1600"/>
+            <w:tcBorders>
+              <w:top w:val="single" w:color="ddd3c8" w:sz="1"/>
+              <w:left w:val="single" w:color="ddd3c8" w:sz="1"/>
+              <w:bottom w:val="single" w:color="ddd3c8" w:sz="1"/>
+              <w:right w:val="single" w:color="ddd3c8" w:sz="1"/>
+            </w:tcBorders>
+            <w:shd w:fill="faf7f2" w:val="clear"/>
+            <w:tcMar>
+              <w:top w:type="dxa" w:w="60"/>
+              <w:left w:type="dxa" w:w="120"/>
+              <w:bottom w:type="dxa" w:w="60"/>
+              <w:right w:type="dxa" w:w="120"/>
+            </w:tcMar>
+          </w:tcPr>
+          <w:p>
+            <w:r>
+              <w:rPr>
+                <w:rFonts w:ascii="Arial" w:cs="Arial" w:hAnsi="Arial"/>
+                <w:color w:val="3a2e3f"/>
+                <w:sz w:val="18"/>
+                <w:szCs w:val="18"/>
+              </w:rPr>
+              <w:t xml:space="preserve">University AI Lab</w:t>
+            </w:r>
+          </w:p>
+        </w:tc>
+        <w:tc>
+          <w:tcPr>
+            <w:tcW w:type="dxa" w:w="4400"/>
+            <w:tcBorders>
+              <w:top w:val="single" w:color="ddd3c8" w:sz="1"/>
+              <w:left w:val="single" w:color="ddd3c8" w:sz="1"/>
+              <w:bottom w:val="single" w:color="ddd3c8" w:sz="1"/>
+              <w:right w:val="single" w:color="ddd3c8" w:sz="1"/>
+            </w:tcBorders>
+            <w:shd w:fill="faf7f2" w:val="clear"/>
+            <w:tcMar>
+              <w:top w:type="dxa" w:w="60"/>
+              <w:left w:type="dxa" w:w="120"/>
+              <w:bottom w:type="dxa" w:w="60"/>
+              <w:right w:type="dxa" w:w="120"/>
+            </w:tcMar>
+          </w:tcPr>
+          <w:p>
+            <w:r>
+              <w:rPr>
+                <w:rFonts w:ascii="Arial" w:cs="Arial" w:hAnsi="Arial"/>
+                <w:color w:val="3a2e3f"/>
+                <w:sz w:val="18"/>
+                <w:szCs w:val="18"/>
+              </w:rPr>
+              <w:t xml:space="preserve">Human-centered AI — policy, ethics, workforce impact, and education research</w:t>
+            </w:r>
+          </w:p>
+        </w:tc>
+      </w:tr>
+      <w:tr>
+        <w:tc>
+          <w:tcPr>
+            <w:tcW w:type="dxa" w:w="360"/>
+            <w:tcBorders>
+              <w:top w:val="single" w:color="ddd3c8" w:sz="1"/>
+              <w:left w:val="single" w:color="ddd3c8" w:sz="1"/>
+              <w:bottom w:val="single" w:color="ddd3c8" w:sz="1"/>
+              <w:right w:val="single" w:color="ddd3c8" w:sz="1"/>
+            </w:tcBorders>
+            <w:shd w:fill="FFFFFF" w:val="clear"/>
+            <w:tcMar>
+              <w:top w:type="dxa" w:w="60"/>
+              <w:left w:type="dxa" w:w="120"/>
+              <w:bottom w:type="dxa" w:w="60"/>
+              <w:right w:type="dxa" w:w="120"/>
+            </w:tcMar>
+          </w:tcPr>
+          <w:p>
+            <w:r>
+              <w:rPr>
+                <w:rFonts w:ascii="Arial" w:cs="Arial" w:hAnsi="Arial"/>
+                <w:color w:val="8a7e7a"/>
+                <w:sz w:val="18"/>
+                <w:szCs w:val="18"/>
+              </w:rPr>
+              <w:t xml:space="preserve">12</w:t>
+            </w:r>
+          </w:p>
+        </w:tc>
+        <w:tc>
+          <w:tcPr>
+            <w:tcW w:type="dxa" w:w="3000"/>
+            <w:tcBorders>
+              <w:top w:val="single" w:color="ddd3c8" w:sz="1"/>
+              <w:left w:val="single" w:color="ddd3c8" w:sz="1"/>
+              <w:bottom w:val="single" w:color="ddd3c8" w:sz="1"/>
+              <w:right w:val="single" w:color="ddd3c8" w:sz="1"/>
+            </w:tcBorders>
+            <w:shd w:fill="FFFFFF" w:val="clear"/>
+            <w:tcMar>
+              <w:top w:type="dxa" w:w="60"/>
+              <w:left w:type="dxa" w:w="120"/>
+              <w:bottom w:type="dxa" w:w="60"/>
+              <w:right w:type="dxa" w:w="120"/>
+            </w:tcMar>
+          </w:tcPr>
+          <w:p>
+            <w:r>
+              <w:rPr>
+                <w:rFonts w:ascii="Arial" w:cs="Arial" w:hAnsi="Arial"/>
+                <w:b/>
+                <w:bCs/>
+                <w:color w:val="3a2e3f"/>
+                <w:sz w:val="18"/>
+                <w:szCs w:val="18"/>
+              </w:rPr>
+              <w:t xml:space="preserve">Carnegie Mellon AI / CS</w:t>
+            </w:r>
+          </w:p>
+          <w:p>
+            <w:r>
+              <w:rPr>
+                <w:rFonts w:ascii="Arial" w:cs="Arial" w:hAnsi="Arial"/>
+                <w:color w:val="7a5080"/>
+                <w:sz w:val="16"/>
+                <w:szCs w:val="16"/>
+              </w:rPr>
+              <w:t xml:space="preserve">https://www.cs.cmu.edu/news/rss</w:t>
+            </w:r>
+          </w:p>
+        </w:tc>
+        <w:tc>
+          <w:tcPr>
+            <w:tcW w:type="dxa" w:w="1600"/>
+            <w:tcBorders>
+              <w:top w:val="single" w:color="ddd3c8" w:sz="1"/>
+              <w:left w:val="single" w:color="ddd3c8" w:sz="1"/>
+              <w:bottom w:val="single" w:color="ddd3c8" w:sz="1"/>
+              <w:right w:val="single" w:color="ddd3c8" w:sz="1"/>
+            </w:tcBorders>
+            <w:shd w:fill="FFFFFF" w:val="clear"/>
+            <w:tcMar>
+              <w:top w:type="dxa" w:w="60"/>
+              <w:left w:type="dxa" w:w="120"/>
+              <w:bottom w:type="dxa" w:w="60"/>
+              <w:right w:type="dxa" w:w="120"/>
+            </w:tcMar>
+          </w:tcPr>
+          <w:p>
+            <w:r>
+              <w:rPr>
+                <w:rFonts w:ascii="Arial" w:cs="Arial" w:hAnsi="Arial"/>
+                <w:color w:val="3a2e3f"/>
+                <w:sz w:val="18"/>
+                <w:szCs w:val="18"/>
+              </w:rPr>
+              <w:t xml:space="preserve">University AI Lab</w:t>
+            </w:r>
+          </w:p>
+        </w:tc>
+        <w:tc>
+          <w:tcPr>
+            <w:tcW w:type="dxa" w:w="4400"/>
+            <w:tcBorders>
+              <w:top w:val="single" w:color="ddd3c8" w:sz="1"/>
+              <w:left w:val="single" w:color="ddd3c8" w:sz="1"/>
+              <w:bottom w:val="single" w:color="ddd3c8" w:sz="1"/>
+              <w:right w:val="single" w:color="ddd3c8" w:sz="1"/>
+            </w:tcBorders>
+            <w:shd w:fill="FFFFFF" w:val="clear"/>
+            <w:tcMar>
+              <w:top w:type="dxa" w:w="60"/>
+              <w:left w:type="dxa" w:w="120"/>
+              <w:bottom w:type="dxa" w:w="60"/>
+              <w:right w:type="dxa" w:w="120"/>
+            </w:tcMar>
+          </w:tcPr>
+          <w:p>
+            <w:r>
+              <w:rPr>
+                <w:rFonts w:ascii="Arial" w:cs="Arial" w:hAnsi="Arial"/>
+                <w:color w:val="3a2e3f"/>
+                <w:sz w:val="18"/>
+                <w:szCs w:val="18"/>
+              </w:rPr>
+              <w:t xml:space="preserve">Top-3 AI program; strong in HCI, learning technologies, and AI systems</w:t>
+            </w:r>
+          </w:p>
+        </w:tc>
+      </w:tr>
+      <w:tr>
+        <w:tc>
+          <w:tcPr>
+            <w:tcW w:type="dxa" w:w="360"/>
+            <w:tcBorders>
+              <w:top w:val="single" w:color="ddd3c8" w:sz="1"/>
+              <w:left w:val="single" w:color="ddd3c8" w:sz="1"/>
+              <w:bottom w:val="single" w:color="ddd3c8" w:sz="1"/>
+              <w:right w:val="single" w:color="ddd3c8" w:sz="1"/>
+            </w:tcBorders>
+            <w:shd w:fill="faf7f2" w:val="clear"/>
+            <w:tcMar>
+              <w:top w:type="dxa" w:w="60"/>
+              <w:left w:type="dxa" w:w="120"/>
+              <w:bottom w:type="dxa" w:w="60"/>
+              <w:right w:type="dxa" w:w="120"/>
+            </w:tcMar>
+          </w:tcPr>
+          <w:p>
+            <w:r>
+              <w:rPr>
+                <w:rFonts w:ascii="Arial" w:cs="Arial" w:hAnsi="Arial"/>
+                <w:color w:val="8a7e7a"/>
+                <w:sz w:val="18"/>
+                <w:szCs w:val="18"/>
+              </w:rPr>
+              <w:t xml:space="preserve">13</w:t>
+            </w:r>
+          </w:p>
+        </w:tc>
+        <w:tc>
+          <w:tcPr>
+            <w:tcW w:type="dxa" w:w="3000"/>
+            <w:tcBorders>
+              <w:top w:val="single" w:color="ddd3c8" w:sz="1"/>
+              <w:left w:val="single" w:color="ddd3c8" w:sz="1"/>
+              <w:bottom w:val="single" w:color="ddd3c8" w:sz="1"/>
+              <w:right w:val="single" w:color="ddd3c8" w:sz="1"/>
+            </w:tcBorders>
+            <w:shd w:fill="faf7f2" w:val="clear"/>
+            <w:tcMar>
+              <w:top w:type="dxa" w:w="60"/>
+              <w:left w:type="dxa" w:w="120"/>
+              <w:bottom w:type="dxa" w:w="60"/>
+              <w:right w:type="dxa" w:w="120"/>
+            </w:tcMar>
+          </w:tcPr>
+          <w:p>
+            <w:r>
+              <w:rPr>
+                <w:rFonts w:ascii="Arial" w:cs="Arial" w:hAnsi="Arial"/>
+                <w:b/>
+                <w:bCs/>
+                <w:color w:val="3a2e3f"/>
+                <w:sz w:val="18"/>
+                <w:szCs w:val="18"/>
+              </w:rPr>
+              <w:t xml:space="preserve">Georgia Tech CS &amp; AI</w:t>
+            </w:r>
+          </w:p>
+          <w:p>
+            <w:r>
+              <w:rPr>
+                <w:rFonts w:ascii="Arial" w:cs="Arial" w:hAnsi="Arial"/>
+                <w:color w:val="7a5080"/>
+                <w:sz w:val="16"/>
+                <w:szCs w:val="16"/>
+              </w:rPr>
+              <w:t xml:space="preserve">https://www.cc.gatech.edu/news/rss.xml</w:t>
+            </w:r>
+          </w:p>
+        </w:tc>
+        <w:tc>
+          <w:tcPr>
+            <w:tcW w:type="dxa" w:w="1600"/>
+            <w:tcBorders>
+              <w:top w:val="single" w:color="ddd3c8" w:sz="1"/>
+              <w:left w:val="single" w:color="ddd3c8" w:sz="1"/>
+              <w:bottom w:val="single" w:color="ddd3c8" w:sz="1"/>
+              <w:right w:val="single" w:color="ddd3c8" w:sz="1"/>
+            </w:tcBorders>
+            <w:shd w:fill="faf7f2" w:val="clear"/>
+            <w:tcMar>
+              <w:top w:type="dxa" w:w="60"/>
+              <w:left w:type="dxa" w:w="120"/>
+              <w:bottom w:type="dxa" w:w="60"/>
+              <w:right w:type="dxa" w:w="120"/>
+            </w:tcMar>
+          </w:tcPr>
+          <w:p>
+            <w:r>
+              <w:rPr>
+                <w:rFonts w:ascii="Arial" w:cs="Arial" w:hAnsi="Arial"/>
+                <w:color w:val="3a2e3f"/>
+                <w:sz w:val="18"/>
+                <w:szCs w:val="18"/>
+              </w:rPr>
+              <w:t xml:space="preserve">University AI Lab</w:t>
+            </w:r>
+          </w:p>
+        </w:tc>
+        <w:tc>
+          <w:tcPr>
+            <w:tcW w:type="dxa" w:w="4400"/>
+            <w:tcBorders>
+              <w:top w:val="single" w:color="ddd3c8" w:sz="1"/>
+              <w:left w:val="single" w:color="ddd3c8" w:sz="1"/>
+              <w:bottom w:val="single" w:color="ddd3c8" w:sz="1"/>
+              <w:right w:val="single" w:color="ddd3c8" w:sz="1"/>
+            </w:tcBorders>
+            <w:shd w:fill="faf7f2" w:val="clear"/>
+            <w:tcMar>
+              <w:top w:type="dxa" w:w="60"/>
+              <w:left w:type="dxa" w:w="120"/>
+              <w:bottom w:type="dxa" w:w="60"/>
+              <w:right w:type="dxa" w:w="120"/>
+            </w:tcMar>
+          </w:tcPr>
+          <w:p>
+            <w:r>
+              <w:rPr>
+                <w:rFonts w:ascii="Arial" w:cs="Arial" w:hAnsi="Arial"/>
+                <w:color w:val="3a2e3f"/>
+                <w:sz w:val="18"/>
+                <w:szCs w:val="18"/>
+              </w:rPr>
+              <w:t xml:space="preserve">Created Jill Watson (AI teaching assistant); leader in AI for education</w:t>
+            </w:r>
+          </w:p>
+        </w:tc>
+      </w:tr>
+      <w:tr>
+        <w:tc>
+          <w:tcPr>
+            <w:tcW w:type="dxa" w:w="360"/>
+            <w:tcBorders>
+              <w:top w:val="single" w:color="ddd3c8" w:sz="1"/>
+              <w:left w:val="single" w:color="ddd3c8" w:sz="1"/>
+              <w:bottom w:val="single" w:color="ddd3c8" w:sz="1"/>
+              <w:right w:val="single" w:color="ddd3c8" w:sz="1"/>
+            </w:tcBorders>
+            <w:shd w:fill="FFFFFF" w:val="clear"/>
+            <w:tcMar>
+              <w:top w:type="dxa" w:w="60"/>
+              <w:left w:type="dxa" w:w="120"/>
+              <w:bottom w:type="dxa" w:w="60"/>
+              <w:right w:type="dxa" w:w="120"/>
+            </w:tcMar>
+          </w:tcPr>
+          <w:p>
+            <w:r>
+              <w:rPr>
+                <w:rFonts w:ascii="Arial" w:cs="Arial" w:hAnsi="Arial"/>
+                <w:color w:val="8a7e7a"/>
+                <w:sz w:val="18"/>
+                <w:szCs w:val="18"/>
+              </w:rPr>
+              <w:t xml:space="preserve">14</w:t>
+            </w:r>
+          </w:p>
+        </w:tc>
+        <w:tc>
+          <w:tcPr>
+            <w:tcW w:type="dxa" w:w="3000"/>
+            <w:tcBorders>
+              <w:top w:val="single" w:color="ddd3c8" w:sz="1"/>
+              <w:left w:val="single" w:color="ddd3c8" w:sz="1"/>
+              <w:bottom w:val="single" w:color="ddd3c8" w:sz="1"/>
+              <w:right w:val="single" w:color="ddd3c8" w:sz="1"/>
+            </w:tcBorders>
+            <w:shd w:fill="FFFFFF" w:val="clear"/>
+            <w:tcMar>
+              <w:top w:type="dxa" w:w="60"/>
+              <w:left w:type="dxa" w:w="120"/>
+              <w:bottom w:type="dxa" w:w="60"/>
+              <w:right w:type="dxa" w:w="120"/>
+            </w:tcMar>
+          </w:tcPr>
+          <w:p>
+            <w:r>
+              <w:rPr>
+                <w:rFonts w:ascii="Arial" w:cs="Arial" w:hAnsi="Arial"/>
+                <w:b/>
+                <w:bCs/>
+                <w:color w:val="3a2e3f"/>
+                <w:sz w:val="18"/>
+                <w:szCs w:val="18"/>
+              </w:rPr>
+              <w:t xml:space="preserve">Allen Institute for AI (AI2)</w:t>
+            </w:r>
+          </w:p>
+          <w:p>
+            <w:r>
+              <w:rPr>
+                <w:rFonts w:ascii="Arial" w:cs="Arial" w:hAnsi="Arial"/>
+                <w:color w:val="7a5080"/>
+                <w:sz w:val="16"/>
+                <w:szCs w:val="16"/>
+              </w:rPr>
+              <w:t xml:space="preserve">https://blog.allenai.org/feed</w:t>
+            </w:r>
+          </w:p>
+        </w:tc>
+        <w:tc>
+          <w:tcPr>
+            <w:tcW w:type="dxa" w:w="1600"/>
+            <w:tcBorders>
+              <w:top w:val="single" w:color="ddd3c8" w:sz="1"/>
+              <w:left w:val="single" w:color="ddd3c8" w:sz="1"/>
+              <w:bottom w:val="single" w:color="ddd3c8" w:sz="1"/>
+              <w:right w:val="single" w:color="ddd3c8" w:sz="1"/>
+            </w:tcBorders>
+            <w:shd w:fill="FFFFFF" w:val="clear"/>
+            <w:tcMar>
+              <w:top w:type="dxa" w:w="60"/>
+              <w:left w:type="dxa" w:w="120"/>
+              <w:bottom w:type="dxa" w:w="60"/>
+              <w:right w:type="dxa" w:w="120"/>
+            </w:tcMar>
+          </w:tcPr>
+          <w:p>
+            <w:r>
+              <w:rPr>
+                <w:rFonts w:ascii="Arial" w:cs="Arial" w:hAnsi="Arial"/>
+                <w:color w:val="3a2e3f"/>
+                <w:sz w:val="18"/>
+                <w:szCs w:val="18"/>
+              </w:rPr>
+              <w:t xml:space="preserve">University AI Lab</w:t>
+            </w:r>
+          </w:p>
+        </w:tc>
+        <w:tc>
+          <w:tcPr>
+            <w:tcW w:type="dxa" w:w="4400"/>
+            <w:tcBorders>
+              <w:top w:val="single" w:color="ddd3c8" w:sz="1"/>
+              <w:left w:val="single" w:color="ddd3c8" w:sz="1"/>
+              <w:bottom w:val="single" w:color="ddd3c8" w:sz="1"/>
+              <w:right w:val="single" w:color="ddd3c8" w:sz="1"/>
+            </w:tcBorders>
+            <w:shd w:fill="FFFFFF" w:val="clear"/>
+            <w:tcMar>
+              <w:top w:type="dxa" w:w="60"/>
+              <w:left w:type="dxa" w:w="120"/>
+              <w:bottom w:type="dxa" w:w="60"/>
+              <w:right w:type="dxa" w:w="120"/>
+            </w:tcMar>
+          </w:tcPr>
+          <w:p>
+            <w:r>
+              <w:rPr>
+                <w:rFonts w:ascii="Arial" w:cs="Arial" w:hAnsi="Arial"/>
+                <w:color w:val="3a2e3f"/>
+                <w:sz w:val="18"/>
+                <w:szCs w:val="18"/>
+              </w:rPr>
+              <w:t xml:space="preserve">Nonprofit AI research focused on NLP, scientific understanding, and AI for the common good</w:t>
+            </w:r>
+          </w:p>
+        </w:tc>
+      </w:tr>
+      <w:tr>
+        <w:tc>
+          <w:tcPr>
+            <w:tcW w:type="dxa" w:w="360"/>
+            <w:tcBorders>
+              <w:top w:val="single" w:color="ddd3c8" w:sz="1"/>
+              <w:left w:val="single" w:color="ddd3c8" w:sz="1"/>
+              <w:bottom w:val="single" w:color="ddd3c8" w:sz="1"/>
+              <w:right w:val="single" w:color="ddd3c8" w:sz="1"/>
+            </w:tcBorders>
+            <w:shd w:fill="faf7f2" w:val="clear"/>
+            <w:tcMar>
+              <w:top w:type="dxa" w:w="60"/>
+              <w:left w:type="dxa" w:w="120"/>
+              <w:bottom w:type="dxa" w:w="60"/>
+              <w:right w:type="dxa" w:w="120"/>
+            </w:tcMar>
+          </w:tcPr>
+          <w:p>
+            <w:r>
+              <w:rPr>
+                <w:rFonts w:ascii="Arial" w:cs="Arial" w:hAnsi="Arial"/>
+                <w:color w:val="8a7e7a"/>
+                <w:sz w:val="18"/>
+                <w:szCs w:val="18"/>
+              </w:rPr>
+              <w:t xml:space="preserve">15</w:t>
+            </w:r>
+          </w:p>
+        </w:tc>
+        <w:tc>
+          <w:tcPr>
+            <w:tcW w:type="dxa" w:w="3000"/>
+            <w:tcBorders>
+              <w:top w:val="single" w:color="ddd3c8" w:sz="1"/>
+              <w:left w:val="single" w:color="ddd3c8" w:sz="1"/>
+              <w:bottom w:val="single" w:color="ddd3c8" w:sz="1"/>
+              <w:right w:val="single" w:color="ddd3c8" w:sz="1"/>
+            </w:tcBorders>
+            <w:shd w:fill="faf7f2" w:val="clear"/>
+            <w:tcMar>
+              <w:top w:type="dxa" w:w="60"/>
+              <w:left w:type="dxa" w:w="120"/>
+              <w:bottom w:type="dxa" w:w="60"/>
+              <w:right w:type="dxa" w:w="120"/>
+            </w:tcMar>
+          </w:tcPr>
+          <w:p>
+            <w:r>
+              <w:rPr>
+                <w:rFonts w:ascii="Arial" w:cs="Arial" w:hAnsi="Arial"/>
+                <w:b/>
+                <w:bCs/>
+                <w:color w:val="3a2e3f"/>
+                <w:sz w:val="18"/>
+                <w:szCs w:val="18"/>
+              </w:rPr>
+              <w:t xml:space="preserve">CU Boulder CS</w:t>
+            </w:r>
+          </w:p>
+          <w:p>
+            <w:r>
+              <w:rPr>
+                <w:rFonts w:ascii="Arial" w:cs="Arial" w:hAnsi="Arial"/>
+                <w:color w:val="7a5080"/>
+                <w:sz w:val="16"/>
+                <w:szCs w:val="16"/>
+              </w:rPr>
+              <w:t xml:space="preserve">https://www.colorado.edu/cs/rss.xml</w:t>
+            </w:r>
+          </w:p>
+        </w:tc>
+        <w:tc>
+          <w:tcPr>
+            <w:tcW w:type="dxa" w:w="1600"/>
+            <w:tcBorders>
+              <w:top w:val="single" w:color="ddd3c8" w:sz="1"/>
+              <w:left w:val="single" w:color="ddd3c8" w:sz="1"/>
+              <w:bottom w:val="single" w:color="ddd3c8" w:sz="1"/>
+              <w:right w:val="single" w:color="ddd3c8" w:sz="1"/>
+            </w:tcBorders>
+            <w:shd w:fill="faf7f2" w:val="clear"/>
+            <w:tcMar>
+              <w:top w:type="dxa" w:w="60"/>
+              <w:left w:type="dxa" w:w="120"/>
+              <w:bottom w:type="dxa" w:w="60"/>
+              <w:right w:type="dxa" w:w="120"/>
+            </w:tcMar>
+          </w:tcPr>
+          <w:p>
+            <w:r>
+              <w:rPr>
+                <w:rFonts w:ascii="Arial" w:cs="Arial" w:hAnsi="Arial"/>
+                <w:color w:val="3a2e3f"/>
+                <w:sz w:val="18"/>
+                <w:szCs w:val="18"/>
+              </w:rPr>
+              <w:t xml:space="preserve">University AI Lab</w:t>
+            </w:r>
+          </w:p>
+        </w:tc>
+        <w:tc>
+          <w:tcPr>
+            <w:tcW w:type="dxa" w:w="4400"/>
+            <w:tcBorders>
+              <w:top w:val="single" w:color="ddd3c8" w:sz="1"/>
+              <w:left w:val="single" w:color="ddd3c8" w:sz="1"/>
+              <w:bottom w:val="single" w:color="ddd3c8" w:sz="1"/>
+              <w:right w:val="single" w:color="ddd3c8" w:sz="1"/>
+            </w:tcBorders>
+            <w:shd w:fill="faf7f2" w:val="clear"/>
+            <w:tcMar>
+              <w:top w:type="dxa" w:w="60"/>
+              <w:left w:type="dxa" w:w="120"/>
+              <w:bottom w:type="dxa" w:w="60"/>
+              <w:right w:type="dxa" w:w="120"/>
+            </w:tcMar>
+          </w:tcPr>
+          <w:p>
+            <w:r>
+              <w:rPr>
+                <w:rFonts w:ascii="Arial" w:cs="Arial" w:hAnsi="Arial"/>
+                <w:color w:val="3a2e3f"/>
+                <w:sz w:val="18"/>
+                <w:szCs w:val="18"/>
+              </w:rPr>
+              <w:t xml:space="preserve">Emerging AI and computing research; strong STEM education connections</w:t>
+            </w:r>
+          </w:p>
+        </w:tc>
+      </w:tr>
+      <w:tr>
+        <w:tc>
+          <w:tcPr>
+            <w:tcW w:type="dxa" w:w="360"/>
+            <w:tcBorders>
+              <w:top w:val="single" w:color="ddd3c8" w:sz="1"/>
+              <w:left w:val="single" w:color="ddd3c8" w:sz="1"/>
+              <w:bottom w:val="single" w:color="ddd3c8" w:sz="1"/>
+              <w:right w:val="single" w:color="ddd3c8" w:sz="1"/>
+            </w:tcBorders>
+            <w:shd w:fill="FFFFFF" w:val="clear"/>
+            <w:tcMar>
+              <w:top w:type="dxa" w:w="60"/>
+              <w:left w:type="dxa" w:w="120"/>
+              <w:bottom w:type="dxa" w:w="60"/>
+              <w:right w:type="dxa" w:w="120"/>
+            </w:tcMar>
+          </w:tcPr>
+          <w:p>
+            <w:r>
+              <w:rPr>
+                <w:rFonts w:ascii="Arial" w:cs="Arial" w:hAnsi="Arial"/>
+                <w:color w:val="8a7e7a"/>
+                <w:sz w:val="18"/>
+                <w:szCs w:val="18"/>
+              </w:rPr>
+              <w:t xml:space="preserve">16</w:t>
+            </w:r>
+          </w:p>
+        </w:tc>
+        <w:tc>
+          <w:tcPr>
+            <w:tcW w:type="dxa" w:w="3000"/>
+            <w:tcBorders>
+              <w:top w:val="single" w:color="ddd3c8" w:sz="1"/>
+              <w:left w:val="single" w:color="ddd3c8" w:sz="1"/>
+              <w:bottom w:val="single" w:color="ddd3c8" w:sz="1"/>
+              <w:right w:val="single" w:color="ddd3c8" w:sz="1"/>
+            </w:tcBorders>
+            <w:shd w:fill="FFFFFF" w:val="clear"/>
+            <w:tcMar>
+              <w:top w:type="dxa" w:w="60"/>
+              <w:left w:type="dxa" w:w="120"/>
+              <w:bottom w:type="dxa" w:w="60"/>
+              <w:right w:type="dxa" w:w="120"/>
+            </w:tcMar>
+          </w:tcPr>
+          <w:p>
+            <w:r>
+              <w:rPr>
+                <w:rFonts w:ascii="Arial" w:cs="Arial" w:hAnsi="Arial"/>
+                <w:b/>
+                <w:bCs/>
+                <w:color w:val="3a2e3f"/>
+                <w:sz w:val="18"/>
+                <w:szCs w:val="18"/>
+              </w:rPr>
+              <w:t xml:space="preserve">U Michigan — MIDAS</w:t>
+            </w:r>
+          </w:p>
+          <w:p>
+            <w:r>
+              <w:rPr>
+                <w:rFonts w:ascii="Arial" w:cs="Arial" w:hAnsi="Arial"/>
+                <w:color w:val="7a5080"/>
+                <w:sz w:val="16"/>
+                <w:szCs w:val="16"/>
+              </w:rPr>
+              <w:t xml:space="preserve">https://midas.umich.edu/feed/</w:t>
+            </w:r>
+          </w:p>
+        </w:tc>
+        <w:tc>
+          <w:tcPr>
+            <w:tcW w:type="dxa" w:w="1600"/>
+            <w:tcBorders>
+              <w:top w:val="single" w:color="ddd3c8" w:sz="1"/>
+              <w:left w:val="single" w:color="ddd3c8" w:sz="1"/>
+              <w:bottom w:val="single" w:color="ddd3c8" w:sz="1"/>
+              <w:right w:val="single" w:color="ddd3c8" w:sz="1"/>
+            </w:tcBorders>
+            <w:shd w:fill="FFFFFF" w:val="clear"/>
+            <w:tcMar>
+              <w:top w:type="dxa" w:w="60"/>
+              <w:left w:type="dxa" w:w="120"/>
+              <w:bottom w:type="dxa" w:w="60"/>
+              <w:right w:type="dxa" w:w="120"/>
+            </w:tcMar>
+          </w:tcPr>
+          <w:p>
+            <w:r>
+              <w:rPr>
+                <w:rFonts w:ascii="Arial" w:cs="Arial" w:hAnsi="Arial"/>
+                <w:color w:val="3a2e3f"/>
+                <w:sz w:val="18"/>
+                <w:szCs w:val="18"/>
+              </w:rPr>
+              <w:t xml:space="preserve">University AI Lab</w:t>
+            </w:r>
+          </w:p>
+        </w:tc>
+        <w:tc>
+          <w:tcPr>
+            <w:tcW w:type="dxa" w:w="4400"/>
+            <w:tcBorders>
+              <w:top w:val="single" w:color="ddd3c8" w:sz="1"/>
+              <w:left w:val="single" w:color="ddd3c8" w:sz="1"/>
+              <w:bottom w:val="single" w:color="ddd3c8" w:sz="1"/>
+              <w:right w:val="single" w:color="ddd3c8" w:sz="1"/>
+            </w:tcBorders>
+            <w:shd w:fill="FFFFFF" w:val="clear"/>
+            <w:tcMar>
+              <w:top w:type="dxa" w:w="60"/>
+              <w:left w:type="dxa" w:w="120"/>
+              <w:bottom w:type="dxa" w:w="60"/>
+              <w:right w:type="dxa" w:w="120"/>
+            </w:tcMar>
+          </w:tcPr>
+          <w:p>
+            <w:r>
+              <w:rPr>
+                <w:rFonts w:ascii="Arial" w:cs="Arial" w:hAnsi="Arial"/>
+                <w:color w:val="3a2e3f"/>
+                <w:sz w:val="18"/>
+                <w:szCs w:val="18"/>
+              </w:rPr>
+              <w:t xml:space="preserve">Michigan Institute for Data and AI in Society — equity, social impact, and responsible AI</w:t>
+            </w:r>
+          </w:p>
+        </w:tc>
+      </w:tr>
+      <w:tr>
+        <w:tc>
+          <w:tcPr>
+            <w:tcW w:type="dxa" w:w="360"/>
+            <w:tcBorders>
+              <w:top w:val="single" w:color="ddd3c8" w:sz="1"/>
+              <w:left w:val="single" w:color="ddd3c8" w:sz="1"/>
+              <w:bottom w:val="single" w:color="ddd3c8" w:sz="1"/>
+              <w:right w:val="single" w:color="ddd3c8" w:sz="1"/>
+            </w:tcBorders>
+            <w:shd w:fill="faf7f2" w:val="clear"/>
+            <w:tcMar>
+              <w:top w:type="dxa" w:w="60"/>
+              <w:left w:type="dxa" w:w="120"/>
+              <w:bottom w:type="dxa" w:w="60"/>
+              <w:right w:type="dxa" w:w="120"/>
+            </w:tcMar>
+          </w:tcPr>
+          <w:p>
+            <w:r>
+              <w:rPr>
+                <w:rFonts w:ascii="Arial" w:cs="Arial" w:hAnsi="Arial"/>
+                <w:color w:val="8a7e7a"/>
+                <w:sz w:val="18"/>
+                <w:szCs w:val="18"/>
+              </w:rPr>
+              <w:t xml:space="preserve">17</w:t>
+            </w:r>
+          </w:p>
+        </w:tc>
+        <w:tc>
+          <w:tcPr>
+            <w:tcW w:type="dxa" w:w="3000"/>
+            <w:tcBorders>
+              <w:top w:val="single" w:color="ddd3c8" w:sz="1"/>
+              <w:left w:val="single" w:color="ddd3c8" w:sz="1"/>
+              <w:bottom w:val="single" w:color="ddd3c8" w:sz="1"/>
+              <w:right w:val="single" w:color="ddd3c8" w:sz="1"/>
+            </w:tcBorders>
+            <w:shd w:fill="faf7f2" w:val="clear"/>
+            <w:tcMar>
+              <w:top w:type="dxa" w:w="60"/>
+              <w:left w:type="dxa" w:w="120"/>
+              <w:bottom w:type="dxa" w:w="60"/>
+              <w:right w:type="dxa" w:w="120"/>
+            </w:tcMar>
+          </w:tcPr>
+          <w:p>
+            <w:r>
+              <w:rPr>
+                <w:rFonts w:ascii="Arial" w:cs="Arial" w:hAnsi="Arial"/>
+                <w:b/>
+                <w:bCs/>
+                <w:color w:val="3a2e3f"/>
+                <w:sz w:val="18"/>
+                <w:szCs w:val="18"/>
+              </w:rPr>
+              <w:t xml:space="preserve">UW Allen School of CS</w:t>
+            </w:r>
+          </w:p>
+          <w:p>
+            <w:r>
+              <w:rPr>
+                <w:rFonts w:ascii="Arial" w:cs="Arial" w:hAnsi="Arial"/>
+                <w:color w:val="7a5080"/>
+                <w:sz w:val="16"/>
+                <w:szCs w:val="16"/>
+              </w:rPr>
+              <w:t xml:space="preserve">https://www.cs.washington.edu/news/rss</w:t>
+            </w:r>
+          </w:p>
+        </w:tc>
+        <w:tc>
+          <w:tcPr>
+            <w:tcW w:type="dxa" w:w="1600"/>
+            <w:tcBorders>
+              <w:top w:val="single" w:color="ddd3c8" w:sz="1"/>
+              <w:left w:val="single" w:color="ddd3c8" w:sz="1"/>
+              <w:bottom w:val="single" w:color="ddd3c8" w:sz="1"/>
+              <w:right w:val="single" w:color="ddd3c8" w:sz="1"/>
+            </w:tcBorders>
+            <w:shd w:fill="faf7f2" w:val="clear"/>
+            <w:tcMar>
+              <w:top w:type="dxa" w:w="60"/>
+              <w:left w:type="dxa" w:w="120"/>
+              <w:bottom w:type="dxa" w:w="60"/>
+              <w:right w:type="dxa" w:w="120"/>
+            </w:tcMar>
+          </w:tcPr>
+          <w:p>
+            <w:r>
+              <w:rPr>
+                <w:rFonts w:ascii="Arial" w:cs="Arial" w:hAnsi="Arial"/>
+                <w:color w:val="3a2e3f"/>
+                <w:sz w:val="18"/>
+                <w:szCs w:val="18"/>
+              </w:rPr>
+              <w:t xml:space="preserve">University AI Lab</w:t>
+            </w:r>
+          </w:p>
+        </w:tc>
+        <w:tc>
+          <w:tcPr>
+            <w:tcW w:type="dxa" w:w="4400"/>
+            <w:tcBorders>
+              <w:top w:val="single" w:color="ddd3c8" w:sz="1"/>
+              <w:left w:val="single" w:color="ddd3c8" w:sz="1"/>
+              <w:bottom w:val="single" w:color="ddd3c8" w:sz="1"/>
+              <w:right w:val="single" w:color="ddd3c8" w:sz="1"/>
+            </w:tcBorders>
+            <w:shd w:fill="faf7f2" w:val="clear"/>
+            <w:tcMar>
+              <w:top w:type="dxa" w:w="60"/>
+              <w:left w:type="dxa" w:w="120"/>
+              <w:bottom w:type="dxa" w:w="60"/>
+              <w:right w:type="dxa" w:w="120"/>
+            </w:tcMar>
+          </w:tcPr>
+          <w:p>
+            <w:r>
+              <w:rPr>
+                <w:rFonts w:ascii="Arial" w:cs="Arial" w:hAnsi="Arial"/>
+                <w:color w:val="3a2e3f"/>
+                <w:sz w:val="18"/>
+                <w:szCs w:val="18"/>
+              </w:rPr>
+              <w:t xml:space="preserve">University of Washington’s Paul G. Allen School — top-5 AI/ML research program</w:t>
+            </w:r>
+          </w:p>
+        </w:tc>
+      </w:tr>
+      <w:tr>
+        <w:tc>
+          <w:tcPr>
+            <w:tcW w:type="dxa" w:w="360"/>
+            <w:tcBorders>
+              <w:top w:val="single" w:color="ddd3c8" w:sz="1"/>
+              <w:left w:val="single" w:color="ddd3c8" w:sz="1"/>
+              <w:bottom w:val="single" w:color="ddd3c8" w:sz="1"/>
+              <w:right w:val="single" w:color="ddd3c8" w:sz="1"/>
+            </w:tcBorders>
+            <w:shd w:fill="FFFFFF" w:val="clear"/>
+            <w:tcMar>
+              <w:top w:type="dxa" w:w="60"/>
+              <w:left w:type="dxa" w:w="120"/>
+              <w:bottom w:type="dxa" w:w="60"/>
+              <w:right w:type="dxa" w:w="120"/>
+            </w:tcMar>
+          </w:tcPr>
+          <w:p>
+            <w:r>
+              <w:rPr>
+                <w:rFonts w:ascii="Arial" w:cs="Arial" w:hAnsi="Arial"/>
+                <w:color w:val="8a7e7a"/>
+                <w:sz w:val="18"/>
+                <w:szCs w:val="18"/>
+              </w:rPr>
+              <w:t xml:space="preserve">18</w:t>
+            </w:r>
+          </w:p>
+        </w:tc>
+        <w:tc>
+          <w:tcPr>
+            <w:tcW w:type="dxa" w:w="3000"/>
+            <w:tcBorders>
+              <w:top w:val="single" w:color="ddd3c8" w:sz="1"/>
+              <w:left w:val="single" w:color="ddd3c8" w:sz="1"/>
+              <w:bottom w:val="single" w:color="ddd3c8" w:sz="1"/>
+              <w:right w:val="single" w:color="ddd3c8" w:sz="1"/>
+            </w:tcBorders>
+            <w:shd w:fill="FFFFFF" w:val="clear"/>
+            <w:tcMar>
+              <w:top w:type="dxa" w:w="60"/>
+              <w:left w:type="dxa" w:w="120"/>
+              <w:bottom w:type="dxa" w:w="60"/>
+              <w:right w:type="dxa" w:w="120"/>
+            </w:tcMar>
+          </w:tcPr>
+          <w:p>
+            <w:r>
+              <w:rPr>
+                <w:rFonts w:ascii="Arial" w:cs="Arial" w:hAnsi="Arial"/>
+                <w:b/>
+                <w:bCs/>
+                <w:color w:val="3a2e3f"/>
+                <w:sz w:val="18"/>
+                <w:szCs w:val="18"/>
+              </w:rPr>
+              <w:t xml:space="preserve">Cornell AI</w:t>
+            </w:r>
+          </w:p>
+          <w:p>
+            <w:r>
+              <w:rPr>
+                <w:rFonts w:ascii="Arial" w:cs="Arial" w:hAnsi="Arial"/>
+                <w:color w:val="7a5080"/>
+                <w:sz w:val="16"/>
+                <w:szCs w:val="16"/>
+              </w:rPr>
+              <w:t xml:space="preserve">https://ai.cornell.edu/feed/</w:t>
+            </w:r>
+          </w:p>
+        </w:tc>
+        <w:tc>
+          <w:tcPr>
+            <w:tcW w:type="dxa" w:w="1600"/>
+            <w:tcBorders>
+              <w:top w:val="single" w:color="ddd3c8" w:sz="1"/>
+              <w:left w:val="single" w:color="ddd3c8" w:sz="1"/>
+              <w:bottom w:val="single" w:color="ddd3c8" w:sz="1"/>
+              <w:right w:val="single" w:color="ddd3c8" w:sz="1"/>
+            </w:tcBorders>
+            <w:shd w:fill="FFFFFF" w:val="clear"/>
+            <w:tcMar>
+              <w:top w:type="dxa" w:w="60"/>
+              <w:left w:type="dxa" w:w="120"/>
+              <w:bottom w:type="dxa" w:w="60"/>
+              <w:right w:type="dxa" w:w="120"/>
+            </w:tcMar>
+          </w:tcPr>
+          <w:p>
+            <w:r>
+              <w:rPr>
+                <w:rFonts w:ascii="Arial" w:cs="Arial" w:hAnsi="Arial"/>
+                <w:color w:val="3a2e3f"/>
+                <w:sz w:val="18"/>
+                <w:szCs w:val="18"/>
+              </w:rPr>
+              <w:t xml:space="preserve">University AI Lab</w:t>
+            </w:r>
+          </w:p>
+        </w:tc>
+        <w:tc>
+          <w:tcPr>
+            <w:tcW w:type="dxa" w:w="4400"/>
+            <w:tcBorders>
+              <w:top w:val="single" w:color="ddd3c8" w:sz="1"/>
+              <w:left w:val="single" w:color="ddd3c8" w:sz="1"/>
+              <w:bottom w:val="single" w:color="ddd3c8" w:sz="1"/>
+              <w:right w:val="single" w:color="ddd3c8" w:sz="1"/>
+            </w:tcBorders>
+            <w:shd w:fill="FFFFFF" w:val="clear"/>
+            <w:tcMar>
+              <w:top w:type="dxa" w:w="60"/>
+              <w:left w:type="dxa" w:w="120"/>
+              <w:bottom w:type="dxa" w:w="60"/>
+              <w:right w:type="dxa" w:w="120"/>
+            </w:tcMar>
+          </w:tcPr>
+          <w:p>
+            <w:r>
+              <w:rPr>
+                <w:rFonts w:ascii="Arial" w:cs="Arial" w:hAnsi="Arial"/>
+                <w:color w:val="3a2e3f"/>
+                <w:sz w:val="18"/>
+                <w:szCs w:val="18"/>
+              </w:rPr>
+              <w:t xml:space="preserve">Cornell AI Lab covers NLP, computer vision, robotics, and AI fairness research</w:t>
+            </w:r>
+          </w:p>
+        </w:tc>
+      </w:tr>
+      <w:tr>
+        <w:tc>
+          <w:tcPr>
+            <w:tcW w:type="dxa" w:w="360"/>
+            <w:tcBorders>
+              <w:top w:val="single" w:color="ddd3c8" w:sz="1"/>
+              <w:left w:val="single" w:color="ddd3c8" w:sz="1"/>
+              <w:bottom w:val="single" w:color="ddd3c8" w:sz="1"/>
+              <w:right w:val="single" w:color="ddd3c8" w:sz="1"/>
+            </w:tcBorders>
+            <w:shd w:fill="faf7f2" w:val="clear"/>
+            <w:tcMar>
+              <w:top w:type="dxa" w:w="60"/>
+              <w:left w:type="dxa" w:w="120"/>
+              <w:bottom w:type="dxa" w:w="60"/>
+              <w:right w:type="dxa" w:w="120"/>
+            </w:tcMar>
+          </w:tcPr>
+          <w:p>
+            <w:r>
+              <w:rPr>
+                <w:rFonts w:ascii="Arial" w:cs="Arial" w:hAnsi="Arial"/>
+                <w:color w:val="8a7e7a"/>
+                <w:sz w:val="18"/>
+                <w:szCs w:val="18"/>
+              </w:rPr>
+              <w:t xml:space="preserve">19</w:t>
+            </w:r>
+          </w:p>
+        </w:tc>
+        <w:tc>
+          <w:tcPr>
+            <w:tcW w:type="dxa" w:w="3000"/>
+            <w:tcBorders>
+              <w:top w:val="single" w:color="ddd3c8" w:sz="1"/>
+              <w:left w:val="single" w:color="ddd3c8" w:sz="1"/>
+              <w:bottom w:val="single" w:color="ddd3c8" w:sz="1"/>
+              <w:right w:val="single" w:color="ddd3c8" w:sz="1"/>
+            </w:tcBorders>
+            <w:shd w:fill="faf7f2" w:val="clear"/>
+            <w:tcMar>
+              <w:top w:type="dxa" w:w="60"/>
+              <w:left w:type="dxa" w:w="120"/>
+              <w:bottom w:type="dxa" w:w="60"/>
+              <w:right w:type="dxa" w:w="120"/>
+            </w:tcMar>
+          </w:tcPr>
+          <w:p>
+            <w:r>
+              <w:rPr>
+                <w:rFonts w:ascii="Arial" w:cs="Arial" w:hAnsi="Arial"/>
+                <w:b/>
+                <w:bCs/>
+                <w:color w:val="3a2e3f"/>
+                <w:sz w:val="18"/>
+                <w:szCs w:val="18"/>
+              </w:rPr>
+              <w:t xml:space="preserve">UIUC CS &amp; AI</w:t>
+            </w:r>
+          </w:p>
+          <w:p>
+            <w:r>
+              <w:rPr>
+                <w:rFonts w:ascii="Arial" w:cs="Arial" w:hAnsi="Arial"/>
+                <w:color w:val="7a5080"/>
+                <w:sz w:val="16"/>
+                <w:szCs w:val="16"/>
+              </w:rPr>
+              <w:t xml:space="preserve">https://cs.illinois.edu/news/rss</w:t>
+            </w:r>
+          </w:p>
+        </w:tc>
+        <w:tc>
+          <w:tcPr>
+            <w:tcW w:type="dxa" w:w="1600"/>
+            <w:tcBorders>
+              <w:top w:val="single" w:color="ddd3c8" w:sz="1"/>
+              <w:left w:val="single" w:color="ddd3c8" w:sz="1"/>
+              <w:bottom w:val="single" w:color="ddd3c8" w:sz="1"/>
+              <w:right w:val="single" w:color="ddd3c8" w:sz="1"/>
+            </w:tcBorders>
+            <w:shd w:fill="faf7f2" w:val="clear"/>
+            <w:tcMar>
+              <w:top w:type="dxa" w:w="60"/>
+              <w:left w:type="dxa" w:w="120"/>
+              <w:bottom w:type="dxa" w:w="60"/>
+              <w:right w:type="dxa" w:w="120"/>
+            </w:tcMar>
+          </w:tcPr>
+          <w:p>
+            <w:r>
+              <w:rPr>
+                <w:rFonts w:ascii="Arial" w:cs="Arial" w:hAnsi="Arial"/>
+                <w:color w:val="3a2e3f"/>
+                <w:sz w:val="18"/>
+                <w:szCs w:val="18"/>
+              </w:rPr>
+              <w:t xml:space="preserve">University AI Lab</w:t>
+            </w:r>
+          </w:p>
+        </w:tc>
+        <w:tc>
+          <w:tcPr>
+            <w:tcW w:type="dxa" w:w="4400"/>
+            <w:tcBorders>
+              <w:top w:val="single" w:color="ddd3c8" w:sz="1"/>
+              <w:left w:val="single" w:color="ddd3c8" w:sz="1"/>
+              <w:bottom w:val="single" w:color="ddd3c8" w:sz="1"/>
+              <w:right w:val="single" w:color="ddd3c8" w:sz="1"/>
+            </w:tcBorders>
+            <w:shd w:fill="faf7f2" w:val="clear"/>
+            <w:tcMar>
+              <w:top w:type="dxa" w:w="60"/>
+              <w:left w:type="dxa" w:w="120"/>
+              <w:bottom w:type="dxa" w:w="60"/>
+              <w:right w:type="dxa" w:w="120"/>
+            </w:tcMar>
+          </w:tcPr>
+          <w:p>
+            <w:r>
+              <w:rPr>
+                <w:rFonts w:ascii="Arial" w:cs="Arial" w:hAnsi="Arial"/>
+                <w:color w:val="3a2e3f"/>
+                <w:sz w:val="18"/>
+                <w:szCs w:val="18"/>
+              </w:rPr>
+              <w:t xml:space="preserve">University of Illinois — top AI program; strong on systems, NLP, and human-computer interaction</w:t>
+            </w:r>
+          </w:p>
+        </w:tc>
+      </w:tr>
+      <w:tr>
+        <w:tc>
+          <w:tcPr>
+            <w:tcW w:type="dxa" w:w="360"/>
+            <w:tcBorders>
+              <w:top w:val="single" w:color="ddd3c8" w:sz="1"/>
+              <w:left w:val="single" w:color="ddd3c8" w:sz="1"/>
+              <w:bottom w:val="single" w:color="ddd3c8" w:sz="1"/>
+              <w:right w:val="single" w:color="ddd3c8" w:sz="1"/>
+            </w:tcBorders>
+            <w:shd w:fill="FFFFFF" w:val="clear"/>
+            <w:tcMar>
+              <w:top w:type="dxa" w:w="60"/>
+              <w:left w:type="dxa" w:w="120"/>
+              <w:bottom w:type="dxa" w:w="60"/>
+              <w:right w:type="dxa" w:w="120"/>
+            </w:tcMar>
+          </w:tcPr>
+          <w:p>
+            <w:r>
+              <w:rPr>
+                <w:rFonts w:ascii="Arial" w:cs="Arial" w:hAnsi="Arial"/>
+                <w:color w:val="8a7e7a"/>
+                <w:sz w:val="18"/>
+                <w:szCs w:val="18"/>
+              </w:rPr>
+              <w:t xml:space="preserve">20</w:t>
+            </w:r>
+          </w:p>
+        </w:tc>
+        <w:tc>
+          <w:tcPr>
+            <w:tcW w:type="dxa" w:w="3000"/>
+            <w:tcBorders>
+              <w:top w:val="single" w:color="ddd3c8" w:sz="1"/>
+              <w:left w:val="single" w:color="ddd3c8" w:sz="1"/>
+              <w:bottom w:val="single" w:color="ddd3c8" w:sz="1"/>
+              <w:right w:val="single" w:color="ddd3c8" w:sz="1"/>
+            </w:tcBorders>
+            <w:shd w:fill="FFFFFF" w:val="clear"/>
+            <w:tcMar>
+              <w:top w:type="dxa" w:w="60"/>
+              <w:left w:type="dxa" w:w="120"/>
+              <w:bottom w:type="dxa" w:w="60"/>
+              <w:right w:type="dxa" w:w="120"/>
+            </w:tcMar>
+          </w:tcPr>
+          <w:p>
+            <w:r>
+              <w:rPr>
+                <w:rFonts w:ascii="Arial" w:cs="Arial" w:hAnsi="Arial"/>
+                <w:b/>
+                <w:bCs/>
+                <w:color w:val="3a2e3f"/>
+                <w:sz w:val="18"/>
+                <w:szCs w:val="18"/>
+              </w:rPr>
+              <w:t xml:space="preserve">Princeton AI / ML</w:t>
+            </w:r>
+          </w:p>
+          <w:p>
+            <w:r>
+              <w:rPr>
+                <w:rFonts w:ascii="Arial" w:cs="Arial" w:hAnsi="Arial"/>
+                <w:color w:val="7a5080"/>
+                <w:sz w:val="16"/>
+                <w:szCs w:val="16"/>
+              </w:rPr>
+              <w:t xml:space="preserve">https://aiml.princeton.edu/news/feed/</w:t>
+            </w:r>
+          </w:p>
+        </w:tc>
+        <w:tc>
+          <w:tcPr>
+            <w:tcW w:type="dxa" w:w="1600"/>
+            <w:tcBorders>
+              <w:top w:val="single" w:color="ddd3c8" w:sz="1"/>
+              <w:left w:val="single" w:color="ddd3c8" w:sz="1"/>
+              <w:bottom w:val="single" w:color="ddd3c8" w:sz="1"/>
+              <w:right w:val="single" w:color="ddd3c8" w:sz="1"/>
+            </w:tcBorders>
+            <w:shd w:fill="FFFFFF" w:val="clear"/>
+            <w:tcMar>
+              <w:top w:type="dxa" w:w="60"/>
+              <w:left w:type="dxa" w:w="120"/>
+              <w:bottom w:type="dxa" w:w="60"/>
+              <w:right w:type="dxa" w:w="120"/>
+            </w:tcMar>
+          </w:tcPr>
+          <w:p>
+            <w:r>
+              <w:rPr>
+                <w:rFonts w:ascii="Arial" w:cs="Arial" w:hAnsi="Arial"/>
+                <w:color w:val="3a2e3f"/>
+                <w:sz w:val="18"/>
+                <w:szCs w:val="18"/>
+              </w:rPr>
+              <w:t xml:space="preserve">University AI Lab</w:t>
+            </w:r>
+          </w:p>
+        </w:tc>
+        <w:tc>
+          <w:tcPr>
+            <w:tcW w:type="dxa" w:w="4400"/>
+            <w:tcBorders>
+              <w:top w:val="single" w:color="ddd3c8" w:sz="1"/>
+              <w:left w:val="single" w:color="ddd3c8" w:sz="1"/>
+              <w:bottom w:val="single" w:color="ddd3c8" w:sz="1"/>
+              <w:right w:val="single" w:color="ddd3c8" w:sz="1"/>
+            </w:tcBorders>
+            <w:shd w:fill="FFFFFF" w:val="clear"/>
+            <w:tcMar>
+              <w:top w:type="dxa" w:w="60"/>
+              <w:left w:type="dxa" w:w="120"/>
+              <w:bottom w:type="dxa" w:w="60"/>
+              <w:right w:type="dxa" w:w="120"/>
+            </w:tcMar>
+          </w:tcPr>
+          <w:p>
+            <w:r>
+              <w:rPr>
+                <w:rFonts w:ascii="Arial" w:cs="Arial" w:hAnsi="Arial"/>
+                <w:color w:val="3a2e3f"/>
+                <w:sz w:val="18"/>
+                <w:szCs w:val="18"/>
+              </w:rPr>
+              <w:t xml:space="preserve">Princeton AI/ML Group; strong on ethical AI, theory, and language models</w:t>
+            </w:r>
+          </w:p>
+        </w:tc>
+      </w:tr>
+      <w:tr>
+        <w:tc>
+          <w:tcPr>
+            <w:tcW w:type="dxa" w:w="360"/>
+            <w:tcBorders>
+              <w:top w:val="single" w:color="ddd3c8" w:sz="1"/>
+              <w:left w:val="single" w:color="ddd3c8" w:sz="1"/>
+              <w:bottom w:val="single" w:color="ddd3c8" w:sz="1"/>
+              <w:right w:val="single" w:color="ddd3c8" w:sz="1"/>
+            </w:tcBorders>
+            <w:shd w:fill="faf7f2" w:val="clear"/>
+            <w:tcMar>
+              <w:top w:type="dxa" w:w="60"/>
+              <w:left w:type="dxa" w:w="120"/>
+              <w:bottom w:type="dxa" w:w="60"/>
+              <w:right w:type="dxa" w:w="120"/>
+            </w:tcMar>
+          </w:tcPr>
+          <w:p>
+            <w:r>
+              <w:rPr>
+                <w:rFonts w:ascii="Arial" w:cs="Arial" w:hAnsi="Arial"/>
+                <w:color w:val="8a7e7a"/>
+                <w:sz w:val="18"/>
+                <w:szCs w:val="18"/>
+              </w:rPr>
+              <w:t xml:space="preserve">21</w:t>
+            </w:r>
+          </w:p>
+        </w:tc>
+        <w:tc>
+          <w:tcPr>
+            <w:tcW w:type="dxa" w:w="3000"/>
+            <w:tcBorders>
+              <w:top w:val="single" w:color="ddd3c8" w:sz="1"/>
+              <w:left w:val="single" w:color="ddd3c8" w:sz="1"/>
+              <w:bottom w:val="single" w:color="ddd3c8" w:sz="1"/>
+              <w:right w:val="single" w:color="ddd3c8" w:sz="1"/>
+            </w:tcBorders>
+            <w:shd w:fill="faf7f2" w:val="clear"/>
+            <w:tcMar>
+              <w:top w:type="dxa" w:w="60"/>
+              <w:left w:type="dxa" w:w="120"/>
+              <w:bottom w:type="dxa" w:w="60"/>
+              <w:right w:type="dxa" w:w="120"/>
+            </w:tcMar>
+          </w:tcPr>
+          <w:p>
+            <w:r>
+              <w:rPr>
+                <w:rFonts w:ascii="Arial" w:cs="Arial" w:hAnsi="Arial"/>
+                <w:b/>
+                <w:bCs/>
+                <w:color w:val="3a2e3f"/>
+                <w:sz w:val="18"/>
+                <w:szCs w:val="18"/>
+              </w:rPr>
+              <w:t xml:space="preserve">UCLA CS &amp; AI</w:t>
+            </w:r>
+          </w:p>
+          <w:p>
+            <w:r>
+              <w:rPr>
+                <w:rFonts w:ascii="Arial" w:cs="Arial" w:hAnsi="Arial"/>
+                <w:color w:val="7a5080"/>
+                <w:sz w:val="16"/>
+                <w:szCs w:val="16"/>
+              </w:rPr>
+              <w:t xml:space="preserve">https://www.cs.ucla.edu/category/news/feed/</w:t>
+            </w:r>
+          </w:p>
+        </w:tc>
+        <w:tc>
+          <w:tcPr>
+            <w:tcW w:type="dxa" w:w="1600"/>
+            <w:tcBorders>
+              <w:top w:val="single" w:color="ddd3c8" w:sz="1"/>
+              <w:left w:val="single" w:color="ddd3c8" w:sz="1"/>
+              <w:bottom w:val="single" w:color="ddd3c8" w:sz="1"/>
+              <w:right w:val="single" w:color="ddd3c8" w:sz="1"/>
+            </w:tcBorders>
+            <w:shd w:fill="faf7f2" w:val="clear"/>
+            <w:tcMar>
+              <w:top w:type="dxa" w:w="60"/>
+              <w:left w:type="dxa" w:w="120"/>
+              <w:bottom w:type="dxa" w:w="60"/>
+              <w:right w:type="dxa" w:w="120"/>
+            </w:tcMar>
+          </w:tcPr>
+          <w:p>
+            <w:r>
+              <w:rPr>
+                <w:rFonts w:ascii="Arial" w:cs="Arial" w:hAnsi="Arial"/>
+                <w:color w:val="3a2e3f"/>
+                <w:sz w:val="18"/>
+                <w:szCs w:val="18"/>
+              </w:rPr>
+              <w:t xml:space="preserve">University AI Lab</w:t>
+            </w:r>
+          </w:p>
+        </w:tc>
+        <w:tc>
+          <w:tcPr>
+            <w:tcW w:type="dxa" w:w="4400"/>
+            <w:tcBorders>
+              <w:top w:val="single" w:color="ddd3c8" w:sz="1"/>
+              <w:left w:val="single" w:color="ddd3c8" w:sz="1"/>
+              <w:bottom w:val="single" w:color="ddd3c8" w:sz="1"/>
+              <w:right w:val="single" w:color="ddd3c8" w:sz="1"/>
+            </w:tcBorders>
+            <w:shd w:fill="faf7f2" w:val="clear"/>
+            <w:tcMar>
+              <w:top w:type="dxa" w:w="60"/>
+              <w:left w:type="dxa" w:w="120"/>
+              <w:bottom w:type="dxa" w:w="60"/>
+              <w:right w:type="dxa" w:w="120"/>
+            </w:tcMar>
+          </w:tcPr>
+          <w:p>
+            <w:r>
+              <w:rPr>
+                <w:rFonts w:ascii="Arial" w:cs="Arial" w:hAnsi="Arial"/>
+                <w:color w:val="3a2e3f"/>
+                <w:sz w:val="18"/>
+                <w:szCs w:val="18"/>
+              </w:rPr>
+              <w:t xml:space="preserve">UCLA’s CS department covers AI reasoning, vision, and cognitive systems</w:t>
+            </w:r>
+          </w:p>
+        </w:tc>
+      </w:tr>
+      <w:tr>
+        <w:tc>
+          <w:tcPr>
+            <w:tcW w:type="dxa" w:w="360"/>
+            <w:tcBorders>
+              <w:top w:val="single" w:color="ddd3c8" w:sz="1"/>
+              <w:left w:val="single" w:color="ddd3c8" w:sz="1"/>
+              <w:bottom w:val="single" w:color="ddd3c8" w:sz="1"/>
+              <w:right w:val="single" w:color="ddd3c8" w:sz="1"/>
+            </w:tcBorders>
+            <w:shd w:fill="FFFFFF" w:val="clear"/>
+            <w:tcMar>
+              <w:top w:type="dxa" w:w="60"/>
+              <w:left w:type="dxa" w:w="120"/>
+              <w:bottom w:type="dxa" w:w="60"/>
+              <w:right w:type="dxa" w:w="120"/>
+            </w:tcMar>
+          </w:tcPr>
+          <w:p>
+            <w:r>
+              <w:rPr>
+                <w:rFonts w:ascii="Arial" w:cs="Arial" w:hAnsi="Arial"/>
+                <w:color w:val="8a7e7a"/>
+                <w:sz w:val="18"/>
+                <w:szCs w:val="18"/>
+              </w:rPr>
+              <w:t xml:space="preserve">22</w:t>
+            </w:r>
+          </w:p>
+        </w:tc>
+        <w:tc>
+          <w:tcPr>
+            <w:tcW w:type="dxa" w:w="3000"/>
+            <w:tcBorders>
+              <w:top w:val="single" w:color="ddd3c8" w:sz="1"/>
+              <w:left w:val="single" w:color="ddd3c8" w:sz="1"/>
+              <w:bottom w:val="single" w:color="ddd3c8" w:sz="1"/>
+              <w:right w:val="single" w:color="ddd3c8" w:sz="1"/>
+            </w:tcBorders>
+            <w:shd w:fill="FFFFFF" w:val="clear"/>
+            <w:tcMar>
+              <w:top w:type="dxa" w:w="60"/>
+              <w:left w:type="dxa" w:w="120"/>
+              <w:bottom w:type="dxa" w:w="60"/>
+              <w:right w:type="dxa" w:w="120"/>
+            </w:tcMar>
+          </w:tcPr>
+          <w:p>
+            <w:r>
+              <w:rPr>
+                <w:rFonts w:ascii="Arial" w:cs="Arial" w:hAnsi="Arial"/>
+                <w:b/>
+                <w:bCs/>
+                <w:color w:val="3a2e3f"/>
+                <w:sz w:val="18"/>
+                <w:szCs w:val="18"/>
+              </w:rPr>
+              <w:t xml:space="preserve">MIT News — AI</w:t>
+            </w:r>
+          </w:p>
+          <w:p>
+            <w:r>
+              <w:rPr>
+                <w:rFonts w:ascii="Arial" w:cs="Arial" w:hAnsi="Arial"/>
+                <w:color w:val="7a5080"/>
+                <w:sz w:val="16"/>
+                <w:szCs w:val="16"/>
+              </w:rPr>
+              <w:t xml:space="preserve">https://news.mit.edu/rss/topic/artificial-intelligence2</w:t>
+            </w:r>
+          </w:p>
+        </w:tc>
+        <w:tc>
+          <w:tcPr>
+            <w:tcW w:type="dxa" w:w="1600"/>
+            <w:tcBorders>
+              <w:top w:val="single" w:color="ddd3c8" w:sz="1"/>
+              <w:left w:val="single" w:color="ddd3c8" w:sz="1"/>
+              <w:bottom w:val="single" w:color="ddd3c8" w:sz="1"/>
+              <w:right w:val="single" w:color="ddd3c8" w:sz="1"/>
+            </w:tcBorders>
+            <w:shd w:fill="FFFFFF" w:val="clear"/>
+            <w:tcMar>
+              <w:top w:type="dxa" w:w="60"/>
+              <w:left w:type="dxa" w:w="120"/>
+              <w:bottom w:type="dxa" w:w="60"/>
+              <w:right w:type="dxa" w:w="120"/>
+            </w:tcMar>
+          </w:tcPr>
+          <w:p>
+            <w:r>
+              <w:rPr>
+                <w:rFonts w:ascii="Arial" w:cs="Arial" w:hAnsi="Arial"/>
+                <w:color w:val="3a2e3f"/>
+                <w:sz w:val="18"/>
+                <w:szCs w:val="18"/>
+              </w:rPr>
+              <w:t xml:space="preserve">University AI Lab</w:t>
+            </w:r>
+          </w:p>
+        </w:tc>
+        <w:tc>
+          <w:tcPr>
+            <w:tcW w:type="dxa" w:w="4400"/>
+            <w:tcBorders>
+              <w:top w:val="single" w:color="ddd3c8" w:sz="1"/>
+              <w:left w:val="single" w:color="ddd3c8" w:sz="1"/>
+              <w:bottom w:val="single" w:color="ddd3c8" w:sz="1"/>
+              <w:right w:val="single" w:color="ddd3c8" w:sz="1"/>
+            </w:tcBorders>
+            <w:shd w:fill="FFFFFF" w:val="clear"/>
+            <w:tcMar>
+              <w:top w:type="dxa" w:w="60"/>
+              <w:left w:type="dxa" w:w="120"/>
+              <w:bottom w:type="dxa" w:w="60"/>
+              <w:right w:type="dxa" w:w="120"/>
+            </w:tcMar>
+          </w:tcPr>
+          <w:p>
+            <w:r>
+              <w:rPr>
+                <w:rFonts w:ascii="Arial" w:cs="Arial" w:hAnsi="Arial"/>
+                <w:color w:val="3a2e3f"/>
+                <w:sz w:val="18"/>
+                <w:szCs w:val="18"/>
+              </w:rPr>
+              <w:t xml:space="preserve">MIT’s institutional AI coverage — bridges lab research and broader societal impact</w:t>
+            </w:r>
+          </w:p>
+        </w:tc>
+      </w:tr>
+      <w:tr>
+        <w:tc>
+          <w:tcPr>
+            <w:tcW w:type="dxa" w:w="9360"/>
+            <w:gridSpan w:val="4"/>
+            <w:tcBorders>
+              <w:top w:val="single" w:color="7a5080" w:sz="6"/>
+              <w:bottom w:val="single" w:color="7a5080" w:sz="1"/>
+            </w:tcBorders>
+            <w:shd w:fill="ede4f2" w:val="clear"/>
+            <w:tcMar>
+              <w:top w:type="dxa" w:w="80"/>
+              <w:left w:type="dxa" w:w="120"/>
+              <w:bottom w:type="dxa" w:w="60"/>
+              <w:right w:type="dxa" w:w="120"/>
+            </w:tcMar>
+          </w:tcPr>
+          <w:p>
+            <w:r>
+              <w:rPr>
+                <w:rFonts w:ascii="Arial" w:cs="Arial" w:hAnsi="Arial"/>
+                <w:b/>
+                <w:bCs/>
+                <w:color w:val="7a5080"/>
+                <w:sz w:val="20"/>
+                <w:szCs w:val="20"/>
+              </w:rPr>
+              <w:t xml:space="preserve">Higher Ed &amp; EdTech (7 sources)</w:t>
+            </w:r>
+          </w:p>
+        </w:tc>
+      </w:tr>
+      <w:tr>
+        <w:tc>
+          <w:tcPr>
+            <w:tcW w:type="dxa" w:w="360"/>
+            <w:tcBorders>
+              <w:top w:val="single" w:color="ddd3c8" w:sz="1"/>
+              <w:left w:val="single" w:color="ddd3c8" w:sz="1"/>
+              <w:bottom w:val="single" w:color="ddd3c8" w:sz="1"/>
+              <w:right w:val="single" w:color="ddd3c8" w:sz="1"/>
+            </w:tcBorders>
+            <w:shd w:fill="FFFFFF" w:val="clear"/>
+            <w:tcMar>
+              <w:top w:type="dxa" w:w="60"/>
+              <w:left w:type="dxa" w:w="120"/>
+              <w:bottom w:type="dxa" w:w="60"/>
+              <w:right w:type="dxa" w:w="120"/>
+            </w:tcMar>
+          </w:tcPr>
+          <w:p>
+            <w:r>
+              <w:rPr>
+                <w:rFonts w:ascii="Arial" w:cs="Arial" w:hAnsi="Arial"/>
+                <w:color w:val="8a7e7a"/>
+                <w:sz w:val="18"/>
+                <w:szCs w:val="18"/>
+              </w:rPr>
+              <w:t xml:space="preserve">23</w:t>
+            </w:r>
+          </w:p>
+        </w:tc>
+        <w:tc>
+          <w:tcPr>
+            <w:tcW w:type="dxa" w:w="3000"/>
+            <w:tcBorders>
+              <w:top w:val="single" w:color="ddd3c8" w:sz="1"/>
+              <w:left w:val="single" w:color="ddd3c8" w:sz="1"/>
+              <w:bottom w:val="single" w:color="ddd3c8" w:sz="1"/>
+              <w:right w:val="single" w:color="ddd3c8" w:sz="1"/>
+            </w:tcBorders>
+            <w:shd w:fill="FFFFFF" w:val="clear"/>
+            <w:tcMar>
+              <w:top w:type="dxa" w:w="60"/>
+              <w:left w:type="dxa" w:w="120"/>
+              <w:bottom w:type="dxa" w:w="60"/>
+              <w:right w:type="dxa" w:w="120"/>
+            </w:tcMar>
+          </w:tcPr>
+          <w:p>
+            <w:r>
+              <w:rPr>
+                <w:rFonts w:ascii="Arial" w:cs="Arial" w:hAnsi="Arial"/>
+                <w:b/>
+                <w:bCs/>
+                <w:color w:val="3a2e3f"/>
+                <w:sz w:val="18"/>
+                <w:szCs w:val="18"/>
+              </w:rPr>
+              <w:t xml:space="preserve">Inside Higher Ed</w:t>
+            </w:r>
+          </w:p>
+          <w:p>
+            <w:r>
+              <w:rPr>
+                <w:rFonts w:ascii="Arial" w:cs="Arial" w:hAnsi="Arial"/>
+                <w:color w:val="7a5080"/>
+                <w:sz w:val="16"/>
+                <w:szCs w:val="16"/>
+              </w:rPr>
+              <w:t xml:space="preserve">https://www.insidehighered.com/rss.xml</w:t>
+            </w:r>
+          </w:p>
+        </w:tc>
+        <w:tc>
+          <w:tcPr>
+            <w:tcW w:type="dxa" w:w="1600"/>
+            <w:tcBorders>
+              <w:top w:val="single" w:color="ddd3c8" w:sz="1"/>
+              <w:left w:val="single" w:color="ddd3c8" w:sz="1"/>
+              <w:bottom w:val="single" w:color="ddd3c8" w:sz="1"/>
+              <w:right w:val="single" w:color="ddd3c8" w:sz="1"/>
+            </w:tcBorders>
+            <w:shd w:fill="FFFFFF" w:val="clear"/>
+            <w:tcMar>
+              <w:top w:type="dxa" w:w="60"/>
+              <w:left w:type="dxa" w:w="120"/>
+              <w:bottom w:type="dxa" w:w="60"/>
+              <w:right w:type="dxa" w:w="120"/>
+            </w:tcMar>
+          </w:tcPr>
+          <w:p>
+            <w:r>
+              <w:rPr>
+                <w:rFonts w:ascii="Arial" w:cs="Arial" w:hAnsi="Arial"/>
+                <w:color w:val="3a2e3f"/>
+                <w:sz w:val="18"/>
+                <w:szCs w:val="18"/>
+              </w:rPr>
+              <w:t xml:space="preserve">Higher Ed &amp; EdTech</w:t>
+            </w:r>
+          </w:p>
+        </w:tc>
+        <w:tc>
+          <w:tcPr>
+            <w:tcW w:type="dxa" w:w="4400"/>
+            <w:tcBorders>
+              <w:top w:val="single" w:color="ddd3c8" w:sz="1"/>
+              <w:left w:val="single" w:color="ddd3c8" w:sz="1"/>
+              <w:bottom w:val="single" w:color="ddd3c8" w:sz="1"/>
+              <w:right w:val="single" w:color="ddd3c8" w:sz="1"/>
+            </w:tcBorders>
+            <w:shd w:fill="FFFFFF" w:val="clear"/>
+            <w:tcMar>
+              <w:top w:type="dxa" w:w="60"/>
+              <w:left w:type="dxa" w:w="120"/>
+              <w:bottom w:type="dxa" w:w="60"/>
+              <w:right w:type="dxa" w:w="120"/>
+            </w:tcMar>
+          </w:tcPr>
+          <w:p>
+            <w:r>
+              <w:rPr>
+                <w:rFonts w:ascii="Arial" w:cs="Arial" w:hAnsi="Arial"/>
+                <w:color w:val="3a2e3f"/>
+                <w:sz w:val="18"/>
+                <w:szCs w:val="18"/>
+              </w:rPr>
+              <w:t xml:space="preserve">Daily higher ed news; required reading for anyone in academia or ed-tech</w:t>
+            </w:r>
+          </w:p>
+        </w:tc>
+      </w:tr>
+      <w:tr>
+        <w:tc>
+          <w:tcPr>
+            <w:tcW w:type="dxa" w:w="360"/>
+            <w:tcBorders>
+              <w:top w:val="single" w:color="ddd3c8" w:sz="1"/>
+              <w:left w:val="single" w:color="ddd3c8" w:sz="1"/>
+              <w:bottom w:val="single" w:color="ddd3c8" w:sz="1"/>
+              <w:right w:val="single" w:color="ddd3c8" w:sz="1"/>
+            </w:tcBorders>
+            <w:shd w:fill="faf7f2" w:val="clear"/>
+            <w:tcMar>
+              <w:top w:type="dxa" w:w="60"/>
+              <w:left w:type="dxa" w:w="120"/>
+              <w:bottom w:type="dxa" w:w="60"/>
+              <w:right w:type="dxa" w:w="120"/>
+            </w:tcMar>
+          </w:tcPr>
+          <w:p>
+            <w:r>
+              <w:rPr>
+                <w:rFonts w:ascii="Arial" w:cs="Arial" w:hAnsi="Arial"/>
+                <w:color w:val="8a7e7a"/>
+                <w:sz w:val="18"/>
+                <w:szCs w:val="18"/>
+              </w:rPr>
+              <w:t xml:space="preserve">24</w:t>
+            </w:r>
+          </w:p>
+        </w:tc>
+        <w:tc>
+          <w:tcPr>
+            <w:tcW w:type="dxa" w:w="3000"/>
+            <w:tcBorders>
+              <w:top w:val="single" w:color="ddd3c8" w:sz="1"/>
+              <w:left w:val="single" w:color="ddd3c8" w:sz="1"/>
+              <w:bottom w:val="single" w:color="ddd3c8" w:sz="1"/>
+              <w:right w:val="single" w:color="ddd3c8" w:sz="1"/>
+            </w:tcBorders>
+            <w:shd w:fill="faf7f2" w:val="clear"/>
+            <w:tcMar>
+              <w:top w:type="dxa" w:w="60"/>
+              <w:left w:type="dxa" w:w="120"/>
+              <w:bottom w:type="dxa" w:w="60"/>
+              <w:right w:type="dxa" w:w="120"/>
+            </w:tcMar>
+          </w:tcPr>
+          <w:p>
+            <w:r>
+              <w:rPr>
+                <w:rFonts w:ascii="Arial" w:cs="Arial" w:hAnsi="Arial"/>
+                <w:b/>
+                <w:bCs/>
+                <w:color w:val="3a2e3f"/>
+                <w:sz w:val="18"/>
+                <w:szCs w:val="18"/>
+              </w:rPr>
+              <w:t xml:space="preserve">EdSurge</w:t>
+            </w:r>
+          </w:p>
+          <w:p>
+            <w:r>
+              <w:rPr>
+                <w:rFonts w:ascii="Arial" w:cs="Arial" w:hAnsi="Arial"/>
+                <w:color w:val="7a5080"/>
+                <w:sz w:val="16"/>
+                <w:szCs w:val="16"/>
+              </w:rPr>
+              <w:t xml:space="preserve">https://www.edsurge.com/articles_rss</w:t>
+            </w:r>
+          </w:p>
+        </w:tc>
+        <w:tc>
+          <w:tcPr>
+            <w:tcW w:type="dxa" w:w="1600"/>
+            <w:tcBorders>
+              <w:top w:val="single" w:color="ddd3c8" w:sz="1"/>
+              <w:left w:val="single" w:color="ddd3c8" w:sz="1"/>
+              <w:bottom w:val="single" w:color="ddd3c8" w:sz="1"/>
+              <w:right w:val="single" w:color="ddd3c8" w:sz="1"/>
+            </w:tcBorders>
+            <w:shd w:fill="faf7f2" w:val="clear"/>
+            <w:tcMar>
+              <w:top w:type="dxa" w:w="60"/>
+              <w:left w:type="dxa" w:w="120"/>
+              <w:bottom w:type="dxa" w:w="60"/>
+              <w:right w:type="dxa" w:w="120"/>
+            </w:tcMar>
+          </w:tcPr>
+          <w:p>
+            <w:r>
+              <w:rPr>
+                <w:rFonts w:ascii="Arial" w:cs="Arial" w:hAnsi="Arial"/>
+                <w:color w:val="3a2e3f"/>
+                <w:sz w:val="18"/>
+                <w:szCs w:val="18"/>
+              </w:rPr>
+              <w:t xml:space="preserve">Higher Ed &amp; EdTech</w:t>
+            </w:r>
+          </w:p>
+        </w:tc>
+        <w:tc>
+          <w:tcPr>
+            <w:tcW w:type="dxa" w:w="4400"/>
+            <w:tcBorders>
+              <w:top w:val="single" w:color="ddd3c8" w:sz="1"/>
+              <w:left w:val="single" w:color="ddd3c8" w:sz="1"/>
+              <w:bottom w:val="single" w:color="ddd3c8" w:sz="1"/>
+              <w:right w:val="single" w:color="ddd3c8" w:sz="1"/>
+            </w:tcBorders>
+            <w:shd w:fill="faf7f2" w:val="clear"/>
+            <w:tcMar>
+              <w:top w:type="dxa" w:w="60"/>
+              <w:left w:type="dxa" w:w="120"/>
+              <w:bottom w:type="dxa" w:w="60"/>
+              <w:right w:type="dxa" w:w="120"/>
+            </w:tcMar>
+          </w:tcPr>
+          <w:p>
+            <w:r>
+              <w:rPr>
+                <w:rFonts w:ascii="Arial" w:cs="Arial" w:hAnsi="Arial"/>
+                <w:color w:val="3a2e3f"/>
+                <w:sz w:val="18"/>
+                <w:szCs w:val="18"/>
+              </w:rPr>
+              <w:t xml:space="preserve">The trades publication for ed-tech; essential vocabulary for AI in education</w:t>
+            </w:r>
+          </w:p>
+        </w:tc>
+      </w:tr>
+      <w:tr>
+        <w:tc>
+          <w:tcPr>
+            <w:tcW w:type="dxa" w:w="360"/>
+            <w:tcBorders>
+              <w:top w:val="single" w:color="ddd3c8" w:sz="1"/>
+              <w:left w:val="single" w:color="ddd3c8" w:sz="1"/>
+              <w:bottom w:val="single" w:color="ddd3c8" w:sz="1"/>
+              <w:right w:val="single" w:color="ddd3c8" w:sz="1"/>
+            </w:tcBorders>
+            <w:shd w:fill="FFFFFF" w:val="clear"/>
+            <w:tcMar>
+              <w:top w:type="dxa" w:w="60"/>
+              <w:left w:type="dxa" w:w="120"/>
+              <w:bottom w:type="dxa" w:w="60"/>
+              <w:right w:type="dxa" w:w="120"/>
+            </w:tcMar>
+          </w:tcPr>
+          <w:p>
+            <w:r>
+              <w:rPr>
+                <w:rFonts w:ascii="Arial" w:cs="Arial" w:hAnsi="Arial"/>
+                <w:color w:val="8a7e7a"/>
+                <w:sz w:val="18"/>
+                <w:szCs w:val="18"/>
+              </w:rPr>
+              <w:t xml:space="preserve">25</w:t>
+            </w:r>
+          </w:p>
+        </w:tc>
+        <w:tc>
+          <w:tcPr>
+            <w:tcW w:type="dxa" w:w="3000"/>
+            <w:tcBorders>
+              <w:top w:val="single" w:color="ddd3c8" w:sz="1"/>
+              <w:left w:val="single" w:color="ddd3c8" w:sz="1"/>
+              <w:bottom w:val="single" w:color="ddd3c8" w:sz="1"/>
+              <w:right w:val="single" w:color="ddd3c8" w:sz="1"/>
+            </w:tcBorders>
+            <w:shd w:fill="FFFFFF" w:val="clear"/>
+            <w:tcMar>
+              <w:top w:type="dxa" w:w="60"/>
+              <w:left w:type="dxa" w:w="120"/>
+              <w:bottom w:type="dxa" w:w="60"/>
+              <w:right w:type="dxa" w:w="120"/>
+            </w:tcMar>
+          </w:tcPr>
+          <w:p>
+            <w:r>
+              <w:rPr>
+                <w:rFonts w:ascii="Arial" w:cs="Arial" w:hAnsi="Arial"/>
+                <w:b/>
+                <w:bCs/>
+                <w:color w:val="3a2e3f"/>
+                <w:sz w:val="18"/>
+                <w:szCs w:val="18"/>
+              </w:rPr>
+              <w:t xml:space="preserve">Higher Ed Dive</w:t>
+            </w:r>
+          </w:p>
+          <w:p>
+            <w:r>
+              <w:rPr>
+                <w:rFonts w:ascii="Arial" w:cs="Arial" w:hAnsi="Arial"/>
+                <w:color w:val="7a5080"/>
+                <w:sz w:val="16"/>
+                <w:szCs w:val="16"/>
+              </w:rPr>
+              <w:t xml:space="preserve">https://highereddive.com/feeds/news</w:t>
+            </w:r>
+          </w:p>
+        </w:tc>
+        <w:tc>
+          <w:tcPr>
+            <w:tcW w:type="dxa" w:w="1600"/>
+            <w:tcBorders>
+              <w:top w:val="single" w:color="ddd3c8" w:sz="1"/>
+              <w:left w:val="single" w:color="ddd3c8" w:sz="1"/>
+              <w:bottom w:val="single" w:color="ddd3c8" w:sz="1"/>
+              <w:right w:val="single" w:color="ddd3c8" w:sz="1"/>
+            </w:tcBorders>
+            <w:shd w:fill="FFFFFF" w:val="clear"/>
+            <w:tcMar>
+              <w:top w:type="dxa" w:w="60"/>
+              <w:left w:type="dxa" w:w="120"/>
+              <w:bottom w:type="dxa" w:w="60"/>
+              <w:right w:type="dxa" w:w="120"/>
+            </w:tcMar>
+          </w:tcPr>
+          <w:p>
+            <w:r>
+              <w:rPr>
+                <w:rFonts w:ascii="Arial" w:cs="Arial" w:hAnsi="Arial"/>
+                <w:color w:val="3a2e3f"/>
+                <w:sz w:val="18"/>
+                <w:szCs w:val="18"/>
+              </w:rPr>
+              <w:t xml:space="preserve">Higher Ed &amp; EdTech</w:t>
+            </w:r>
+          </w:p>
+        </w:tc>
+        <w:tc>
+          <w:tcPr>
+            <w:tcW w:type="dxa" w:w="4400"/>
+            <w:tcBorders>
+              <w:top w:val="single" w:color="ddd3c8" w:sz="1"/>
+              <w:left w:val="single" w:color="ddd3c8" w:sz="1"/>
+              <w:bottom w:val="single" w:color="ddd3c8" w:sz="1"/>
+              <w:right w:val="single" w:color="ddd3c8" w:sz="1"/>
+            </w:tcBorders>
+            <w:shd w:fill="FFFFFF" w:val="clear"/>
+            <w:tcMar>
+              <w:top w:type="dxa" w:w="60"/>
+              <w:left w:type="dxa" w:w="120"/>
+              <w:bottom w:type="dxa" w:w="60"/>
+              <w:right w:type="dxa" w:w="120"/>
+            </w:tcMar>
+          </w:tcPr>
+          <w:p>
+            <w:r>
+              <w:rPr>
+                <w:rFonts w:ascii="Arial" w:cs="Arial" w:hAnsi="Arial"/>
+                <w:color w:val="3a2e3f"/>
+                <w:sz w:val="18"/>
+                <w:szCs w:val="18"/>
+              </w:rPr>
+              <w:t xml:space="preserve">Concise institutional and policy coverage; strong on enrollment, finance, and technology</w:t>
+            </w:r>
+          </w:p>
+        </w:tc>
+      </w:tr>
+      <w:tr>
+        <w:tc>
+          <w:tcPr>
+            <w:tcW w:type="dxa" w:w="360"/>
+            <w:tcBorders>
+              <w:top w:val="single" w:color="ddd3c8" w:sz="1"/>
+              <w:left w:val="single" w:color="ddd3c8" w:sz="1"/>
+              <w:bottom w:val="single" w:color="ddd3c8" w:sz="1"/>
+              <w:right w:val="single" w:color="ddd3c8" w:sz="1"/>
+            </w:tcBorders>
+            <w:shd w:fill="faf7f2" w:val="clear"/>
+            <w:tcMar>
+              <w:top w:type="dxa" w:w="60"/>
+              <w:left w:type="dxa" w:w="120"/>
+              <w:bottom w:type="dxa" w:w="60"/>
+              <w:right w:type="dxa" w:w="120"/>
+            </w:tcMar>
+          </w:tcPr>
+          <w:p>
+            <w:r>
+              <w:rPr>
+                <w:rFonts w:ascii="Arial" w:cs="Arial" w:hAnsi="Arial"/>
+                <w:color w:val="8a7e7a"/>
+                <w:sz w:val="18"/>
+                <w:szCs w:val="18"/>
+              </w:rPr>
+              <w:t xml:space="preserve">26</w:t>
+            </w:r>
+          </w:p>
+        </w:tc>
+        <w:tc>
+          <w:tcPr>
+            <w:tcW w:type="dxa" w:w="3000"/>
+            <w:tcBorders>
+              <w:top w:val="single" w:color="ddd3c8" w:sz="1"/>
+              <w:left w:val="single" w:color="ddd3c8" w:sz="1"/>
+              <w:bottom w:val="single" w:color="ddd3c8" w:sz="1"/>
+              <w:right w:val="single" w:color="ddd3c8" w:sz="1"/>
+            </w:tcBorders>
+            <w:shd w:fill="faf7f2" w:val="clear"/>
+            <w:tcMar>
+              <w:top w:type="dxa" w:w="60"/>
+              <w:left w:type="dxa" w:w="120"/>
+              <w:bottom w:type="dxa" w:w="60"/>
+              <w:right w:type="dxa" w:w="120"/>
+            </w:tcMar>
+          </w:tcPr>
+          <w:p>
+            <w:r>
+              <w:rPr>
+                <w:rFonts w:ascii="Arial" w:cs="Arial" w:hAnsi="Arial"/>
+                <w:b/>
+                <w:bCs/>
+                <w:color w:val="3a2e3f"/>
+                <w:sz w:val="18"/>
+                <w:szCs w:val="18"/>
+              </w:rPr>
+              <w:t xml:space="preserve">Campus Technology</w:t>
+            </w:r>
+          </w:p>
+          <w:p>
+            <w:r>
+              <w:rPr>
+                <w:rFonts w:ascii="Arial" w:cs="Arial" w:hAnsi="Arial"/>
+                <w:color w:val="7a5080"/>
+                <w:sz w:val="16"/>
+                <w:szCs w:val="16"/>
+              </w:rPr>
+              <w:t xml:space="preserve">https://campustechnology.com/rss-feeds/rss.ashx</w:t>
+            </w:r>
+          </w:p>
+        </w:tc>
+        <w:tc>
+          <w:tcPr>
+            <w:tcW w:type="dxa" w:w="1600"/>
+            <w:tcBorders>
+              <w:top w:val="single" w:color="ddd3c8" w:sz="1"/>
+              <w:left w:val="single" w:color="ddd3c8" w:sz="1"/>
+              <w:bottom w:val="single" w:color="ddd3c8" w:sz="1"/>
+              <w:right w:val="single" w:color="ddd3c8" w:sz="1"/>
+            </w:tcBorders>
+            <w:shd w:fill="faf7f2" w:val="clear"/>
+            <w:tcMar>
+              <w:top w:type="dxa" w:w="60"/>
+              <w:left w:type="dxa" w:w="120"/>
+              <w:bottom w:type="dxa" w:w="60"/>
+              <w:right w:type="dxa" w:w="120"/>
+            </w:tcMar>
+          </w:tcPr>
+          <w:p>
+            <w:r>
+              <w:rPr>
+                <w:rFonts w:ascii="Arial" w:cs="Arial" w:hAnsi="Arial"/>
+                <w:color w:val="3a2e3f"/>
+                <w:sz w:val="18"/>
+                <w:szCs w:val="18"/>
+              </w:rPr>
+              <w:t xml:space="preserve">Higher Ed &amp; EdTech</w:t>
+            </w:r>
+          </w:p>
+        </w:tc>
+        <w:tc>
+          <w:tcPr>
+            <w:tcW w:type="dxa" w:w="4400"/>
+            <w:tcBorders>
+              <w:top w:val="single" w:color="ddd3c8" w:sz="1"/>
+              <w:left w:val="single" w:color="ddd3c8" w:sz="1"/>
+              <w:bottom w:val="single" w:color="ddd3c8" w:sz="1"/>
+              <w:right w:val="single" w:color="ddd3c8" w:sz="1"/>
+            </w:tcBorders>
+            <w:shd w:fill="faf7f2" w:val="clear"/>
+            <w:tcMar>
+              <w:top w:type="dxa" w:w="60"/>
+              <w:left w:type="dxa" w:w="120"/>
+              <w:bottom w:type="dxa" w:w="60"/>
+              <w:right w:type="dxa" w:w="120"/>
+            </w:tcMar>
+          </w:tcPr>
+          <w:p>
+            <w:r>
+              <w:rPr>
+                <w:rFonts w:ascii="Arial" w:cs="Arial" w:hAnsi="Arial"/>
+                <w:color w:val="3a2e3f"/>
+                <w:sz w:val="18"/>
+                <w:szCs w:val="18"/>
+              </w:rPr>
+              <w:t xml:space="preserve">IT and technology deployment in higher ed; covers LMS, AI tools, and infrastructure</w:t>
+            </w:r>
+          </w:p>
+        </w:tc>
+      </w:tr>
+      <w:tr>
+        <w:tc>
+          <w:tcPr>
+            <w:tcW w:type="dxa" w:w="360"/>
+            <w:tcBorders>
+              <w:top w:val="single" w:color="ddd3c8" w:sz="1"/>
+              <w:left w:val="single" w:color="ddd3c8" w:sz="1"/>
+              <w:bottom w:val="single" w:color="ddd3c8" w:sz="1"/>
+              <w:right w:val="single" w:color="ddd3c8" w:sz="1"/>
+            </w:tcBorders>
+            <w:shd w:fill="FFFFFF" w:val="clear"/>
+            <w:tcMar>
+              <w:top w:type="dxa" w:w="60"/>
+              <w:left w:type="dxa" w:w="120"/>
+              <w:bottom w:type="dxa" w:w="60"/>
+              <w:right w:type="dxa" w:w="120"/>
+            </w:tcMar>
+          </w:tcPr>
+          <w:p>
+            <w:r>
+              <w:rPr>
+                <w:rFonts w:ascii="Arial" w:cs="Arial" w:hAnsi="Arial"/>
+                <w:color w:val="8a7e7a"/>
+                <w:sz w:val="18"/>
+                <w:szCs w:val="18"/>
+              </w:rPr>
+              <w:t xml:space="preserve">27</w:t>
+            </w:r>
+          </w:p>
+        </w:tc>
+        <w:tc>
+          <w:tcPr>
+            <w:tcW w:type="dxa" w:w="3000"/>
+            <w:tcBorders>
+              <w:top w:val="single" w:color="ddd3c8" w:sz="1"/>
+              <w:left w:val="single" w:color="ddd3c8" w:sz="1"/>
+              <w:bottom w:val="single" w:color="ddd3c8" w:sz="1"/>
+              <w:right w:val="single" w:color="ddd3c8" w:sz="1"/>
+            </w:tcBorders>
+            <w:shd w:fill="FFFFFF" w:val="clear"/>
+            <w:tcMar>
+              <w:top w:type="dxa" w:w="60"/>
+              <w:left w:type="dxa" w:w="120"/>
+              <w:bottom w:type="dxa" w:w="60"/>
+              <w:right w:type="dxa" w:w="120"/>
+            </w:tcMar>
+          </w:tcPr>
+          <w:p>
+            <w:r>
+              <w:rPr>
+                <w:rFonts w:ascii="Arial" w:cs="Arial" w:hAnsi="Arial"/>
+                <w:b/>
+                <w:bCs/>
+                <w:color w:val="3a2e3f"/>
+                <w:sz w:val="18"/>
+                <w:szCs w:val="18"/>
+              </w:rPr>
+              <w:t xml:space="preserve">Education Next</w:t>
+            </w:r>
+          </w:p>
+          <w:p>
+            <w:r>
+              <w:rPr>
+                <w:rFonts w:ascii="Arial" w:cs="Arial" w:hAnsi="Arial"/>
+                <w:color w:val="7a5080"/>
+                <w:sz w:val="16"/>
+                <w:szCs w:val="16"/>
+              </w:rPr>
+              <w:t xml:space="preserve">https://www.educationnext.org/feed/</w:t>
+            </w:r>
+          </w:p>
+        </w:tc>
+        <w:tc>
+          <w:tcPr>
+            <w:tcW w:type="dxa" w:w="1600"/>
+            <w:tcBorders>
+              <w:top w:val="single" w:color="ddd3c8" w:sz="1"/>
+              <w:left w:val="single" w:color="ddd3c8" w:sz="1"/>
+              <w:bottom w:val="single" w:color="ddd3c8" w:sz="1"/>
+              <w:right w:val="single" w:color="ddd3c8" w:sz="1"/>
+            </w:tcBorders>
+            <w:shd w:fill="FFFFFF" w:val="clear"/>
+            <w:tcMar>
+              <w:top w:type="dxa" w:w="60"/>
+              <w:left w:type="dxa" w:w="120"/>
+              <w:bottom w:type="dxa" w:w="60"/>
+              <w:right w:type="dxa" w:w="120"/>
+            </w:tcMar>
+          </w:tcPr>
+          <w:p>
+            <w:r>
+              <w:rPr>
+                <w:rFonts w:ascii="Arial" w:cs="Arial" w:hAnsi="Arial"/>
+                <w:color w:val="3a2e3f"/>
+                <w:sz w:val="18"/>
+                <w:szCs w:val="18"/>
+              </w:rPr>
+              <w:t xml:space="preserve">Higher Ed &amp; EdTech</w:t>
+            </w:r>
+          </w:p>
+        </w:tc>
+        <w:tc>
+          <w:tcPr>
+            <w:tcW w:type="dxa" w:w="4400"/>
+            <w:tcBorders>
+              <w:top w:val="single" w:color="ddd3c8" w:sz="1"/>
+              <w:left w:val="single" w:color="ddd3c8" w:sz="1"/>
+              <w:bottom w:val="single" w:color="ddd3c8" w:sz="1"/>
+              <w:right w:val="single" w:color="ddd3c8" w:sz="1"/>
+            </w:tcBorders>
+            <w:shd w:fill="FFFFFF" w:val="clear"/>
+            <w:tcMar>
+              <w:top w:type="dxa" w:w="60"/>
+              <w:left w:type="dxa" w:w="120"/>
+              <w:bottom w:type="dxa" w:w="60"/>
+              <w:right w:type="dxa" w:w="120"/>
+            </w:tcMar>
+          </w:tcPr>
+          <w:p>
+            <w:r>
+              <w:rPr>
+                <w:rFonts w:ascii="Arial" w:cs="Arial" w:hAnsi="Arial"/>
+                <w:color w:val="3a2e3f"/>
+                <w:sz w:val="18"/>
+                <w:szCs w:val="18"/>
+              </w:rPr>
+              <w:t xml:space="preserve">Research-backed education policy analysis; bridges K-12 and higher ed perspectives</w:t>
+            </w:r>
+          </w:p>
+        </w:tc>
+      </w:tr>
+      <w:tr>
+        <w:tc>
+          <w:tcPr>
+            <w:tcW w:type="dxa" w:w="360"/>
+            <w:tcBorders>
+              <w:top w:val="single" w:color="ddd3c8" w:sz="1"/>
+              <w:left w:val="single" w:color="ddd3c8" w:sz="1"/>
+              <w:bottom w:val="single" w:color="ddd3c8" w:sz="1"/>
+              <w:right w:val="single" w:color="ddd3c8" w:sz="1"/>
+            </w:tcBorders>
+            <w:shd w:fill="faf7f2" w:val="clear"/>
+            <w:tcMar>
+              <w:top w:type="dxa" w:w="60"/>
+              <w:left w:type="dxa" w:w="120"/>
+              <w:bottom w:type="dxa" w:w="60"/>
+              <w:right w:type="dxa" w:w="120"/>
+            </w:tcMar>
+          </w:tcPr>
+          <w:p>
+            <w:r>
+              <w:rPr>
+                <w:rFonts w:ascii="Arial" w:cs="Arial" w:hAnsi="Arial"/>
+                <w:color w:val="8a7e7a"/>
+                <w:sz w:val="18"/>
+                <w:szCs w:val="18"/>
+              </w:rPr>
+              <w:t xml:space="preserve">28</w:t>
+            </w:r>
+          </w:p>
+        </w:tc>
+        <w:tc>
+          <w:tcPr>
+            <w:tcW w:type="dxa" w:w="3000"/>
+            <w:tcBorders>
+              <w:top w:val="single" w:color="ddd3c8" w:sz="1"/>
+              <w:left w:val="single" w:color="ddd3c8" w:sz="1"/>
+              <w:bottom w:val="single" w:color="ddd3c8" w:sz="1"/>
+              <w:right w:val="single" w:color="ddd3c8" w:sz="1"/>
+            </w:tcBorders>
+            <w:shd w:fill="faf7f2" w:val="clear"/>
+            <w:tcMar>
+              <w:top w:type="dxa" w:w="60"/>
+              <w:left w:type="dxa" w:w="120"/>
+              <w:bottom w:type="dxa" w:w="60"/>
+              <w:right w:type="dxa" w:w="120"/>
+            </w:tcMar>
+          </w:tcPr>
+          <w:p>
+            <w:r>
+              <w:rPr>
+                <w:rFonts w:ascii="Arial" w:cs="Arial" w:hAnsi="Arial"/>
+                <w:b/>
+                <w:bCs/>
+                <w:color w:val="3a2e3f"/>
+                <w:sz w:val="18"/>
+                <w:szCs w:val="18"/>
+              </w:rPr>
+              <w:t xml:space="preserve">EDUCAUSE Review</w:t>
+            </w:r>
+          </w:p>
+          <w:p>
+            <w:r>
+              <w:rPr>
+                <w:rFonts w:ascii="Arial" w:cs="Arial" w:hAnsi="Arial"/>
+                <w:color w:val="7a5080"/>
+                <w:sz w:val="16"/>
+                <w:szCs w:val="16"/>
+              </w:rPr>
+              <w:t xml:space="preserve">https://er.educause.edu/rss</w:t>
+            </w:r>
+          </w:p>
+        </w:tc>
+        <w:tc>
+          <w:tcPr>
+            <w:tcW w:type="dxa" w:w="1600"/>
+            <w:tcBorders>
+              <w:top w:val="single" w:color="ddd3c8" w:sz="1"/>
+              <w:left w:val="single" w:color="ddd3c8" w:sz="1"/>
+              <w:bottom w:val="single" w:color="ddd3c8" w:sz="1"/>
+              <w:right w:val="single" w:color="ddd3c8" w:sz="1"/>
+            </w:tcBorders>
+            <w:shd w:fill="faf7f2" w:val="clear"/>
+            <w:tcMar>
+              <w:top w:type="dxa" w:w="60"/>
+              <w:left w:type="dxa" w:w="120"/>
+              <w:bottom w:type="dxa" w:w="60"/>
+              <w:right w:type="dxa" w:w="120"/>
+            </w:tcMar>
+          </w:tcPr>
+          <w:p>
+            <w:r>
+              <w:rPr>
+                <w:rFonts w:ascii="Arial" w:cs="Arial" w:hAnsi="Arial"/>
+                <w:color w:val="3a2e3f"/>
+                <w:sz w:val="18"/>
+                <w:szCs w:val="18"/>
+              </w:rPr>
+              <w:t xml:space="preserve">Higher Ed &amp; EdTech</w:t>
+            </w:r>
+          </w:p>
+        </w:tc>
+        <w:tc>
+          <w:tcPr>
+            <w:tcW w:type="dxa" w:w="4400"/>
+            <w:tcBorders>
+              <w:top w:val="single" w:color="ddd3c8" w:sz="1"/>
+              <w:left w:val="single" w:color="ddd3c8" w:sz="1"/>
+              <w:bottom w:val="single" w:color="ddd3c8" w:sz="1"/>
+              <w:right w:val="single" w:color="ddd3c8" w:sz="1"/>
+            </w:tcBorders>
+            <w:shd w:fill="faf7f2" w:val="clear"/>
+            <w:tcMar>
+              <w:top w:type="dxa" w:w="60"/>
+              <w:left w:type="dxa" w:w="120"/>
+              <w:bottom w:type="dxa" w:w="60"/>
+              <w:right w:type="dxa" w:w="120"/>
+            </w:tcMar>
+          </w:tcPr>
+          <w:p>
+            <w:r>
+              <w:rPr>
+                <w:rFonts w:ascii="Arial" w:cs="Arial" w:hAnsi="Arial"/>
+                <w:color w:val="3a2e3f"/>
+                <w:sz w:val="18"/>
+                <w:szCs w:val="18"/>
+              </w:rPr>
+              <w:t xml:space="preserve">Flagship journal of the higher ed technology association; peer-reviewed practitioner writing</w:t>
+            </w:r>
+          </w:p>
+        </w:tc>
+      </w:tr>
+      <w:tr>
+        <w:tc>
+          <w:tcPr>
+            <w:tcW w:type="dxa" w:w="360"/>
+            <w:tcBorders>
+              <w:top w:val="single" w:color="ddd3c8" w:sz="1"/>
+              <w:left w:val="single" w:color="ddd3c8" w:sz="1"/>
+              <w:bottom w:val="single" w:color="ddd3c8" w:sz="1"/>
+              <w:right w:val="single" w:color="ddd3c8" w:sz="1"/>
+            </w:tcBorders>
+            <w:shd w:fill="FFFFFF" w:val="clear"/>
+            <w:tcMar>
+              <w:top w:type="dxa" w:w="60"/>
+              <w:left w:type="dxa" w:w="120"/>
+              <w:bottom w:type="dxa" w:w="60"/>
+              <w:right w:type="dxa" w:w="120"/>
+            </w:tcMar>
+          </w:tcPr>
+          <w:p>
+            <w:r>
+              <w:rPr>
+                <w:rFonts w:ascii="Arial" w:cs="Arial" w:hAnsi="Arial"/>
+                <w:color w:val="8a7e7a"/>
+                <w:sz w:val="18"/>
+                <w:szCs w:val="18"/>
+              </w:rPr>
+              <w:t xml:space="preserve">29</w:t>
+            </w:r>
+          </w:p>
+        </w:tc>
+        <w:tc>
+          <w:tcPr>
+            <w:tcW w:type="dxa" w:w="3000"/>
+            <w:tcBorders>
+              <w:top w:val="single" w:color="ddd3c8" w:sz="1"/>
+              <w:left w:val="single" w:color="ddd3c8" w:sz="1"/>
+              <w:bottom w:val="single" w:color="ddd3c8" w:sz="1"/>
+              <w:right w:val="single" w:color="ddd3c8" w:sz="1"/>
+            </w:tcBorders>
+            <w:shd w:fill="FFFFFF" w:val="clear"/>
+            <w:tcMar>
+              <w:top w:type="dxa" w:w="60"/>
+              <w:left w:type="dxa" w:w="120"/>
+              <w:bottom w:type="dxa" w:w="60"/>
+              <w:right w:type="dxa" w:w="120"/>
+            </w:tcMar>
+          </w:tcPr>
+          <w:p>
+            <w:r>
+              <w:rPr>
+                <w:rFonts w:ascii="Arial" w:cs="Arial" w:hAnsi="Arial"/>
+                <w:b/>
+                <w:bCs/>
+                <w:color w:val="3a2e3f"/>
+                <w:sz w:val="18"/>
+                <w:szCs w:val="18"/>
+              </w:rPr>
+              <w:t xml:space="preserve">MIT News — Education</w:t>
+            </w:r>
+          </w:p>
+          <w:p>
+            <w:r>
+              <w:rPr>
+                <w:rFonts w:ascii="Arial" w:cs="Arial" w:hAnsi="Arial"/>
+                <w:color w:val="7a5080"/>
+                <w:sz w:val="16"/>
+                <w:szCs w:val="16"/>
+              </w:rPr>
+              <w:t xml:space="preserve">https://news.mit.edu/rss/topic/education</w:t>
+            </w:r>
+          </w:p>
+        </w:tc>
+        <w:tc>
+          <w:tcPr>
+            <w:tcW w:type="dxa" w:w="1600"/>
+            <w:tcBorders>
+              <w:top w:val="single" w:color="ddd3c8" w:sz="1"/>
+              <w:left w:val="single" w:color="ddd3c8" w:sz="1"/>
+              <w:bottom w:val="single" w:color="ddd3c8" w:sz="1"/>
+              <w:right w:val="single" w:color="ddd3c8" w:sz="1"/>
+            </w:tcBorders>
+            <w:shd w:fill="FFFFFF" w:val="clear"/>
+            <w:tcMar>
+              <w:top w:type="dxa" w:w="60"/>
+              <w:left w:type="dxa" w:w="120"/>
+              <w:bottom w:type="dxa" w:w="60"/>
+              <w:right w:type="dxa" w:w="120"/>
+            </w:tcMar>
+          </w:tcPr>
+          <w:p>
+            <w:r>
+              <w:rPr>
+                <w:rFonts w:ascii="Arial" w:cs="Arial" w:hAnsi="Arial"/>
+                <w:color w:val="3a2e3f"/>
+                <w:sz w:val="18"/>
+                <w:szCs w:val="18"/>
+              </w:rPr>
+              <w:t xml:space="preserve">Higher Ed &amp; EdTech</w:t>
+            </w:r>
+          </w:p>
+        </w:tc>
+        <w:tc>
+          <w:tcPr>
+            <w:tcW w:type="dxa" w:w="4400"/>
+            <w:tcBorders>
+              <w:top w:val="single" w:color="ddd3c8" w:sz="1"/>
+              <w:left w:val="single" w:color="ddd3c8" w:sz="1"/>
+              <w:bottom w:val="single" w:color="ddd3c8" w:sz="1"/>
+              <w:right w:val="single" w:color="ddd3c8" w:sz="1"/>
+            </w:tcBorders>
+            <w:shd w:fill="FFFFFF" w:val="clear"/>
+            <w:tcMar>
+              <w:top w:type="dxa" w:w="60"/>
+              <w:left w:type="dxa" w:w="120"/>
+              <w:bottom w:type="dxa" w:w="60"/>
+              <w:right w:type="dxa" w:w="120"/>
+            </w:tcMar>
+          </w:tcPr>
+          <w:p>
+            <w:r>
+              <w:rPr>
+                <w:rFonts w:ascii="Arial" w:cs="Arial" w:hAnsi="Arial"/>
+                <w:color w:val="3a2e3f"/>
+                <w:sz w:val="18"/>
+                <w:szCs w:val="18"/>
+              </w:rPr>
+              <w:t xml:space="preserve">MIT’s coverage of education research, learning science, and teaching innovation</w:t>
+            </w:r>
+          </w:p>
+        </w:tc>
+      </w:tr>
+      <w:tr>
+        <w:tc>
+          <w:tcPr>
+            <w:tcW w:type="dxa" w:w="360"/>
+            <w:tcBorders>
+              <w:top w:val="single" w:color="ddd3c8" w:sz="1"/>
+              <w:left w:val="single" w:color="ddd3c8" w:sz="1"/>
+              <w:bottom w:val="single" w:color="ddd3c8" w:sz="1"/>
+              <w:right w:val="single" w:color="ddd3c8" w:sz="1"/>
+            </w:tcBorders>
+            <w:shd w:fill="faf7f2" w:val="clear"/>
+            <w:tcMar>
+              <w:top w:type="dxa" w:w="60"/>
+              <w:left w:type="dxa" w:w="120"/>
+              <w:bottom w:type="dxa" w:w="60"/>
+              <w:right w:type="dxa" w:w="120"/>
+            </w:tcMar>
+          </w:tcPr>
+          <w:p>
+            <w:r>
+              <w:rPr>
+                <w:rFonts w:ascii="Arial" w:cs="Arial" w:hAnsi="Arial"/>
+                <w:color w:val="8a7e7a"/>
+                <w:sz w:val="18"/>
+                <w:szCs w:val="18"/>
+              </w:rPr>
+              <w:t xml:space="preserve">30</w:t>
+            </w:r>
+          </w:p>
+        </w:tc>
+        <w:tc>
+          <w:tcPr>
+            <w:tcW w:type="dxa" w:w="3000"/>
+            <w:tcBorders>
+              <w:top w:val="single" w:color="ddd3c8" w:sz="1"/>
+              <w:left w:val="single" w:color="ddd3c8" w:sz="1"/>
+              <w:bottom w:val="single" w:color="ddd3c8" w:sz="1"/>
+              <w:right w:val="single" w:color="ddd3c8" w:sz="1"/>
+            </w:tcBorders>
+            <w:shd w:fill="faf7f2" w:val="clear"/>
+            <w:tcMar>
+              <w:top w:type="dxa" w:w="60"/>
+              <w:left w:type="dxa" w:w="120"/>
+              <w:bottom w:type="dxa" w:w="60"/>
+              <w:right w:type="dxa" w:w="120"/>
+            </w:tcMar>
+          </w:tcPr>
+          <w:p>
+            <w:r>
+              <w:rPr>
+                <w:rFonts w:ascii="Arial" w:cs="Arial" w:hAnsi="Arial"/>
+                <w:b/>
+                <w:bCs/>
+                <w:color w:val="3a2e3f"/>
+                <w:sz w:val="18"/>
+                <w:szCs w:val="18"/>
+              </w:rPr>
+              <w:t xml:space="preserve">NYT Education</w:t>
+            </w:r>
+          </w:p>
+          <w:p>
+            <w:r>
+              <w:rPr>
+                <w:rFonts w:ascii="Arial" w:cs="Arial" w:hAnsi="Arial"/>
+                <w:color w:val="7a5080"/>
+                <w:sz w:val="16"/>
+                <w:szCs w:val="16"/>
+              </w:rPr>
+              <w:t xml:space="preserve">https://rss.nytimes.com/services/xml/rss/nyt/Education.xml</w:t>
+            </w:r>
+          </w:p>
+        </w:tc>
+        <w:tc>
+          <w:tcPr>
+            <w:tcW w:type="dxa" w:w="1600"/>
+            <w:tcBorders>
+              <w:top w:val="single" w:color="ddd3c8" w:sz="1"/>
+              <w:left w:val="single" w:color="ddd3c8" w:sz="1"/>
+              <w:bottom w:val="single" w:color="ddd3c8" w:sz="1"/>
+              <w:right w:val="single" w:color="ddd3c8" w:sz="1"/>
+            </w:tcBorders>
+            <w:shd w:fill="faf7f2" w:val="clear"/>
+            <w:tcMar>
+              <w:top w:type="dxa" w:w="60"/>
+              <w:left w:type="dxa" w:w="120"/>
+              <w:bottom w:type="dxa" w:w="60"/>
+              <w:right w:type="dxa" w:w="120"/>
+            </w:tcMar>
+          </w:tcPr>
+          <w:p>
+            <w:r>
+              <w:rPr>
+                <w:rFonts w:ascii="Arial" w:cs="Arial" w:hAnsi="Arial"/>
+                <w:color w:val="3a2e3f"/>
+                <w:sz w:val="18"/>
+                <w:szCs w:val="18"/>
+              </w:rPr>
+              <w:t xml:space="preserve">Higher Ed &amp; EdTech</w:t>
+            </w:r>
+          </w:p>
+        </w:tc>
+        <w:tc>
+          <w:tcPr>
+            <w:tcW w:type="dxa" w:w="4400"/>
+            <w:tcBorders>
+              <w:top w:val="single" w:color="ddd3c8" w:sz="1"/>
+              <w:left w:val="single" w:color="ddd3c8" w:sz="1"/>
+              <w:bottom w:val="single" w:color="ddd3c8" w:sz="1"/>
+              <w:right w:val="single" w:color="ddd3c8" w:sz="1"/>
+            </w:tcBorders>
+            <w:shd w:fill="faf7f2" w:val="clear"/>
+            <w:tcMar>
+              <w:top w:type="dxa" w:w="60"/>
+              <w:left w:type="dxa" w:w="120"/>
+              <w:bottom w:type="dxa" w:w="60"/>
+              <w:right w:type="dxa" w:w="120"/>
+            </w:tcMar>
+          </w:tcPr>
+          <w:p>
+            <w:r>
+              <w:rPr>
+                <w:rFonts w:ascii="Arial" w:cs="Arial" w:hAnsi="Arial"/>
+                <w:color w:val="3a2e3f"/>
+                <w:sz w:val="18"/>
+                <w:szCs w:val="18"/>
+              </w:rPr>
+              <w:t xml:space="preserve">National education coverage from the paper of record</w:t>
+            </w:r>
+          </w:p>
+        </w:tc>
+      </w:tr>
+      <w:tr>
+        <w:tc>
+          <w:tcPr>
+            <w:tcW w:type="dxa" w:w="360"/>
+            <w:tcBorders>
+              <w:top w:val="single" w:color="ddd3c8" w:sz="1"/>
+              <w:left w:val="single" w:color="ddd3c8" w:sz="1"/>
+              <w:bottom w:val="single" w:color="ddd3c8" w:sz="1"/>
+              <w:right w:val="single" w:color="ddd3c8" w:sz="1"/>
+            </w:tcBorders>
+            <w:shd w:fill="FFFFFF" w:val="clear"/>
+            <w:tcMar>
+              <w:top w:type="dxa" w:w="60"/>
+              <w:left w:type="dxa" w:w="120"/>
+              <w:bottom w:type="dxa" w:w="60"/>
+              <w:right w:type="dxa" w:w="120"/>
+            </w:tcMar>
+          </w:tcPr>
+          <w:p>
+            <w:r>
+              <w:rPr>
+                <w:rFonts w:ascii="Arial" w:cs="Arial" w:hAnsi="Arial"/>
+                <w:color w:val="8a7e7a"/>
+                <w:sz w:val="18"/>
+                <w:szCs w:val="18"/>
+              </w:rPr>
+              <w:t xml:space="preserve">31</w:t>
+            </w:r>
+          </w:p>
+        </w:tc>
+        <w:tc>
+          <w:tcPr>
+            <w:tcW w:type="dxa" w:w="3000"/>
+            <w:tcBorders>
+              <w:top w:val="single" w:color="ddd3c8" w:sz="1"/>
+              <w:left w:val="single" w:color="ddd3c8" w:sz="1"/>
+              <w:bottom w:val="single" w:color="ddd3c8" w:sz="1"/>
+              <w:right w:val="single" w:color="ddd3c8" w:sz="1"/>
+            </w:tcBorders>
+            <w:shd w:fill="FFFFFF" w:val="clear"/>
+            <w:tcMar>
+              <w:top w:type="dxa" w:w="60"/>
+              <w:left w:type="dxa" w:w="120"/>
+              <w:bottom w:type="dxa" w:w="60"/>
+              <w:right w:type="dxa" w:w="120"/>
+            </w:tcMar>
+          </w:tcPr>
+          <w:p>
+            <w:r>
+              <w:rPr>
+                <w:rFonts w:ascii="Arial" w:cs="Arial" w:hAnsi="Arial"/>
+                <w:b/>
+                <w:bCs/>
+                <w:color w:val="3a2e3f"/>
+                <w:sz w:val="18"/>
+                <w:szCs w:val="18"/>
+              </w:rPr>
+              <w:t xml:space="preserve">The Atlantic — Education</w:t>
+            </w:r>
+          </w:p>
+          <w:p>
+            <w:r>
+              <w:rPr>
+                <w:rFonts w:ascii="Arial" w:cs="Arial" w:hAnsi="Arial"/>
+                <w:color w:val="7a5080"/>
+                <w:sz w:val="16"/>
+                <w:szCs w:val="16"/>
+              </w:rPr>
+              <w:t xml:space="preserve">https://www.theatlantic.com/feed/channel/education/</w:t>
+            </w:r>
+          </w:p>
+        </w:tc>
+        <w:tc>
+          <w:tcPr>
+            <w:tcW w:type="dxa" w:w="1600"/>
+            <w:tcBorders>
+              <w:top w:val="single" w:color="ddd3c8" w:sz="1"/>
+              <w:left w:val="single" w:color="ddd3c8" w:sz="1"/>
+              <w:bottom w:val="single" w:color="ddd3c8" w:sz="1"/>
+              <w:right w:val="single" w:color="ddd3c8" w:sz="1"/>
+            </w:tcBorders>
+            <w:shd w:fill="FFFFFF" w:val="clear"/>
+            <w:tcMar>
+              <w:top w:type="dxa" w:w="60"/>
+              <w:left w:type="dxa" w:w="120"/>
+              <w:bottom w:type="dxa" w:w="60"/>
+              <w:right w:type="dxa" w:w="120"/>
+            </w:tcMar>
+          </w:tcPr>
+          <w:p>
+            <w:r>
+              <w:rPr>
+                <w:rFonts w:ascii="Arial" w:cs="Arial" w:hAnsi="Arial"/>
+                <w:color w:val="3a2e3f"/>
+                <w:sz w:val="18"/>
+                <w:szCs w:val="18"/>
+              </w:rPr>
+              <w:t xml:space="preserve">Higher Ed &amp; EdTech</w:t>
+            </w:r>
+          </w:p>
+        </w:tc>
+        <w:tc>
+          <w:tcPr>
+            <w:tcW w:type="dxa" w:w="4400"/>
+            <w:tcBorders>
+              <w:top w:val="single" w:color="ddd3c8" w:sz="1"/>
+              <w:left w:val="single" w:color="ddd3c8" w:sz="1"/>
+              <w:bottom w:val="single" w:color="ddd3c8" w:sz="1"/>
+              <w:right w:val="single" w:color="ddd3c8" w:sz="1"/>
+            </w:tcBorders>
+            <w:shd w:fill="FFFFFF" w:val="clear"/>
+            <w:tcMar>
+              <w:top w:type="dxa" w:w="60"/>
+              <w:left w:type="dxa" w:w="120"/>
+              <w:bottom w:type="dxa" w:w="60"/>
+              <w:right w:type="dxa" w:w="120"/>
+            </w:tcMar>
+          </w:tcPr>
+          <w:p>
+            <w:r>
+              <w:rPr>
+                <w:rFonts w:ascii="Arial" w:cs="Arial" w:hAnsi="Arial"/>
+                <w:color w:val="3a2e3f"/>
+                <w:sz w:val="18"/>
+                <w:szCs w:val="18"/>
+              </w:rPr>
+              <w:t xml:space="preserve">Long-form education journalism; equity, access, and the future of college</w:t>
+            </w:r>
+          </w:p>
+        </w:tc>
+      </w:tr>
+      <w:tr>
+        <w:tc>
+          <w:tcPr>
+            <w:tcW w:type="dxa" w:w="360"/>
+            <w:tcBorders>
+              <w:top w:val="single" w:color="ddd3c8" w:sz="1"/>
+              <w:left w:val="single" w:color="ddd3c8" w:sz="1"/>
+              <w:bottom w:val="single" w:color="ddd3c8" w:sz="1"/>
+              <w:right w:val="single" w:color="ddd3c8" w:sz="1"/>
+            </w:tcBorders>
+            <w:shd w:fill="faf7f2" w:val="clear"/>
+            <w:tcMar>
+              <w:top w:type="dxa" w:w="60"/>
+              <w:left w:type="dxa" w:w="120"/>
+              <w:bottom w:type="dxa" w:w="60"/>
+              <w:right w:type="dxa" w:w="120"/>
+            </w:tcMar>
+          </w:tcPr>
+          <w:p>
+            <w:r>
+              <w:rPr>
+                <w:rFonts w:ascii="Arial" w:cs="Arial" w:hAnsi="Arial"/>
+                <w:color w:val="8a7e7a"/>
+                <w:sz w:val="18"/>
+                <w:szCs w:val="18"/>
+              </w:rPr>
+              <w:t xml:space="preserve">32</w:t>
+            </w:r>
+          </w:p>
+        </w:tc>
+        <w:tc>
+          <w:tcPr>
+            <w:tcW w:type="dxa" w:w="3000"/>
+            <w:tcBorders>
+              <w:top w:val="single" w:color="ddd3c8" w:sz="1"/>
+              <w:left w:val="single" w:color="ddd3c8" w:sz="1"/>
+              <w:bottom w:val="single" w:color="ddd3c8" w:sz="1"/>
+              <w:right w:val="single" w:color="ddd3c8" w:sz="1"/>
+            </w:tcBorders>
+            <w:shd w:fill="faf7f2" w:val="clear"/>
+            <w:tcMar>
+              <w:top w:type="dxa" w:w="60"/>
+              <w:left w:type="dxa" w:w="120"/>
+              <w:bottom w:type="dxa" w:w="60"/>
+              <w:right w:type="dxa" w:w="120"/>
+            </w:tcMar>
+          </w:tcPr>
+          <w:p>
+            <w:r>
+              <w:rPr>
+                <w:rFonts w:ascii="Arial" w:cs="Arial" w:hAnsi="Arial"/>
+                <w:b/>
+                <w:bCs/>
+                <w:color w:val="3a2e3f"/>
+                <w:sz w:val="18"/>
+                <w:szCs w:val="18"/>
+              </w:rPr>
+              <w:t xml:space="preserve">Chronicle of Higher Ed</w:t>
+            </w:r>
+          </w:p>
+          <w:p>
+            <w:r>
+              <w:rPr>
+                <w:rFonts w:ascii="Arial" w:cs="Arial" w:hAnsi="Arial"/>
+                <w:color w:val="7a5080"/>
+                <w:sz w:val="16"/>
+                <w:szCs w:val="16"/>
+              </w:rPr>
+              <w:t xml:space="preserve">https://www.chronicle.com/rss/articles</w:t>
+            </w:r>
+          </w:p>
+        </w:tc>
+        <w:tc>
+          <w:tcPr>
+            <w:tcW w:type="dxa" w:w="1600"/>
+            <w:tcBorders>
+              <w:top w:val="single" w:color="ddd3c8" w:sz="1"/>
+              <w:left w:val="single" w:color="ddd3c8" w:sz="1"/>
+              <w:bottom w:val="single" w:color="ddd3c8" w:sz="1"/>
+              <w:right w:val="single" w:color="ddd3c8" w:sz="1"/>
+            </w:tcBorders>
+            <w:shd w:fill="faf7f2" w:val="clear"/>
+            <w:tcMar>
+              <w:top w:type="dxa" w:w="60"/>
+              <w:left w:type="dxa" w:w="120"/>
+              <w:bottom w:type="dxa" w:w="60"/>
+              <w:right w:type="dxa" w:w="120"/>
+            </w:tcMar>
+          </w:tcPr>
+          <w:p>
+            <w:r>
+              <w:rPr>
+                <w:rFonts w:ascii="Arial" w:cs="Arial" w:hAnsi="Arial"/>
+                <w:color w:val="3a2e3f"/>
+                <w:sz w:val="18"/>
+                <w:szCs w:val="18"/>
+              </w:rPr>
+              <w:t xml:space="preserve">Higher Ed &amp; EdTech</w:t>
+            </w:r>
+          </w:p>
+        </w:tc>
+        <w:tc>
+          <w:tcPr>
+            <w:tcW w:type="dxa" w:w="4400"/>
+            <w:tcBorders>
+              <w:top w:val="single" w:color="ddd3c8" w:sz="1"/>
+              <w:left w:val="single" w:color="ddd3c8" w:sz="1"/>
+              <w:bottom w:val="single" w:color="ddd3c8" w:sz="1"/>
+              <w:right w:val="single" w:color="ddd3c8" w:sz="1"/>
+            </w:tcBorders>
+            <w:shd w:fill="faf7f2" w:val="clear"/>
+            <w:tcMar>
+              <w:top w:type="dxa" w:w="60"/>
+              <w:left w:type="dxa" w:w="120"/>
+              <w:bottom w:type="dxa" w:w="60"/>
+              <w:right w:type="dxa" w:w="120"/>
+            </w:tcMar>
+          </w:tcPr>
+          <w:p>
+            <w:r>
+              <w:rPr>
+                <w:rFonts w:ascii="Arial" w:cs="Arial" w:hAnsi="Arial"/>
+                <w:color w:val="3a2e3f"/>
+                <w:sz w:val="18"/>
+                <w:szCs w:val="18"/>
+              </w:rPr>
+              <w:t xml:space="preserve">The newspaper of record for higher education — faculty, administration, and policy</w:t>
+            </w:r>
+          </w:p>
+        </w:tc>
+      </w:tr>
+      <w:tr>
+        <w:tc>
+          <w:tcPr>
+            <w:tcW w:type="dxa" w:w="360"/>
+            <w:tcBorders>
+              <w:top w:val="single" w:color="ddd3c8" w:sz="1"/>
+              <w:left w:val="single" w:color="ddd3c8" w:sz="1"/>
+              <w:bottom w:val="single" w:color="ddd3c8" w:sz="1"/>
+              <w:right w:val="single" w:color="ddd3c8" w:sz="1"/>
+            </w:tcBorders>
+            <w:shd w:fill="FFFFFF" w:val="clear"/>
+            <w:tcMar>
+              <w:top w:type="dxa" w:w="60"/>
+              <w:left w:type="dxa" w:w="120"/>
+              <w:bottom w:type="dxa" w:w="60"/>
+              <w:right w:type="dxa" w:w="120"/>
+            </w:tcMar>
+          </w:tcPr>
+          <w:p>
+            <w:r>
+              <w:rPr>
+                <w:rFonts w:ascii="Arial" w:cs="Arial" w:hAnsi="Arial"/>
+                <w:color w:val="8a7e7a"/>
+                <w:sz w:val="18"/>
+                <w:szCs w:val="18"/>
+              </w:rPr>
+              <w:t xml:space="preserve">33</w:t>
+            </w:r>
+          </w:p>
+        </w:tc>
+        <w:tc>
+          <w:tcPr>
+            <w:tcW w:type="dxa" w:w="3000"/>
+            <w:tcBorders>
+              <w:top w:val="single" w:color="ddd3c8" w:sz="1"/>
+              <w:left w:val="single" w:color="ddd3c8" w:sz="1"/>
+              <w:bottom w:val="single" w:color="ddd3c8" w:sz="1"/>
+              <w:right w:val="single" w:color="ddd3c8" w:sz="1"/>
+            </w:tcBorders>
+            <w:shd w:fill="FFFFFF" w:val="clear"/>
+            <w:tcMar>
+              <w:top w:type="dxa" w:w="60"/>
+              <w:left w:type="dxa" w:w="120"/>
+              <w:bottom w:type="dxa" w:w="60"/>
+              <w:right w:type="dxa" w:w="120"/>
+            </w:tcMar>
+          </w:tcPr>
+          <w:p>
+            <w:r>
+              <w:rPr>
+                <w:rFonts w:ascii="Arial" w:cs="Arial" w:hAnsi="Arial"/>
+                <w:b/>
+                <w:bCs/>
+                <w:color w:val="3a2e3f"/>
+                <w:sz w:val="18"/>
+                <w:szCs w:val="18"/>
+              </w:rPr>
+              <w:t xml:space="preserve">The Guardian — Education</w:t>
+            </w:r>
+          </w:p>
+          <w:p>
+            <w:r>
+              <w:rPr>
+                <w:rFonts w:ascii="Arial" w:cs="Arial" w:hAnsi="Arial"/>
+                <w:color w:val="7a5080"/>
+                <w:sz w:val="16"/>
+                <w:szCs w:val="16"/>
+              </w:rPr>
+              <w:t xml:space="preserve">https://www.theguardian.com/education/rss</w:t>
+            </w:r>
+          </w:p>
+        </w:tc>
+        <w:tc>
+          <w:tcPr>
+            <w:tcW w:type="dxa" w:w="1600"/>
+            <w:tcBorders>
+              <w:top w:val="single" w:color="ddd3c8" w:sz="1"/>
+              <w:left w:val="single" w:color="ddd3c8" w:sz="1"/>
+              <w:bottom w:val="single" w:color="ddd3c8" w:sz="1"/>
+              <w:right w:val="single" w:color="ddd3c8" w:sz="1"/>
+            </w:tcBorders>
+            <w:shd w:fill="FFFFFF" w:val="clear"/>
+            <w:tcMar>
+              <w:top w:type="dxa" w:w="60"/>
+              <w:left w:type="dxa" w:w="120"/>
+              <w:bottom w:type="dxa" w:w="60"/>
+              <w:right w:type="dxa" w:w="120"/>
+            </w:tcMar>
+          </w:tcPr>
+          <w:p>
+            <w:r>
+              <w:rPr>
+                <w:rFonts w:ascii="Arial" w:cs="Arial" w:hAnsi="Arial"/>
+                <w:color w:val="3a2e3f"/>
+                <w:sz w:val="18"/>
+                <w:szCs w:val="18"/>
+              </w:rPr>
+              <w:t xml:space="preserve">Higher Ed &amp; EdTech</w:t>
+            </w:r>
+          </w:p>
+        </w:tc>
+        <w:tc>
+          <w:tcPr>
+            <w:tcW w:type="dxa" w:w="4400"/>
+            <w:tcBorders>
+              <w:top w:val="single" w:color="ddd3c8" w:sz="1"/>
+              <w:left w:val="single" w:color="ddd3c8" w:sz="1"/>
+              <w:bottom w:val="single" w:color="ddd3c8" w:sz="1"/>
+              <w:right w:val="single" w:color="ddd3c8" w:sz="1"/>
+            </w:tcBorders>
+            <w:shd w:fill="FFFFFF" w:val="clear"/>
+            <w:tcMar>
+              <w:top w:type="dxa" w:w="60"/>
+              <w:left w:type="dxa" w:w="120"/>
+              <w:bottom w:type="dxa" w:w="60"/>
+              <w:right w:type="dxa" w:w="120"/>
+            </w:tcMar>
+          </w:tcPr>
+          <w:p>
+            <w:r>
+              <w:rPr>
+                <w:rFonts w:ascii="Arial" w:cs="Arial" w:hAnsi="Arial"/>
+                <w:color w:val="3a2e3f"/>
+                <w:sz w:val="18"/>
+                <w:szCs w:val="18"/>
+              </w:rPr>
+              <w:t xml:space="preserve">International higher ed perspective; global AI and equity coverage</w:t>
+            </w:r>
+          </w:p>
+        </w:tc>
+      </w:tr>
+      <w:tr>
+        <w:tc>
+          <w:tcPr>
+            <w:tcW w:type="dxa" w:w="9360"/>
+            <w:gridSpan w:val="4"/>
+            <w:tcBorders>
+              <w:top w:val="single" w:color="7a5080" w:sz="6"/>
+              <w:bottom w:val="single" w:color="7a5080" w:sz="1"/>
+            </w:tcBorders>
+            <w:shd w:fill="ede4f2" w:val="clear"/>
+            <w:tcMar>
+              <w:top w:type="dxa" w:w="80"/>
+              <w:left w:type="dxa" w:w="120"/>
+              <w:bottom w:type="dxa" w:w="60"/>
+              <w:right w:type="dxa" w:w="120"/>
+            </w:tcMar>
+          </w:tcPr>
+          <w:p>
+            <w:r>
+              <w:rPr>
+                <w:rFonts w:ascii="Arial" w:cs="Arial" w:hAnsi="Arial"/>
+                <w:b/>
+                <w:bCs/>
+                <w:color w:val="7a5080"/>
+                <w:sz w:val="20"/>
+                <w:szCs w:val="20"/>
+              </w:rPr>
+              <w:t xml:space="preserve">Student Success &amp; Equity (5 sources)</w:t>
+            </w:r>
+          </w:p>
+        </w:tc>
+      </w:tr>
+      <w:tr>
+        <w:tc>
+          <w:tcPr>
+            <w:tcW w:type="dxa" w:w="360"/>
+            <w:tcBorders>
+              <w:top w:val="single" w:color="ddd3c8" w:sz="1"/>
+              <w:left w:val="single" w:color="ddd3c8" w:sz="1"/>
+              <w:bottom w:val="single" w:color="ddd3c8" w:sz="1"/>
+              <w:right w:val="single" w:color="ddd3c8" w:sz="1"/>
+            </w:tcBorders>
+            <w:shd w:fill="FFFFFF" w:val="clear"/>
+            <w:tcMar>
+              <w:top w:type="dxa" w:w="60"/>
+              <w:left w:type="dxa" w:w="120"/>
+              <w:bottom w:type="dxa" w:w="60"/>
+              <w:right w:type="dxa" w:w="120"/>
+            </w:tcMar>
+          </w:tcPr>
+          <w:p>
+            <w:r>
+              <w:rPr>
+                <w:rFonts w:ascii="Arial" w:cs="Arial" w:hAnsi="Arial"/>
+                <w:color w:val="8a7e7a"/>
+                <w:sz w:val="18"/>
+                <w:szCs w:val="18"/>
+              </w:rPr>
+              <w:t xml:space="preserve">34</w:t>
+            </w:r>
+          </w:p>
+        </w:tc>
+        <w:tc>
+          <w:tcPr>
+            <w:tcW w:type="dxa" w:w="3000"/>
+            <w:tcBorders>
+              <w:top w:val="single" w:color="ddd3c8" w:sz="1"/>
+              <w:left w:val="single" w:color="ddd3c8" w:sz="1"/>
+              <w:bottom w:val="single" w:color="ddd3c8" w:sz="1"/>
+              <w:right w:val="single" w:color="ddd3c8" w:sz="1"/>
+            </w:tcBorders>
+            <w:shd w:fill="FFFFFF" w:val="clear"/>
+            <w:tcMar>
+              <w:top w:type="dxa" w:w="60"/>
+              <w:left w:type="dxa" w:w="120"/>
+              <w:bottom w:type="dxa" w:w="60"/>
+              <w:right w:type="dxa" w:w="120"/>
+            </w:tcMar>
+          </w:tcPr>
+          <w:p>
+            <w:r>
+              <w:rPr>
+                <w:rFonts w:ascii="Arial" w:cs="Arial" w:hAnsi="Arial"/>
+                <w:b/>
+                <w:bCs/>
+                <w:color w:val="3a2e3f"/>
+                <w:sz w:val="18"/>
+                <w:szCs w:val="18"/>
+              </w:rPr>
+              <w:t xml:space="preserve">Hechinger Report</w:t>
+            </w:r>
+          </w:p>
+          <w:p>
+            <w:r>
+              <w:rPr>
+                <w:rFonts w:ascii="Arial" w:cs="Arial" w:hAnsi="Arial"/>
+                <w:color w:val="7a5080"/>
+                <w:sz w:val="16"/>
+                <w:szCs w:val="16"/>
+              </w:rPr>
+              <w:t xml:space="preserve">https://hechingerreport.org/feed</w:t>
+            </w:r>
+          </w:p>
+        </w:tc>
+        <w:tc>
+          <w:tcPr>
+            <w:tcW w:type="dxa" w:w="1600"/>
+            <w:tcBorders>
+              <w:top w:val="single" w:color="ddd3c8" w:sz="1"/>
+              <w:left w:val="single" w:color="ddd3c8" w:sz="1"/>
+              <w:bottom w:val="single" w:color="ddd3c8" w:sz="1"/>
+              <w:right w:val="single" w:color="ddd3c8" w:sz="1"/>
+            </w:tcBorders>
+            <w:shd w:fill="FFFFFF" w:val="clear"/>
+            <w:tcMar>
+              <w:top w:type="dxa" w:w="60"/>
+              <w:left w:type="dxa" w:w="120"/>
+              <w:bottom w:type="dxa" w:w="60"/>
+              <w:right w:type="dxa" w:w="120"/>
+            </w:tcMar>
+          </w:tcPr>
+          <w:p>
+            <w:r>
+              <w:rPr>
+                <w:rFonts w:ascii="Arial" w:cs="Arial" w:hAnsi="Arial"/>
+                <w:color w:val="3a2e3f"/>
+                <w:sz w:val="18"/>
+                <w:szCs w:val="18"/>
+              </w:rPr>
+              <w:t xml:space="preserve">Student Success</w:t>
+            </w:r>
+          </w:p>
+        </w:tc>
+        <w:tc>
+          <w:tcPr>
+            <w:tcW w:type="dxa" w:w="4400"/>
+            <w:tcBorders>
+              <w:top w:val="single" w:color="ddd3c8" w:sz="1"/>
+              <w:left w:val="single" w:color="ddd3c8" w:sz="1"/>
+              <w:bottom w:val="single" w:color="ddd3c8" w:sz="1"/>
+              <w:right w:val="single" w:color="ddd3c8" w:sz="1"/>
+            </w:tcBorders>
+            <w:shd w:fill="FFFFFF" w:val="clear"/>
+            <w:tcMar>
+              <w:top w:type="dxa" w:w="60"/>
+              <w:left w:type="dxa" w:w="120"/>
+              <w:bottom w:type="dxa" w:w="60"/>
+              <w:right w:type="dxa" w:w="120"/>
+            </w:tcMar>
+          </w:tcPr>
+          <w:p>
+            <w:r>
+              <w:rPr>
+                <w:rFonts w:ascii="Arial" w:cs="Arial" w:hAnsi="Arial"/>
+                <w:color w:val="3a2e3f"/>
+                <w:sz w:val="18"/>
+                <w:szCs w:val="18"/>
+              </w:rPr>
+              <w:t xml:space="preserve">Nonprofit investigative journalism focused on equity and student outcomes; data-driven</w:t>
+            </w:r>
+          </w:p>
+        </w:tc>
+      </w:tr>
+      <w:tr>
+        <w:tc>
+          <w:tcPr>
+            <w:tcW w:type="dxa" w:w="360"/>
+            <w:tcBorders>
+              <w:top w:val="single" w:color="ddd3c8" w:sz="1"/>
+              <w:left w:val="single" w:color="ddd3c8" w:sz="1"/>
+              <w:bottom w:val="single" w:color="ddd3c8" w:sz="1"/>
+              <w:right w:val="single" w:color="ddd3c8" w:sz="1"/>
+            </w:tcBorders>
+            <w:shd w:fill="faf7f2" w:val="clear"/>
+            <w:tcMar>
+              <w:top w:type="dxa" w:w="60"/>
+              <w:left w:type="dxa" w:w="120"/>
+              <w:bottom w:type="dxa" w:w="60"/>
+              <w:right w:type="dxa" w:w="120"/>
+            </w:tcMar>
+          </w:tcPr>
+          <w:p>
+            <w:r>
+              <w:rPr>
+                <w:rFonts w:ascii="Arial" w:cs="Arial" w:hAnsi="Arial"/>
+                <w:color w:val="8a7e7a"/>
+                <w:sz w:val="18"/>
+                <w:szCs w:val="18"/>
+              </w:rPr>
+              <w:t xml:space="preserve">35</w:t>
+            </w:r>
+          </w:p>
+        </w:tc>
+        <w:tc>
+          <w:tcPr>
+            <w:tcW w:type="dxa" w:w="3000"/>
+            <w:tcBorders>
+              <w:top w:val="single" w:color="ddd3c8" w:sz="1"/>
+              <w:left w:val="single" w:color="ddd3c8" w:sz="1"/>
+              <w:bottom w:val="single" w:color="ddd3c8" w:sz="1"/>
+              <w:right w:val="single" w:color="ddd3c8" w:sz="1"/>
+            </w:tcBorders>
+            <w:shd w:fill="faf7f2" w:val="clear"/>
+            <w:tcMar>
+              <w:top w:type="dxa" w:w="60"/>
+              <w:left w:type="dxa" w:w="120"/>
+              <w:bottom w:type="dxa" w:w="60"/>
+              <w:right w:type="dxa" w:w="120"/>
+            </w:tcMar>
+          </w:tcPr>
+          <w:p>
+            <w:r>
+              <w:rPr>
+                <w:rFonts w:ascii="Arial" w:cs="Arial" w:hAnsi="Arial"/>
+                <w:b/>
+                <w:bCs/>
+                <w:color w:val="3a2e3f"/>
+                <w:sz w:val="18"/>
+                <w:szCs w:val="18"/>
+              </w:rPr>
+              <w:t xml:space="preserve">Edutopia</w:t>
+            </w:r>
+          </w:p>
+          <w:p>
+            <w:r>
+              <w:rPr>
+                <w:rFonts w:ascii="Arial" w:cs="Arial" w:hAnsi="Arial"/>
+                <w:color w:val="7a5080"/>
+                <w:sz w:val="16"/>
+                <w:szCs w:val="16"/>
+              </w:rPr>
+              <w:t xml:space="preserve">https://www.edutopia.org/feeds/latest</w:t>
+            </w:r>
+          </w:p>
+        </w:tc>
+        <w:tc>
+          <w:tcPr>
+            <w:tcW w:type="dxa" w:w="1600"/>
+            <w:tcBorders>
+              <w:top w:val="single" w:color="ddd3c8" w:sz="1"/>
+              <w:left w:val="single" w:color="ddd3c8" w:sz="1"/>
+              <w:bottom w:val="single" w:color="ddd3c8" w:sz="1"/>
+              <w:right w:val="single" w:color="ddd3c8" w:sz="1"/>
+            </w:tcBorders>
+            <w:shd w:fill="faf7f2" w:val="clear"/>
+            <w:tcMar>
+              <w:top w:type="dxa" w:w="60"/>
+              <w:left w:type="dxa" w:w="120"/>
+              <w:bottom w:type="dxa" w:w="60"/>
+              <w:right w:type="dxa" w:w="120"/>
+            </w:tcMar>
+          </w:tcPr>
+          <w:p>
+            <w:r>
+              <w:rPr>
+                <w:rFonts w:ascii="Arial" w:cs="Arial" w:hAnsi="Arial"/>
+                <w:color w:val="3a2e3f"/>
+                <w:sz w:val="18"/>
+                <w:szCs w:val="18"/>
+              </w:rPr>
+              <w:t xml:space="preserve">Student Success</w:t>
+            </w:r>
+          </w:p>
+        </w:tc>
+        <w:tc>
+          <w:tcPr>
+            <w:tcW w:type="dxa" w:w="4400"/>
+            <w:tcBorders>
+              <w:top w:val="single" w:color="ddd3c8" w:sz="1"/>
+              <w:left w:val="single" w:color="ddd3c8" w:sz="1"/>
+              <w:bottom w:val="single" w:color="ddd3c8" w:sz="1"/>
+              <w:right w:val="single" w:color="ddd3c8" w:sz="1"/>
+            </w:tcBorders>
+            <w:shd w:fill="faf7f2" w:val="clear"/>
+            <w:tcMar>
+              <w:top w:type="dxa" w:w="60"/>
+              <w:left w:type="dxa" w:w="120"/>
+              <w:bottom w:type="dxa" w:w="60"/>
+              <w:right w:type="dxa" w:w="120"/>
+            </w:tcMar>
+          </w:tcPr>
+          <w:p>
+            <w:r>
+              <w:rPr>
+                <w:rFonts w:ascii="Arial" w:cs="Arial" w:hAnsi="Arial"/>
+                <w:color w:val="3a2e3f"/>
+                <w:sz w:val="18"/>
+                <w:szCs w:val="18"/>
+              </w:rPr>
+              <w:t xml:space="preserve">Practitioner-focused teaching strategies; project-based learning and student support</w:t>
+            </w:r>
+          </w:p>
+        </w:tc>
+      </w:tr>
+      <w:tr>
+        <w:tc>
+          <w:tcPr>
+            <w:tcW w:type="dxa" w:w="360"/>
+            <w:tcBorders>
+              <w:top w:val="single" w:color="ddd3c8" w:sz="1"/>
+              <w:left w:val="single" w:color="ddd3c8" w:sz="1"/>
+              <w:bottom w:val="single" w:color="ddd3c8" w:sz="1"/>
+              <w:right w:val="single" w:color="ddd3c8" w:sz="1"/>
+            </w:tcBorders>
+            <w:shd w:fill="FFFFFF" w:val="clear"/>
+            <w:tcMar>
+              <w:top w:type="dxa" w:w="60"/>
+              <w:left w:type="dxa" w:w="120"/>
+              <w:bottom w:type="dxa" w:w="60"/>
+              <w:right w:type="dxa" w:w="120"/>
+            </w:tcMar>
+          </w:tcPr>
+          <w:p>
+            <w:r>
+              <w:rPr>
+                <w:rFonts w:ascii="Arial" w:cs="Arial" w:hAnsi="Arial"/>
+                <w:color w:val="8a7e7a"/>
+                <w:sz w:val="18"/>
+                <w:szCs w:val="18"/>
+              </w:rPr>
+              <w:t xml:space="preserve">36</w:t>
+            </w:r>
+          </w:p>
+        </w:tc>
+        <w:tc>
+          <w:tcPr>
+            <w:tcW w:type="dxa" w:w="3000"/>
+            <w:tcBorders>
+              <w:top w:val="single" w:color="ddd3c8" w:sz="1"/>
+              <w:left w:val="single" w:color="ddd3c8" w:sz="1"/>
+              <w:bottom w:val="single" w:color="ddd3c8" w:sz="1"/>
+              <w:right w:val="single" w:color="ddd3c8" w:sz="1"/>
+            </w:tcBorders>
+            <w:shd w:fill="FFFFFF" w:val="clear"/>
+            <w:tcMar>
+              <w:top w:type="dxa" w:w="60"/>
+              <w:left w:type="dxa" w:w="120"/>
+              <w:bottom w:type="dxa" w:w="60"/>
+              <w:right w:type="dxa" w:w="120"/>
+            </w:tcMar>
+          </w:tcPr>
+          <w:p>
+            <w:r>
+              <w:rPr>
+                <w:rFonts w:ascii="Arial" w:cs="Arial" w:hAnsi="Arial"/>
+                <w:b/>
+                <w:bCs/>
+                <w:color w:val="3a2e3f"/>
+                <w:sz w:val="18"/>
+                <w:szCs w:val="18"/>
+              </w:rPr>
+              <w:t xml:space="preserve">EdTrust</w:t>
+            </w:r>
+          </w:p>
+          <w:p>
+            <w:r>
+              <w:rPr>
+                <w:rFonts w:ascii="Arial" w:cs="Arial" w:hAnsi="Arial"/>
+                <w:color w:val="7a5080"/>
+                <w:sz w:val="16"/>
+                <w:szCs w:val="16"/>
+              </w:rPr>
+              <w:t xml:space="preserve">https://edtrust.org/feed</w:t>
+            </w:r>
+          </w:p>
+        </w:tc>
+        <w:tc>
+          <w:tcPr>
+            <w:tcW w:type="dxa" w:w="1600"/>
+            <w:tcBorders>
+              <w:top w:val="single" w:color="ddd3c8" w:sz="1"/>
+              <w:left w:val="single" w:color="ddd3c8" w:sz="1"/>
+              <w:bottom w:val="single" w:color="ddd3c8" w:sz="1"/>
+              <w:right w:val="single" w:color="ddd3c8" w:sz="1"/>
+            </w:tcBorders>
+            <w:shd w:fill="FFFFFF" w:val="clear"/>
+            <w:tcMar>
+              <w:top w:type="dxa" w:w="60"/>
+              <w:left w:type="dxa" w:w="120"/>
+              <w:bottom w:type="dxa" w:w="60"/>
+              <w:right w:type="dxa" w:w="120"/>
+            </w:tcMar>
+          </w:tcPr>
+          <w:p>
+            <w:r>
+              <w:rPr>
+                <w:rFonts w:ascii="Arial" w:cs="Arial" w:hAnsi="Arial"/>
+                <w:color w:val="3a2e3f"/>
+                <w:sz w:val="18"/>
+                <w:szCs w:val="18"/>
+              </w:rPr>
+              <w:t xml:space="preserve">Student Success</w:t>
+            </w:r>
+          </w:p>
+        </w:tc>
+        <w:tc>
+          <w:tcPr>
+            <w:tcW w:type="dxa" w:w="4400"/>
+            <w:tcBorders>
+              <w:top w:val="single" w:color="ddd3c8" w:sz="1"/>
+              <w:left w:val="single" w:color="ddd3c8" w:sz="1"/>
+              <w:bottom w:val="single" w:color="ddd3c8" w:sz="1"/>
+              <w:right w:val="single" w:color="ddd3c8" w:sz="1"/>
+            </w:tcBorders>
+            <w:shd w:fill="FFFFFF" w:val="clear"/>
+            <w:tcMar>
+              <w:top w:type="dxa" w:w="60"/>
+              <w:left w:type="dxa" w:w="120"/>
+              <w:bottom w:type="dxa" w:w="60"/>
+              <w:right w:type="dxa" w:w="120"/>
+            </w:tcMar>
+          </w:tcPr>
+          <w:p>
+            <w:r>
+              <w:rPr>
+                <w:rFonts w:ascii="Arial" w:cs="Arial" w:hAnsi="Arial"/>
+                <w:color w:val="3a2e3f"/>
+                <w:sz w:val="18"/>
+                <w:szCs w:val="18"/>
+              </w:rPr>
+              <w:t xml:space="preserve">Research and advocacy on equity gaps in access, persistence, and completion</w:t>
+            </w:r>
+          </w:p>
+        </w:tc>
+      </w:tr>
+      <w:tr>
+        <w:tc>
+          <w:tcPr>
+            <w:tcW w:type="dxa" w:w="360"/>
+            <w:tcBorders>
+              <w:top w:val="single" w:color="ddd3c8" w:sz="1"/>
+              <w:left w:val="single" w:color="ddd3c8" w:sz="1"/>
+              <w:bottom w:val="single" w:color="ddd3c8" w:sz="1"/>
+              <w:right w:val="single" w:color="ddd3c8" w:sz="1"/>
+            </w:tcBorders>
+            <w:shd w:fill="faf7f2" w:val="clear"/>
+            <w:tcMar>
+              <w:top w:type="dxa" w:w="60"/>
+              <w:left w:type="dxa" w:w="120"/>
+              <w:bottom w:type="dxa" w:w="60"/>
+              <w:right w:type="dxa" w:w="120"/>
+            </w:tcMar>
+          </w:tcPr>
+          <w:p>
+            <w:r>
+              <w:rPr>
+                <w:rFonts w:ascii="Arial" w:cs="Arial" w:hAnsi="Arial"/>
+                <w:color w:val="8a7e7a"/>
+                <w:sz w:val="18"/>
+                <w:szCs w:val="18"/>
+              </w:rPr>
+              <w:t xml:space="preserve">37</w:t>
+            </w:r>
+          </w:p>
+        </w:tc>
+        <w:tc>
+          <w:tcPr>
+            <w:tcW w:type="dxa" w:w="3000"/>
+            <w:tcBorders>
+              <w:top w:val="single" w:color="ddd3c8" w:sz="1"/>
+              <w:left w:val="single" w:color="ddd3c8" w:sz="1"/>
+              <w:bottom w:val="single" w:color="ddd3c8" w:sz="1"/>
+              <w:right w:val="single" w:color="ddd3c8" w:sz="1"/>
+            </w:tcBorders>
+            <w:shd w:fill="faf7f2" w:val="clear"/>
+            <w:tcMar>
+              <w:top w:type="dxa" w:w="60"/>
+              <w:left w:type="dxa" w:w="120"/>
+              <w:bottom w:type="dxa" w:w="60"/>
+              <w:right w:type="dxa" w:w="120"/>
+            </w:tcMar>
+          </w:tcPr>
+          <w:p>
+            <w:r>
+              <w:rPr>
+                <w:rFonts w:ascii="Arial" w:cs="Arial" w:hAnsi="Arial"/>
+                <w:b/>
+                <w:bCs/>
+                <w:color w:val="3a2e3f"/>
+                <w:sz w:val="18"/>
+                <w:szCs w:val="18"/>
+              </w:rPr>
+              <w:t xml:space="preserve">Diverse: Issues in Higher Ed</w:t>
+            </w:r>
+          </w:p>
+          <w:p>
+            <w:r>
+              <w:rPr>
+                <w:rFonts w:ascii="Arial" w:cs="Arial" w:hAnsi="Arial"/>
+                <w:color w:val="7a5080"/>
+                <w:sz w:val="16"/>
+                <w:szCs w:val="16"/>
+              </w:rPr>
+              <w:t xml:space="preserve">https://www.diverseeducation.com/feed</w:t>
+            </w:r>
+          </w:p>
+        </w:tc>
+        <w:tc>
+          <w:tcPr>
+            <w:tcW w:type="dxa" w:w="1600"/>
+            <w:tcBorders>
+              <w:top w:val="single" w:color="ddd3c8" w:sz="1"/>
+              <w:left w:val="single" w:color="ddd3c8" w:sz="1"/>
+              <w:bottom w:val="single" w:color="ddd3c8" w:sz="1"/>
+              <w:right w:val="single" w:color="ddd3c8" w:sz="1"/>
+            </w:tcBorders>
+            <w:shd w:fill="faf7f2" w:val="clear"/>
+            <w:tcMar>
+              <w:top w:type="dxa" w:w="60"/>
+              <w:left w:type="dxa" w:w="120"/>
+              <w:bottom w:type="dxa" w:w="60"/>
+              <w:right w:type="dxa" w:w="120"/>
+            </w:tcMar>
+          </w:tcPr>
+          <w:p>
+            <w:r>
+              <w:rPr>
+                <w:rFonts w:ascii="Arial" w:cs="Arial" w:hAnsi="Arial"/>
+                <w:color w:val="3a2e3f"/>
+                <w:sz w:val="18"/>
+                <w:szCs w:val="18"/>
+              </w:rPr>
+              <w:t xml:space="preserve">Student Success</w:t>
+            </w:r>
+          </w:p>
+        </w:tc>
+        <w:tc>
+          <w:tcPr>
+            <w:tcW w:type="dxa" w:w="4400"/>
+            <w:tcBorders>
+              <w:top w:val="single" w:color="ddd3c8" w:sz="1"/>
+              <w:left w:val="single" w:color="ddd3c8" w:sz="1"/>
+              <w:bottom w:val="single" w:color="ddd3c8" w:sz="1"/>
+              <w:right w:val="single" w:color="ddd3c8" w:sz="1"/>
+            </w:tcBorders>
+            <w:shd w:fill="faf7f2" w:val="clear"/>
+            <w:tcMar>
+              <w:top w:type="dxa" w:w="60"/>
+              <w:left w:type="dxa" w:w="120"/>
+              <w:bottom w:type="dxa" w:w="60"/>
+              <w:right w:type="dxa" w:w="120"/>
+            </w:tcMar>
+          </w:tcPr>
+          <w:p>
+            <w:r>
+              <w:rPr>
+                <w:rFonts w:ascii="Arial" w:cs="Arial" w:hAnsi="Arial"/>
+                <w:color w:val="3a2e3f"/>
+                <w:sz w:val="18"/>
+                <w:szCs w:val="18"/>
+              </w:rPr>
+              <w:t xml:space="preserve">Diversity, equity, and inclusion in higher education; first-gen and BIPOC student success</w:t>
+            </w:r>
+          </w:p>
+        </w:tc>
+      </w:tr>
+      <w:tr>
+        <w:tc>
+          <w:tcPr>
+            <w:tcW w:type="dxa" w:w="360"/>
+            <w:tcBorders>
+              <w:top w:val="single" w:color="ddd3c8" w:sz="1"/>
+              <w:left w:val="single" w:color="ddd3c8" w:sz="1"/>
+              <w:bottom w:val="single" w:color="ddd3c8" w:sz="1"/>
+              <w:right w:val="single" w:color="ddd3c8" w:sz="1"/>
+            </w:tcBorders>
+            <w:shd w:fill="FFFFFF" w:val="clear"/>
+            <w:tcMar>
+              <w:top w:type="dxa" w:w="60"/>
+              <w:left w:type="dxa" w:w="120"/>
+              <w:bottom w:type="dxa" w:w="60"/>
+              <w:right w:type="dxa" w:w="120"/>
+            </w:tcMar>
+          </w:tcPr>
+          <w:p>
+            <w:r>
+              <w:rPr>
+                <w:rFonts w:ascii="Arial" w:cs="Arial" w:hAnsi="Arial"/>
+                <w:color w:val="8a7e7a"/>
+                <w:sz w:val="18"/>
+                <w:szCs w:val="18"/>
+              </w:rPr>
+              <w:t xml:space="preserve">38</w:t>
+            </w:r>
+          </w:p>
+        </w:tc>
+        <w:tc>
+          <w:tcPr>
+            <w:tcW w:type="dxa" w:w="3000"/>
+            <w:tcBorders>
+              <w:top w:val="single" w:color="ddd3c8" w:sz="1"/>
+              <w:left w:val="single" w:color="ddd3c8" w:sz="1"/>
+              <w:bottom w:val="single" w:color="ddd3c8" w:sz="1"/>
+              <w:right w:val="single" w:color="ddd3c8" w:sz="1"/>
+            </w:tcBorders>
+            <w:shd w:fill="FFFFFF" w:val="clear"/>
+            <w:tcMar>
+              <w:top w:type="dxa" w:w="60"/>
+              <w:left w:type="dxa" w:w="120"/>
+              <w:bottom w:type="dxa" w:w="60"/>
+              <w:right w:type="dxa" w:w="120"/>
+            </w:tcMar>
+          </w:tcPr>
+          <w:p>
+            <w:r>
+              <w:rPr>
+                <w:rFonts w:ascii="Arial" w:cs="Arial" w:hAnsi="Arial"/>
+                <w:b/>
+                <w:bCs/>
+                <w:color w:val="3a2e3f"/>
+                <w:sz w:val="18"/>
+                <w:szCs w:val="18"/>
+              </w:rPr>
+              <w:t xml:space="preserve">ADDitude Magazine</w:t>
+            </w:r>
+          </w:p>
+          <w:p>
+            <w:r>
+              <w:rPr>
+                <w:rFonts w:ascii="Arial" w:cs="Arial" w:hAnsi="Arial"/>
+                <w:color w:val="7a5080"/>
+                <w:sz w:val="16"/>
+                <w:szCs w:val="16"/>
+              </w:rPr>
+              <w:t xml:space="preserve">https://www.additudemag.com/feed/</w:t>
+            </w:r>
+          </w:p>
+        </w:tc>
+        <w:tc>
+          <w:tcPr>
+            <w:tcW w:type="dxa" w:w="1600"/>
+            <w:tcBorders>
+              <w:top w:val="single" w:color="ddd3c8" w:sz="1"/>
+              <w:left w:val="single" w:color="ddd3c8" w:sz="1"/>
+              <w:bottom w:val="single" w:color="ddd3c8" w:sz="1"/>
+              <w:right w:val="single" w:color="ddd3c8" w:sz="1"/>
+            </w:tcBorders>
+            <w:shd w:fill="FFFFFF" w:val="clear"/>
+            <w:tcMar>
+              <w:top w:type="dxa" w:w="60"/>
+              <w:left w:type="dxa" w:w="120"/>
+              <w:bottom w:type="dxa" w:w="60"/>
+              <w:right w:type="dxa" w:w="120"/>
+            </w:tcMar>
+          </w:tcPr>
+          <w:p>
+            <w:r>
+              <w:rPr>
+                <w:rFonts w:ascii="Arial" w:cs="Arial" w:hAnsi="Arial"/>
+                <w:color w:val="3a2e3f"/>
+                <w:sz w:val="18"/>
+                <w:szCs w:val="18"/>
+              </w:rPr>
+              <w:t xml:space="preserve">Student Success</w:t>
+            </w:r>
+          </w:p>
+        </w:tc>
+        <w:tc>
+          <w:tcPr>
+            <w:tcW w:type="dxa" w:w="4400"/>
+            <w:tcBorders>
+              <w:top w:val="single" w:color="ddd3c8" w:sz="1"/>
+              <w:left w:val="single" w:color="ddd3c8" w:sz="1"/>
+              <w:bottom w:val="single" w:color="ddd3c8" w:sz="1"/>
+              <w:right w:val="single" w:color="ddd3c8" w:sz="1"/>
+            </w:tcBorders>
+            <w:shd w:fill="FFFFFF" w:val="clear"/>
+            <w:tcMar>
+              <w:top w:type="dxa" w:w="60"/>
+              <w:left w:type="dxa" w:w="120"/>
+              <w:bottom w:type="dxa" w:w="60"/>
+              <w:right w:type="dxa" w:w="120"/>
+            </w:tcMar>
+          </w:tcPr>
+          <w:p>
+            <w:r>
+              <w:rPr>
+                <w:rFonts w:ascii="Arial" w:cs="Arial" w:hAnsi="Arial"/>
+                <w:color w:val="3a2e3f"/>
+                <w:sz w:val="18"/>
+                <w:szCs w:val="18"/>
+              </w:rPr>
+              <w:t xml:space="preserve">Evidence-based ADHD and learning differences coverage — directly relevant to GCC’s student population</w:t>
+            </w:r>
+          </w:p>
+        </w:tc>
+      </w:tr>
+      <w:tr>
+        <w:tc>
+          <w:tcPr>
+            <w:tcW w:type="dxa" w:w="9360"/>
+            <w:gridSpan w:val="4"/>
+            <w:tcBorders>
+              <w:top w:val="single" w:color="7a5080" w:sz="6"/>
+              <w:bottom w:val="single" w:color="7a5080" w:sz="1"/>
+            </w:tcBorders>
+            <w:shd w:fill="ede4f2" w:val="clear"/>
+            <w:tcMar>
+              <w:top w:type="dxa" w:w="80"/>
+              <w:left w:type="dxa" w:w="120"/>
+              <w:bottom w:type="dxa" w:w="60"/>
+              <w:right w:type="dxa" w:w="120"/>
+            </w:tcMar>
+          </w:tcPr>
+          <w:p>
+            <w:r>
+              <w:rPr>
+                <w:rFonts w:ascii="Arial" w:cs="Arial" w:hAnsi="Arial"/>
+                <w:b/>
+                <w:bCs/>
+                <w:color w:val="7a5080"/>
+                <w:sz w:val="20"/>
+                <w:szCs w:val="20"/>
+              </w:rPr>
+              <w:t xml:space="preserve">UX &amp; Design (9 sources)</w:t>
+            </w:r>
+          </w:p>
+        </w:tc>
+      </w:tr>
+      <w:tr>
+        <w:tc>
+          <w:tcPr>
+            <w:tcW w:type="dxa" w:w="360"/>
+            <w:tcBorders>
+              <w:top w:val="single" w:color="ddd3c8" w:sz="1"/>
+              <w:left w:val="single" w:color="ddd3c8" w:sz="1"/>
+              <w:bottom w:val="single" w:color="ddd3c8" w:sz="1"/>
+              <w:right w:val="single" w:color="ddd3c8" w:sz="1"/>
+            </w:tcBorders>
+            <w:shd w:fill="FFFFFF" w:val="clear"/>
+            <w:tcMar>
+              <w:top w:type="dxa" w:w="60"/>
+              <w:left w:type="dxa" w:w="120"/>
+              <w:bottom w:type="dxa" w:w="60"/>
+              <w:right w:type="dxa" w:w="120"/>
+            </w:tcMar>
+          </w:tcPr>
+          <w:p>
+            <w:r>
+              <w:rPr>
+                <w:rFonts w:ascii="Arial" w:cs="Arial" w:hAnsi="Arial"/>
+                <w:color w:val="8a7e7a"/>
+                <w:sz w:val="18"/>
+                <w:szCs w:val="18"/>
+              </w:rPr>
+              <w:t xml:space="preserve">39</w:t>
+            </w:r>
+          </w:p>
+        </w:tc>
+        <w:tc>
+          <w:tcPr>
+            <w:tcW w:type="dxa" w:w="3000"/>
+            <w:tcBorders>
+              <w:top w:val="single" w:color="ddd3c8" w:sz="1"/>
+              <w:left w:val="single" w:color="ddd3c8" w:sz="1"/>
+              <w:bottom w:val="single" w:color="ddd3c8" w:sz="1"/>
+              <w:right w:val="single" w:color="ddd3c8" w:sz="1"/>
+            </w:tcBorders>
+            <w:shd w:fill="FFFFFF" w:val="clear"/>
+            <w:tcMar>
+              <w:top w:type="dxa" w:w="60"/>
+              <w:left w:type="dxa" w:w="120"/>
+              <w:bottom w:type="dxa" w:w="60"/>
+              <w:right w:type="dxa" w:w="120"/>
+            </w:tcMar>
+          </w:tcPr>
+          <w:p>
+            <w:r>
+              <w:rPr>
+                <w:rFonts w:ascii="Arial" w:cs="Arial" w:hAnsi="Arial"/>
+                <w:b/>
+                <w:bCs/>
+                <w:color w:val="3a2e3f"/>
+                <w:sz w:val="18"/>
+                <w:szCs w:val="18"/>
+              </w:rPr>
+              <w:t xml:space="preserve">Nielsen Norman Group</w:t>
+            </w:r>
+          </w:p>
+          <w:p>
+            <w:r>
+              <w:rPr>
+                <w:rFonts w:ascii="Arial" w:cs="Arial" w:hAnsi="Arial"/>
+                <w:color w:val="7a5080"/>
+                <w:sz w:val="16"/>
+                <w:szCs w:val="16"/>
+              </w:rPr>
+              <w:t xml:space="preserve">https://www.nngroup.com/feed/rss/</w:t>
+            </w:r>
+          </w:p>
+        </w:tc>
+        <w:tc>
+          <w:tcPr>
+            <w:tcW w:type="dxa" w:w="1600"/>
+            <w:tcBorders>
+              <w:top w:val="single" w:color="ddd3c8" w:sz="1"/>
+              <w:left w:val="single" w:color="ddd3c8" w:sz="1"/>
+              <w:bottom w:val="single" w:color="ddd3c8" w:sz="1"/>
+              <w:right w:val="single" w:color="ddd3c8" w:sz="1"/>
+            </w:tcBorders>
+            <w:shd w:fill="FFFFFF" w:val="clear"/>
+            <w:tcMar>
+              <w:top w:type="dxa" w:w="60"/>
+              <w:left w:type="dxa" w:w="120"/>
+              <w:bottom w:type="dxa" w:w="60"/>
+              <w:right w:type="dxa" w:w="120"/>
+            </w:tcMar>
+          </w:tcPr>
+          <w:p>
+            <w:r>
+              <w:rPr>
+                <w:rFonts w:ascii="Arial" w:cs="Arial" w:hAnsi="Arial"/>
+                <w:color w:val="3a2e3f"/>
+                <w:sz w:val="18"/>
+                <w:szCs w:val="18"/>
+              </w:rPr>
+              <w:t xml:space="preserve">UX &amp; Design</w:t>
+            </w:r>
+          </w:p>
+        </w:tc>
+        <w:tc>
+          <w:tcPr>
+            <w:tcW w:type="dxa" w:w="4400"/>
+            <w:tcBorders>
+              <w:top w:val="single" w:color="ddd3c8" w:sz="1"/>
+              <w:left w:val="single" w:color="ddd3c8" w:sz="1"/>
+              <w:bottom w:val="single" w:color="ddd3c8" w:sz="1"/>
+              <w:right w:val="single" w:color="ddd3c8" w:sz="1"/>
+            </w:tcBorders>
+            <w:shd w:fill="FFFFFF" w:val="clear"/>
+            <w:tcMar>
+              <w:top w:type="dxa" w:w="60"/>
+              <w:left w:type="dxa" w:w="120"/>
+              <w:bottom w:type="dxa" w:w="60"/>
+              <w:right w:type="dxa" w:w="120"/>
+            </w:tcMar>
+          </w:tcPr>
+          <w:p>
+            <w:r>
+              <w:rPr>
+                <w:rFonts w:ascii="Arial" w:cs="Arial" w:hAnsi="Arial"/>
+                <w:color w:val="3a2e3f"/>
+                <w:sz w:val="18"/>
+                <w:szCs w:val="18"/>
+              </w:rPr>
+              <w:t xml:space="preserve">The authoritative source for UX research; every article is research-backed and practitioner-applicable</w:t>
+            </w:r>
+          </w:p>
+        </w:tc>
+      </w:tr>
+      <w:tr>
+        <w:tc>
+          <w:tcPr>
+            <w:tcW w:type="dxa" w:w="360"/>
+            <w:tcBorders>
+              <w:top w:val="single" w:color="ddd3c8" w:sz="1"/>
+              <w:left w:val="single" w:color="ddd3c8" w:sz="1"/>
+              <w:bottom w:val="single" w:color="ddd3c8" w:sz="1"/>
+              <w:right w:val="single" w:color="ddd3c8" w:sz="1"/>
+            </w:tcBorders>
+            <w:shd w:fill="faf7f2" w:val="clear"/>
+            <w:tcMar>
+              <w:top w:type="dxa" w:w="60"/>
+              <w:left w:type="dxa" w:w="120"/>
+              <w:bottom w:type="dxa" w:w="60"/>
+              <w:right w:type="dxa" w:w="120"/>
+            </w:tcMar>
+          </w:tcPr>
+          <w:p>
+            <w:r>
+              <w:rPr>
+                <w:rFonts w:ascii="Arial" w:cs="Arial" w:hAnsi="Arial"/>
+                <w:color w:val="8a7e7a"/>
+                <w:sz w:val="18"/>
+                <w:szCs w:val="18"/>
+              </w:rPr>
+              <w:t xml:space="preserve">40</w:t>
+            </w:r>
+          </w:p>
+        </w:tc>
+        <w:tc>
+          <w:tcPr>
+            <w:tcW w:type="dxa" w:w="3000"/>
+            <w:tcBorders>
+              <w:top w:val="single" w:color="ddd3c8" w:sz="1"/>
+              <w:left w:val="single" w:color="ddd3c8" w:sz="1"/>
+              <w:bottom w:val="single" w:color="ddd3c8" w:sz="1"/>
+              <w:right w:val="single" w:color="ddd3c8" w:sz="1"/>
+            </w:tcBorders>
+            <w:shd w:fill="faf7f2" w:val="clear"/>
+            <w:tcMar>
+              <w:top w:type="dxa" w:w="60"/>
+              <w:left w:type="dxa" w:w="120"/>
+              <w:bottom w:type="dxa" w:w="60"/>
+              <w:right w:type="dxa" w:w="120"/>
+            </w:tcMar>
+          </w:tcPr>
+          <w:p>
+            <w:r>
+              <w:rPr>
+                <w:rFonts w:ascii="Arial" w:cs="Arial" w:hAnsi="Arial"/>
+                <w:b/>
+                <w:bCs/>
+                <w:color w:val="3a2e3f"/>
+                <w:sz w:val="18"/>
+                <w:szCs w:val="18"/>
+              </w:rPr>
+              <w:t xml:space="preserve">A List Apart</w:t>
+            </w:r>
+          </w:p>
+          <w:p>
+            <w:r>
+              <w:rPr>
+                <w:rFonts w:ascii="Arial" w:cs="Arial" w:hAnsi="Arial"/>
+                <w:color w:val="7a5080"/>
+                <w:sz w:val="16"/>
+                <w:szCs w:val="16"/>
+              </w:rPr>
+              <w:t xml:space="preserve">https://alistapart.com/main/feed/</w:t>
+            </w:r>
+          </w:p>
+        </w:tc>
+        <w:tc>
+          <w:tcPr>
+            <w:tcW w:type="dxa" w:w="1600"/>
+            <w:tcBorders>
+              <w:top w:val="single" w:color="ddd3c8" w:sz="1"/>
+              <w:left w:val="single" w:color="ddd3c8" w:sz="1"/>
+              <w:bottom w:val="single" w:color="ddd3c8" w:sz="1"/>
+              <w:right w:val="single" w:color="ddd3c8" w:sz="1"/>
+            </w:tcBorders>
+            <w:shd w:fill="faf7f2" w:val="clear"/>
+            <w:tcMar>
+              <w:top w:type="dxa" w:w="60"/>
+              <w:left w:type="dxa" w:w="120"/>
+              <w:bottom w:type="dxa" w:w="60"/>
+              <w:right w:type="dxa" w:w="120"/>
+            </w:tcMar>
+          </w:tcPr>
+          <w:p>
+            <w:r>
+              <w:rPr>
+                <w:rFonts w:ascii="Arial" w:cs="Arial" w:hAnsi="Arial"/>
+                <w:color w:val="3a2e3f"/>
+                <w:sz w:val="18"/>
+                <w:szCs w:val="18"/>
+              </w:rPr>
+              <w:t xml:space="preserve">UX &amp; Design</w:t>
+            </w:r>
+          </w:p>
+        </w:tc>
+        <w:tc>
+          <w:tcPr>
+            <w:tcW w:type="dxa" w:w="4400"/>
+            <w:tcBorders>
+              <w:top w:val="single" w:color="ddd3c8" w:sz="1"/>
+              <w:left w:val="single" w:color="ddd3c8" w:sz="1"/>
+              <w:bottom w:val="single" w:color="ddd3c8" w:sz="1"/>
+              <w:right w:val="single" w:color="ddd3c8" w:sz="1"/>
+            </w:tcBorders>
+            <w:shd w:fill="faf7f2" w:val="clear"/>
+            <w:tcMar>
+              <w:top w:type="dxa" w:w="60"/>
+              <w:left w:type="dxa" w:w="120"/>
+              <w:bottom w:type="dxa" w:w="60"/>
+              <w:right w:type="dxa" w:w="120"/>
+            </w:tcMar>
+          </w:tcPr>
+          <w:p>
+            <w:r>
+              <w:rPr>
+                <w:rFonts w:ascii="Arial" w:cs="Arial" w:hAnsi="Arial"/>
+                <w:color w:val="3a2e3f"/>
+                <w:sz w:val="18"/>
+                <w:szCs w:val="18"/>
+              </w:rPr>
+              <w:t xml:space="preserve">Long-running web design and UX publication; strong on content strategy and design systems</w:t>
+            </w:r>
+          </w:p>
+        </w:tc>
+      </w:tr>
+      <w:tr>
+        <w:tc>
+          <w:tcPr>
+            <w:tcW w:type="dxa" w:w="360"/>
+            <w:tcBorders>
+              <w:top w:val="single" w:color="ddd3c8" w:sz="1"/>
+              <w:left w:val="single" w:color="ddd3c8" w:sz="1"/>
+              <w:bottom w:val="single" w:color="ddd3c8" w:sz="1"/>
+              <w:right w:val="single" w:color="ddd3c8" w:sz="1"/>
+            </w:tcBorders>
+            <w:shd w:fill="FFFFFF" w:val="clear"/>
+            <w:tcMar>
+              <w:top w:type="dxa" w:w="60"/>
+              <w:left w:type="dxa" w:w="120"/>
+              <w:bottom w:type="dxa" w:w="60"/>
+              <w:right w:type="dxa" w:w="120"/>
+            </w:tcMar>
+          </w:tcPr>
+          <w:p>
+            <w:r>
+              <w:rPr>
+                <w:rFonts w:ascii="Arial" w:cs="Arial" w:hAnsi="Arial"/>
+                <w:color w:val="8a7e7a"/>
+                <w:sz w:val="18"/>
+                <w:szCs w:val="18"/>
+              </w:rPr>
+              <w:t xml:space="preserve">41</w:t>
+            </w:r>
+          </w:p>
+        </w:tc>
+        <w:tc>
+          <w:tcPr>
+            <w:tcW w:type="dxa" w:w="3000"/>
+            <w:tcBorders>
+              <w:top w:val="single" w:color="ddd3c8" w:sz="1"/>
+              <w:left w:val="single" w:color="ddd3c8" w:sz="1"/>
+              <w:bottom w:val="single" w:color="ddd3c8" w:sz="1"/>
+              <w:right w:val="single" w:color="ddd3c8" w:sz="1"/>
+            </w:tcBorders>
+            <w:shd w:fill="FFFFFF" w:val="clear"/>
+            <w:tcMar>
+              <w:top w:type="dxa" w:w="60"/>
+              <w:left w:type="dxa" w:w="120"/>
+              <w:bottom w:type="dxa" w:w="60"/>
+              <w:right w:type="dxa" w:w="120"/>
+            </w:tcMar>
+          </w:tcPr>
+          <w:p>
+            <w:r>
+              <w:rPr>
+                <w:rFonts w:ascii="Arial" w:cs="Arial" w:hAnsi="Arial"/>
+                <w:b/>
+                <w:bCs/>
+                <w:color w:val="3a2e3f"/>
+                <w:sz w:val="18"/>
+                <w:szCs w:val="18"/>
+              </w:rPr>
+              <w:t xml:space="preserve">Smashing Magazine</w:t>
+            </w:r>
+          </w:p>
+          <w:p>
+            <w:r>
+              <w:rPr>
+                <w:rFonts w:ascii="Arial" w:cs="Arial" w:hAnsi="Arial"/>
+                <w:color w:val="7a5080"/>
+                <w:sz w:val="16"/>
+                <w:szCs w:val="16"/>
+              </w:rPr>
+              <w:t xml:space="preserve">https://www.smashingmagazine.com/feed/</w:t>
+            </w:r>
+          </w:p>
+        </w:tc>
+        <w:tc>
+          <w:tcPr>
+            <w:tcW w:type="dxa" w:w="1600"/>
+            <w:tcBorders>
+              <w:top w:val="single" w:color="ddd3c8" w:sz="1"/>
+              <w:left w:val="single" w:color="ddd3c8" w:sz="1"/>
+              <w:bottom w:val="single" w:color="ddd3c8" w:sz="1"/>
+              <w:right w:val="single" w:color="ddd3c8" w:sz="1"/>
+            </w:tcBorders>
+            <w:shd w:fill="FFFFFF" w:val="clear"/>
+            <w:tcMar>
+              <w:top w:type="dxa" w:w="60"/>
+              <w:left w:type="dxa" w:w="120"/>
+              <w:bottom w:type="dxa" w:w="60"/>
+              <w:right w:type="dxa" w:w="120"/>
+            </w:tcMar>
+          </w:tcPr>
+          <w:p>
+            <w:r>
+              <w:rPr>
+                <w:rFonts w:ascii="Arial" w:cs="Arial" w:hAnsi="Arial"/>
+                <w:color w:val="3a2e3f"/>
+                <w:sz w:val="18"/>
+                <w:szCs w:val="18"/>
+              </w:rPr>
+              <w:t xml:space="preserve">UX &amp; Design</w:t>
+            </w:r>
+          </w:p>
+        </w:tc>
+        <w:tc>
+          <w:tcPr>
+            <w:tcW w:type="dxa" w:w="4400"/>
+            <w:tcBorders>
+              <w:top w:val="single" w:color="ddd3c8" w:sz="1"/>
+              <w:left w:val="single" w:color="ddd3c8" w:sz="1"/>
+              <w:bottom w:val="single" w:color="ddd3c8" w:sz="1"/>
+              <w:right w:val="single" w:color="ddd3c8" w:sz="1"/>
+            </w:tcBorders>
+            <w:shd w:fill="FFFFFF" w:val="clear"/>
+            <w:tcMar>
+              <w:top w:type="dxa" w:w="60"/>
+              <w:left w:type="dxa" w:w="120"/>
+              <w:bottom w:type="dxa" w:w="60"/>
+              <w:right w:type="dxa" w:w="120"/>
+            </w:tcMar>
+          </w:tcPr>
+          <w:p>
+            <w:r>
+              <w:rPr>
+                <w:rFonts w:ascii="Arial" w:cs="Arial" w:hAnsi="Arial"/>
+                <w:color w:val="3a2e3f"/>
+                <w:sz w:val="18"/>
+                <w:szCs w:val="18"/>
+              </w:rPr>
+              <w:t xml:space="preserve">Practical UX and front-end coverage; accessibility, design patterns, and tool walkthroughs</w:t>
+            </w:r>
+          </w:p>
+        </w:tc>
+      </w:tr>
+      <w:tr>
+        <w:tc>
+          <w:tcPr>
+            <w:tcW w:type="dxa" w:w="360"/>
+            <w:tcBorders>
+              <w:top w:val="single" w:color="ddd3c8" w:sz="1"/>
+              <w:left w:val="single" w:color="ddd3c8" w:sz="1"/>
+              <w:bottom w:val="single" w:color="ddd3c8" w:sz="1"/>
+              <w:right w:val="single" w:color="ddd3c8" w:sz="1"/>
+            </w:tcBorders>
+            <w:shd w:fill="faf7f2" w:val="clear"/>
+            <w:tcMar>
+              <w:top w:type="dxa" w:w="60"/>
+              <w:left w:type="dxa" w:w="120"/>
+              <w:bottom w:type="dxa" w:w="60"/>
+              <w:right w:type="dxa" w:w="120"/>
+            </w:tcMar>
+          </w:tcPr>
+          <w:p>
+            <w:r>
+              <w:rPr>
+                <w:rFonts w:ascii="Arial" w:cs="Arial" w:hAnsi="Arial"/>
+                <w:color w:val="8a7e7a"/>
+                <w:sz w:val="18"/>
+                <w:szCs w:val="18"/>
+              </w:rPr>
+              <w:t xml:space="preserve">42</w:t>
+            </w:r>
+          </w:p>
+        </w:tc>
+        <w:tc>
+          <w:tcPr>
+            <w:tcW w:type="dxa" w:w="3000"/>
+            <w:tcBorders>
+              <w:top w:val="single" w:color="ddd3c8" w:sz="1"/>
+              <w:left w:val="single" w:color="ddd3c8" w:sz="1"/>
+              <w:bottom w:val="single" w:color="ddd3c8" w:sz="1"/>
+              <w:right w:val="single" w:color="ddd3c8" w:sz="1"/>
+            </w:tcBorders>
+            <w:shd w:fill="faf7f2" w:val="clear"/>
+            <w:tcMar>
+              <w:top w:type="dxa" w:w="60"/>
+              <w:left w:type="dxa" w:w="120"/>
+              <w:bottom w:type="dxa" w:w="60"/>
+              <w:right w:type="dxa" w:w="120"/>
+            </w:tcMar>
+          </w:tcPr>
+          <w:p>
+            <w:r>
+              <w:rPr>
+                <w:rFonts w:ascii="Arial" w:cs="Arial" w:hAnsi="Arial"/>
+                <w:b/>
+                <w:bCs/>
+                <w:color w:val="3a2e3f"/>
+                <w:sz w:val="18"/>
+                <w:szCs w:val="18"/>
+              </w:rPr>
+              <w:t xml:space="preserve">AIGA Eye on Design</w:t>
+            </w:r>
+          </w:p>
+          <w:p>
+            <w:r>
+              <w:rPr>
+                <w:rFonts w:ascii="Arial" w:cs="Arial" w:hAnsi="Arial"/>
+                <w:color w:val="7a5080"/>
+                <w:sz w:val="16"/>
+                <w:szCs w:val="16"/>
+              </w:rPr>
+              <w:t xml:space="preserve">https://eyeondesign.aiga.org/feed/</w:t>
+            </w:r>
+          </w:p>
+        </w:tc>
+        <w:tc>
+          <w:tcPr>
+            <w:tcW w:type="dxa" w:w="1600"/>
+            <w:tcBorders>
+              <w:top w:val="single" w:color="ddd3c8" w:sz="1"/>
+              <w:left w:val="single" w:color="ddd3c8" w:sz="1"/>
+              <w:bottom w:val="single" w:color="ddd3c8" w:sz="1"/>
+              <w:right w:val="single" w:color="ddd3c8" w:sz="1"/>
+            </w:tcBorders>
+            <w:shd w:fill="faf7f2" w:val="clear"/>
+            <w:tcMar>
+              <w:top w:type="dxa" w:w="60"/>
+              <w:left w:type="dxa" w:w="120"/>
+              <w:bottom w:type="dxa" w:w="60"/>
+              <w:right w:type="dxa" w:w="120"/>
+            </w:tcMar>
+          </w:tcPr>
+          <w:p>
+            <w:r>
+              <w:rPr>
+                <w:rFonts w:ascii="Arial" w:cs="Arial" w:hAnsi="Arial"/>
+                <w:color w:val="3a2e3f"/>
+                <w:sz w:val="18"/>
+                <w:szCs w:val="18"/>
+              </w:rPr>
+              <w:t xml:space="preserve">UX &amp; Design</w:t>
+            </w:r>
+          </w:p>
+        </w:tc>
+        <w:tc>
+          <w:tcPr>
+            <w:tcW w:type="dxa" w:w="4400"/>
+            <w:tcBorders>
+              <w:top w:val="single" w:color="ddd3c8" w:sz="1"/>
+              <w:left w:val="single" w:color="ddd3c8" w:sz="1"/>
+              <w:bottom w:val="single" w:color="ddd3c8" w:sz="1"/>
+              <w:right w:val="single" w:color="ddd3c8" w:sz="1"/>
+            </w:tcBorders>
+            <w:shd w:fill="faf7f2" w:val="clear"/>
+            <w:tcMar>
+              <w:top w:type="dxa" w:w="60"/>
+              <w:left w:type="dxa" w:w="120"/>
+              <w:bottom w:type="dxa" w:w="60"/>
+              <w:right w:type="dxa" w:w="120"/>
+            </w:tcMar>
+          </w:tcPr>
+          <w:p>
+            <w:r>
+              <w:rPr>
+                <w:rFonts w:ascii="Arial" w:cs="Arial" w:hAnsi="Arial"/>
+                <w:color w:val="3a2e3f"/>
+                <w:sz w:val="18"/>
+                <w:szCs w:val="18"/>
+              </w:rPr>
+              <w:t xml:space="preserve">AIGA editorial publication on graphic design, typography, and visual culture — core to DMA faculty</w:t>
+            </w:r>
+          </w:p>
+        </w:tc>
+      </w:tr>
+      <w:tr>
+        <w:tc>
+          <w:tcPr>
+            <w:tcW w:type="dxa" w:w="360"/>
+            <w:tcBorders>
+              <w:top w:val="single" w:color="ddd3c8" w:sz="1"/>
+              <w:left w:val="single" w:color="ddd3c8" w:sz="1"/>
+              <w:bottom w:val="single" w:color="ddd3c8" w:sz="1"/>
+              <w:right w:val="single" w:color="ddd3c8" w:sz="1"/>
+            </w:tcBorders>
+            <w:shd w:fill="FFFFFF" w:val="clear"/>
+            <w:tcMar>
+              <w:top w:type="dxa" w:w="60"/>
+              <w:left w:type="dxa" w:w="120"/>
+              <w:bottom w:type="dxa" w:w="60"/>
+              <w:right w:type="dxa" w:w="120"/>
+            </w:tcMar>
+          </w:tcPr>
+          <w:p>
+            <w:r>
+              <w:rPr>
+                <w:rFonts w:ascii="Arial" w:cs="Arial" w:hAnsi="Arial"/>
+                <w:color w:val="8a7e7a"/>
+                <w:sz w:val="18"/>
+                <w:szCs w:val="18"/>
+              </w:rPr>
+              <w:t xml:space="preserve">43</w:t>
+            </w:r>
+          </w:p>
+        </w:tc>
+        <w:tc>
+          <w:tcPr>
+            <w:tcW w:type="dxa" w:w="3000"/>
+            <w:tcBorders>
+              <w:top w:val="single" w:color="ddd3c8" w:sz="1"/>
+              <w:left w:val="single" w:color="ddd3c8" w:sz="1"/>
+              <w:bottom w:val="single" w:color="ddd3c8" w:sz="1"/>
+              <w:right w:val="single" w:color="ddd3c8" w:sz="1"/>
+            </w:tcBorders>
+            <w:shd w:fill="FFFFFF" w:val="clear"/>
+            <w:tcMar>
+              <w:top w:type="dxa" w:w="60"/>
+              <w:left w:type="dxa" w:w="120"/>
+              <w:bottom w:type="dxa" w:w="60"/>
+              <w:right w:type="dxa" w:w="120"/>
+            </w:tcMar>
+          </w:tcPr>
+          <w:p>
+            <w:r>
+              <w:rPr>
+                <w:rFonts w:ascii="Arial" w:cs="Arial" w:hAnsi="Arial"/>
+                <w:b/>
+                <w:bCs/>
+                <w:color w:val="3a2e3f"/>
+                <w:sz w:val="18"/>
+                <w:szCs w:val="18"/>
+              </w:rPr>
+              <w:t xml:space="preserve">CSS-Tricks</w:t>
+            </w:r>
+          </w:p>
+          <w:p>
+            <w:r>
+              <w:rPr>
+                <w:rFonts w:ascii="Arial" w:cs="Arial" w:hAnsi="Arial"/>
+                <w:color w:val="7a5080"/>
+                <w:sz w:val="16"/>
+                <w:szCs w:val="16"/>
+              </w:rPr>
+              <w:t xml:space="preserve">https://css-tricks.com/feed/</w:t>
+            </w:r>
+          </w:p>
+        </w:tc>
+        <w:tc>
+          <w:tcPr>
+            <w:tcW w:type="dxa" w:w="1600"/>
+            <w:tcBorders>
+              <w:top w:val="single" w:color="ddd3c8" w:sz="1"/>
+              <w:left w:val="single" w:color="ddd3c8" w:sz="1"/>
+              <w:bottom w:val="single" w:color="ddd3c8" w:sz="1"/>
+              <w:right w:val="single" w:color="ddd3c8" w:sz="1"/>
+            </w:tcBorders>
+            <w:shd w:fill="FFFFFF" w:val="clear"/>
+            <w:tcMar>
+              <w:top w:type="dxa" w:w="60"/>
+              <w:left w:type="dxa" w:w="120"/>
+              <w:bottom w:type="dxa" w:w="60"/>
+              <w:right w:type="dxa" w:w="120"/>
+            </w:tcMar>
+          </w:tcPr>
+          <w:p>
+            <w:r>
+              <w:rPr>
+                <w:rFonts w:ascii="Arial" w:cs="Arial" w:hAnsi="Arial"/>
+                <w:color w:val="3a2e3f"/>
+                <w:sz w:val="18"/>
+                <w:szCs w:val="18"/>
+              </w:rPr>
+              <w:t xml:space="preserve">UX &amp; Design</w:t>
+            </w:r>
+          </w:p>
+        </w:tc>
+        <w:tc>
+          <w:tcPr>
+            <w:tcW w:type="dxa" w:w="4400"/>
+            <w:tcBorders>
+              <w:top w:val="single" w:color="ddd3c8" w:sz="1"/>
+              <w:left w:val="single" w:color="ddd3c8" w:sz="1"/>
+              <w:bottom w:val="single" w:color="ddd3c8" w:sz="1"/>
+              <w:right w:val="single" w:color="ddd3c8" w:sz="1"/>
+            </w:tcBorders>
+            <w:shd w:fill="FFFFFF" w:val="clear"/>
+            <w:tcMar>
+              <w:top w:type="dxa" w:w="60"/>
+              <w:left w:type="dxa" w:w="120"/>
+              <w:bottom w:type="dxa" w:w="60"/>
+              <w:right w:type="dxa" w:w="120"/>
+            </w:tcMar>
+          </w:tcPr>
+          <w:p>
+            <w:r>
+              <w:rPr>
+                <w:rFonts w:ascii="Arial" w:cs="Arial" w:hAnsi="Arial"/>
+                <w:color w:val="3a2e3f"/>
+                <w:sz w:val="18"/>
+                <w:szCs w:val="18"/>
+              </w:rPr>
+              <w:t xml:space="preserve">Front-end development and interface design; bridges design and implementation thinking</w:t>
+            </w:r>
+          </w:p>
+        </w:tc>
+      </w:tr>
+      <w:tr>
+        <w:tc>
+          <w:tcPr>
+            <w:tcW w:type="dxa" w:w="360"/>
+            <w:tcBorders>
+              <w:top w:val="single" w:color="ddd3c8" w:sz="1"/>
+              <w:left w:val="single" w:color="ddd3c8" w:sz="1"/>
+              <w:bottom w:val="single" w:color="ddd3c8" w:sz="1"/>
+              <w:right w:val="single" w:color="ddd3c8" w:sz="1"/>
+            </w:tcBorders>
+            <w:shd w:fill="faf7f2" w:val="clear"/>
+            <w:tcMar>
+              <w:top w:type="dxa" w:w="60"/>
+              <w:left w:type="dxa" w:w="120"/>
+              <w:bottom w:type="dxa" w:w="60"/>
+              <w:right w:type="dxa" w:w="120"/>
+            </w:tcMar>
+          </w:tcPr>
+          <w:p>
+            <w:r>
+              <w:rPr>
+                <w:rFonts w:ascii="Arial" w:cs="Arial" w:hAnsi="Arial"/>
+                <w:color w:val="8a7e7a"/>
+                <w:sz w:val="18"/>
+                <w:szCs w:val="18"/>
+              </w:rPr>
+              <w:t xml:space="preserve">44</w:t>
+            </w:r>
+          </w:p>
+        </w:tc>
+        <w:tc>
+          <w:tcPr>
+            <w:tcW w:type="dxa" w:w="3000"/>
+            <w:tcBorders>
+              <w:top w:val="single" w:color="ddd3c8" w:sz="1"/>
+              <w:left w:val="single" w:color="ddd3c8" w:sz="1"/>
+              <w:bottom w:val="single" w:color="ddd3c8" w:sz="1"/>
+              <w:right w:val="single" w:color="ddd3c8" w:sz="1"/>
+            </w:tcBorders>
+            <w:shd w:fill="faf7f2" w:val="clear"/>
+            <w:tcMar>
+              <w:top w:type="dxa" w:w="60"/>
+              <w:left w:type="dxa" w:w="120"/>
+              <w:bottom w:type="dxa" w:w="60"/>
+              <w:right w:type="dxa" w:w="120"/>
+            </w:tcMar>
+          </w:tcPr>
+          <w:p>
+            <w:r>
+              <w:rPr>
+                <w:rFonts w:ascii="Arial" w:cs="Arial" w:hAnsi="Arial"/>
+                <w:b/>
+                <w:bCs/>
+                <w:color w:val="3a2e3f"/>
+                <w:sz w:val="18"/>
+                <w:szCs w:val="18"/>
+              </w:rPr>
+              <w:t xml:space="preserve">UX Collective</w:t>
+            </w:r>
+          </w:p>
+          <w:p>
+            <w:r>
+              <w:rPr>
+                <w:rFonts w:ascii="Arial" w:cs="Arial" w:hAnsi="Arial"/>
+                <w:color w:val="7a5080"/>
+                <w:sz w:val="16"/>
+                <w:szCs w:val="16"/>
+              </w:rPr>
+              <w:t xml:space="preserve">https://uxdesign.cc/feed</w:t>
+            </w:r>
+          </w:p>
+        </w:tc>
+        <w:tc>
+          <w:tcPr>
+            <w:tcW w:type="dxa" w:w="1600"/>
+            <w:tcBorders>
+              <w:top w:val="single" w:color="ddd3c8" w:sz="1"/>
+              <w:left w:val="single" w:color="ddd3c8" w:sz="1"/>
+              <w:bottom w:val="single" w:color="ddd3c8" w:sz="1"/>
+              <w:right w:val="single" w:color="ddd3c8" w:sz="1"/>
+            </w:tcBorders>
+            <w:shd w:fill="faf7f2" w:val="clear"/>
+            <w:tcMar>
+              <w:top w:type="dxa" w:w="60"/>
+              <w:left w:type="dxa" w:w="120"/>
+              <w:bottom w:type="dxa" w:w="60"/>
+              <w:right w:type="dxa" w:w="120"/>
+            </w:tcMar>
+          </w:tcPr>
+          <w:p>
+            <w:r>
+              <w:rPr>
+                <w:rFonts w:ascii="Arial" w:cs="Arial" w:hAnsi="Arial"/>
+                <w:color w:val="3a2e3f"/>
+                <w:sz w:val="18"/>
+                <w:szCs w:val="18"/>
+              </w:rPr>
+              <w:t xml:space="preserve">UX &amp; Design</w:t>
+            </w:r>
+          </w:p>
+        </w:tc>
+        <w:tc>
+          <w:tcPr>
+            <w:tcW w:type="dxa" w:w="4400"/>
+            <w:tcBorders>
+              <w:top w:val="single" w:color="ddd3c8" w:sz="1"/>
+              <w:left w:val="single" w:color="ddd3c8" w:sz="1"/>
+              <w:bottom w:val="single" w:color="ddd3c8" w:sz="1"/>
+              <w:right w:val="single" w:color="ddd3c8" w:sz="1"/>
+            </w:tcBorders>
+            <w:shd w:fill="faf7f2" w:val="clear"/>
+            <w:tcMar>
+              <w:top w:type="dxa" w:w="60"/>
+              <w:left w:type="dxa" w:w="120"/>
+              <w:bottom w:type="dxa" w:w="60"/>
+              <w:right w:type="dxa" w:w="120"/>
+            </w:tcMar>
+          </w:tcPr>
+          <w:p>
+            <w:r>
+              <w:rPr>
+                <w:rFonts w:ascii="Arial" w:cs="Arial" w:hAnsi="Arial"/>
+                <w:color w:val="3a2e3f"/>
+                <w:sz w:val="18"/>
+                <w:szCs w:val="18"/>
+              </w:rPr>
+              <w:t xml:space="preserve">Practitioner-written case studies; one of the highest-volume UX publications on the web</w:t>
+            </w:r>
+          </w:p>
+        </w:tc>
+      </w:tr>
+      <w:tr>
+        <w:tc>
+          <w:tcPr>
+            <w:tcW w:type="dxa" w:w="360"/>
+            <w:tcBorders>
+              <w:top w:val="single" w:color="ddd3c8" w:sz="1"/>
+              <w:left w:val="single" w:color="ddd3c8" w:sz="1"/>
+              <w:bottom w:val="single" w:color="ddd3c8" w:sz="1"/>
+              <w:right w:val="single" w:color="ddd3c8" w:sz="1"/>
+            </w:tcBorders>
+            <w:shd w:fill="FFFFFF" w:val="clear"/>
+            <w:tcMar>
+              <w:top w:type="dxa" w:w="60"/>
+              <w:left w:type="dxa" w:w="120"/>
+              <w:bottom w:type="dxa" w:w="60"/>
+              <w:right w:type="dxa" w:w="120"/>
+            </w:tcMar>
+          </w:tcPr>
+          <w:p>
+            <w:r>
+              <w:rPr>
+                <w:rFonts w:ascii="Arial" w:cs="Arial" w:hAnsi="Arial"/>
+                <w:color w:val="8a7e7a"/>
+                <w:sz w:val="18"/>
+                <w:szCs w:val="18"/>
+              </w:rPr>
+              <w:t xml:space="preserve">45</w:t>
+            </w:r>
+          </w:p>
+        </w:tc>
+        <w:tc>
+          <w:tcPr>
+            <w:tcW w:type="dxa" w:w="3000"/>
+            <w:tcBorders>
+              <w:top w:val="single" w:color="ddd3c8" w:sz="1"/>
+              <w:left w:val="single" w:color="ddd3c8" w:sz="1"/>
+              <w:bottom w:val="single" w:color="ddd3c8" w:sz="1"/>
+              <w:right w:val="single" w:color="ddd3c8" w:sz="1"/>
+            </w:tcBorders>
+            <w:shd w:fill="FFFFFF" w:val="clear"/>
+            <w:tcMar>
+              <w:top w:type="dxa" w:w="60"/>
+              <w:left w:type="dxa" w:w="120"/>
+              <w:bottom w:type="dxa" w:w="60"/>
+              <w:right w:type="dxa" w:w="120"/>
+            </w:tcMar>
+          </w:tcPr>
+          <w:p>
+            <w:r>
+              <w:rPr>
+                <w:rFonts w:ascii="Arial" w:cs="Arial" w:hAnsi="Arial"/>
+                <w:b/>
+                <w:bCs/>
+                <w:color w:val="3a2e3f"/>
+                <w:sz w:val="18"/>
+                <w:szCs w:val="18"/>
+              </w:rPr>
+              <w:t xml:space="preserve">Creative Bloq</w:t>
+            </w:r>
+          </w:p>
+          <w:p>
+            <w:r>
+              <w:rPr>
+                <w:rFonts w:ascii="Arial" w:cs="Arial" w:hAnsi="Arial"/>
+                <w:color w:val="7a5080"/>
+                <w:sz w:val="16"/>
+                <w:szCs w:val="16"/>
+              </w:rPr>
+              <w:t xml:space="preserve">https://www.creativebloq.com/feeds/all</w:t>
+            </w:r>
+          </w:p>
+        </w:tc>
+        <w:tc>
+          <w:tcPr>
+            <w:tcW w:type="dxa" w:w="1600"/>
+            <w:tcBorders>
+              <w:top w:val="single" w:color="ddd3c8" w:sz="1"/>
+              <w:left w:val="single" w:color="ddd3c8" w:sz="1"/>
+              <w:bottom w:val="single" w:color="ddd3c8" w:sz="1"/>
+              <w:right w:val="single" w:color="ddd3c8" w:sz="1"/>
+            </w:tcBorders>
+            <w:shd w:fill="FFFFFF" w:val="clear"/>
+            <w:tcMar>
+              <w:top w:type="dxa" w:w="60"/>
+              <w:left w:type="dxa" w:w="120"/>
+              <w:bottom w:type="dxa" w:w="60"/>
+              <w:right w:type="dxa" w:w="120"/>
+            </w:tcMar>
+          </w:tcPr>
+          <w:p>
+            <w:r>
+              <w:rPr>
+                <w:rFonts w:ascii="Arial" w:cs="Arial" w:hAnsi="Arial"/>
+                <w:color w:val="3a2e3f"/>
+                <w:sz w:val="18"/>
+                <w:szCs w:val="18"/>
+              </w:rPr>
+              <w:t xml:space="preserve">UX &amp; Design</w:t>
+            </w:r>
+          </w:p>
+        </w:tc>
+        <w:tc>
+          <w:tcPr>
+            <w:tcW w:type="dxa" w:w="4400"/>
+            <w:tcBorders>
+              <w:top w:val="single" w:color="ddd3c8" w:sz="1"/>
+              <w:left w:val="single" w:color="ddd3c8" w:sz="1"/>
+              <w:bottom w:val="single" w:color="ddd3c8" w:sz="1"/>
+              <w:right w:val="single" w:color="ddd3c8" w:sz="1"/>
+            </w:tcBorders>
+            <w:shd w:fill="FFFFFF" w:val="clear"/>
+            <w:tcMar>
+              <w:top w:type="dxa" w:w="60"/>
+              <w:left w:type="dxa" w:w="120"/>
+              <w:bottom w:type="dxa" w:w="60"/>
+              <w:right w:type="dxa" w:w="120"/>
+            </w:tcMar>
+          </w:tcPr>
+          <w:p>
+            <w:r>
+              <w:rPr>
+                <w:rFonts w:ascii="Arial" w:cs="Arial" w:hAnsi="Arial"/>
+                <w:color w:val="3a2e3f"/>
+                <w:sz w:val="18"/>
+                <w:szCs w:val="18"/>
+              </w:rPr>
+              <w:t xml:space="preserve">Design inspiration, tools, and creative industry trends; useful for Digital Media Arts curriculum</w:t>
+            </w:r>
+          </w:p>
+        </w:tc>
+      </w:tr>
+      <w:tr>
+        <w:tc>
+          <w:tcPr>
+            <w:tcW w:type="dxa" w:w="360"/>
+            <w:tcBorders>
+              <w:top w:val="single" w:color="ddd3c8" w:sz="1"/>
+              <w:left w:val="single" w:color="ddd3c8" w:sz="1"/>
+              <w:bottom w:val="single" w:color="ddd3c8" w:sz="1"/>
+              <w:right w:val="single" w:color="ddd3c8" w:sz="1"/>
+            </w:tcBorders>
+            <w:shd w:fill="faf7f2" w:val="clear"/>
+            <w:tcMar>
+              <w:top w:type="dxa" w:w="60"/>
+              <w:left w:type="dxa" w:w="120"/>
+              <w:bottom w:type="dxa" w:w="60"/>
+              <w:right w:type="dxa" w:w="120"/>
+            </w:tcMar>
+          </w:tcPr>
+          <w:p>
+            <w:r>
+              <w:rPr>
+                <w:rFonts w:ascii="Arial" w:cs="Arial" w:hAnsi="Arial"/>
+                <w:color w:val="8a7e7a"/>
+                <w:sz w:val="18"/>
+                <w:szCs w:val="18"/>
+              </w:rPr>
+              <w:t xml:space="preserve">46</w:t>
+            </w:r>
+          </w:p>
+        </w:tc>
+        <w:tc>
+          <w:tcPr>
+            <w:tcW w:type="dxa" w:w="3000"/>
+            <w:tcBorders>
+              <w:top w:val="single" w:color="ddd3c8" w:sz="1"/>
+              <w:left w:val="single" w:color="ddd3c8" w:sz="1"/>
+              <w:bottom w:val="single" w:color="ddd3c8" w:sz="1"/>
+              <w:right w:val="single" w:color="ddd3c8" w:sz="1"/>
+            </w:tcBorders>
+            <w:shd w:fill="faf7f2" w:val="clear"/>
+            <w:tcMar>
+              <w:top w:type="dxa" w:w="60"/>
+              <w:left w:type="dxa" w:w="120"/>
+              <w:bottom w:type="dxa" w:w="60"/>
+              <w:right w:type="dxa" w:w="120"/>
+            </w:tcMar>
+          </w:tcPr>
+          <w:p>
+            <w:r>
+              <w:rPr>
+                <w:rFonts w:ascii="Arial" w:cs="Arial" w:hAnsi="Arial"/>
+                <w:b/>
+                <w:bCs/>
+                <w:color w:val="3a2e3f"/>
+                <w:sz w:val="18"/>
+                <w:szCs w:val="18"/>
+              </w:rPr>
+              <w:t xml:space="preserve">UX Magazine</w:t>
+            </w:r>
+          </w:p>
+          <w:p>
+            <w:r>
+              <w:rPr>
+                <w:rFonts w:ascii="Arial" w:cs="Arial" w:hAnsi="Arial"/>
+                <w:color w:val="7a5080"/>
+                <w:sz w:val="16"/>
+                <w:szCs w:val="16"/>
+              </w:rPr>
+              <w:t xml:space="preserve">https://uxmag.com/feed</w:t>
+            </w:r>
+          </w:p>
+        </w:tc>
+        <w:tc>
+          <w:tcPr>
+            <w:tcW w:type="dxa" w:w="1600"/>
+            <w:tcBorders>
+              <w:top w:val="single" w:color="ddd3c8" w:sz="1"/>
+              <w:left w:val="single" w:color="ddd3c8" w:sz="1"/>
+              <w:bottom w:val="single" w:color="ddd3c8" w:sz="1"/>
+              <w:right w:val="single" w:color="ddd3c8" w:sz="1"/>
+            </w:tcBorders>
+            <w:shd w:fill="faf7f2" w:val="clear"/>
+            <w:tcMar>
+              <w:top w:type="dxa" w:w="60"/>
+              <w:left w:type="dxa" w:w="120"/>
+              <w:bottom w:type="dxa" w:w="60"/>
+              <w:right w:type="dxa" w:w="120"/>
+            </w:tcMar>
+          </w:tcPr>
+          <w:p>
+            <w:r>
+              <w:rPr>
+                <w:rFonts w:ascii="Arial" w:cs="Arial" w:hAnsi="Arial"/>
+                <w:color w:val="3a2e3f"/>
+                <w:sz w:val="18"/>
+                <w:szCs w:val="18"/>
+              </w:rPr>
+              <w:t xml:space="preserve">UX &amp; Design</w:t>
+            </w:r>
+          </w:p>
+        </w:tc>
+        <w:tc>
+          <w:tcPr>
+            <w:tcW w:type="dxa" w:w="4400"/>
+            <w:tcBorders>
+              <w:top w:val="single" w:color="ddd3c8" w:sz="1"/>
+              <w:left w:val="single" w:color="ddd3c8" w:sz="1"/>
+              <w:bottom w:val="single" w:color="ddd3c8" w:sz="1"/>
+              <w:right w:val="single" w:color="ddd3c8" w:sz="1"/>
+            </w:tcBorders>
+            <w:shd w:fill="faf7f2" w:val="clear"/>
+            <w:tcMar>
+              <w:top w:type="dxa" w:w="60"/>
+              <w:left w:type="dxa" w:w="120"/>
+              <w:bottom w:type="dxa" w:w="60"/>
+              <w:right w:type="dxa" w:w="120"/>
+            </w:tcMar>
+          </w:tcPr>
+          <w:p>
+            <w:r>
+              <w:rPr>
+                <w:rFonts w:ascii="Arial" w:cs="Arial" w:hAnsi="Arial"/>
+                <w:color w:val="3a2e3f"/>
+                <w:sz w:val="18"/>
+                <w:szCs w:val="18"/>
+              </w:rPr>
+              <w:t xml:space="preserve">Industry magazine for UX and product design professionals</w:t>
+            </w:r>
+          </w:p>
+        </w:tc>
+      </w:tr>
+      <w:tr>
+        <w:tc>
+          <w:tcPr>
+            <w:tcW w:type="dxa" w:w="360"/>
+            <w:tcBorders>
+              <w:top w:val="single" w:color="ddd3c8" w:sz="1"/>
+              <w:left w:val="single" w:color="ddd3c8" w:sz="1"/>
+              <w:bottom w:val="single" w:color="ddd3c8" w:sz="1"/>
+              <w:right w:val="single" w:color="ddd3c8" w:sz="1"/>
+            </w:tcBorders>
+            <w:shd w:fill="FFFFFF" w:val="clear"/>
+            <w:tcMar>
+              <w:top w:type="dxa" w:w="60"/>
+              <w:left w:type="dxa" w:w="120"/>
+              <w:bottom w:type="dxa" w:w="60"/>
+              <w:right w:type="dxa" w:w="120"/>
+            </w:tcMar>
+          </w:tcPr>
+          <w:p>
+            <w:r>
+              <w:rPr>
+                <w:rFonts w:ascii="Arial" w:cs="Arial" w:hAnsi="Arial"/>
+                <w:color w:val="8a7e7a"/>
+                <w:sz w:val="18"/>
+                <w:szCs w:val="18"/>
+              </w:rPr>
+              <w:t xml:space="preserve">47</w:t>
+            </w:r>
+          </w:p>
+        </w:tc>
+        <w:tc>
+          <w:tcPr>
+            <w:tcW w:type="dxa" w:w="3000"/>
+            <w:tcBorders>
+              <w:top w:val="single" w:color="ddd3c8" w:sz="1"/>
+              <w:left w:val="single" w:color="ddd3c8" w:sz="1"/>
+              <w:bottom w:val="single" w:color="ddd3c8" w:sz="1"/>
+              <w:right w:val="single" w:color="ddd3c8" w:sz="1"/>
+            </w:tcBorders>
+            <w:shd w:fill="FFFFFF" w:val="clear"/>
+            <w:tcMar>
+              <w:top w:type="dxa" w:w="60"/>
+              <w:left w:type="dxa" w:w="120"/>
+              <w:bottom w:type="dxa" w:w="60"/>
+              <w:right w:type="dxa" w:w="120"/>
+            </w:tcMar>
+          </w:tcPr>
+          <w:p>
+            <w:r>
+              <w:rPr>
+                <w:rFonts w:ascii="Arial" w:cs="Arial" w:hAnsi="Arial"/>
+                <w:b/>
+                <w:bCs/>
+                <w:color w:val="3a2e3f"/>
+                <w:sz w:val="18"/>
+                <w:szCs w:val="18"/>
+              </w:rPr>
+              <w:t xml:space="preserve">InVision Inside Design</w:t>
+            </w:r>
+          </w:p>
+          <w:p>
+            <w:r>
+              <w:rPr>
+                <w:rFonts w:ascii="Arial" w:cs="Arial" w:hAnsi="Arial"/>
+                <w:color w:val="7a5080"/>
+                <w:sz w:val="16"/>
+                <w:szCs w:val="16"/>
+              </w:rPr>
+              <w:t xml:space="preserve">https://www.invisionapp.com/inside-design/feed/</w:t>
+            </w:r>
+          </w:p>
+        </w:tc>
+        <w:tc>
+          <w:tcPr>
+            <w:tcW w:type="dxa" w:w="1600"/>
+            <w:tcBorders>
+              <w:top w:val="single" w:color="ddd3c8" w:sz="1"/>
+              <w:left w:val="single" w:color="ddd3c8" w:sz="1"/>
+              <w:bottom w:val="single" w:color="ddd3c8" w:sz="1"/>
+              <w:right w:val="single" w:color="ddd3c8" w:sz="1"/>
+            </w:tcBorders>
+            <w:shd w:fill="FFFFFF" w:val="clear"/>
+            <w:tcMar>
+              <w:top w:type="dxa" w:w="60"/>
+              <w:left w:type="dxa" w:w="120"/>
+              <w:bottom w:type="dxa" w:w="60"/>
+              <w:right w:type="dxa" w:w="120"/>
+            </w:tcMar>
+          </w:tcPr>
+          <w:p>
+            <w:r>
+              <w:rPr>
+                <w:rFonts w:ascii="Arial" w:cs="Arial" w:hAnsi="Arial"/>
+                <w:color w:val="3a2e3f"/>
+                <w:sz w:val="18"/>
+                <w:szCs w:val="18"/>
+              </w:rPr>
+              <w:t xml:space="preserve">UX &amp; Design</w:t>
+            </w:r>
+          </w:p>
+        </w:tc>
+        <w:tc>
+          <w:tcPr>
+            <w:tcW w:type="dxa" w:w="4400"/>
+            <w:tcBorders>
+              <w:top w:val="single" w:color="ddd3c8" w:sz="1"/>
+              <w:left w:val="single" w:color="ddd3c8" w:sz="1"/>
+              <w:bottom w:val="single" w:color="ddd3c8" w:sz="1"/>
+              <w:right w:val="single" w:color="ddd3c8" w:sz="1"/>
+            </w:tcBorders>
+            <w:shd w:fill="FFFFFF" w:val="clear"/>
+            <w:tcMar>
+              <w:top w:type="dxa" w:w="60"/>
+              <w:left w:type="dxa" w:w="120"/>
+              <w:bottom w:type="dxa" w:w="60"/>
+              <w:right w:type="dxa" w:w="120"/>
+            </w:tcMar>
+          </w:tcPr>
+          <w:p>
+            <w:r>
+              <w:rPr>
+                <w:rFonts w:ascii="Arial" w:cs="Arial" w:hAnsi="Arial"/>
+                <w:color w:val="3a2e3f"/>
+                <w:sz w:val="18"/>
+                <w:szCs w:val="18"/>
+              </w:rPr>
+              <w:t xml:space="preserve">Design process, collaboration, and product thinking from a major prototyping platform</w:t>
+            </w:r>
+          </w:p>
+        </w:tc>
+      </w:tr>
+      <w:tr>
+        <w:tc>
+          <w:tcPr>
+            <w:tcW w:type="dxa" w:w="9360"/>
+            <w:gridSpan w:val="4"/>
+            <w:tcBorders>
+              <w:top w:val="single" w:color="7a5080" w:sz="6"/>
+              <w:bottom w:val="single" w:color="7a5080" w:sz="1"/>
+            </w:tcBorders>
+            <w:shd w:fill="ede4f2" w:val="clear"/>
+            <w:tcMar>
+              <w:top w:type="dxa" w:w="80"/>
+              <w:left w:type="dxa" w:w="120"/>
+              <w:bottom w:type="dxa" w:w="60"/>
+              <w:right w:type="dxa" w:w="120"/>
+            </w:tcMar>
+          </w:tcPr>
+          <w:p>
+            <w:r>
+              <w:rPr>
+                <w:rFonts w:ascii="Arial" w:cs="Arial" w:hAnsi="Arial"/>
+                <w:b/>
+                <w:bCs/>
+                <w:color w:val="7a5080"/>
+                <w:sz w:val="20"/>
+                <w:szCs w:val="20"/>
+              </w:rPr>
+              <w:t xml:space="preserve">PM / Scrum (6 sources)</w:t>
+            </w:r>
+          </w:p>
+        </w:tc>
+      </w:tr>
+      <w:tr>
+        <w:tc>
+          <w:tcPr>
+            <w:tcW w:type="dxa" w:w="360"/>
+            <w:tcBorders>
+              <w:top w:val="single" w:color="ddd3c8" w:sz="1"/>
+              <w:left w:val="single" w:color="ddd3c8" w:sz="1"/>
+              <w:bottom w:val="single" w:color="ddd3c8" w:sz="1"/>
+              <w:right w:val="single" w:color="ddd3c8" w:sz="1"/>
+            </w:tcBorders>
+            <w:shd w:fill="FFFFFF" w:val="clear"/>
+            <w:tcMar>
+              <w:top w:type="dxa" w:w="60"/>
+              <w:left w:type="dxa" w:w="120"/>
+              <w:bottom w:type="dxa" w:w="60"/>
+              <w:right w:type="dxa" w:w="120"/>
+            </w:tcMar>
+          </w:tcPr>
+          <w:p>
+            <w:r>
+              <w:rPr>
+                <w:rFonts w:ascii="Arial" w:cs="Arial" w:hAnsi="Arial"/>
+                <w:color w:val="8a7e7a"/>
+                <w:sz w:val="18"/>
+                <w:szCs w:val="18"/>
+              </w:rPr>
+              <w:t xml:space="preserve">48</w:t>
+            </w:r>
+          </w:p>
+        </w:tc>
+        <w:tc>
+          <w:tcPr>
+            <w:tcW w:type="dxa" w:w="3000"/>
+            <w:tcBorders>
+              <w:top w:val="single" w:color="ddd3c8" w:sz="1"/>
+              <w:left w:val="single" w:color="ddd3c8" w:sz="1"/>
+              <w:bottom w:val="single" w:color="ddd3c8" w:sz="1"/>
+              <w:right w:val="single" w:color="ddd3c8" w:sz="1"/>
+            </w:tcBorders>
+            <w:shd w:fill="FFFFFF" w:val="clear"/>
+            <w:tcMar>
+              <w:top w:type="dxa" w:w="60"/>
+              <w:left w:type="dxa" w:w="120"/>
+              <w:bottom w:type="dxa" w:w="60"/>
+              <w:right w:type="dxa" w:w="120"/>
+            </w:tcMar>
+          </w:tcPr>
+          <w:p>
+            <w:r>
+              <w:rPr>
+                <w:rFonts w:ascii="Arial" w:cs="Arial" w:hAnsi="Arial"/>
+                <w:b/>
+                <w:bCs/>
+                <w:color w:val="3a2e3f"/>
+                <w:sz w:val="18"/>
+                <w:szCs w:val="18"/>
+              </w:rPr>
+              <w:t xml:space="preserve">Mind the Product</w:t>
+            </w:r>
+          </w:p>
+          <w:p>
+            <w:r>
+              <w:rPr>
+                <w:rFonts w:ascii="Arial" w:cs="Arial" w:hAnsi="Arial"/>
+                <w:color w:val="7a5080"/>
+                <w:sz w:val="16"/>
+                <w:szCs w:val="16"/>
+              </w:rPr>
+              <w:t xml:space="preserve">https://www.mindtheproduct.com/feed/</w:t>
+            </w:r>
+          </w:p>
+        </w:tc>
+        <w:tc>
+          <w:tcPr>
+            <w:tcW w:type="dxa" w:w="1600"/>
+            <w:tcBorders>
+              <w:top w:val="single" w:color="ddd3c8" w:sz="1"/>
+              <w:left w:val="single" w:color="ddd3c8" w:sz="1"/>
+              <w:bottom w:val="single" w:color="ddd3c8" w:sz="1"/>
+              <w:right w:val="single" w:color="ddd3c8" w:sz="1"/>
+            </w:tcBorders>
+            <w:shd w:fill="FFFFFF" w:val="clear"/>
+            <w:tcMar>
+              <w:top w:type="dxa" w:w="60"/>
+              <w:left w:type="dxa" w:w="120"/>
+              <w:bottom w:type="dxa" w:w="60"/>
+              <w:right w:type="dxa" w:w="120"/>
+            </w:tcMar>
+          </w:tcPr>
+          <w:p>
+            <w:r>
+              <w:rPr>
+                <w:rFonts w:ascii="Arial" w:cs="Arial" w:hAnsi="Arial"/>
+                <w:color w:val="3a2e3f"/>
+                <w:sz w:val="18"/>
+                <w:szCs w:val="18"/>
+              </w:rPr>
+              <w:t xml:space="preserve">PM / Scrum</w:t>
+            </w:r>
+          </w:p>
+        </w:tc>
+        <w:tc>
+          <w:tcPr>
+            <w:tcW w:type="dxa" w:w="4400"/>
+            <w:tcBorders>
+              <w:top w:val="single" w:color="ddd3c8" w:sz="1"/>
+              <w:left w:val="single" w:color="ddd3c8" w:sz="1"/>
+              <w:bottom w:val="single" w:color="ddd3c8" w:sz="1"/>
+              <w:right w:val="single" w:color="ddd3c8" w:sz="1"/>
+            </w:tcBorders>
+            <w:shd w:fill="FFFFFF" w:val="clear"/>
+            <w:tcMar>
+              <w:top w:type="dxa" w:w="60"/>
+              <w:left w:type="dxa" w:w="120"/>
+              <w:bottom w:type="dxa" w:w="60"/>
+              <w:right w:type="dxa" w:w="120"/>
+            </w:tcMar>
+          </w:tcPr>
+          <w:p>
+            <w:r>
+              <w:rPr>
+                <w:rFonts w:ascii="Arial" w:cs="Arial" w:hAnsi="Arial"/>
+                <w:color w:val="3a2e3f"/>
+                <w:sz w:val="18"/>
+                <w:szCs w:val="18"/>
+              </w:rPr>
+              <w:t xml:space="preserve">Largest global product management community; articles, events, and career guidance</w:t>
+            </w:r>
+          </w:p>
+        </w:tc>
+      </w:tr>
+      <w:tr>
+        <w:tc>
+          <w:tcPr>
+            <w:tcW w:type="dxa" w:w="360"/>
+            <w:tcBorders>
+              <w:top w:val="single" w:color="ddd3c8" w:sz="1"/>
+              <w:left w:val="single" w:color="ddd3c8" w:sz="1"/>
+              <w:bottom w:val="single" w:color="ddd3c8" w:sz="1"/>
+              <w:right w:val="single" w:color="ddd3c8" w:sz="1"/>
+            </w:tcBorders>
+            <w:shd w:fill="faf7f2" w:val="clear"/>
+            <w:tcMar>
+              <w:top w:type="dxa" w:w="60"/>
+              <w:left w:type="dxa" w:w="120"/>
+              <w:bottom w:type="dxa" w:w="60"/>
+              <w:right w:type="dxa" w:w="120"/>
+            </w:tcMar>
+          </w:tcPr>
+          <w:p>
+            <w:r>
+              <w:rPr>
+                <w:rFonts w:ascii="Arial" w:cs="Arial" w:hAnsi="Arial"/>
+                <w:color w:val="8a7e7a"/>
+                <w:sz w:val="18"/>
+                <w:szCs w:val="18"/>
+              </w:rPr>
+              <w:t xml:space="preserve">49</w:t>
+            </w:r>
+          </w:p>
+        </w:tc>
+        <w:tc>
+          <w:tcPr>
+            <w:tcW w:type="dxa" w:w="3000"/>
+            <w:tcBorders>
+              <w:top w:val="single" w:color="ddd3c8" w:sz="1"/>
+              <w:left w:val="single" w:color="ddd3c8" w:sz="1"/>
+              <w:bottom w:val="single" w:color="ddd3c8" w:sz="1"/>
+              <w:right w:val="single" w:color="ddd3c8" w:sz="1"/>
+            </w:tcBorders>
+            <w:shd w:fill="faf7f2" w:val="clear"/>
+            <w:tcMar>
+              <w:top w:type="dxa" w:w="60"/>
+              <w:left w:type="dxa" w:w="120"/>
+              <w:bottom w:type="dxa" w:w="60"/>
+              <w:right w:type="dxa" w:w="120"/>
+            </w:tcMar>
+          </w:tcPr>
+          <w:p>
+            <w:r>
+              <w:rPr>
+                <w:rFonts w:ascii="Arial" w:cs="Arial" w:hAnsi="Arial"/>
+                <w:b/>
+                <w:bCs/>
+                <w:color w:val="3a2e3f"/>
+                <w:sz w:val="18"/>
+                <w:szCs w:val="18"/>
+              </w:rPr>
+              <w:t xml:space="preserve">Lenny’s Newsletter</w:t>
+            </w:r>
+          </w:p>
+          <w:p>
+            <w:r>
+              <w:rPr>
+                <w:rFonts w:ascii="Arial" w:cs="Arial" w:hAnsi="Arial"/>
+                <w:color w:val="7a5080"/>
+                <w:sz w:val="16"/>
+                <w:szCs w:val="16"/>
+              </w:rPr>
+              <w:t xml:space="preserve">https://www.lennysnewsletter.com/feed</w:t>
+            </w:r>
+          </w:p>
+        </w:tc>
+        <w:tc>
+          <w:tcPr>
+            <w:tcW w:type="dxa" w:w="1600"/>
+            <w:tcBorders>
+              <w:top w:val="single" w:color="ddd3c8" w:sz="1"/>
+              <w:left w:val="single" w:color="ddd3c8" w:sz="1"/>
+              <w:bottom w:val="single" w:color="ddd3c8" w:sz="1"/>
+              <w:right w:val="single" w:color="ddd3c8" w:sz="1"/>
+            </w:tcBorders>
+            <w:shd w:fill="faf7f2" w:val="clear"/>
+            <w:tcMar>
+              <w:top w:type="dxa" w:w="60"/>
+              <w:left w:type="dxa" w:w="120"/>
+              <w:bottom w:type="dxa" w:w="60"/>
+              <w:right w:type="dxa" w:w="120"/>
+            </w:tcMar>
+          </w:tcPr>
+          <w:p>
+            <w:r>
+              <w:rPr>
+                <w:rFonts w:ascii="Arial" w:cs="Arial" w:hAnsi="Arial"/>
+                <w:color w:val="3a2e3f"/>
+                <w:sz w:val="18"/>
+                <w:szCs w:val="18"/>
+              </w:rPr>
+              <w:t xml:space="preserve">PM / Scrum</w:t>
+            </w:r>
+          </w:p>
+        </w:tc>
+        <w:tc>
+          <w:tcPr>
+            <w:tcW w:type="dxa" w:w="4400"/>
+            <w:tcBorders>
+              <w:top w:val="single" w:color="ddd3c8" w:sz="1"/>
+              <w:left w:val="single" w:color="ddd3c8" w:sz="1"/>
+              <w:bottom w:val="single" w:color="ddd3c8" w:sz="1"/>
+              <w:right w:val="single" w:color="ddd3c8" w:sz="1"/>
+            </w:tcBorders>
+            <w:shd w:fill="faf7f2" w:val="clear"/>
+            <w:tcMar>
+              <w:top w:type="dxa" w:w="60"/>
+              <w:left w:type="dxa" w:w="120"/>
+              <w:bottom w:type="dxa" w:w="60"/>
+              <w:right w:type="dxa" w:w="120"/>
+            </w:tcMar>
+          </w:tcPr>
+          <w:p>
+            <w:r>
+              <w:rPr>
+                <w:rFonts w:ascii="Arial" w:cs="Arial" w:hAnsi="Arial"/>
+                <w:color w:val="3a2e3f"/>
+                <w:sz w:val="18"/>
+                <w:szCs w:val="18"/>
+              </w:rPr>
+              <w:t xml:space="preserve">Most-read PM newsletter; deep dives on roadmapping, user research, and PM career development</w:t>
+            </w:r>
+          </w:p>
+        </w:tc>
+      </w:tr>
+      <w:tr>
+        <w:tc>
+          <w:tcPr>
+            <w:tcW w:type="dxa" w:w="360"/>
+            <w:tcBorders>
+              <w:top w:val="single" w:color="ddd3c8" w:sz="1"/>
+              <w:left w:val="single" w:color="ddd3c8" w:sz="1"/>
+              <w:bottom w:val="single" w:color="ddd3c8" w:sz="1"/>
+              <w:right w:val="single" w:color="ddd3c8" w:sz="1"/>
+            </w:tcBorders>
+            <w:shd w:fill="FFFFFF" w:val="clear"/>
+            <w:tcMar>
+              <w:top w:type="dxa" w:w="60"/>
+              <w:left w:type="dxa" w:w="120"/>
+              <w:bottom w:type="dxa" w:w="60"/>
+              <w:right w:type="dxa" w:w="120"/>
+            </w:tcMar>
+          </w:tcPr>
+          <w:p>
+            <w:r>
+              <w:rPr>
+                <w:rFonts w:ascii="Arial" w:cs="Arial" w:hAnsi="Arial"/>
+                <w:color w:val="8a7e7a"/>
+                <w:sz w:val="18"/>
+                <w:szCs w:val="18"/>
+              </w:rPr>
+              <w:t xml:space="preserve">50</w:t>
+            </w:r>
+          </w:p>
+        </w:tc>
+        <w:tc>
+          <w:tcPr>
+            <w:tcW w:type="dxa" w:w="3000"/>
+            <w:tcBorders>
+              <w:top w:val="single" w:color="ddd3c8" w:sz="1"/>
+              <w:left w:val="single" w:color="ddd3c8" w:sz="1"/>
+              <w:bottom w:val="single" w:color="ddd3c8" w:sz="1"/>
+              <w:right w:val="single" w:color="ddd3c8" w:sz="1"/>
+            </w:tcBorders>
+            <w:shd w:fill="FFFFFF" w:val="clear"/>
+            <w:tcMar>
+              <w:top w:type="dxa" w:w="60"/>
+              <w:left w:type="dxa" w:w="120"/>
+              <w:bottom w:type="dxa" w:w="60"/>
+              <w:right w:type="dxa" w:w="120"/>
+            </w:tcMar>
+          </w:tcPr>
+          <w:p>
+            <w:r>
+              <w:rPr>
+                <w:rFonts w:ascii="Arial" w:cs="Arial" w:hAnsi="Arial"/>
+                <w:b/>
+                <w:bCs/>
+                <w:color w:val="3a2e3f"/>
+                <w:sz w:val="18"/>
+                <w:szCs w:val="18"/>
+              </w:rPr>
+              <w:t xml:space="preserve">SVPG / Marty Cagan</w:t>
+            </w:r>
+          </w:p>
+          <w:p>
+            <w:r>
+              <w:rPr>
+                <w:rFonts w:ascii="Arial" w:cs="Arial" w:hAnsi="Arial"/>
+                <w:color w:val="7a5080"/>
+                <w:sz w:val="16"/>
+                <w:szCs w:val="16"/>
+              </w:rPr>
+              <w:t xml:space="preserve">https://svpg.com/feed/</w:t>
+            </w:r>
+          </w:p>
+        </w:tc>
+        <w:tc>
+          <w:tcPr>
+            <w:tcW w:type="dxa" w:w="1600"/>
+            <w:tcBorders>
+              <w:top w:val="single" w:color="ddd3c8" w:sz="1"/>
+              <w:left w:val="single" w:color="ddd3c8" w:sz="1"/>
+              <w:bottom w:val="single" w:color="ddd3c8" w:sz="1"/>
+              <w:right w:val="single" w:color="ddd3c8" w:sz="1"/>
+            </w:tcBorders>
+            <w:shd w:fill="FFFFFF" w:val="clear"/>
+            <w:tcMar>
+              <w:top w:type="dxa" w:w="60"/>
+              <w:left w:type="dxa" w:w="120"/>
+              <w:bottom w:type="dxa" w:w="60"/>
+              <w:right w:type="dxa" w:w="120"/>
+            </w:tcMar>
+          </w:tcPr>
+          <w:p>
+            <w:r>
+              <w:rPr>
+                <w:rFonts w:ascii="Arial" w:cs="Arial" w:hAnsi="Arial"/>
+                <w:color w:val="3a2e3f"/>
+                <w:sz w:val="18"/>
+                <w:szCs w:val="18"/>
+              </w:rPr>
+              <w:t xml:space="preserve">PM / Scrum</w:t>
+            </w:r>
+          </w:p>
+        </w:tc>
+        <w:tc>
+          <w:tcPr>
+            <w:tcW w:type="dxa" w:w="4400"/>
+            <w:tcBorders>
+              <w:top w:val="single" w:color="ddd3c8" w:sz="1"/>
+              <w:left w:val="single" w:color="ddd3c8" w:sz="1"/>
+              <w:bottom w:val="single" w:color="ddd3c8" w:sz="1"/>
+              <w:right w:val="single" w:color="ddd3c8" w:sz="1"/>
+            </w:tcBorders>
+            <w:shd w:fill="FFFFFF" w:val="clear"/>
+            <w:tcMar>
+              <w:top w:type="dxa" w:w="60"/>
+              <w:left w:type="dxa" w:w="120"/>
+              <w:bottom w:type="dxa" w:w="60"/>
+              <w:right w:type="dxa" w:w="120"/>
+            </w:tcMar>
+          </w:tcPr>
+          <w:p>
+            <w:r>
+              <w:rPr>
+                <w:rFonts w:ascii="Arial" w:cs="Arial" w:hAnsi="Arial"/>
+                <w:color w:val="3a2e3f"/>
+                <w:sz w:val="18"/>
+                <w:szCs w:val="18"/>
+              </w:rPr>
+              <w:t xml:space="preserve">Silicon Valley Product Group — foundational product thinking from the industry’s leading voice</w:t>
+            </w:r>
+          </w:p>
+        </w:tc>
+      </w:tr>
+      <w:tr>
+        <w:tc>
+          <w:tcPr>
+            <w:tcW w:type="dxa" w:w="360"/>
+            <w:tcBorders>
+              <w:top w:val="single" w:color="ddd3c8" w:sz="1"/>
+              <w:left w:val="single" w:color="ddd3c8" w:sz="1"/>
+              <w:bottom w:val="single" w:color="ddd3c8" w:sz="1"/>
+              <w:right w:val="single" w:color="ddd3c8" w:sz="1"/>
+            </w:tcBorders>
+            <w:shd w:fill="faf7f2" w:val="clear"/>
+            <w:tcMar>
+              <w:top w:type="dxa" w:w="60"/>
+              <w:left w:type="dxa" w:w="120"/>
+              <w:bottom w:type="dxa" w:w="60"/>
+              <w:right w:type="dxa" w:w="120"/>
+            </w:tcMar>
+          </w:tcPr>
+          <w:p>
+            <w:r>
+              <w:rPr>
+                <w:rFonts w:ascii="Arial" w:cs="Arial" w:hAnsi="Arial"/>
+                <w:color w:val="8a7e7a"/>
+                <w:sz w:val="18"/>
+                <w:szCs w:val="18"/>
+              </w:rPr>
+              <w:t xml:space="preserve">51</w:t>
+            </w:r>
+          </w:p>
+        </w:tc>
+        <w:tc>
+          <w:tcPr>
+            <w:tcW w:type="dxa" w:w="3000"/>
+            <w:tcBorders>
+              <w:top w:val="single" w:color="ddd3c8" w:sz="1"/>
+              <w:left w:val="single" w:color="ddd3c8" w:sz="1"/>
+              <w:bottom w:val="single" w:color="ddd3c8" w:sz="1"/>
+              <w:right w:val="single" w:color="ddd3c8" w:sz="1"/>
+            </w:tcBorders>
+            <w:shd w:fill="faf7f2" w:val="clear"/>
+            <w:tcMar>
+              <w:top w:type="dxa" w:w="60"/>
+              <w:left w:type="dxa" w:w="120"/>
+              <w:bottom w:type="dxa" w:w="60"/>
+              <w:right w:type="dxa" w:w="120"/>
+            </w:tcMar>
+          </w:tcPr>
+          <w:p>
+            <w:r>
+              <w:rPr>
+                <w:rFonts w:ascii="Arial" w:cs="Arial" w:hAnsi="Arial"/>
+                <w:b/>
+                <w:bCs/>
+                <w:color w:val="3a2e3f"/>
+                <w:sz w:val="18"/>
+                <w:szCs w:val="18"/>
+              </w:rPr>
+              <w:t xml:space="preserve">Harvard Business Review</w:t>
+            </w:r>
+          </w:p>
+          <w:p>
+            <w:r>
+              <w:rPr>
+                <w:rFonts w:ascii="Arial" w:cs="Arial" w:hAnsi="Arial"/>
+                <w:color w:val="7a5080"/>
+                <w:sz w:val="16"/>
+                <w:szCs w:val="16"/>
+              </w:rPr>
+              <w:t xml:space="preserve">https://hbr.org/stories.rss</w:t>
+            </w:r>
+          </w:p>
+        </w:tc>
+        <w:tc>
+          <w:tcPr>
+            <w:tcW w:type="dxa" w:w="1600"/>
+            <w:tcBorders>
+              <w:top w:val="single" w:color="ddd3c8" w:sz="1"/>
+              <w:left w:val="single" w:color="ddd3c8" w:sz="1"/>
+              <w:bottom w:val="single" w:color="ddd3c8" w:sz="1"/>
+              <w:right w:val="single" w:color="ddd3c8" w:sz="1"/>
+            </w:tcBorders>
+            <w:shd w:fill="faf7f2" w:val="clear"/>
+            <w:tcMar>
+              <w:top w:type="dxa" w:w="60"/>
+              <w:left w:type="dxa" w:w="120"/>
+              <w:bottom w:type="dxa" w:w="60"/>
+              <w:right w:type="dxa" w:w="120"/>
+            </w:tcMar>
+          </w:tcPr>
+          <w:p>
+            <w:r>
+              <w:rPr>
+                <w:rFonts w:ascii="Arial" w:cs="Arial" w:hAnsi="Arial"/>
+                <w:color w:val="3a2e3f"/>
+                <w:sz w:val="18"/>
+                <w:szCs w:val="18"/>
+              </w:rPr>
+              <w:t xml:space="preserve">PM / Scrum</w:t>
+            </w:r>
+          </w:p>
+        </w:tc>
+        <w:tc>
+          <w:tcPr>
+            <w:tcW w:type="dxa" w:w="4400"/>
+            <w:tcBorders>
+              <w:top w:val="single" w:color="ddd3c8" w:sz="1"/>
+              <w:left w:val="single" w:color="ddd3c8" w:sz="1"/>
+              <w:bottom w:val="single" w:color="ddd3c8" w:sz="1"/>
+              <w:right w:val="single" w:color="ddd3c8" w:sz="1"/>
+            </w:tcBorders>
+            <w:shd w:fill="faf7f2" w:val="clear"/>
+            <w:tcMar>
+              <w:top w:type="dxa" w:w="60"/>
+              <w:left w:type="dxa" w:w="120"/>
+              <w:bottom w:type="dxa" w:w="60"/>
+              <w:right w:type="dxa" w:w="120"/>
+            </w:tcMar>
+          </w:tcPr>
+          <w:p>
+            <w:r>
+              <w:rPr>
+                <w:rFonts w:ascii="Arial" w:cs="Arial" w:hAnsi="Arial"/>
+                <w:color w:val="3a2e3f"/>
+                <w:sz w:val="18"/>
+                <w:szCs w:val="18"/>
+              </w:rPr>
+              <w:t xml:space="preserve">Strategy, leadership, and management research; strong on innovation and organizational change</w:t>
+            </w:r>
+          </w:p>
+        </w:tc>
+      </w:tr>
+      <w:tr>
+        <w:tc>
+          <w:tcPr>
+            <w:tcW w:type="dxa" w:w="360"/>
+            <w:tcBorders>
+              <w:top w:val="single" w:color="ddd3c8" w:sz="1"/>
+              <w:left w:val="single" w:color="ddd3c8" w:sz="1"/>
+              <w:bottom w:val="single" w:color="ddd3c8" w:sz="1"/>
+              <w:right w:val="single" w:color="ddd3c8" w:sz="1"/>
+            </w:tcBorders>
+            <w:shd w:fill="FFFFFF" w:val="clear"/>
+            <w:tcMar>
+              <w:top w:type="dxa" w:w="60"/>
+              <w:left w:type="dxa" w:w="120"/>
+              <w:bottom w:type="dxa" w:w="60"/>
+              <w:right w:type="dxa" w:w="120"/>
+            </w:tcMar>
+          </w:tcPr>
+          <w:p>
+            <w:r>
+              <w:rPr>
+                <w:rFonts w:ascii="Arial" w:cs="Arial" w:hAnsi="Arial"/>
+                <w:color w:val="8a7e7a"/>
+                <w:sz w:val="18"/>
+                <w:szCs w:val="18"/>
+              </w:rPr>
+              <w:t xml:space="preserve">52</w:t>
+            </w:r>
+          </w:p>
+        </w:tc>
+        <w:tc>
+          <w:tcPr>
+            <w:tcW w:type="dxa" w:w="3000"/>
+            <w:tcBorders>
+              <w:top w:val="single" w:color="ddd3c8" w:sz="1"/>
+              <w:left w:val="single" w:color="ddd3c8" w:sz="1"/>
+              <w:bottom w:val="single" w:color="ddd3c8" w:sz="1"/>
+              <w:right w:val="single" w:color="ddd3c8" w:sz="1"/>
+            </w:tcBorders>
+            <w:shd w:fill="FFFFFF" w:val="clear"/>
+            <w:tcMar>
+              <w:top w:type="dxa" w:w="60"/>
+              <w:left w:type="dxa" w:w="120"/>
+              <w:bottom w:type="dxa" w:w="60"/>
+              <w:right w:type="dxa" w:w="120"/>
+            </w:tcMar>
+          </w:tcPr>
+          <w:p>
+            <w:r>
+              <w:rPr>
+                <w:rFonts w:ascii="Arial" w:cs="Arial" w:hAnsi="Arial"/>
+                <w:b/>
+                <w:bCs/>
+                <w:color w:val="3a2e3f"/>
+                <w:sz w:val="18"/>
+                <w:szCs w:val="18"/>
+              </w:rPr>
+              <w:t xml:space="preserve">Product Talk</w:t>
+            </w:r>
+          </w:p>
+          <w:p>
+            <w:r>
+              <w:rPr>
+                <w:rFonts w:ascii="Arial" w:cs="Arial" w:hAnsi="Arial"/>
+                <w:color w:val="7a5080"/>
+                <w:sz w:val="16"/>
+                <w:szCs w:val="16"/>
+              </w:rPr>
+              <w:t xml:space="preserve">https://www.producttalk.org/feed/</w:t>
+            </w:r>
+          </w:p>
+        </w:tc>
+        <w:tc>
+          <w:tcPr>
+            <w:tcW w:type="dxa" w:w="1600"/>
+            <w:tcBorders>
+              <w:top w:val="single" w:color="ddd3c8" w:sz="1"/>
+              <w:left w:val="single" w:color="ddd3c8" w:sz="1"/>
+              <w:bottom w:val="single" w:color="ddd3c8" w:sz="1"/>
+              <w:right w:val="single" w:color="ddd3c8" w:sz="1"/>
+            </w:tcBorders>
+            <w:shd w:fill="FFFFFF" w:val="clear"/>
+            <w:tcMar>
+              <w:top w:type="dxa" w:w="60"/>
+              <w:left w:type="dxa" w:w="120"/>
+              <w:bottom w:type="dxa" w:w="60"/>
+              <w:right w:type="dxa" w:w="120"/>
+            </w:tcMar>
+          </w:tcPr>
+          <w:p>
+            <w:r>
+              <w:rPr>
+                <w:rFonts w:ascii="Arial" w:cs="Arial" w:hAnsi="Arial"/>
+                <w:color w:val="3a2e3f"/>
+                <w:sz w:val="18"/>
+                <w:szCs w:val="18"/>
+              </w:rPr>
+              <w:t xml:space="preserve">PM / Scrum</w:t>
+            </w:r>
+          </w:p>
+        </w:tc>
+        <w:tc>
+          <w:tcPr>
+            <w:tcW w:type="dxa" w:w="4400"/>
+            <w:tcBorders>
+              <w:top w:val="single" w:color="ddd3c8" w:sz="1"/>
+              <w:left w:val="single" w:color="ddd3c8" w:sz="1"/>
+              <w:bottom w:val="single" w:color="ddd3c8" w:sz="1"/>
+              <w:right w:val="single" w:color="ddd3c8" w:sz="1"/>
+            </w:tcBorders>
+            <w:shd w:fill="FFFFFF" w:val="clear"/>
+            <w:tcMar>
+              <w:top w:type="dxa" w:w="60"/>
+              <w:left w:type="dxa" w:w="120"/>
+              <w:bottom w:type="dxa" w:w="60"/>
+              <w:right w:type="dxa" w:w="120"/>
+            </w:tcMar>
+          </w:tcPr>
+          <w:p>
+            <w:r>
+              <w:rPr>
+                <w:rFonts w:ascii="Arial" w:cs="Arial" w:hAnsi="Arial"/>
+                <w:color w:val="3a2e3f"/>
+                <w:sz w:val="18"/>
+                <w:szCs w:val="18"/>
+              </w:rPr>
+              <w:t xml:space="preserve">Teresa Torres’s continuous discovery framework; JTBD, user research, and outcome-based roadmapping</w:t>
+            </w:r>
+          </w:p>
+        </w:tc>
+      </w:tr>
+      <w:tr>
+        <w:tc>
+          <w:tcPr>
+            <w:tcW w:type="dxa" w:w="360"/>
+            <w:tcBorders>
+              <w:top w:val="single" w:color="ddd3c8" w:sz="1"/>
+              <w:left w:val="single" w:color="ddd3c8" w:sz="1"/>
+              <w:bottom w:val="single" w:color="ddd3c8" w:sz="1"/>
+              <w:right w:val="single" w:color="ddd3c8" w:sz="1"/>
+            </w:tcBorders>
+            <w:shd w:fill="faf7f2" w:val="clear"/>
+            <w:tcMar>
+              <w:top w:type="dxa" w:w="60"/>
+              <w:left w:type="dxa" w:w="120"/>
+              <w:bottom w:type="dxa" w:w="60"/>
+              <w:right w:type="dxa" w:w="120"/>
+            </w:tcMar>
+          </w:tcPr>
+          <w:p>
+            <w:r>
+              <w:rPr>
+                <w:rFonts w:ascii="Arial" w:cs="Arial" w:hAnsi="Arial"/>
+                <w:color w:val="8a7e7a"/>
+                <w:sz w:val="18"/>
+                <w:szCs w:val="18"/>
+              </w:rPr>
+              <w:t xml:space="preserve">53</w:t>
+            </w:r>
+          </w:p>
+        </w:tc>
+        <w:tc>
+          <w:tcPr>
+            <w:tcW w:type="dxa" w:w="3000"/>
+            <w:tcBorders>
+              <w:top w:val="single" w:color="ddd3c8" w:sz="1"/>
+              <w:left w:val="single" w:color="ddd3c8" w:sz="1"/>
+              <w:bottom w:val="single" w:color="ddd3c8" w:sz="1"/>
+              <w:right w:val="single" w:color="ddd3c8" w:sz="1"/>
+            </w:tcBorders>
+            <w:shd w:fill="faf7f2" w:val="clear"/>
+            <w:tcMar>
+              <w:top w:type="dxa" w:w="60"/>
+              <w:left w:type="dxa" w:w="120"/>
+              <w:bottom w:type="dxa" w:w="60"/>
+              <w:right w:type="dxa" w:w="120"/>
+            </w:tcMar>
+          </w:tcPr>
+          <w:p>
+            <w:r>
+              <w:rPr>
+                <w:rFonts w:ascii="Arial" w:cs="Arial" w:hAnsi="Arial"/>
+                <w:b/>
+                <w:bCs/>
+                <w:color w:val="3a2e3f"/>
+                <w:sz w:val="18"/>
+                <w:szCs w:val="18"/>
+              </w:rPr>
+              <w:t xml:space="preserve">Product Coalition</w:t>
+            </w:r>
+          </w:p>
+          <w:p>
+            <w:r>
+              <w:rPr>
+                <w:rFonts w:ascii="Arial" w:cs="Arial" w:hAnsi="Arial"/>
+                <w:color w:val="7a5080"/>
+                <w:sz w:val="16"/>
+                <w:szCs w:val="16"/>
+              </w:rPr>
+              <w:t xml:space="preserve">https://productcoalition.com/feed</w:t>
+            </w:r>
+          </w:p>
+        </w:tc>
+        <w:tc>
+          <w:tcPr>
+            <w:tcW w:type="dxa" w:w="1600"/>
+            <w:tcBorders>
+              <w:top w:val="single" w:color="ddd3c8" w:sz="1"/>
+              <w:left w:val="single" w:color="ddd3c8" w:sz="1"/>
+              <w:bottom w:val="single" w:color="ddd3c8" w:sz="1"/>
+              <w:right w:val="single" w:color="ddd3c8" w:sz="1"/>
+            </w:tcBorders>
+            <w:shd w:fill="faf7f2" w:val="clear"/>
+            <w:tcMar>
+              <w:top w:type="dxa" w:w="60"/>
+              <w:left w:type="dxa" w:w="120"/>
+              <w:bottom w:type="dxa" w:w="60"/>
+              <w:right w:type="dxa" w:w="120"/>
+            </w:tcMar>
+          </w:tcPr>
+          <w:p>
+            <w:r>
+              <w:rPr>
+                <w:rFonts w:ascii="Arial" w:cs="Arial" w:hAnsi="Arial"/>
+                <w:color w:val="3a2e3f"/>
+                <w:sz w:val="18"/>
+                <w:szCs w:val="18"/>
+              </w:rPr>
+              <w:t xml:space="preserve">PM / Scrum</w:t>
+            </w:r>
+          </w:p>
+        </w:tc>
+        <w:tc>
+          <w:tcPr>
+            <w:tcW w:type="dxa" w:w="4400"/>
+            <w:tcBorders>
+              <w:top w:val="single" w:color="ddd3c8" w:sz="1"/>
+              <w:left w:val="single" w:color="ddd3c8" w:sz="1"/>
+              <w:bottom w:val="single" w:color="ddd3c8" w:sz="1"/>
+              <w:right w:val="single" w:color="ddd3c8" w:sz="1"/>
+            </w:tcBorders>
+            <w:shd w:fill="faf7f2" w:val="clear"/>
+            <w:tcMar>
+              <w:top w:type="dxa" w:w="60"/>
+              <w:left w:type="dxa" w:w="120"/>
+              <w:bottom w:type="dxa" w:w="60"/>
+              <w:right w:type="dxa" w:w="120"/>
+            </w:tcMar>
+          </w:tcPr>
+          <w:p>
+            <w:r>
+              <w:rPr>
+                <w:rFonts w:ascii="Arial" w:cs="Arial" w:hAnsi="Arial"/>
+                <w:color w:val="3a2e3f"/>
+                <w:sz w:val="18"/>
+                <w:szCs w:val="18"/>
+              </w:rPr>
+              <w:t xml:space="preserve">Community-written PM publication covering tools, frameworks, and career development</w:t>
+            </w:r>
+          </w:p>
+        </w:tc>
+      </w:tr>
+      <w:tr>
+        <w:tc>
+          <w:tcPr>
+            <w:tcW w:type="dxa" w:w="9360"/>
+            <w:gridSpan w:val="4"/>
+            <w:tcBorders>
+              <w:top w:val="single" w:color="7a5080" w:sz="6"/>
+              <w:bottom w:val="single" w:color="7a5080" w:sz="1"/>
+            </w:tcBorders>
+            <w:shd w:fill="ede4f2" w:val="clear"/>
+            <w:tcMar>
+              <w:top w:type="dxa" w:w="80"/>
+              <w:left w:type="dxa" w:w="120"/>
+              <w:bottom w:type="dxa" w:w="60"/>
+              <w:right w:type="dxa" w:w="120"/>
+            </w:tcMar>
+          </w:tcPr>
+          <w:p>
+            <w:r>
+              <w:rPr>
+                <w:rFonts w:ascii="Arial" w:cs="Arial" w:hAnsi="Arial"/>
+                <w:b/>
+                <w:bCs/>
+                <w:color w:val="7a5080"/>
+                <w:sz w:val="20"/>
+                <w:szCs w:val="20"/>
+              </w:rPr>
+              <w:t xml:space="preserve">Cross-tab Broad Publications (9 sources)</w:t>
+            </w:r>
+          </w:p>
+        </w:tc>
+      </w:tr>
+      <w:tr>
+        <w:tc>
+          <w:tcPr>
+            <w:tcW w:type="dxa" w:w="360"/>
+            <w:tcBorders>
+              <w:top w:val="single" w:color="ddd3c8" w:sz="1"/>
+              <w:left w:val="single" w:color="ddd3c8" w:sz="1"/>
+              <w:bottom w:val="single" w:color="ddd3c8" w:sz="1"/>
+              <w:right w:val="single" w:color="ddd3c8" w:sz="1"/>
+            </w:tcBorders>
+            <w:shd w:fill="FFFFFF" w:val="clear"/>
+            <w:tcMar>
+              <w:top w:type="dxa" w:w="60"/>
+              <w:left w:type="dxa" w:w="120"/>
+              <w:bottom w:type="dxa" w:w="60"/>
+              <w:right w:type="dxa" w:w="120"/>
+            </w:tcMar>
+          </w:tcPr>
+          <w:p>
+            <w:r>
+              <w:rPr>
+                <w:rFonts w:ascii="Arial" w:cs="Arial" w:hAnsi="Arial"/>
+                <w:color w:val="8a7e7a"/>
+                <w:sz w:val="18"/>
+                <w:szCs w:val="18"/>
+              </w:rPr>
+              <w:t xml:space="preserve">54</w:t>
+            </w:r>
+          </w:p>
+        </w:tc>
+        <w:tc>
+          <w:tcPr>
+            <w:tcW w:type="dxa" w:w="3000"/>
+            <w:tcBorders>
+              <w:top w:val="single" w:color="ddd3c8" w:sz="1"/>
+              <w:left w:val="single" w:color="ddd3c8" w:sz="1"/>
+              <w:bottom w:val="single" w:color="ddd3c8" w:sz="1"/>
+              <w:right w:val="single" w:color="ddd3c8" w:sz="1"/>
+            </w:tcBorders>
+            <w:shd w:fill="FFFFFF" w:val="clear"/>
+            <w:tcMar>
+              <w:top w:type="dxa" w:w="60"/>
+              <w:left w:type="dxa" w:w="120"/>
+              <w:bottom w:type="dxa" w:w="60"/>
+              <w:right w:type="dxa" w:w="120"/>
+            </w:tcMar>
+          </w:tcPr>
+          <w:p>
+            <w:r>
+              <w:rPr>
+                <w:rFonts w:ascii="Arial" w:cs="Arial" w:hAnsi="Arial"/>
+                <w:b/>
+                <w:bCs/>
+                <w:color w:val="3a2e3f"/>
+                <w:sz w:val="18"/>
+                <w:szCs w:val="18"/>
+              </w:rPr>
+              <w:t xml:space="preserve">NYT Technology</w:t>
+            </w:r>
+          </w:p>
+          <w:p>
+            <w:r>
+              <w:rPr>
+                <w:rFonts w:ascii="Arial" w:cs="Arial" w:hAnsi="Arial"/>
+                <w:color w:val="7a5080"/>
+                <w:sz w:val="16"/>
+                <w:szCs w:val="16"/>
+              </w:rPr>
+              <w:t xml:space="preserve">https://rss.nytimes.com/services/xml/rss/nyt/Technology.xml</w:t>
+            </w:r>
+          </w:p>
+        </w:tc>
+        <w:tc>
+          <w:tcPr>
+            <w:tcW w:type="dxa" w:w="1600"/>
+            <w:tcBorders>
+              <w:top w:val="single" w:color="ddd3c8" w:sz="1"/>
+              <w:left w:val="single" w:color="ddd3c8" w:sz="1"/>
+              <w:bottom w:val="single" w:color="ddd3c8" w:sz="1"/>
+              <w:right w:val="single" w:color="ddd3c8" w:sz="1"/>
+            </w:tcBorders>
+            <w:shd w:fill="FFFFFF" w:val="clear"/>
+            <w:tcMar>
+              <w:top w:type="dxa" w:w="60"/>
+              <w:left w:type="dxa" w:w="120"/>
+              <w:bottom w:type="dxa" w:w="60"/>
+              <w:right w:type="dxa" w:w="120"/>
+            </w:tcMar>
+          </w:tcPr>
+          <w:p>
+            <w:r>
+              <w:rPr>
+                <w:rFonts w:ascii="Arial" w:cs="Arial" w:hAnsi="Arial"/>
+                <w:color w:val="3a2e3f"/>
+                <w:sz w:val="18"/>
+                <w:szCs w:val="18"/>
+              </w:rPr>
+              <w:t xml:space="preserve">Cross-tab</w:t>
+            </w:r>
+          </w:p>
+        </w:tc>
+        <w:tc>
+          <w:tcPr>
+            <w:tcW w:type="dxa" w:w="4400"/>
+            <w:tcBorders>
+              <w:top w:val="single" w:color="ddd3c8" w:sz="1"/>
+              <w:left w:val="single" w:color="ddd3c8" w:sz="1"/>
+              <w:bottom w:val="single" w:color="ddd3c8" w:sz="1"/>
+              <w:right w:val="single" w:color="ddd3c8" w:sz="1"/>
+            </w:tcBorders>
+            <w:shd w:fill="FFFFFF" w:val="clear"/>
+            <w:tcMar>
+              <w:top w:type="dxa" w:w="60"/>
+              <w:left w:type="dxa" w:w="120"/>
+              <w:bottom w:type="dxa" w:w="60"/>
+              <w:right w:type="dxa" w:w="120"/>
+            </w:tcMar>
+          </w:tcPr>
+          <w:p>
+            <w:r>
+              <w:rPr>
+                <w:rFonts w:ascii="Arial" w:cs="Arial" w:hAnsi="Arial"/>
+                <w:color w:val="3a2e3f"/>
+                <w:sz w:val="18"/>
+                <w:szCs w:val="18"/>
+              </w:rPr>
+              <w:t xml:space="preserve">Broad tech coverage from the paper of record; AI, policy, and industry impact</w:t>
+            </w:r>
+          </w:p>
+        </w:tc>
+      </w:tr>
+      <w:tr>
+        <w:tc>
+          <w:tcPr>
+            <w:tcW w:type="dxa" w:w="360"/>
+            <w:tcBorders>
+              <w:top w:val="single" w:color="ddd3c8" w:sz="1"/>
+              <w:left w:val="single" w:color="ddd3c8" w:sz="1"/>
+              <w:bottom w:val="single" w:color="ddd3c8" w:sz="1"/>
+              <w:right w:val="single" w:color="ddd3c8" w:sz="1"/>
+            </w:tcBorders>
+            <w:shd w:fill="faf7f2" w:val="clear"/>
+            <w:tcMar>
+              <w:top w:type="dxa" w:w="60"/>
+              <w:left w:type="dxa" w:w="120"/>
+              <w:bottom w:type="dxa" w:w="60"/>
+              <w:right w:type="dxa" w:w="120"/>
+            </w:tcMar>
+          </w:tcPr>
+          <w:p>
+            <w:r>
+              <w:rPr>
+                <w:rFonts w:ascii="Arial" w:cs="Arial" w:hAnsi="Arial"/>
+                <w:color w:val="8a7e7a"/>
+                <w:sz w:val="18"/>
+                <w:szCs w:val="18"/>
+              </w:rPr>
+              <w:t xml:space="preserve">55</w:t>
+            </w:r>
+          </w:p>
+        </w:tc>
+        <w:tc>
+          <w:tcPr>
+            <w:tcW w:type="dxa" w:w="3000"/>
+            <w:tcBorders>
+              <w:top w:val="single" w:color="ddd3c8" w:sz="1"/>
+              <w:left w:val="single" w:color="ddd3c8" w:sz="1"/>
+              <w:bottom w:val="single" w:color="ddd3c8" w:sz="1"/>
+              <w:right w:val="single" w:color="ddd3c8" w:sz="1"/>
+            </w:tcBorders>
+            <w:shd w:fill="faf7f2" w:val="clear"/>
+            <w:tcMar>
+              <w:top w:type="dxa" w:w="60"/>
+              <w:left w:type="dxa" w:w="120"/>
+              <w:bottom w:type="dxa" w:w="60"/>
+              <w:right w:type="dxa" w:w="120"/>
+            </w:tcMar>
+          </w:tcPr>
+          <w:p>
+            <w:r>
+              <w:rPr>
+                <w:rFonts w:ascii="Arial" w:cs="Arial" w:hAnsi="Arial"/>
+                <w:b/>
+                <w:bCs/>
+                <w:color w:val="3a2e3f"/>
+                <w:sz w:val="18"/>
+                <w:szCs w:val="18"/>
+              </w:rPr>
+              <w:t xml:space="preserve">NYT Science</w:t>
+            </w:r>
+          </w:p>
+          <w:p>
+            <w:r>
+              <w:rPr>
+                <w:rFonts w:ascii="Arial" w:cs="Arial" w:hAnsi="Arial"/>
+                <w:color w:val="7a5080"/>
+                <w:sz w:val="16"/>
+                <w:szCs w:val="16"/>
+              </w:rPr>
+              <w:t xml:space="preserve">https://rss.nytimes.com/services/xml/rss/nyt/Science.xml</w:t>
+            </w:r>
+          </w:p>
+        </w:tc>
+        <w:tc>
+          <w:tcPr>
+            <w:tcW w:type="dxa" w:w="1600"/>
+            <w:tcBorders>
+              <w:top w:val="single" w:color="ddd3c8" w:sz="1"/>
+              <w:left w:val="single" w:color="ddd3c8" w:sz="1"/>
+              <w:bottom w:val="single" w:color="ddd3c8" w:sz="1"/>
+              <w:right w:val="single" w:color="ddd3c8" w:sz="1"/>
+            </w:tcBorders>
+            <w:shd w:fill="faf7f2" w:val="clear"/>
+            <w:tcMar>
+              <w:top w:type="dxa" w:w="60"/>
+              <w:left w:type="dxa" w:w="120"/>
+              <w:bottom w:type="dxa" w:w="60"/>
+              <w:right w:type="dxa" w:w="120"/>
+            </w:tcMar>
+          </w:tcPr>
+          <w:p>
+            <w:r>
+              <w:rPr>
+                <w:rFonts w:ascii="Arial" w:cs="Arial" w:hAnsi="Arial"/>
+                <w:color w:val="3a2e3f"/>
+                <w:sz w:val="18"/>
+                <w:szCs w:val="18"/>
+              </w:rPr>
+              <w:t xml:space="preserve">Cross-tab</w:t>
+            </w:r>
+          </w:p>
+        </w:tc>
+        <w:tc>
+          <w:tcPr>
+            <w:tcW w:type="dxa" w:w="4400"/>
+            <w:tcBorders>
+              <w:top w:val="single" w:color="ddd3c8" w:sz="1"/>
+              <w:left w:val="single" w:color="ddd3c8" w:sz="1"/>
+              <w:bottom w:val="single" w:color="ddd3c8" w:sz="1"/>
+              <w:right w:val="single" w:color="ddd3c8" w:sz="1"/>
+            </w:tcBorders>
+            <w:shd w:fill="faf7f2" w:val="clear"/>
+            <w:tcMar>
+              <w:top w:type="dxa" w:w="60"/>
+              <w:left w:type="dxa" w:w="120"/>
+              <w:bottom w:type="dxa" w:w="60"/>
+              <w:right w:type="dxa" w:w="120"/>
+            </w:tcMar>
+          </w:tcPr>
+          <w:p>
+            <w:r>
+              <w:rPr>
+                <w:rFonts w:ascii="Arial" w:cs="Arial" w:hAnsi="Arial"/>
+                <w:color w:val="3a2e3f"/>
+                <w:sz w:val="18"/>
+                <w:szCs w:val="18"/>
+              </w:rPr>
+              <w:t xml:space="preserve">Science journalism with increasing AI and research coverage</w:t>
+            </w:r>
+          </w:p>
+        </w:tc>
+      </w:tr>
+      <w:tr>
+        <w:tc>
+          <w:tcPr>
+            <w:tcW w:type="dxa" w:w="360"/>
+            <w:tcBorders>
+              <w:top w:val="single" w:color="ddd3c8" w:sz="1"/>
+              <w:left w:val="single" w:color="ddd3c8" w:sz="1"/>
+              <w:bottom w:val="single" w:color="ddd3c8" w:sz="1"/>
+              <w:right w:val="single" w:color="ddd3c8" w:sz="1"/>
+            </w:tcBorders>
+            <w:shd w:fill="FFFFFF" w:val="clear"/>
+            <w:tcMar>
+              <w:top w:type="dxa" w:w="60"/>
+              <w:left w:type="dxa" w:w="120"/>
+              <w:bottom w:type="dxa" w:w="60"/>
+              <w:right w:type="dxa" w:w="120"/>
+            </w:tcMar>
+          </w:tcPr>
+          <w:p>
+            <w:r>
+              <w:rPr>
+                <w:rFonts w:ascii="Arial" w:cs="Arial" w:hAnsi="Arial"/>
+                <w:color w:val="8a7e7a"/>
+                <w:sz w:val="18"/>
+                <w:szCs w:val="18"/>
+              </w:rPr>
+              <w:t xml:space="preserve">56</w:t>
+            </w:r>
+          </w:p>
+        </w:tc>
+        <w:tc>
+          <w:tcPr>
+            <w:tcW w:type="dxa" w:w="3000"/>
+            <w:tcBorders>
+              <w:top w:val="single" w:color="ddd3c8" w:sz="1"/>
+              <w:left w:val="single" w:color="ddd3c8" w:sz="1"/>
+              <w:bottom w:val="single" w:color="ddd3c8" w:sz="1"/>
+              <w:right w:val="single" w:color="ddd3c8" w:sz="1"/>
+            </w:tcBorders>
+            <w:shd w:fill="FFFFFF" w:val="clear"/>
+            <w:tcMar>
+              <w:top w:type="dxa" w:w="60"/>
+              <w:left w:type="dxa" w:w="120"/>
+              <w:bottom w:type="dxa" w:w="60"/>
+              <w:right w:type="dxa" w:w="120"/>
+            </w:tcMar>
+          </w:tcPr>
+          <w:p>
+            <w:r>
+              <w:rPr>
+                <w:rFonts w:ascii="Arial" w:cs="Arial" w:hAnsi="Arial"/>
+                <w:b/>
+                <w:bCs/>
+                <w:color w:val="3a2e3f"/>
+                <w:sz w:val="18"/>
+                <w:szCs w:val="18"/>
+              </w:rPr>
+              <w:t xml:space="preserve">NYT Business</w:t>
+            </w:r>
+          </w:p>
+          <w:p>
+            <w:r>
+              <w:rPr>
+                <w:rFonts w:ascii="Arial" w:cs="Arial" w:hAnsi="Arial"/>
+                <w:color w:val="7a5080"/>
+                <w:sz w:val="16"/>
+                <w:szCs w:val="16"/>
+              </w:rPr>
+              <w:t xml:space="preserve">https://rss.nytimes.com/services/xml/rss/nyt/Business.xml</w:t>
+            </w:r>
+          </w:p>
+        </w:tc>
+        <w:tc>
+          <w:tcPr>
+            <w:tcW w:type="dxa" w:w="1600"/>
+            <w:tcBorders>
+              <w:top w:val="single" w:color="ddd3c8" w:sz="1"/>
+              <w:left w:val="single" w:color="ddd3c8" w:sz="1"/>
+              <w:bottom w:val="single" w:color="ddd3c8" w:sz="1"/>
+              <w:right w:val="single" w:color="ddd3c8" w:sz="1"/>
+            </w:tcBorders>
+            <w:shd w:fill="FFFFFF" w:val="clear"/>
+            <w:tcMar>
+              <w:top w:type="dxa" w:w="60"/>
+              <w:left w:type="dxa" w:w="120"/>
+              <w:bottom w:type="dxa" w:w="60"/>
+              <w:right w:type="dxa" w:w="120"/>
+            </w:tcMar>
+          </w:tcPr>
+          <w:p>
+            <w:r>
+              <w:rPr>
+                <w:rFonts w:ascii="Arial" w:cs="Arial" w:hAnsi="Arial"/>
+                <w:color w:val="3a2e3f"/>
+                <w:sz w:val="18"/>
+                <w:szCs w:val="18"/>
+              </w:rPr>
+              <w:t xml:space="preserve">Cross-tab</w:t>
+            </w:r>
+          </w:p>
+        </w:tc>
+        <w:tc>
+          <w:tcPr>
+            <w:tcW w:type="dxa" w:w="4400"/>
+            <w:tcBorders>
+              <w:top w:val="single" w:color="ddd3c8" w:sz="1"/>
+              <w:left w:val="single" w:color="ddd3c8" w:sz="1"/>
+              <w:bottom w:val="single" w:color="ddd3c8" w:sz="1"/>
+              <w:right w:val="single" w:color="ddd3c8" w:sz="1"/>
+            </w:tcBorders>
+            <w:shd w:fill="FFFFFF" w:val="clear"/>
+            <w:tcMar>
+              <w:top w:type="dxa" w:w="60"/>
+              <w:left w:type="dxa" w:w="120"/>
+              <w:bottom w:type="dxa" w:w="60"/>
+              <w:right w:type="dxa" w:w="120"/>
+            </w:tcMar>
+          </w:tcPr>
+          <w:p>
+            <w:r>
+              <w:rPr>
+                <w:rFonts w:ascii="Arial" w:cs="Arial" w:hAnsi="Arial"/>
+                <w:color w:val="3a2e3f"/>
+                <w:sz w:val="18"/>
+                <w:szCs w:val="18"/>
+              </w:rPr>
+              <w:t xml:space="preserve">Business strategy, labor, and tech economy — relevant to PM and institutional leadership</w:t>
+            </w:r>
+          </w:p>
+        </w:tc>
+      </w:tr>
+      <w:tr>
+        <w:tc>
+          <w:tcPr>
+            <w:tcW w:type="dxa" w:w="360"/>
+            <w:tcBorders>
+              <w:top w:val="single" w:color="ddd3c8" w:sz="1"/>
+              <w:left w:val="single" w:color="ddd3c8" w:sz="1"/>
+              <w:bottom w:val="single" w:color="ddd3c8" w:sz="1"/>
+              <w:right w:val="single" w:color="ddd3c8" w:sz="1"/>
+            </w:tcBorders>
+            <w:shd w:fill="faf7f2" w:val="clear"/>
+            <w:tcMar>
+              <w:top w:type="dxa" w:w="60"/>
+              <w:left w:type="dxa" w:w="120"/>
+              <w:bottom w:type="dxa" w:w="60"/>
+              <w:right w:type="dxa" w:w="120"/>
+            </w:tcMar>
+          </w:tcPr>
+          <w:p>
+            <w:r>
+              <w:rPr>
+                <w:rFonts w:ascii="Arial" w:cs="Arial" w:hAnsi="Arial"/>
+                <w:color w:val="8a7e7a"/>
+                <w:sz w:val="18"/>
+                <w:szCs w:val="18"/>
+              </w:rPr>
+              <w:t xml:space="preserve">57</w:t>
+            </w:r>
+          </w:p>
+        </w:tc>
+        <w:tc>
+          <w:tcPr>
+            <w:tcW w:type="dxa" w:w="3000"/>
+            <w:tcBorders>
+              <w:top w:val="single" w:color="ddd3c8" w:sz="1"/>
+              <w:left w:val="single" w:color="ddd3c8" w:sz="1"/>
+              <w:bottom w:val="single" w:color="ddd3c8" w:sz="1"/>
+              <w:right w:val="single" w:color="ddd3c8" w:sz="1"/>
+            </w:tcBorders>
+            <w:shd w:fill="faf7f2" w:val="clear"/>
+            <w:tcMar>
+              <w:top w:type="dxa" w:w="60"/>
+              <w:left w:type="dxa" w:w="120"/>
+              <w:bottom w:type="dxa" w:w="60"/>
+              <w:right w:type="dxa" w:w="120"/>
+            </w:tcMar>
+          </w:tcPr>
+          <w:p>
+            <w:r>
+              <w:rPr>
+                <w:rFonts w:ascii="Arial" w:cs="Arial" w:hAnsi="Arial"/>
+                <w:b/>
+                <w:bCs/>
+                <w:color w:val="3a2e3f"/>
+                <w:sz w:val="18"/>
+                <w:szCs w:val="18"/>
+              </w:rPr>
+              <w:t xml:space="preserve">The Atlantic — Technology</w:t>
+            </w:r>
+          </w:p>
+          <w:p>
+            <w:r>
+              <w:rPr>
+                <w:rFonts w:ascii="Arial" w:cs="Arial" w:hAnsi="Arial"/>
+                <w:color w:val="7a5080"/>
+                <w:sz w:val="16"/>
+                <w:szCs w:val="16"/>
+              </w:rPr>
+              <w:t xml:space="preserve">https://www.theatlantic.com/feed/channel/technology/</w:t>
+            </w:r>
+          </w:p>
+        </w:tc>
+        <w:tc>
+          <w:tcPr>
+            <w:tcW w:type="dxa" w:w="1600"/>
+            <w:tcBorders>
+              <w:top w:val="single" w:color="ddd3c8" w:sz="1"/>
+              <w:left w:val="single" w:color="ddd3c8" w:sz="1"/>
+              <w:bottom w:val="single" w:color="ddd3c8" w:sz="1"/>
+              <w:right w:val="single" w:color="ddd3c8" w:sz="1"/>
+            </w:tcBorders>
+            <w:shd w:fill="faf7f2" w:val="clear"/>
+            <w:tcMar>
+              <w:top w:type="dxa" w:w="60"/>
+              <w:left w:type="dxa" w:w="120"/>
+              <w:bottom w:type="dxa" w:w="60"/>
+              <w:right w:type="dxa" w:w="120"/>
+            </w:tcMar>
+          </w:tcPr>
+          <w:p>
+            <w:r>
+              <w:rPr>
+                <w:rFonts w:ascii="Arial" w:cs="Arial" w:hAnsi="Arial"/>
+                <w:color w:val="3a2e3f"/>
+                <w:sz w:val="18"/>
+                <w:szCs w:val="18"/>
+              </w:rPr>
+              <w:t xml:space="preserve">Cross-tab</w:t>
+            </w:r>
+          </w:p>
+        </w:tc>
+        <w:tc>
+          <w:tcPr>
+            <w:tcW w:type="dxa" w:w="4400"/>
+            <w:tcBorders>
+              <w:top w:val="single" w:color="ddd3c8" w:sz="1"/>
+              <w:left w:val="single" w:color="ddd3c8" w:sz="1"/>
+              <w:bottom w:val="single" w:color="ddd3c8" w:sz="1"/>
+              <w:right w:val="single" w:color="ddd3c8" w:sz="1"/>
+            </w:tcBorders>
+            <w:shd w:fill="faf7f2" w:val="clear"/>
+            <w:tcMar>
+              <w:top w:type="dxa" w:w="60"/>
+              <w:left w:type="dxa" w:w="120"/>
+              <w:bottom w:type="dxa" w:w="60"/>
+              <w:right w:type="dxa" w:w="120"/>
+            </w:tcMar>
+          </w:tcPr>
+          <w:p>
+            <w:r>
+              <w:rPr>
+                <w:rFonts w:ascii="Arial" w:cs="Arial" w:hAnsi="Arial"/>
+                <w:color w:val="3a2e3f"/>
+                <w:sz w:val="18"/>
+                <w:szCs w:val="18"/>
+              </w:rPr>
+              <w:t xml:space="preserve">Long-form technology journalism with strong AI ethics and societal impact angles</w:t>
+            </w:r>
+          </w:p>
+        </w:tc>
+      </w:tr>
+      <w:tr>
+        <w:tc>
+          <w:tcPr>
+            <w:tcW w:type="dxa" w:w="360"/>
+            <w:tcBorders>
+              <w:top w:val="single" w:color="ddd3c8" w:sz="1"/>
+              <w:left w:val="single" w:color="ddd3c8" w:sz="1"/>
+              <w:bottom w:val="single" w:color="ddd3c8" w:sz="1"/>
+              <w:right w:val="single" w:color="ddd3c8" w:sz="1"/>
+            </w:tcBorders>
+            <w:shd w:fill="FFFFFF" w:val="clear"/>
+            <w:tcMar>
+              <w:top w:type="dxa" w:w="60"/>
+              <w:left w:type="dxa" w:w="120"/>
+              <w:bottom w:type="dxa" w:w="60"/>
+              <w:right w:type="dxa" w:w="120"/>
+            </w:tcMar>
+          </w:tcPr>
+          <w:p>
+            <w:r>
+              <w:rPr>
+                <w:rFonts w:ascii="Arial" w:cs="Arial" w:hAnsi="Arial"/>
+                <w:color w:val="8a7e7a"/>
+                <w:sz w:val="18"/>
+                <w:szCs w:val="18"/>
+              </w:rPr>
+              <w:t xml:space="preserve">58</w:t>
+            </w:r>
+          </w:p>
+        </w:tc>
+        <w:tc>
+          <w:tcPr>
+            <w:tcW w:type="dxa" w:w="3000"/>
+            <w:tcBorders>
+              <w:top w:val="single" w:color="ddd3c8" w:sz="1"/>
+              <w:left w:val="single" w:color="ddd3c8" w:sz="1"/>
+              <w:bottom w:val="single" w:color="ddd3c8" w:sz="1"/>
+              <w:right w:val="single" w:color="ddd3c8" w:sz="1"/>
+            </w:tcBorders>
+            <w:shd w:fill="FFFFFF" w:val="clear"/>
+            <w:tcMar>
+              <w:top w:type="dxa" w:w="60"/>
+              <w:left w:type="dxa" w:w="120"/>
+              <w:bottom w:type="dxa" w:w="60"/>
+              <w:right w:type="dxa" w:w="120"/>
+            </w:tcMar>
+          </w:tcPr>
+          <w:p>
+            <w:r>
+              <w:rPr>
+                <w:rFonts w:ascii="Arial" w:cs="Arial" w:hAnsi="Arial"/>
+                <w:b/>
+                <w:bCs/>
+                <w:color w:val="3a2e3f"/>
+                <w:sz w:val="18"/>
+                <w:szCs w:val="18"/>
+              </w:rPr>
+              <w:t xml:space="preserve">The Atlantic — Ideas</w:t>
+            </w:r>
+          </w:p>
+          <w:p>
+            <w:r>
+              <w:rPr>
+                <w:rFonts w:ascii="Arial" w:cs="Arial" w:hAnsi="Arial"/>
+                <w:color w:val="7a5080"/>
+                <w:sz w:val="16"/>
+                <w:szCs w:val="16"/>
+              </w:rPr>
+              <w:t xml:space="preserve">https://www.theatlantic.com/feed/channel/ideas/</w:t>
+            </w:r>
+          </w:p>
+        </w:tc>
+        <w:tc>
+          <w:tcPr>
+            <w:tcW w:type="dxa" w:w="1600"/>
+            <w:tcBorders>
+              <w:top w:val="single" w:color="ddd3c8" w:sz="1"/>
+              <w:left w:val="single" w:color="ddd3c8" w:sz="1"/>
+              <w:bottom w:val="single" w:color="ddd3c8" w:sz="1"/>
+              <w:right w:val="single" w:color="ddd3c8" w:sz="1"/>
+            </w:tcBorders>
+            <w:shd w:fill="FFFFFF" w:val="clear"/>
+            <w:tcMar>
+              <w:top w:type="dxa" w:w="60"/>
+              <w:left w:type="dxa" w:w="120"/>
+              <w:bottom w:type="dxa" w:w="60"/>
+              <w:right w:type="dxa" w:w="120"/>
+            </w:tcMar>
+          </w:tcPr>
+          <w:p>
+            <w:r>
+              <w:rPr>
+                <w:rFonts w:ascii="Arial" w:cs="Arial" w:hAnsi="Arial"/>
+                <w:color w:val="3a2e3f"/>
+                <w:sz w:val="18"/>
+                <w:szCs w:val="18"/>
+              </w:rPr>
+              <w:t xml:space="preserve">Cross-tab</w:t>
+            </w:r>
+          </w:p>
+        </w:tc>
+        <w:tc>
+          <w:tcPr>
+            <w:tcW w:type="dxa" w:w="4400"/>
+            <w:tcBorders>
+              <w:top w:val="single" w:color="ddd3c8" w:sz="1"/>
+              <w:left w:val="single" w:color="ddd3c8" w:sz="1"/>
+              <w:bottom w:val="single" w:color="ddd3c8" w:sz="1"/>
+              <w:right w:val="single" w:color="ddd3c8" w:sz="1"/>
+            </w:tcBorders>
+            <w:shd w:fill="FFFFFF" w:val="clear"/>
+            <w:tcMar>
+              <w:top w:type="dxa" w:w="60"/>
+              <w:left w:type="dxa" w:w="120"/>
+              <w:bottom w:type="dxa" w:w="60"/>
+              <w:right w:type="dxa" w:w="120"/>
+            </w:tcMar>
+          </w:tcPr>
+          <w:p>
+            <w:r>
+              <w:rPr>
+                <w:rFonts w:ascii="Arial" w:cs="Arial" w:hAnsi="Arial"/>
+                <w:color w:val="3a2e3f"/>
+                <w:sz w:val="18"/>
+                <w:szCs w:val="18"/>
+              </w:rPr>
+              <w:t xml:space="preserve">Ideas and culture coverage that intersects with education and technology policy</w:t>
+            </w:r>
+          </w:p>
+        </w:tc>
+      </w:tr>
+      <w:tr>
+        <w:tc>
+          <w:tcPr>
+            <w:tcW w:type="dxa" w:w="360"/>
+            <w:tcBorders>
+              <w:top w:val="single" w:color="ddd3c8" w:sz="1"/>
+              <w:left w:val="single" w:color="ddd3c8" w:sz="1"/>
+              <w:bottom w:val="single" w:color="ddd3c8" w:sz="1"/>
+              <w:right w:val="single" w:color="ddd3c8" w:sz="1"/>
+            </w:tcBorders>
+            <w:shd w:fill="faf7f2" w:val="clear"/>
+            <w:tcMar>
+              <w:top w:type="dxa" w:w="60"/>
+              <w:left w:type="dxa" w:w="120"/>
+              <w:bottom w:type="dxa" w:w="60"/>
+              <w:right w:type="dxa" w:w="120"/>
+            </w:tcMar>
+          </w:tcPr>
+          <w:p>
+            <w:r>
+              <w:rPr>
+                <w:rFonts w:ascii="Arial" w:cs="Arial" w:hAnsi="Arial"/>
+                <w:color w:val="8a7e7a"/>
+                <w:sz w:val="18"/>
+                <w:szCs w:val="18"/>
+              </w:rPr>
+              <w:t xml:space="preserve">59</w:t>
+            </w:r>
+          </w:p>
+        </w:tc>
+        <w:tc>
+          <w:tcPr>
+            <w:tcW w:type="dxa" w:w="3000"/>
+            <w:tcBorders>
+              <w:top w:val="single" w:color="ddd3c8" w:sz="1"/>
+              <w:left w:val="single" w:color="ddd3c8" w:sz="1"/>
+              <w:bottom w:val="single" w:color="ddd3c8" w:sz="1"/>
+              <w:right w:val="single" w:color="ddd3c8" w:sz="1"/>
+            </w:tcBorders>
+            <w:shd w:fill="faf7f2" w:val="clear"/>
+            <w:tcMar>
+              <w:top w:type="dxa" w:w="60"/>
+              <w:left w:type="dxa" w:w="120"/>
+              <w:bottom w:type="dxa" w:w="60"/>
+              <w:right w:type="dxa" w:w="120"/>
+            </w:tcMar>
+          </w:tcPr>
+          <w:p>
+            <w:r>
+              <w:rPr>
+                <w:rFonts w:ascii="Arial" w:cs="Arial" w:hAnsi="Arial"/>
+                <w:b/>
+                <w:bCs/>
+                <w:color w:val="3a2e3f"/>
+                <w:sz w:val="18"/>
+                <w:szCs w:val="18"/>
+              </w:rPr>
+              <w:t xml:space="preserve">Fast Company — Tech</w:t>
+            </w:r>
+          </w:p>
+          <w:p>
+            <w:r>
+              <w:rPr>
+                <w:rFonts w:ascii="Arial" w:cs="Arial" w:hAnsi="Arial"/>
+                <w:color w:val="7a5080"/>
+                <w:sz w:val="16"/>
+                <w:szCs w:val="16"/>
+              </w:rPr>
+              <w:t xml:space="preserve">https://www.fastcompany.com/technology/rss</w:t>
+            </w:r>
+          </w:p>
+        </w:tc>
+        <w:tc>
+          <w:tcPr>
+            <w:tcW w:type="dxa" w:w="1600"/>
+            <w:tcBorders>
+              <w:top w:val="single" w:color="ddd3c8" w:sz="1"/>
+              <w:left w:val="single" w:color="ddd3c8" w:sz="1"/>
+              <w:bottom w:val="single" w:color="ddd3c8" w:sz="1"/>
+              <w:right w:val="single" w:color="ddd3c8" w:sz="1"/>
+            </w:tcBorders>
+            <w:shd w:fill="faf7f2" w:val="clear"/>
+            <w:tcMar>
+              <w:top w:type="dxa" w:w="60"/>
+              <w:left w:type="dxa" w:w="120"/>
+              <w:bottom w:type="dxa" w:w="60"/>
+              <w:right w:type="dxa" w:w="120"/>
+            </w:tcMar>
+          </w:tcPr>
+          <w:p>
+            <w:r>
+              <w:rPr>
+                <w:rFonts w:ascii="Arial" w:cs="Arial" w:hAnsi="Arial"/>
+                <w:color w:val="3a2e3f"/>
+                <w:sz w:val="18"/>
+                <w:szCs w:val="18"/>
+              </w:rPr>
+              <w:t xml:space="preserve">Cross-tab</w:t>
+            </w:r>
+          </w:p>
+        </w:tc>
+        <w:tc>
+          <w:tcPr>
+            <w:tcW w:type="dxa" w:w="4400"/>
+            <w:tcBorders>
+              <w:top w:val="single" w:color="ddd3c8" w:sz="1"/>
+              <w:left w:val="single" w:color="ddd3c8" w:sz="1"/>
+              <w:bottom w:val="single" w:color="ddd3c8" w:sz="1"/>
+              <w:right w:val="single" w:color="ddd3c8" w:sz="1"/>
+            </w:tcBorders>
+            <w:shd w:fill="faf7f2" w:val="clear"/>
+            <w:tcMar>
+              <w:top w:type="dxa" w:w="60"/>
+              <w:left w:type="dxa" w:w="120"/>
+              <w:bottom w:type="dxa" w:w="60"/>
+              <w:right w:type="dxa" w:w="120"/>
+            </w:tcMar>
+          </w:tcPr>
+          <w:p>
+            <w:r>
+              <w:rPr>
+                <w:rFonts w:ascii="Arial" w:cs="Arial" w:hAnsi="Arial"/>
+                <w:color w:val="3a2e3f"/>
+                <w:sz w:val="18"/>
+                <w:szCs w:val="18"/>
+              </w:rPr>
+              <w:t xml:space="preserve">Innovation, design, and business technology from a practitioner-facing publication</w:t>
+            </w:r>
+          </w:p>
+        </w:tc>
+      </w:tr>
+      <w:tr>
+        <w:tc>
+          <w:tcPr>
+            <w:tcW w:type="dxa" w:w="360"/>
+            <w:tcBorders>
+              <w:top w:val="single" w:color="ddd3c8" w:sz="1"/>
+              <w:left w:val="single" w:color="ddd3c8" w:sz="1"/>
+              <w:bottom w:val="single" w:color="ddd3c8" w:sz="1"/>
+              <w:right w:val="single" w:color="ddd3c8" w:sz="1"/>
+            </w:tcBorders>
+            <w:shd w:fill="FFFFFF" w:val="clear"/>
+            <w:tcMar>
+              <w:top w:type="dxa" w:w="60"/>
+              <w:left w:type="dxa" w:w="120"/>
+              <w:bottom w:type="dxa" w:w="60"/>
+              <w:right w:type="dxa" w:w="120"/>
+            </w:tcMar>
+          </w:tcPr>
+          <w:p>
+            <w:r>
+              <w:rPr>
+                <w:rFonts w:ascii="Arial" w:cs="Arial" w:hAnsi="Arial"/>
+                <w:color w:val="8a7e7a"/>
+                <w:sz w:val="18"/>
+                <w:szCs w:val="18"/>
+              </w:rPr>
+              <w:t xml:space="preserve">60</w:t>
+            </w:r>
+          </w:p>
+        </w:tc>
+        <w:tc>
+          <w:tcPr>
+            <w:tcW w:type="dxa" w:w="3000"/>
+            <w:tcBorders>
+              <w:top w:val="single" w:color="ddd3c8" w:sz="1"/>
+              <w:left w:val="single" w:color="ddd3c8" w:sz="1"/>
+              <w:bottom w:val="single" w:color="ddd3c8" w:sz="1"/>
+              <w:right w:val="single" w:color="ddd3c8" w:sz="1"/>
+            </w:tcBorders>
+            <w:shd w:fill="FFFFFF" w:val="clear"/>
+            <w:tcMar>
+              <w:top w:type="dxa" w:w="60"/>
+              <w:left w:type="dxa" w:w="120"/>
+              <w:bottom w:type="dxa" w:w="60"/>
+              <w:right w:type="dxa" w:w="120"/>
+            </w:tcMar>
+          </w:tcPr>
+          <w:p>
+            <w:r>
+              <w:rPr>
+                <w:rFonts w:ascii="Arial" w:cs="Arial" w:hAnsi="Arial"/>
+                <w:b/>
+                <w:bCs/>
+                <w:color w:val="3a2e3f"/>
+                <w:sz w:val="18"/>
+                <w:szCs w:val="18"/>
+              </w:rPr>
+              <w:t xml:space="preserve">NPR — Education</w:t>
+            </w:r>
+          </w:p>
+          <w:p>
+            <w:r>
+              <w:rPr>
+                <w:rFonts w:ascii="Arial" w:cs="Arial" w:hAnsi="Arial"/>
+                <w:color w:val="7a5080"/>
+                <w:sz w:val="16"/>
+                <w:szCs w:val="16"/>
+              </w:rPr>
+              <w:t xml:space="preserve">https://feeds.npr.org/1017/rss.xml</w:t>
+            </w:r>
+          </w:p>
+        </w:tc>
+        <w:tc>
+          <w:tcPr>
+            <w:tcW w:type="dxa" w:w="1600"/>
+            <w:tcBorders>
+              <w:top w:val="single" w:color="ddd3c8" w:sz="1"/>
+              <w:left w:val="single" w:color="ddd3c8" w:sz="1"/>
+              <w:bottom w:val="single" w:color="ddd3c8" w:sz="1"/>
+              <w:right w:val="single" w:color="ddd3c8" w:sz="1"/>
+            </w:tcBorders>
+            <w:shd w:fill="FFFFFF" w:val="clear"/>
+            <w:tcMar>
+              <w:top w:type="dxa" w:w="60"/>
+              <w:left w:type="dxa" w:w="120"/>
+              <w:bottom w:type="dxa" w:w="60"/>
+              <w:right w:type="dxa" w:w="120"/>
+            </w:tcMar>
+          </w:tcPr>
+          <w:p>
+            <w:r>
+              <w:rPr>
+                <w:rFonts w:ascii="Arial" w:cs="Arial" w:hAnsi="Arial"/>
+                <w:color w:val="3a2e3f"/>
+                <w:sz w:val="18"/>
+                <w:szCs w:val="18"/>
+              </w:rPr>
+              <w:t xml:space="preserve">Cross-tab</w:t>
+            </w:r>
+          </w:p>
+        </w:tc>
+        <w:tc>
+          <w:tcPr>
+            <w:tcW w:type="dxa" w:w="4400"/>
+            <w:tcBorders>
+              <w:top w:val="single" w:color="ddd3c8" w:sz="1"/>
+              <w:left w:val="single" w:color="ddd3c8" w:sz="1"/>
+              <w:bottom w:val="single" w:color="ddd3c8" w:sz="1"/>
+              <w:right w:val="single" w:color="ddd3c8" w:sz="1"/>
+            </w:tcBorders>
+            <w:shd w:fill="FFFFFF" w:val="clear"/>
+            <w:tcMar>
+              <w:top w:type="dxa" w:w="60"/>
+              <w:left w:type="dxa" w:w="120"/>
+              <w:bottom w:type="dxa" w:w="60"/>
+              <w:right w:type="dxa" w:w="120"/>
+            </w:tcMar>
+          </w:tcPr>
+          <w:p>
+            <w:r>
+              <w:rPr>
+                <w:rFonts w:ascii="Arial" w:cs="Arial" w:hAnsi="Arial"/>
+                <w:color w:val="3a2e3f"/>
+                <w:sz w:val="18"/>
+                <w:szCs w:val="18"/>
+              </w:rPr>
+              <w:t xml:space="preserve">Public radio education coverage; accessible, equity-focused reporting with broad appeal</w:t>
+            </w:r>
+          </w:p>
+        </w:tc>
+      </w:tr>
+      <w:tr>
+        <w:tc>
+          <w:tcPr>
+            <w:tcW w:type="dxa" w:w="360"/>
+            <w:tcBorders>
+              <w:top w:val="single" w:color="ddd3c8" w:sz="1"/>
+              <w:left w:val="single" w:color="ddd3c8" w:sz="1"/>
+              <w:bottom w:val="single" w:color="ddd3c8" w:sz="1"/>
+              <w:right w:val="single" w:color="ddd3c8" w:sz="1"/>
+            </w:tcBorders>
+            <w:shd w:fill="faf7f2" w:val="clear"/>
+            <w:tcMar>
+              <w:top w:type="dxa" w:w="60"/>
+              <w:left w:type="dxa" w:w="120"/>
+              <w:bottom w:type="dxa" w:w="60"/>
+              <w:right w:type="dxa" w:w="120"/>
+            </w:tcMar>
+          </w:tcPr>
+          <w:p>
+            <w:r>
+              <w:rPr>
+                <w:rFonts w:ascii="Arial" w:cs="Arial" w:hAnsi="Arial"/>
+                <w:color w:val="8a7e7a"/>
+                <w:sz w:val="18"/>
+                <w:szCs w:val="18"/>
+              </w:rPr>
+              <w:t xml:space="preserve">61</w:t>
+            </w:r>
+          </w:p>
+        </w:tc>
+        <w:tc>
+          <w:tcPr>
+            <w:tcW w:type="dxa" w:w="3000"/>
+            <w:tcBorders>
+              <w:top w:val="single" w:color="ddd3c8" w:sz="1"/>
+              <w:left w:val="single" w:color="ddd3c8" w:sz="1"/>
+              <w:bottom w:val="single" w:color="ddd3c8" w:sz="1"/>
+              <w:right w:val="single" w:color="ddd3c8" w:sz="1"/>
+            </w:tcBorders>
+            <w:shd w:fill="faf7f2" w:val="clear"/>
+            <w:tcMar>
+              <w:top w:type="dxa" w:w="60"/>
+              <w:left w:type="dxa" w:w="120"/>
+              <w:bottom w:type="dxa" w:w="60"/>
+              <w:right w:type="dxa" w:w="120"/>
+            </w:tcMar>
+          </w:tcPr>
+          <w:p>
+            <w:r>
+              <w:rPr>
+                <w:rFonts w:ascii="Arial" w:cs="Arial" w:hAnsi="Arial"/>
+                <w:b/>
+                <w:bCs/>
+                <w:color w:val="3a2e3f"/>
+                <w:sz w:val="18"/>
+                <w:szCs w:val="18"/>
+              </w:rPr>
+              <w:t xml:space="preserve">Scientific American</w:t>
+            </w:r>
+          </w:p>
+          <w:p>
+            <w:r>
+              <w:rPr>
+                <w:rFonts w:ascii="Arial" w:cs="Arial" w:hAnsi="Arial"/>
+                <w:color w:val="7a5080"/>
+                <w:sz w:val="16"/>
+                <w:szCs w:val="16"/>
+              </w:rPr>
+              <w:t xml:space="preserve">https://www.scientificamerican.com/feed/rss/</w:t>
+            </w:r>
+          </w:p>
+        </w:tc>
+        <w:tc>
+          <w:tcPr>
+            <w:tcW w:type="dxa" w:w="1600"/>
+            <w:tcBorders>
+              <w:top w:val="single" w:color="ddd3c8" w:sz="1"/>
+              <w:left w:val="single" w:color="ddd3c8" w:sz="1"/>
+              <w:bottom w:val="single" w:color="ddd3c8" w:sz="1"/>
+              <w:right w:val="single" w:color="ddd3c8" w:sz="1"/>
+            </w:tcBorders>
+            <w:shd w:fill="faf7f2" w:val="clear"/>
+            <w:tcMar>
+              <w:top w:type="dxa" w:w="60"/>
+              <w:left w:type="dxa" w:w="120"/>
+              <w:bottom w:type="dxa" w:w="60"/>
+              <w:right w:type="dxa" w:w="120"/>
+            </w:tcMar>
+          </w:tcPr>
+          <w:p>
+            <w:r>
+              <w:rPr>
+                <w:rFonts w:ascii="Arial" w:cs="Arial" w:hAnsi="Arial"/>
+                <w:color w:val="3a2e3f"/>
+                <w:sz w:val="18"/>
+                <w:szCs w:val="18"/>
+              </w:rPr>
+              <w:t xml:space="preserve">Cross-tab</w:t>
+            </w:r>
+          </w:p>
+        </w:tc>
+        <w:tc>
+          <w:tcPr>
+            <w:tcW w:type="dxa" w:w="4400"/>
+            <w:tcBorders>
+              <w:top w:val="single" w:color="ddd3c8" w:sz="1"/>
+              <w:left w:val="single" w:color="ddd3c8" w:sz="1"/>
+              <w:bottom w:val="single" w:color="ddd3c8" w:sz="1"/>
+              <w:right w:val="single" w:color="ddd3c8" w:sz="1"/>
+            </w:tcBorders>
+            <w:shd w:fill="faf7f2" w:val="clear"/>
+            <w:tcMar>
+              <w:top w:type="dxa" w:w="60"/>
+              <w:left w:type="dxa" w:w="120"/>
+              <w:bottom w:type="dxa" w:w="60"/>
+              <w:right w:type="dxa" w:w="120"/>
+            </w:tcMar>
+          </w:tcPr>
+          <w:p>
+            <w:r>
+              <w:rPr>
+                <w:rFonts w:ascii="Arial" w:cs="Arial" w:hAnsi="Arial"/>
+                <w:color w:val="3a2e3f"/>
+                <w:sz w:val="18"/>
+                <w:szCs w:val="18"/>
+              </w:rPr>
+              <w:t xml:space="preserve">Authoritative science journalism covering AI, cognition, and learning research</w:t>
+            </w:r>
+          </w:p>
+        </w:tc>
+      </w:tr>
+      <w:tr>
+        <w:tc>
+          <w:tcPr>
+            <w:tcW w:type="dxa" w:w="360"/>
+            <w:tcBorders>
+              <w:top w:val="single" w:color="ddd3c8" w:sz="1"/>
+              <w:left w:val="single" w:color="ddd3c8" w:sz="1"/>
+              <w:bottom w:val="single" w:color="ddd3c8" w:sz="1"/>
+              <w:right w:val="single" w:color="ddd3c8" w:sz="1"/>
+            </w:tcBorders>
+            <w:shd w:fill="FFFFFF" w:val="clear"/>
+            <w:tcMar>
+              <w:top w:type="dxa" w:w="60"/>
+              <w:left w:type="dxa" w:w="120"/>
+              <w:bottom w:type="dxa" w:w="60"/>
+              <w:right w:type="dxa" w:w="120"/>
+            </w:tcMar>
+          </w:tcPr>
+          <w:p>
+            <w:r>
+              <w:rPr>
+                <w:rFonts w:ascii="Arial" w:cs="Arial" w:hAnsi="Arial"/>
+                <w:color w:val="8a7e7a"/>
+                <w:sz w:val="18"/>
+                <w:szCs w:val="18"/>
+              </w:rPr>
+              <w:t xml:space="preserve">62</w:t>
+            </w:r>
+          </w:p>
+        </w:tc>
+        <w:tc>
+          <w:tcPr>
+            <w:tcW w:type="dxa" w:w="3000"/>
+            <w:tcBorders>
+              <w:top w:val="single" w:color="ddd3c8" w:sz="1"/>
+              <w:left w:val="single" w:color="ddd3c8" w:sz="1"/>
+              <w:bottom w:val="single" w:color="ddd3c8" w:sz="1"/>
+              <w:right w:val="single" w:color="ddd3c8" w:sz="1"/>
+            </w:tcBorders>
+            <w:shd w:fill="FFFFFF" w:val="clear"/>
+            <w:tcMar>
+              <w:top w:type="dxa" w:w="60"/>
+              <w:left w:type="dxa" w:w="120"/>
+              <w:bottom w:type="dxa" w:w="60"/>
+              <w:right w:type="dxa" w:w="120"/>
+            </w:tcMar>
+          </w:tcPr>
+          <w:p>
+            <w:r>
+              <w:rPr>
+                <w:rFonts w:ascii="Arial" w:cs="Arial" w:hAnsi="Arial"/>
+                <w:b/>
+                <w:bCs/>
+                <w:color w:val="3a2e3f"/>
+                <w:sz w:val="18"/>
+                <w:szCs w:val="18"/>
+              </w:rPr>
+              <w:t xml:space="preserve">Ars Technica</w:t>
+            </w:r>
+          </w:p>
+          <w:p>
+            <w:r>
+              <w:rPr>
+                <w:rFonts w:ascii="Arial" w:cs="Arial" w:hAnsi="Arial"/>
+                <w:color w:val="7a5080"/>
+                <w:sz w:val="16"/>
+                <w:szCs w:val="16"/>
+              </w:rPr>
+              <w:t xml:space="preserve">https://feeds.arstechnica.com/arstechnica/technology-lab</w:t>
+            </w:r>
+          </w:p>
+        </w:tc>
+        <w:tc>
+          <w:tcPr>
+            <w:tcW w:type="dxa" w:w="1600"/>
+            <w:tcBorders>
+              <w:top w:val="single" w:color="ddd3c8" w:sz="1"/>
+              <w:left w:val="single" w:color="ddd3c8" w:sz="1"/>
+              <w:bottom w:val="single" w:color="ddd3c8" w:sz="1"/>
+              <w:right w:val="single" w:color="ddd3c8" w:sz="1"/>
+            </w:tcBorders>
+            <w:shd w:fill="FFFFFF" w:val="clear"/>
+            <w:tcMar>
+              <w:top w:type="dxa" w:w="60"/>
+              <w:left w:type="dxa" w:w="120"/>
+              <w:bottom w:type="dxa" w:w="60"/>
+              <w:right w:type="dxa" w:w="120"/>
+            </w:tcMar>
+          </w:tcPr>
+          <w:p>
+            <w:r>
+              <w:rPr>
+                <w:rFonts w:ascii="Arial" w:cs="Arial" w:hAnsi="Arial"/>
+                <w:color w:val="3a2e3f"/>
+                <w:sz w:val="18"/>
+                <w:szCs w:val="18"/>
+              </w:rPr>
+              <w:t xml:space="preserve">Cross-tab</w:t>
+            </w:r>
+          </w:p>
+        </w:tc>
+        <w:tc>
+          <w:tcPr>
+            <w:tcW w:type="dxa" w:w="4400"/>
+            <w:tcBorders>
+              <w:top w:val="single" w:color="ddd3c8" w:sz="1"/>
+              <w:left w:val="single" w:color="ddd3c8" w:sz="1"/>
+              <w:bottom w:val="single" w:color="ddd3c8" w:sz="1"/>
+              <w:right w:val="single" w:color="ddd3c8" w:sz="1"/>
+            </w:tcBorders>
+            <w:shd w:fill="FFFFFF" w:val="clear"/>
+            <w:tcMar>
+              <w:top w:type="dxa" w:w="60"/>
+              <w:left w:type="dxa" w:w="120"/>
+              <w:bottom w:type="dxa" w:w="60"/>
+              <w:right w:type="dxa" w:w="120"/>
+            </w:tcMar>
+          </w:tcPr>
+          <w:p>
+            <w:r>
+              <w:rPr>
+                <w:rFonts w:ascii="Arial" w:cs="Arial" w:hAnsi="Arial"/>
+                <w:color w:val="3a2e3f"/>
+                <w:sz w:val="18"/>
+                <w:szCs w:val="18"/>
+              </w:rPr>
+              <w:t xml:space="preserve">Deep technical journalism; AI infrastructure, research papers, and emerging technology</w:t>
+            </w:r>
+          </w:p>
+        </w:tc>
+      </w:tr>
+    </w:tbl>
+    <w:p>
+      <w:pPr>
+        <w:spacing w:before="160" w:after="0"/>
+      </w:pPr>
+      <w:r>
+        <w:rPr>
+          <w:rFonts w:ascii="Arial" w:cs="Arial" w:hAnsi="Arial"/>
+          <w:color w:val="8a7e7a"/>
+          <w:sz w:val="16"/>
+          <w:szCs w:val="16"/>
+          <w:i/>
+          <w:iCs/>
+        </w:rPr>
+        <w:t xml:space="preserve">Sources curated March 2026. All RSS feeds verified active at time of publication. University labs listed in order of national AI program ranking. homeTab assignments are default routing tiebreakers only — the keyword classifier determines each article’s final tab placement.</w:t>
+      </w:r>
+    </w:p>
+    <w:p>
+      <w:pPr>
         <w:spacing w:before="0" w:after="160"/>
       </w:pPr>
       <w:r>
